--- a/result/Ketika_Jiwa_Pulang_ke_Sunyi.docx
+++ b/result/Ketika_Jiwa_Pulang_ke_Sunyi.docx
@@ -20,7 +20,7 @@
           <w:color w:val="1B5E20"/>
           <w:sz w:val="28"/>
         </w:rPr>
-        <w:t>❖   ❖   ❖</w:t>
+        <w:t>❖ ❖ ❖</w:t>
       </w:r>
     </w:p>
     <w:p>
@@ -41,7 +41,7 @@
     </w:p>
     <w:p>
       <w:pPr>
-        <w:spacing w:before="0" w:after="480" w:line="300" w:lineRule="auto"/>
+        <w:spacing w:before="0" w:after="560" w:line="300" w:lineRule="auto"/>
         <w:jc w:val="center"/>
       </w:pPr>
       <w:r>
@@ -57,22 +57,6 @@
     </w:p>
     <w:p>
       <w:pPr>
-        <w:spacing w:before="0" w:after="720" w:line="300" w:lineRule="auto"/>
-        <w:jc w:val="center"/>
-      </w:pPr>
-      <w:r>
-        <w:rPr>
-          <w:rFonts w:ascii="Garamond" w:hAnsi="Garamond"/>
-          <w:b w:val="0"/>
-          <w:i w:val="0"/>
-          <w:color w:val="787878"/>
-          <w:sz w:val="20"/>
-        </w:rPr>
-        <w:t>— — — — — — — — — —</w:t>
-      </w:r>
-    </w:p>
-    <w:p>
-      <w:pPr>
         <w:spacing w:before="0" w:after="120" w:line="300" w:lineRule="auto"/>
         <w:jc w:val="center"/>
       </w:pPr>
@@ -100,7 +84,7 @@
           <w:color w:val="505050"/>
           <w:sz w:val="18"/>
         </w:rPr>
-        <w:t>1. When the Heart is Lonely — Habib Isa Alkaff, Habib Ja'far Al Jufri, &amp; Bang Fathur</w:t>
+        <w:t>1. When the Heart is Lonely, Habib Isa Alkaff, Habib Ja'far Al Jufri, &amp; Bang Fathur</w:t>
       </w:r>
     </w:p>
     <w:p>
@@ -116,7 +100,7 @@
           <w:color w:val="505050"/>
           <w:sz w:val="18"/>
         </w:rPr>
-        <w:t>2. Kabur Aja Dulu — Habib Ja'far Al Jufri &amp; Ustadz Fikri Nadjib</w:t>
+        <w:t>2. Kabur Aja Dulu, Habib Ja'far Al Jufri &amp; Ustadz Fikri Nadjib</w:t>
       </w:r>
     </w:p>
     <w:p>
@@ -132,12 +116,12 @@
           <w:color w:val="505050"/>
           <w:sz w:val="18"/>
         </w:rPr>
-        <w:t>3. Luka Akan Sembuh — Ustadz Salim A. Fillah, Hyung Hammad Rosyadi, &amp; Ustadz Amri Fatmi</w:t>
+        <w:t>3. Luka Akan Sembuh, Ustadz Salim A. Fillah, Hyung Hammad Rosyadi, &amp; Ustadz Amri Fatmi</w:t>
       </w:r>
     </w:p>
     <w:p>
       <w:pPr>
-        <w:spacing w:before="960"/>
+        <w:spacing w:before="1120"/>
       </w:pPr>
     </w:p>
     <w:p>
@@ -169,7 +153,7 @@
           <w:color w:val="787878"/>
           <w:sz w:val="19"/>
         </w:rPr>
-        <w:t>Yogyakarta — 2026</w:t>
+        <w:t>Yogyakarta, 2026</w:t>
       </w:r>
     </w:p>
     <w:p>
@@ -369,7 +353,7 @@
                 <w:i/>
                 <w:sz w:val="21"/>
               </w:rPr>
-              <w:t>— Tere Liye, Catatan Perjalanan Batin</w:t>
+              <w:t>(Catatan Perjalanan Batin)</w:t>
             </w:r>
           </w:p>
         </w:tc>
@@ -430,7 +414,7 @@
           <w:color w:val="787878"/>
           <w:sz w:val="20"/>
         </w:rPr>
-        <w:t>— ❖ —</w:t>
+        <w:t>❖</w:t>
       </w:r>
     </w:p>
     <w:p>
@@ -498,7 +482,7 @@
           <w:color w:val="000000"/>
           <w:sz w:val="23"/>
         </w:rPr>
-        <w:t>Namun di dalam dada pemuda itu—dan barangkali juga di dalam dadamu yang sedang membaca lembar demi lembar buku ini—ada ruang hampa yang teramat sunyi. Ruang hampa yang tidak bisa diisi oleh seribu ucapan selamat, tidak bisa dihangatkan oleh secangkir kopi panas di kafe megah, dan tidak bisa disembuhkan oleh tidur berjam-jam di kasur yang empuk.</w:t>
+        <w:t>Namun di dalam dada pemuda itu, dan barangkali juga di dalam dadamu yang sedang membaca lembar demi lembar buku ini, ada ruang hampa yang teramat sunyi. Ruang hampa yang tidak bisa diisi oleh seribu ucapan selamat, tidak bisa dihangatkan oleh secangkir kopi panas di kafe megah, dan tidak bisa disembuhkan oleh tidur berjam-jam di kasur yang empuk.</w:t>
       </w:r>
     </w:p>
     <w:p>
@@ -617,7 +601,7 @@
           <w:color w:val="000000"/>
           <w:sz w:val="23"/>
         </w:rPr>
-        <w:t>Buku ini lahir dari saripati tiga perbincangan mendalam di ruang kajian 'On The Way Talk'—tentang bagaimana menatap rasa sepi bersama Habib Isa Alkaff, Habib Ja'far Al Jufri, dan Bang Fathur; tentang keberanian mengambil jeda dan menjaga jarak dari racun dunia bersama Ustadz Fikri Nadjib; serta tentang seni memeluk luka dan menatap takdir bersama Ustadz Salim A. Fillah, Hyung Hammad Rosyadi, dan Ustadz Dr. Amri Fatmi.</w:t>
+        <w:t>Buku ini lahir dari saripati tiga perbincangan mendalam di ruang kajian 'On The Way Talk', tentang bagaimana menatap rasa sepi bersama Habib Isa Alkaff, Habib Ja'far Al Jufri, dan Bang Fathur; tentang keberanian mengambil jeda dan menjaga jarak dari racun dunia bersama Ustadz Fikri Nadjib; serta tentang seni memeluk luka dan menatap takdir bersama Ustadz Salim A. Fillah, Hyung Hammad Rosyadi, dan Ustadz Dr. Amri Fatmi.</w:t>
       </w:r>
     </w:p>
     <w:p>
@@ -1029,7 +1013,7 @@
           <w:color w:val="787878"/>
           <w:sz w:val="19"/>
         </w:rPr>
-        <w:t>Inspirasi Kajian: When the Heart is Lonely — Habib Isa Alkaff, Habib Ja'far Al Jufri, &amp; Bang Fathur</w:t>
+        <w:t>Inspirasi Kajian: When the Heart is Lonely, Habib Isa Alkaff, Habib Ja'far Al Jufri, &amp; Bang Fathur</w:t>
       </w:r>
     </w:p>
     <w:p>
@@ -1098,7 +1082,7 @@
           <w:color w:val="787878"/>
           <w:sz w:val="20"/>
         </w:rPr>
-        <w:t>— ❖ —</w:t>
+        <w:t>❖</w:t>
       </w:r>
     </w:p>
     <w:tbl>
@@ -1181,7 +1165,7 @@
                 <w:color w:val="1B5E20"/>
                 <w:sz w:val="18"/>
               </w:rPr>
-              <w:t>— QS. Al-Baqarah: 186</w:t>
+              <w:t>(QS. Al-Baqarah: 186)</w:t>
             </w:r>
           </w:p>
           <w:p>
@@ -1222,7 +1206,7 @@
                 <w:color w:val="1B5E20"/>
                 <w:sz w:val="18"/>
               </w:rPr>
-              <w:t>— HR. Bukhari no. 2893</w:t>
+              <w:t>(HR. Bukhari no. 2893)</w:t>
             </w:r>
           </w:p>
         </w:tc>
@@ -1348,7 +1332,7 @@
           <w:color w:val="000000"/>
           <w:sz w:val="23"/>
         </w:rPr>
-        <w:t>Kau tidak sendirian dalam perasaan ini, kawan. Kesepian bukanlah tanda bahwa kau cacat atau tidak laku. Kesepian adalah alarm alami dari jiwamu—sinyal bahwa ada kebutuhan batin yang selama ini kau abaikan dengan sengaja.</w:t>
+        <w:t>Kau tidak sendirian dalam perasaan ini, kawan. Kesepian bukanlah tanda bahwa kau cacat atau tidak laku. Kesepian adalah alarm alami dari jiwamu, sinyal bahwa ada kebutuhan batin yang selama ini kau abaikan dengan sengaja.</w:t>
       </w:r>
     </w:p>
     <w:p>
@@ -1432,7 +1416,7 @@
           <w:color w:val="000000"/>
           <w:sz w:val="22"/>
         </w:rPr>
-        <w:t>Namun, sains modern juga menemukan bahwa otak manusia memiliki kapasitas neuroplastisitas yang luar biasa. Sirkuit kecemasan di Amigdala dapat diredam secara signifikan melalui apa yang disebut para psikolog sebagai 'Spiritual Attachment Security'—rasa aman dan terikat secara batin dengan Dzat Yang Maha Melindungi.</w:t>
+        <w:t>Namun, sains modern juga menemukan bahwa otak manusia memiliki kapasitas neuroplastisitas yang luar biasa. Sirkuit kecemasan di Amigdala dapat diredam secara signifikan melalui apa yang disebut para psikolog sebagai 'Spiritual Attachment Security', rasa aman dan terikat secara batin dengan Dzat Yang Maha Melindungi.</w:t>
       </w:r>
     </w:p>
     <w:p>
@@ -1491,7 +1475,7 @@
                 <w:color w:val="1B5E20"/>
                 <w:sz w:val="21"/>
               </w:rPr>
-              <w:t>🌿  Dialog Mindful: Menyapa Sunyi Tanpa Rasa Takut</w:t>
+              <w:t>🌿 Dialog Mindful: Menyapa Sunyi Tanpa Rasa Takut</w:t>
             </w:r>
           </w:p>
           <w:p>
@@ -1709,7 +1693,7 @@
           <w:color w:val="787878"/>
           <w:sz w:val="20"/>
         </w:rPr>
-        <w:t>— ❖ —</w:t>
+        <w:t>❖</w:t>
       </w:r>
     </w:p>
     <w:tbl>
@@ -1792,7 +1776,7 @@
                 <w:color w:val="1B5E20"/>
                 <w:sz w:val="18"/>
               </w:rPr>
-              <w:t>— QS. Ar-Ra'd: 28</w:t>
+              <w:t>(QS. Ar-Ra'd: 28)</w:t>
             </w:r>
           </w:p>
           <w:p>
@@ -1833,7 +1817,7 @@
                 <w:color w:val="1B5E20"/>
                 <w:sz w:val="18"/>
               </w:rPr>
-              <w:t>— HR. Thabrani dalam Al-Mu'jam Al-Kabir</w:t>
+              <w:t>(HR. Thabrani dalam Al-Mu'jam Al-Kabir)</w:t>
             </w:r>
           </w:p>
         </w:tc>
@@ -1942,7 +1926,7 @@
           <w:color w:val="000000"/>
           <w:sz w:val="23"/>
         </w:rPr>
-        <w:t>Mengapa bisa demikian? Karena hati manusia diciptakan oleh Allah dengan kapasitas tak terhingga (*infinite capacity*). Hati adalah tempat di mana rasa cinta, kerinduan, dan keagungan bersemayam. Jika kau mencoba memasukkan hal-hal yang fana, sempit, dan terbatas—seperti pujian manusia, jabatan sementara, atau gemerlap harta—ke dalam wadah yang berukuran tak terbatas, tentu saja wadah itu tidak akan pernah penuh.</w:t>
+        <w:t>Mengapa bisa demikian? Karena hati manusia diciptakan oleh Allah dengan kapasitas tak terhingga (*infinite capacity*). Hati adalah tempat di mana rasa cinta, kerinduan, dan keagungan bersemayam. Jika kau mencoba memasukkan hal-hal yang fana, sempit, dan terbatas, seperti pujian manusia, jabatan sementara, atau gemerlap harta, ke dalam wadah yang berukuran tak terbatas, tentu saja wadah itu tidak akan pernah penuh.</w:t>
       </w:r>
     </w:p>
     <w:p>
@@ -2009,7 +1993,7 @@
           <w:color w:val="000000"/>
           <w:sz w:val="22"/>
         </w:rPr>
-        <w:t>Secara neurokimia, media sosial dirancang dengan mekanisme 'Variable Reward Schedule'—prinsip yang sama dengan mesin judi kasino. Setiap kali ponselmu bergetar atau ada notifikasi baru masuk, otak melepaskan percikan hormon Dopamin di area Ventral Striatum.</w:t>
+        <w:t>Secara neurokimia, media sosial dirancang dengan mekanisme 'Variable Reward Schedule', prinsip yang sama dengan mesin judi kasino. Setiap kali ponselmu bergetar atau ada notifikasi baru masuk, otak melepaskan percikan hormon Dopamin di area Ventral Striatum.</w:t>
       </w:r>
     </w:p>
     <w:p>
@@ -2077,7 +2061,7 @@
           <w:color w:val="000000"/>
           <w:sz w:val="22"/>
         </w:rPr>
-        <w:t>Kajian psikologi kognitif modern menganjurkan praktik 'Digital Fasting' dan 'Mindful Presence'—yang dalam tradisi Islam telah diajarkan berabad-abad silam melalui konsep Dzikir dan Tafakkur. Melalui dzikir yang teratur, otak distabilkan kembali, melepaskan ketergantungan semu pada validasi eksternal.</w:t>
+        <w:t>Kajian psikologi kognitif modern menganjurkan praktik 'Digital Fasting' dan 'Mindful Presence', yang dalam tradisi Islam telah diajarkan berabad-abad silam melalui konsep Dzikir dan Tafakkur. Melalui dzikir yang teratur, otak distabilkan kembali, melepaskan ketergantungan semu pada validasi eksternal.</w:t>
       </w:r>
     </w:p>
     <w:tbl>
@@ -2119,7 +2103,7 @@
                 <w:color w:val="1B5E20"/>
                 <w:sz w:val="21"/>
               </w:rPr>
-              <w:t>🌿  Dialog Mindful: Melepaskan Tuntutan Menjadi Sempurna</w:t>
+              <w:t>🌿 Dialog Mindful: Melepaskan Tuntutan Menjadi Sempurna</w:t>
             </w:r>
           </w:p>
           <w:p>
@@ -2350,7 +2334,7 @@
           <w:color w:val="787878"/>
           <w:sz w:val="20"/>
         </w:rPr>
-        <w:t>— ❖ —</w:t>
+        <w:t>❖</w:t>
       </w:r>
     </w:p>
     <w:tbl>
@@ -2433,7 +2417,7 @@
                 <w:color w:val="1B5E20"/>
                 <w:sz w:val="18"/>
               </w:rPr>
-              <w:t>— QS. Al-Anbiya: 87</w:t>
+              <w:t>(QS. Al-Anbiya: 87)</w:t>
             </w:r>
           </w:p>
           <w:p>
@@ -2474,7 +2458,7 @@
                 <w:color w:val="1B5E20"/>
                 <w:sz w:val="18"/>
               </w:rPr>
-              <w:t>— HR. Tirmidzi no. 3505 (Doa Penawar Kesulitan)</w:t>
+              <w:t>(HR. Tirmidzi no. 3505 (Doa Penawar Kesulitan))</w:t>
             </w:r>
           </w:p>
         </w:tc>
@@ -2532,7 +2516,7 @@
           <w:color w:val="000000"/>
           <w:sz w:val="23"/>
         </w:rPr>
-        <w:t>Kesepian adalah keterasingan yang menyiksa—ketika kau merasa terbuang, tidak diinginkan, dan kosong melompong. Sedangkan menyepi adalah pilihan sadar untuk melangkah mundur dari kebisingan dunia, demi memberi ruang bagi jiwamu untuk kembali bercakap-cakap dengan Tuhannya.</w:t>
+        <w:t>Kesepian adalah keterasingan yang menyiksa, ketika kau merasa terbuang, tidak diinginkan, dan kosong melompong. Sedangkan menyepi adalah pilihan sadar untuk melangkah mundur dari kebisingan dunia, demi memberi ruang bagi jiwamu untuk kembali bercakap-cakap dengan Tuhannya.</w:t>
       </w:r>
     </w:p>
     <w:p>
@@ -2684,7 +2668,7 @@
           <w:color w:val="000000"/>
           <w:sz w:val="22"/>
         </w:rPr>
-        <w:t>Jika tidak diarahkan dengan baik, DMN yang hiperaktif di bawah pengaruh stres akan memicu siklus 'Ruminasi Depresif'—memutar ulang kesalahan masa lalu dan mengantisipasi skenario terburuk secara berulang-ulang.</w:t>
+        <w:t>Jika tidak diarahkan dengan baik, DMN yang hiperaktif di bawah pengaruh stres akan memicu siklus 'Ruminasi Depresif', memutar ulang kesalahan masa lalu dan mengantisipasi skenario terburuk secara berulang-ulang.</w:t>
       </w:r>
     </w:p>
     <w:p>
@@ -2718,7 +2702,7 @@
           <w:color w:val="000000"/>
           <w:sz w:val="22"/>
         </w:rPr>
-        <w:t>Psikologi positif menyebut fenomena ini sebagai 'Constructive Solitude'—kesendirian yang menumbuhkan. Orang yang menguasai seni menyepi memiliki resiliensi emosional 60% lebih tinggi dalam menghadapi krisis kehidupan dibandingkan mereka yang selalu bergantung pada kerumunan untuk merasa aman.</w:t>
+        <w:t>Psikologi positif menyebut fenomena ini sebagai 'Constructive Solitude', kesendirian yang menumbuhkan. Orang yang menguasai seni menyepi memiliki resiliensi emosional 60% lebih tinggi dalam menghadapi krisis kehidupan dibandingkan mereka yang selalu bergantung pada kerumunan untuk merasa aman.</w:t>
       </w:r>
     </w:p>
     <w:p>
@@ -2777,7 +2761,7 @@
                 <w:color w:val="1B5E20"/>
                 <w:sz w:val="21"/>
               </w:rPr>
-              <w:t>🌿  Dialog Mindful: Menikmati Keheningan Sujud</w:t>
+              <w:t>🌿 Dialog Mindful: Menikmati Keheningan Sujud</w:t>
             </w:r>
           </w:p>
           <w:p>
@@ -2995,7 +2979,7 @@
           <w:color w:val="787878"/>
           <w:sz w:val="20"/>
         </w:rPr>
-        <w:t>— ❖ —</w:t>
+        <w:t>❖</w:t>
       </w:r>
     </w:p>
     <w:tbl>
@@ -3078,7 +3062,7 @@
                 <w:color w:val="1B5E20"/>
                 <w:sz w:val="18"/>
               </w:rPr>
-              <w:t>— QS. Al-Qashash: 24</w:t>
+              <w:t>(QS. Al-Qashash: 24)</w:t>
             </w:r>
           </w:p>
           <w:p>
@@ -3119,7 +3103,7 @@
                 <w:color w:val="1B5E20"/>
                 <w:sz w:val="18"/>
               </w:rPr>
-              <w:t>— Doa Nabi Musa AS di Bawah Pohon Madyan</w:t>
+              <w:t>(Doa Nabi Musa AS di Bawah Pohon Madyan)</w:t>
             </w:r>
           </w:p>
         </w:tc>
@@ -3160,7 +3144,7 @@
           <w:color w:val="000000"/>
           <w:sz w:val="23"/>
         </w:rPr>
-        <w:t>Pernahkah kau berdiri lama di depan cermin kamar mandimu setelah membasuh muka? Kau menatap sepasang mata di dalam cermin itu—sepasang mata yang tampak begitu lelah, dengan lingkaran hitam di bawahnya dan tatapan yang kehilangan binar keceriaan masa kecil.</w:t>
+        <w:t>Pernahkah kau berdiri lama di depan cermin kamar mandimu setelah membasuh muka? Kau menatap sepasang mata di dalam cermin itu, sepasang mata yang tampak begitu lelah, dengan lingkaran hitam di bawahnya dan tatapan yang kehilangan binar keceriaan masa kecil.</w:t>
       </w:r>
     </w:p>
     <w:p>
@@ -3422,7 +3406,7 @@
                 <w:color w:val="1B5E20"/>
                 <w:sz w:val="21"/>
               </w:rPr>
-              <w:t>🌿  Dialog Mindful: Memeluk Diri Sendiri di Hadapan Allah</w:t>
+              <w:t>🌿 Dialog Mindful: Memeluk Diri Sendiri di Hadapan Allah</w:t>
             </w:r>
           </w:p>
           <w:p>
@@ -3645,7 +3629,7 @@
           <w:color w:val="787878"/>
           <w:sz w:val="19"/>
         </w:rPr>
-        <w:t>Inspirasi Kajian: Kabur Aja Dulu — Habib Ja'far Al Jufri &amp; Ustadz Fikri Nadjib</w:t>
+        <w:t>Inspirasi Kajian: Kabur Aja Dulu, Habib Ja'far Al Jufri &amp; Ustadz Fikri Nadjib</w:t>
       </w:r>
     </w:p>
     <w:p>
@@ -3714,7 +3698,7 @@
           <w:color w:val="787878"/>
           <w:sz w:val="20"/>
         </w:rPr>
-        <w:t>— ❖ —</w:t>
+        <w:t>❖</w:t>
       </w:r>
     </w:p>
     <w:tbl>
@@ -3797,7 +3781,7 @@
                 <w:color w:val="1B5E20"/>
                 <w:sz w:val="18"/>
               </w:rPr>
-              <w:t>— QS. Al-Baqarah: 286</w:t>
+              <w:t>(QS. Al-Baqarah: 286)</w:t>
             </w:r>
           </w:p>
           <w:p>
@@ -3838,7 +3822,7 @@
                 <w:color w:val="1B5E20"/>
                 <w:sz w:val="18"/>
               </w:rPr>
-              <w:t>— HR. Abu Dawud no. 5090</w:t>
+              <w:t>(HR. Abu Dawud no. 5090)</w:t>
             </w:r>
           </w:p>
         </w:tc>
@@ -3913,7 +3897,7 @@
           <w:color w:val="000000"/>
           <w:sz w:val="23"/>
         </w:rPr>
-        <w:t>Kau tahu jawabannya, kawan. Lelah yang sedang kau rasakan hari ini bukan lagi sekadar lelah otot yang bisa hilang dengan segelas minuman berenergi atau pijatan di punggung. Lelahmu adalah lelah eksistensial—kelelahan spiritual seorang hamba yang sudah terlalu lama berlari kencang tanpa tahu lagi ke mana arah garis akhir.</w:t>
+        <w:t>Kau tahu jawabannya, kawan. Lelah yang sedang kau rasakan hari ini bukan lagi sekadar lelah otot yang bisa hilang dengan segelas minuman berenergi atau pijatan di punggung. Lelahmu adalah lelah eksistensial, kelelahan spiritual seorang hamba yang sudah terlalu lama berlari kencang tanpa tahu lagi ke mana arah garis akhir.</w:t>
       </w:r>
     </w:p>
     <w:p>
@@ -4048,7 +4032,7 @@
           <w:color w:val="000000"/>
           <w:sz w:val="22"/>
         </w:rPr>
-        <w:t>Pada fase awal, kadar kortisol melonjak tinggi, menimbulkan insomnia, palpitasi jantung, dan hiper-kewaspadaan. Namun jika stresor berlanjut berbulan-bulan, aksis HPA mengalami 'Burnout Exhaustion'—kadar kortisol justru anjlok ke titik terendah (*hypocortisolemia*). Penderitanya mengalami kelelahan ekstrem di pagi hari, disfungsi kognitif (Brain Fog), dan kerentanan terhadap penyakit autoimun.</w:t>
+        <w:t>Pada fase awal, kadar kortisol melonjak tinggi, menimbulkan insomnia, palpitasi jantung, dan hiper-kewaspadaan. Namun jika stresor berlanjut berbulan-bulan, aksis HPA mengalami 'Burnout Exhaustion', kadar kortisol justru anjlok ke titik terendah (*hypocortisolemia*). Penderitanya mengalami kelelahan ekstrem di pagi hari, disfungsi kognitif (Brain Fog), dan kerentanan terhadap penyakit autoimun.</w:t>
       </w:r>
     </w:p>
     <w:p>
@@ -4065,7 +4049,7 @@
           <w:color w:val="000000"/>
           <w:sz w:val="22"/>
         </w:rPr>
-        <w:t>Penelitian neuro-imaging menunjukkan bahwa stres kronis yang tidak tertangani mengakibatkan atrofi (penyusutan volume) dendrit di area Hipokampus dan Prefrontal Cortex—area yang bertanggung jawab untuk memori kerja, konsentrasi, dan pengambilan keputusan rasional.</w:t>
+        <w:t>Penelitian neuro-imaging menunjukkan bahwa stres kronis yang tidak tertangani mengakibatkan atrofi (penyusutan volume) dendrit di area Hipokampus dan Prefrontal Cortex, area yang bertanggung jawab untuk memori kerja, konsentrasi, dan pengambilan keputusan rasional.</w:t>
       </w:r>
     </w:p>
     <w:p>
@@ -4082,7 +4066,7 @@
           <w:color w:val="000000"/>
           <w:sz w:val="22"/>
         </w:rPr>
-        <w:t>Sains membuktikan bahwa satu-satunya cara biologis untuk memutus rantai allostatic overload ini adalah dengan 'Strategic De-escalation'—menghentikan paparan terhadap pemicu stres, mengistirahatkan sistem saraf simpatik, dan membiarkan ritme sirkadian tubuh pulih secara alami.</w:t>
+        <w:t>Sains membuktikan bahwa satu-satunya cara biologis untuk memutus rantai allostatic overload ini adalah dengan 'Strategic De-escalation', menghentikan paparan terhadap pemicu stres, mengistirahatkan sistem saraf simpatik, dan membiarkan ritme sirkadian tubuh pulih secara alami.</w:t>
       </w:r>
     </w:p>
     <w:tbl>
@@ -4124,7 +4108,7 @@
                 <w:color w:val="1B5E20"/>
                 <w:sz w:val="21"/>
               </w:rPr>
-              <w:t>🌿  Dialog Mindful: Mengakui Keterbatasan Sebagai Manusia</w:t>
+              <w:t>🌿 Dialog Mindful: Mengakui Keterbatasan Sebagai Manusia</w:t>
             </w:r>
           </w:p>
           <w:p>
@@ -4355,7 +4339,7 @@
           <w:color w:val="787878"/>
           <w:sz w:val="20"/>
         </w:rPr>
-        <w:t>— ❖ —</w:t>
+        <w:t>❖</w:t>
       </w:r>
     </w:p>
     <w:tbl>
@@ -4438,7 +4422,7 @@
                 <w:color w:val="1B5E20"/>
                 <w:sz w:val="18"/>
               </w:rPr>
-              <w:t>— QS. Al-Kahf: 16</w:t>
+              <w:t>(QS. Al-Kahf: 16)</w:t>
             </w:r>
           </w:p>
           <w:p>
@@ -4479,7 +4463,7 @@
                 <w:color w:val="1B5E20"/>
                 <w:sz w:val="18"/>
               </w:rPr>
-              <w:t>— QS. Al-Kahf: 10</w:t>
+              <w:t>(QS. Al-Kahf: 10)</w:t>
             </w:r>
           </w:p>
         </w:tc>
@@ -4588,7 +4572,7 @@
           <w:color w:val="000000"/>
           <w:sz w:val="23"/>
         </w:rPr>
-        <w:t>Al-Qur'an mengabadikan keputusan mereka dengan kalimat yang sangat indah: *Fa'wu ilal kahfi*—'Maka carilah tempat berlindung ke dalam gua!' Mereka memilih 'kabur' dari sistem yang beracun, melangkah masuk ke dalam gua batu yang dingin dan gelap di lereng gunung demi menyelamatkan aset paling berharga di dalam dada mereka: iman, akal budi, dan ketentraman jiwa.</w:t>
+        <w:t>Al-Qur'an mengabadikan keputusan mereka dengan kalimat yang sangat indah: *Fa'wu ilal kahfi*, 'Maka carilah tempat berlindung ke dalam gua!' Mereka memilih 'kabur' dari sistem yang beracun, melangkah masuk ke dalam gua batu yang dingin dan gelap di lereng gunung demi menyelamatkan aset paling berharga di dalam dada mereka: iman, akal budi, dan ketentraman jiwa.</w:t>
       </w:r>
     </w:p>
     <w:p>
@@ -4672,7 +4656,7 @@
           <w:color w:val="000000"/>
           <w:sz w:val="22"/>
         </w:rPr>
-        <w:t>Psikologi lingkungan modern mengenal istilah 'Toxic Environmental Overload'—kondisi di mana rangsangan negatif eksternal yang terus-menerus (konflik interpersonal, intimidasi verbal, tuntutan kerja irasional) melumpuhkan daya lentur psikologis (psychological elasticity).</w:t>
+        <w:t>Psikologi lingkungan modern mengenal istilah 'Toxic Environmental Overload', kondisi di mana rangsangan negatif eksternal yang terus-menerus (konflik interpersonal, intimidasi verbal, tuntutan kerja irasional) melumpuhkan daya lentur psikologis (psychological elasticity).</w:t>
       </w:r>
     </w:p>
     <w:p>
@@ -4706,7 +4690,7 @@
           <w:color w:val="000000"/>
           <w:sz w:val="22"/>
         </w:rPr>
-        <w:t>Mengambil 'Strategic Withdrawal' atau 'Uzlah Terukur'—seperti mengambil cuti tanpa gawai, mengundurkan diri dari lingkungan pergaulan beracun, atau menyepi ke tempat baru yang tenang—secara biologis memicu proses pemulihan saraf (*Neural Regeneration*).</w:t>
+        <w:t>Mengambil 'Strategic Withdrawal' atau 'Uzlah Terukur', seperti mengambil cuti tanpa gawai, mengundurkan diri dari lingkungan pergaulan beracun, atau menyepi ke tempat baru yang tenang, secara biologis memicu proses pemulihan saraf (*Neural Regeneration*).</w:t>
       </w:r>
     </w:p>
     <w:p>
@@ -4782,7 +4766,7 @@
                 <w:color w:val="1B5E20"/>
                 <w:sz w:val="21"/>
               </w:rPr>
-              <w:t>🌿  Dialog Mindful: Menemukan Gua Hening di Dalam Dada</w:t>
+              <w:t>🌿 Dialog Mindful: Menemukan Gua Hening di Dalam Dada</w:t>
             </w:r>
           </w:p>
           <w:p>
@@ -5013,7 +4997,7 @@
           <w:color w:val="787878"/>
           <w:sz w:val="20"/>
         </w:rPr>
-        <w:t>— ❖ —</w:t>
+        <w:t>❖</w:t>
       </w:r>
     </w:p>
     <w:tbl>
@@ -5096,7 +5080,7 @@
                 <w:color w:val="1B5E20"/>
                 <w:sz w:val="18"/>
               </w:rPr>
-              <w:t>— QS. Al-Furqan: 63</w:t>
+              <w:t>(QS. Al-Furqan: 63)</w:t>
             </w:r>
           </w:p>
           <w:p>
@@ -5137,7 +5121,7 @@
                 <w:color w:val="1B5E20"/>
                 <w:sz w:val="18"/>
               </w:rPr>
-              <w:t>— HR. Thabrani dalam Ad-Du'a</w:t>
+              <w:t>(HR. Thabrani dalam Ad-Du'a)</w:t>
             </w:r>
           </w:p>
         </w:tc>
@@ -5263,7 +5247,7 @@
           <w:color w:val="000000"/>
           <w:sz w:val="23"/>
         </w:rPr>
-        <w:t>Lihatlah akhlak hamba-hamba Allah Yang Maha Penyayang (*'Ibadur Rahman*) yang dipuji dalam Surah Al-Furqan: ketika mereka disapa oleh orang-orang jahil yang memprovokasi, mencela, atau menguras energi mereka, mereka tidak terpancing untuk berdebat kusir. Mereka tidak membuang waktu membalas dendam. Mereka hanya tersenyum seraya mengucapkan: *Salaama*—'Semoga keselamatan menyertaimu, mari kita berpisah jalan dengan damai.'</w:t>
+        <w:t>Lihatlah akhlak hamba-hamba Allah Yang Maha Penyayang (*'Ibadur Rahman*) yang dipuji dalam Surah Al-Furqan: ketika mereka disapa oleh orang-orang jahil yang memprovokasi, mencela, atau menguras energi mereka, mereka tidak terpancing untuk berdebat kusir. Mereka tidak membuang waktu membalas dendam. Mereka hanya tersenyum seraya mengucapkan: *Salaama*, 'Semoga keselamatan menyertaimu, mari kita berpisah jalan dengan damai.'</w:t>
       </w:r>
     </w:p>
     <w:p>
@@ -5347,7 +5331,7 @@
           <w:color w:val="000000"/>
           <w:sz w:val="22"/>
         </w:rPr>
-        <w:t>Paparan berulang terhadap relasi yang manipulatif memicu respon 'Fawn Response'—salah satu bentuk respon trauma di mana korban secara otomatis berusaha menyenangkan dan menuruti kemauan pelaku agresi demi menghindari konflik atau penolakan.</w:t>
+        <w:t>Paparan berulang terhadap relasi yang manipulatif memicu respon 'Fawn Response', salah satu bentuk respon trauma di mana korban secara otomatis berusaha menyenangkan dan menuruti kemauan pelaku agresi demi menghindari konflik atau penolakan.</w:t>
       </w:r>
     </w:p>
     <w:p>
@@ -5381,7 +5365,7 @@
           <w:color w:val="000000"/>
           <w:sz w:val="22"/>
         </w:rPr>
-        <w:t>Islam memandang silaturahmi bukan sebagai pemaksaan untuk bertahan dalam kezaliman. Jika sebuah hubungan terbukti merusak agama dan kesehatan mental seseorang, maka menjaga jarak yang aman (*Al-Hajr Al-Jamil*—menjauh dengan cara yang santun) adalah tindakan yang disyariatkan.</w:t>
+        <w:t>Islam memandang silaturahmi bukan sebagai pemaksaan untuk bertahan dalam kezaliman. Jika sebuah hubungan terbukti merusak agama dan kesehatan mental seseorang, maka menjaga jarak yang aman (*Al-Hajr Al-Jamil*, menjauh dengan cara yang santun) adalah tindakan yang disyariatkan.</w:t>
       </w:r>
     </w:p>
     <w:tbl>
@@ -5423,7 +5407,7 @@
                 <w:color w:val="1B5E20"/>
                 <w:sz w:val="21"/>
               </w:rPr>
-              <w:t>🌿  Dialog Mindful: Membangun Pagar Damai di Sekeliling Jiwa</w:t>
+              <w:t>🌿 Dialog Mindful: Membangun Pagar Damai di Sekeliling Jiwa</w:t>
             </w:r>
           </w:p>
           <w:p>
@@ -5449,7 +5433,7 @@
                 <w:i/>
                 <w:sz w:val="21"/>
               </w:rPr>
-              <w:t>Letakkan telapak tangan kananmu di depan dada dengan jemari terbuka menghadap ke luar—isyarat sebuah pagar yang kokoh.</w:t>
+              <w:t>Letakkan telapak tangan kananmu di depan dada dengan jemari terbuka menghadap ke luar, isyarat sebuah pagar yang kokoh.</w:t>
             </w:r>
           </w:p>
           <w:p>
@@ -5641,7 +5625,7 @@
           <w:color w:val="787878"/>
           <w:sz w:val="20"/>
         </w:rPr>
-        <w:t>— ❖ —</w:t>
+        <w:t>❖</w:t>
       </w:r>
     </w:p>
     <w:tbl>
@@ -5724,7 +5708,7 @@
                 <w:color w:val="1B5E20"/>
                 <w:sz w:val="18"/>
               </w:rPr>
-              <w:t>— QS. An-Naba: 9-11</w:t>
+              <w:t>(QS. An-Naba: 9-11)</w:t>
             </w:r>
           </w:p>
           <w:p>
@@ -5765,7 +5749,7 @@
                 <w:color w:val="1B5E20"/>
                 <w:sz w:val="18"/>
               </w:rPr>
-              <w:t>— HR. Bukhari no. 6320 &amp; Muslim no. 2714</w:t>
+              <w:t>(HR. Bukhari no. 6320 &amp; Muslim no. 2714)</w:t>
             </w:r>
           </w:p>
         </w:tc>
@@ -5840,7 +5824,7 @@
           <w:color w:val="000000"/>
           <w:sz w:val="23"/>
         </w:rPr>
-        <w:t>Rasulullah SAW mengingatkan salah seorang sahabat mulia yang beribadah sepanjang malam tanpa tidur: *Inna li jasadika 'alaika haqqa*—'Sesungguhnya jasadmu memiliki hak atas dirimu yang wajib kau tunaikan!' (HR. Bukhari).</w:t>
+        <w:t>Rasulullah SAW mengingatkan salah seorang sahabat mulia yang beribadah sepanjang malam tanpa tidur: *Inna li jasadika 'alaika haqqa*, 'Sesungguhnya jasadmu memiliki hak atas dirimu yang wajib kau tunaikan!' (HR. Bukhari).</w:t>
       </w:r>
     </w:p>
     <w:p>
@@ -6009,7 +5993,7 @@
           <w:color w:val="000000"/>
           <w:sz w:val="22"/>
         </w:rPr>
-        <w:t>Lebih menakjubkan lagi, riset neurologi Universitas Rochester menemukan keberadaan 'Sistem Glimfatik' (Glymphatic System)—sistem pembersihan limbah metabolik di otak. Sistem ini 10 kali lipat lebih aktif saat manusia berada dalam tidur gelombang lambat (Deep Slow-Wave Sleep).</w:t>
+        <w:t>Lebih menakjubkan lagi, riset neurologi Universitas Rochester menemukan keberadaan 'Sistem Glimfatik' (Glymphatic System), sistem pembersihan limbah metabolik di otak. Sistem ini 10 kali lipat lebih aktif saat manusia berada dalam tidur gelombang lambat (Deep Slow-Wave Sleep).</w:t>
       </w:r>
     </w:p>
     <w:p>
@@ -6026,7 +6010,7 @@
           <w:color w:val="000000"/>
           <w:sz w:val="22"/>
         </w:rPr>
-        <w:t>Saat tidur nyenyak, cairan serebrospinal mengalir deras membilas plak racun beta-amiloid dan protein tau dari celah antar neuron otak—racun yang jika menumpuk akan memicu penurunan daya ingat, demensia, dan gangguan mood kronis. Istirahat fisik bukan kemunduran; ia adalah pembersihan biologis agar mesin otak berfungsi prima.</w:t>
+        <w:t>Saat tidur nyenyak, cairan serebrospinal mengalir deras membilas plak racun beta-amiloid dan protein tau dari celah antar neuron otak, racun yang jika menumpuk akan memicu penurunan daya ingat, demensia, dan gangguan mood kronis. Istirahat fisik bukan kemunduran; ia adalah pembersihan biologis agar mesin otak berfungsi prima.</w:t>
       </w:r>
     </w:p>
     <w:tbl>
@@ -6068,7 +6052,7 @@
                 <w:color w:val="1B5E20"/>
                 <w:sz w:val="21"/>
               </w:rPr>
-              <w:t>🌿  Dialog Mindful: Merebahkan Tubuh dalam Pelukan Rahmat-Nya</w:t>
+              <w:t>🌿 Dialog Mindful: Merebahkan Tubuh dalam Pelukan Rahmat-Nya</w:t>
             </w:r>
           </w:p>
           <w:p>
@@ -6304,7 +6288,7 @@
           <w:color w:val="787878"/>
           <w:sz w:val="19"/>
         </w:rPr>
-        <w:t>Inspirasi Kajian: Luka Akan Sembuh — Ustadz Salim A. Fillah, Hyung Hammad Rosyadi, &amp; Ustadz Amri Fatmi</w:t>
+        <w:t>Inspirasi Kajian: Luka Akan Sembuh, Ustadz Salim A. Fillah, Hyung Hammad Rosyadi, &amp; Ustadz Amri Fatmi</w:t>
       </w:r>
     </w:p>
     <w:p>
@@ -6373,7 +6357,7 @@
           <w:color w:val="787878"/>
           <w:sz w:val="20"/>
         </w:rPr>
-        <w:t>— ❖ —</w:t>
+        <w:t>❖</w:t>
       </w:r>
     </w:p>
     <w:tbl>
@@ -6456,7 +6440,7 @@
                 <w:color w:val="1B5E20"/>
                 <w:sz w:val="18"/>
               </w:rPr>
-              <w:t>— QS. Yusuf: 86</w:t>
+              <w:t>(QS. Yusuf: 86)</w:t>
             </w:r>
           </w:p>
           <w:p>
@@ -6497,7 +6481,7 @@
                 <w:color w:val="1B5E20"/>
                 <w:sz w:val="18"/>
               </w:rPr>
-              <w:t>— HR. Bukhari no. 5743 &amp; Muslim no. 2191</w:t>
+              <w:t>(HR. Bukhari no. 5743 &amp; Muslim no. 2191)</w:t>
             </w:r>
           </w:p>
         </w:tc>
@@ -6555,7 +6539,7 @@
           <w:color w:val="000000"/>
           <w:sz w:val="23"/>
         </w:rPr>
-        <w:t>Ada yang terluka karena pengkhianatan orang yang paling ia percaya. Ada yang memendam perih karena luka pengasuhan masa kecil—kata-kata kasar orang tua yang menancap di batin puluhan tahun lamanya. Ada yang hancur karena kegagalan besar yang meremukkan seluruh cita-cita masa mudanya.</w:t>
+        <w:t>Ada yang terluka karena pengkhianatan orang yang paling ia percaya. Ada yang memendam perih karena luka pengasuhan masa kecil, kata-kata kasar orang tua yang menancap di batin puluhan tahun lamanya. Ada yang hancur karena kegagalan besar yang meremukkan seluruh cita-cita masa mudanya.</w:t>
       </w:r>
     </w:p>
     <w:p>
@@ -6741,7 +6725,7 @@
           <w:color w:val="000000"/>
           <w:sz w:val="22"/>
         </w:rPr>
-        <w:t>Hyung Hammad Rosyadi dalam kajian 'Luka Akan Sembuh' menekankan tahapan 'Unmasking Grief'—memberi izin kepada diri sendiri untuk bersedih dan menangis tanpa rasa malu. Menangis bukanlah tanda kelemahan iman. Air mata adalah mekanisme biologis tubuh untuk membuang kelebihan hormon stres adrenokortikotropik (ACTH) melalui kelenjar lakrimal.</w:t>
+        <w:t>Hyung Hammad Rosyadi dalam kajian 'Luka Akan Sembuh' menekankan tahapan 'Unmasking Grief', memberi izin kepada diri sendiri untuk bersedih dan menangis tanpa rasa malu. Menangis bukanlah tanda kelemahan iman. Air mata adalah mekanisme biologis tubuh untuk membuang kelebihan hormon stres adrenokortikotropik (ACTH) melalui kelenjar lakrimal.</w:t>
       </w:r>
     </w:p>
     <w:p>
@@ -6800,7 +6784,7 @@
                 <w:color w:val="1B5E20"/>
                 <w:sz w:val="21"/>
               </w:rPr>
-              <w:t>🌿  Dialog Mindful: Menyentuh Luka dengan Kasih Sayang Ilahi</w:t>
+              <w:t>🌿 Dialog Mindful: Menyentuh Luka dengan Kasih Sayang Ilahi</w:t>
             </w:r>
           </w:p>
           <w:p>
@@ -7031,7 +7015,7 @@
           <w:color w:val="787878"/>
           <w:sz w:val="20"/>
         </w:rPr>
-        <w:t>— ❖ —</w:t>
+        <w:t>❖</w:t>
       </w:r>
     </w:p>
     <w:tbl>
@@ -7114,7 +7098,7 @@
                 <w:color w:val="1B5E20"/>
                 <w:sz w:val="18"/>
               </w:rPr>
-              <w:t>— QS. Al-Baqarah: 216</w:t>
+              <w:t>(QS. Al-Baqarah: 216)</w:t>
             </w:r>
           </w:p>
           <w:p>
@@ -7155,7 +7139,7 @@
                 <w:color w:val="1B5E20"/>
                 <w:sz w:val="18"/>
               </w:rPr>
-              <w:t>— HR. Ibnu Abi Dunya dalam Kitab Ar-Ridha</w:t>
+              <w:t>(HR. Ibnu Abi Dunya dalam Kitab Ar-Ridha)</w:t>
             </w:r>
           </w:p>
         </w:tc>
@@ -7247,7 +7231,7 @@
           <w:color w:val="000000"/>
           <w:sz w:val="23"/>
         </w:rPr>
-        <w:t>Dalam sesi kajian On The Way yang sangat berbobot dan berkelas, Dr. Ustadz Amri Fatmi—seorang ulama pakar Akidah dan Filsafat lulusan Universitas Al-Azhar Kairo—membedah simpul rumit ini dengan logika keimanan yang teramat memukau.</w:t>
+        <w:t>Dalam sesi kajian On The Way yang sangat berbobot dan berkelas, Dr. Ustadz Amri Fatmi, seorang ulama pakar Akidah dan Filsafat lulusan Universitas Al-Azhar Kairo, membedah simpul rumit ini dengan logika keimanan yang teramat memukau.</w:t>
       </w:r>
     </w:p>
     <w:p>
@@ -7332,7 +7316,7 @@
           <w:color w:val="000000"/>
           <w:sz w:val="23"/>
         </w:rPr>
-        <w:t>Pegang teguh kaidah emas yang diajarkan para ulama salaf ini: *Al-Khairah fima ikhtarahullah*—'Kebaikan yang sejati adalah apa pun yang telah dipilihkan oleh Allah untukmu, bukan apa yang dipilihkan oleh hawa nafsumu sendiri.' Kehilangan yang paling kau tangisi hari ini, suatu hari nanti akan kau syukuri sebagai bentuk perlindungan terbaik dari Tuhan yang menyelamatkanmu dari neraka dunia dan akhirat.</w:t>
+        <w:t>Pegang teguh kaidah emas yang diajarkan para ulama salaf ini: *Al-Khairah fima ikhtarahullah*, 'Kebaikan yang sejati adalah apa pun yang telah dipilihkan oleh Allah untukmu, bukan apa yang dipilihkan oleh hawa nafsumu sendiri.' Kehilangan yang paling kau tangisi hari ini, suatu hari nanti akan kau syukuri sebagai bentuk perlindungan terbaik dari Tuhan yang menyelamatkanmu dari neraka dunia dan akhirat.</w:t>
       </w:r>
     </w:p>
     <w:p>
@@ -7365,7 +7349,7 @@
           <w:color w:val="000000"/>
           <w:sz w:val="22"/>
         </w:rPr>
-        <w:t>Psikologi kognitif modern menekankan pentingnya 'Cognitive Reframing' (Pembingkaian Ulang Kognitif)—proses mengidentifikasi dan mengubah cara seseorang memandang sebuah peristiwa krisis agar makna yang dihasilkan menjadi adaptif dan memberdayakan.</w:t>
+        <w:t>Psikologi kognitif modern menekankan pentingnya 'Cognitive Reframing' (Pembingkaian Ulang Kognitif), proses mengidentifikasi dan mengubah cara seseorang memandang sebuah peristiwa krisis agar makna yang dihasilkan menjadi adaptif dan memberdayakan.</w:t>
       </w:r>
     </w:p>
     <w:p>
@@ -7475,7 +7459,7 @@
                 <w:color w:val="1B5E20"/>
                 <w:sz w:val="21"/>
               </w:rPr>
-              <w:t>🌿  Dialog Mindful: Menyerahkan Hak Menghakimi kepada Allah</w:t>
+              <w:t>🌿 Dialog Mindful: Menyerahkan Hak Menghakimi kepada Allah</w:t>
             </w:r>
           </w:p>
           <w:p>
@@ -7706,7 +7690,7 @@
           <w:color w:val="787878"/>
           <w:sz w:val="20"/>
         </w:rPr>
-        <w:t>— ❖ —</w:t>
+        <w:t>❖</w:t>
       </w:r>
     </w:p>
     <w:tbl>
@@ -7789,7 +7773,7 @@
                 <w:color w:val="1B5E20"/>
                 <w:sz w:val="18"/>
               </w:rPr>
-              <w:t>— QS. An-Nur: 22</w:t>
+              <w:t>(QS. An-Nur: 22)</w:t>
             </w:r>
           </w:p>
           <w:p>
@@ -7830,7 +7814,7 @@
                 <w:color w:val="1B5E20"/>
                 <w:sz w:val="18"/>
               </w:rPr>
-              <w:t>— QS. Al-Hasyr: 10</w:t>
+              <w:t>(QS. Al-Hasyr: 10)</w:t>
             </w:r>
           </w:p>
         </w:tc>
@@ -8150,7 +8134,7 @@
                 <w:color w:val="1B5E20"/>
                 <w:sz w:val="21"/>
               </w:rPr>
-              <w:t>🌿  Dialog Mindful: Melepaskan Tali Kekang Dendam</w:t>
+              <w:t>🌿 Dialog Mindful: Melepaskan Tali Kekang Dendam</w:t>
             </w:r>
           </w:p>
           <w:p>
@@ -8394,7 +8378,7 @@
           <w:color w:val="787878"/>
           <w:sz w:val="20"/>
         </w:rPr>
-        <w:t>— ❖ —</w:t>
+        <w:t>❖</w:t>
       </w:r>
     </w:p>
     <w:tbl>
@@ -8477,7 +8461,7 @@
                 <w:color w:val="1B5E20"/>
                 <w:sz w:val="18"/>
               </w:rPr>
-              <w:t>— QS. Al-Insyirah: 5-8</w:t>
+              <w:t>(QS. Al-Insyirah: 5-8)</w:t>
             </w:r>
           </w:p>
           <w:p>
@@ -8518,7 +8502,7 @@
                 <w:color w:val="1B5E20"/>
                 <w:sz w:val="18"/>
               </w:rPr>
-              <w:t>— HR. Muslim no. 918 (Doa Ummu Salamah)</w:t>
+              <w:t>(HR. Muslim no. 918 (Doa Ummu Salamah))</w:t>
             </w:r>
           </w:p>
         </w:tc>
@@ -8787,7 +8771,7 @@
           <w:color w:val="000000"/>
           <w:sz w:val="22"/>
         </w:rPr>
-        <w:t>Janji Al-Qur'an terbukti presisi secara ilmiah dan psikologis: 'Inna ma'al 'usri yusra'—sesungguhnya bersama kesulitan itu ada kemudahan yang menyertainya. Kata kemudahan (*al-yusr*) disebutkan dalam bentuk definitif (ma'rifah), sedangkan kesulitan (*al-'usr*) dalam bentuk indefinitif (nakirah), menandakan bahwa satu kesulitan tidak akan pernah mampu mengalahkan dua kemudahan yang berlipat ganda.</w:t>
+        <w:t>Janji Al-Qur'an terbukti presisi secara ilmiah dan psikologis: 'Inna ma'al 'usri yusra', sesungguhnya bersama kesulitan itu ada kemudahan yang menyertainya. Kata kemudahan (*al-yusr*) disebutkan dalam bentuk definitif (ma'rifah), sedangkan kesulitan (*al-'usr*) dalam bentuk indefinitif (nakirah), menandakan bahwa satu kesulitan tidak akan pernah mampu mengalahkan dua kemudahan yang berlipat ganda.</w:t>
       </w:r>
     </w:p>
     <w:tbl>
@@ -8829,7 +8813,7 @@
                 <w:color w:val="1B5E20"/>
                 <w:sz w:val="21"/>
               </w:rPr>
-              <w:t>🌿  Dialog Mindful: Merayakan Jiwa yang Telah Utuh Kembali</w:t>
+              <w:t>🌿 Dialog Mindful: Merayakan Jiwa yang Telah Utuh Kembali</w:t>
             </w:r>
           </w:p>
           <w:p>
@@ -9031,7 +9015,7 @@
           <w:color w:val="787878"/>
           <w:sz w:val="20"/>
         </w:rPr>
-        <w:t>— ❖ —</w:t>
+        <w:t>❖</w:t>
       </w:r>
     </w:p>
     <w:p>
@@ -9099,7 +9083,7 @@
           <w:color w:val="000000"/>
           <w:sz w:val="23"/>
         </w:rPr>
-        <w:t>Kita juga telah berani mengambil jeda taktis—meneladani para pemuda gua Ashabul Kahfi yang memilih menepi demi menjaga kemurnian iman dan kewarasan akal budi. Kita telah belajar membangun benteng batasan diri yang kokoh, berani berkata tidak pada hal-hal yang meracuni batin, dan memuliakan hak tubuh kita untuk beristirahat tanpa disiksa oleh rasa bersalah.</w:t>
+        <w:t>Kita juga telah berani mengambil jeda taktis, meneladani para pemuda gua Ashabul Kahfi yang memilih menepi demi menjaga kemurnian iman dan kewarasan akal budi. Kita telah belajar membangun benteng batasan diri yang kokoh, berani berkata tidak pada hal-hal yang meracuni batin, dan memuliakan hak tubuh kita untuk beristirahat tanpa disiksa oleh rasa bersalah.</w:t>
       </w:r>
     </w:p>
     <w:p>
@@ -9361,7 +9345,7 @@
                 <w:b/>
                 <w:sz w:val="22"/>
               </w:rPr>
-              <w:t>[  ]</w:t>
+              <w:t>[ ]</w:t>
             </w:r>
           </w:p>
         </w:tc>
@@ -9450,7 +9434,7 @@
                 <w:b/>
                 <w:sz w:val="22"/>
               </w:rPr>
-              <w:t>[  ]</w:t>
+              <w:t>[ ]</w:t>
             </w:r>
           </w:p>
         </w:tc>
@@ -9539,7 +9523,7 @@
                 <w:b/>
                 <w:sz w:val="22"/>
               </w:rPr>
-              <w:t>[  ]</w:t>
+              <w:t>[ ]</w:t>
             </w:r>
           </w:p>
         </w:tc>
@@ -9628,7 +9612,7 @@
                 <w:b/>
                 <w:sz w:val="22"/>
               </w:rPr>
-              <w:t>[  ]</w:t>
+              <w:t>[ ]</w:t>
             </w:r>
           </w:p>
         </w:tc>
@@ -9717,7 +9701,7 @@
                 <w:b/>
                 <w:sz w:val="22"/>
               </w:rPr>
-              <w:t>[  ]</w:t>
+              <w:t>[ ]</w:t>
             </w:r>
           </w:p>
         </w:tc>
@@ -9936,7 +9920,7 @@
                 <w:b/>
                 <w:sz w:val="22"/>
               </w:rPr>
-              <w:t>[  ]</w:t>
+              <w:t>[ ]</w:t>
             </w:r>
           </w:p>
         </w:tc>
@@ -10025,7 +10009,7 @@
                 <w:b/>
                 <w:sz w:val="22"/>
               </w:rPr>
-              <w:t>[  ]</w:t>
+              <w:t>[ ]</w:t>
             </w:r>
           </w:p>
         </w:tc>
@@ -10114,7 +10098,7 @@
                 <w:b/>
                 <w:sz w:val="22"/>
               </w:rPr>
-              <w:t>[  ]</w:t>
+              <w:t>[ ]</w:t>
             </w:r>
           </w:p>
         </w:tc>
@@ -10203,7 +10187,7 @@
                 <w:b/>
                 <w:sz w:val="22"/>
               </w:rPr>
-              <w:t>[  ]</w:t>
+              <w:t>[ ]</w:t>
             </w:r>
           </w:p>
         </w:tc>
@@ -10292,7 +10276,7 @@
                 <w:b/>
                 <w:sz w:val="22"/>
               </w:rPr>
-              <w:t>[  ]</w:t>
+              <w:t>[ ]</w:t>
             </w:r>
           </w:p>
         </w:tc>
@@ -10511,7 +10495,7 @@
                 <w:b/>
                 <w:sz w:val="22"/>
               </w:rPr>
-              <w:t>[  ]</w:t>
+              <w:t>[ ]</w:t>
             </w:r>
           </w:p>
         </w:tc>
@@ -10600,7 +10584,7 @@
                 <w:b/>
                 <w:sz w:val="22"/>
               </w:rPr>
-              <w:t>[  ]</w:t>
+              <w:t>[ ]</w:t>
             </w:r>
           </w:p>
         </w:tc>
@@ -10689,7 +10673,7 @@
                 <w:b/>
                 <w:sz w:val="22"/>
               </w:rPr>
-              <w:t>[  ]</w:t>
+              <w:t>[ ]</w:t>
             </w:r>
           </w:p>
         </w:tc>
@@ -10778,7 +10762,7 @@
                 <w:b/>
                 <w:sz w:val="22"/>
               </w:rPr>
-              <w:t>[  ]</w:t>
+              <w:t>[ ]</w:t>
             </w:r>
           </w:p>
         </w:tc>
@@ -10867,7 +10851,7 @@
                 <w:b/>
                 <w:sz w:val="22"/>
               </w:rPr>
-              <w:t>[  ]</w:t>
+              <w:t>[ ]</w:t>
             </w:r>
           </w:p>
         </w:tc>
@@ -11055,7 +11039,7 @@
                 <w:rFonts w:ascii="Garamond" w:hAnsi="Garamond"/>
                 <w:sz w:val="19"/>
               </w:rPr>
-              <w:t xml:space="preserve">   ....................................................................................................................................................................................</w:t>
+              <w:t>....................................................................................................................................................................................</w:t>
             </w:r>
           </w:p>
           <w:p>
@@ -11067,7 +11051,7 @@
                 <w:rFonts w:ascii="Garamond" w:hAnsi="Garamond"/>
                 <w:sz w:val="19"/>
               </w:rPr>
-              <w:t xml:space="preserve">   ....................................................................................................................................................................................</w:t>
+              <w:t>....................................................................................................................................................................................</w:t>
             </w:r>
           </w:p>
           <w:p>
@@ -11091,7 +11075,7 @@
                 <w:rFonts w:ascii="Garamond" w:hAnsi="Garamond"/>
                 <w:sz w:val="19"/>
               </w:rPr>
-              <w:t xml:space="preserve">   ....................................................................................................................................................................................</w:t>
+              <w:t>....................................................................................................................................................................................</w:t>
             </w:r>
           </w:p>
           <w:p>
@@ -11103,7 +11087,7 @@
                 <w:rFonts w:ascii="Garamond" w:hAnsi="Garamond"/>
                 <w:sz w:val="19"/>
               </w:rPr>
-              <w:t xml:space="preserve">   ....................................................................................................................................................................................</w:t>
+              <w:t>....................................................................................................................................................................................</w:t>
             </w:r>
           </w:p>
           <w:p>
@@ -11127,7 +11111,7 @@
                 <w:rFonts w:ascii="Garamond" w:hAnsi="Garamond"/>
                 <w:sz w:val="19"/>
               </w:rPr>
-              <w:t xml:space="preserve">   ....................................................................................................................................................................................</w:t>
+              <w:t>....................................................................................................................................................................................</w:t>
             </w:r>
           </w:p>
           <w:p>
@@ -11139,7 +11123,7 @@
                 <w:rFonts w:ascii="Garamond" w:hAnsi="Garamond"/>
                 <w:sz w:val="19"/>
               </w:rPr>
-              <w:t xml:space="preserve">   ....................................................................................................................................................................................</w:t>
+              <w:t>....................................................................................................................................................................................</w:t>
             </w:r>
           </w:p>
           <w:p>
@@ -11163,7 +11147,7 @@
                 <w:rFonts w:ascii="Garamond" w:hAnsi="Garamond"/>
                 <w:sz w:val="19"/>
               </w:rPr>
-              <w:t xml:space="preserve">   ....................................................................................................................................................................................</w:t>
+              <w:t>....................................................................................................................................................................................</w:t>
             </w:r>
           </w:p>
         </w:tc>
@@ -11283,7 +11267,7 @@
                 <w:rFonts w:ascii="Garamond" w:hAnsi="Garamond"/>
                 <w:sz w:val="19"/>
               </w:rPr>
-              <w:t xml:space="preserve">   ....................................................................................................................................................................................</w:t>
+              <w:t>....................................................................................................................................................................................</w:t>
             </w:r>
           </w:p>
           <w:p>
@@ -11295,7 +11279,7 @@
                 <w:rFonts w:ascii="Garamond" w:hAnsi="Garamond"/>
                 <w:sz w:val="19"/>
               </w:rPr>
-              <w:t xml:space="preserve">   ....................................................................................................................................................................................</w:t>
+              <w:t>....................................................................................................................................................................................</w:t>
             </w:r>
           </w:p>
           <w:p>
@@ -11319,7 +11303,7 @@
                 <w:rFonts w:ascii="Garamond" w:hAnsi="Garamond"/>
                 <w:sz w:val="19"/>
               </w:rPr>
-              <w:t xml:space="preserve">   ....................................................................................................................................................................................</w:t>
+              <w:t>....................................................................................................................................................................................</w:t>
             </w:r>
           </w:p>
           <w:p>
@@ -11343,7 +11327,7 @@
                 <w:rFonts w:ascii="Garamond" w:hAnsi="Garamond"/>
                 <w:sz w:val="19"/>
               </w:rPr>
-              <w:t xml:space="preserve">   ....................................................................................................................................................................................</w:t>
+              <w:t>....................................................................................................................................................................................</w:t>
             </w:r>
           </w:p>
           <w:p>
@@ -11355,7 +11339,7 @@
                 <w:rFonts w:ascii="Garamond" w:hAnsi="Garamond"/>
                 <w:sz w:val="19"/>
               </w:rPr>
-              <w:t xml:space="preserve">   ....................................................................................................................................................................................</w:t>
+              <w:t>....................................................................................................................................................................................</w:t>
             </w:r>
           </w:p>
           <w:p>
@@ -11379,7 +11363,7 @@
                 <w:rFonts w:ascii="Garamond" w:hAnsi="Garamond"/>
                 <w:sz w:val="19"/>
               </w:rPr>
-              <w:t xml:space="preserve">   ....................................................................................................................................................................................</w:t>
+              <w:t>....................................................................................................................................................................................</w:t>
             </w:r>
           </w:p>
           <w:p>
@@ -11391,7 +11375,7 @@
                 <w:rFonts w:ascii="Garamond" w:hAnsi="Garamond"/>
                 <w:sz w:val="19"/>
               </w:rPr>
-              <w:t xml:space="preserve">   ....................................................................................................................................................................................</w:t>
+              <w:t>....................................................................................................................................................................................</w:t>
             </w:r>
           </w:p>
           <w:p>
@@ -11635,7 +11619,7 @@
           <w:color w:val="505050"/>
           <w:sz w:val="18"/>
         </w:rPr>
-        <w:t>Signifikansi Riset: Merumuskan kerangka empiris Post-Traumatic Growth (PTG)—bagaimana krisis berat dapat memicu pertumbuhan karakter dan kedalaman spiritual yang melampaui kondisi sebelum trauma.</w:t>
+        <w:t>Signifikansi Riset: Merumuskan kerangka empiris Post-Traumatic Growth (PTG), bagaimana krisis berat dapat memicu pertumbuhan karakter dan kedalaman spiritual yang melampaui kondisi sebelum trauma.</w:t>
       </w:r>
     </w:p>
     <w:p>
@@ -11878,7 +11862,7 @@
                 <w:color w:val="1B5E20"/>
                 <w:sz w:val="21"/>
               </w:rPr>
-              <w:t>📺 QR CODE 2: KAJIAN 1 — WHEN THE HEART IS LONELY</w:t>
+              <w:t>📺 QR CODE 2: KAJIAN 1, WHEN THE HEART IS LONELY</w:t>
             </w:r>
           </w:p>
           <w:p>
@@ -12015,7 +11999,7 @@
                 <w:color w:val="1B5E20"/>
                 <w:sz w:val="21"/>
               </w:rPr>
-              <w:t>📺 QR CODE 3: KAJIAN 2 — KABUR AJA DULU (MENGHADAPI BURNOUT)</w:t>
+              <w:t>📺 QR CODE 3: KAJIAN 2, KABUR AJA DULU (MENGHADAPI BURNOUT)</w:t>
             </w:r>
           </w:p>
           <w:p>
@@ -12131,7 +12115,7 @@
                 <w:color w:val="1B5E20"/>
                 <w:sz w:val="21"/>
               </w:rPr>
-              <w:t>📺 QR CODE 4: KAJIAN 3 — LUKA AKAN SEMBUH (PEMULIHAN TRAUMA)</w:t>
+              <w:t>📺 QR CODE 4: KAJIAN 3, LUKA AKAN SEMBUH (PEMULIHAN TRAUMA)</w:t>
             </w:r>
           </w:p>
           <w:p>
@@ -12227,23 +12211,7 @@
       <w:pStyle w:val="Footer"/>
       <w:jc w:val="center"/>
     </w:pPr>
-    <w:r>
-      <w:rPr>
-        <w:rFonts w:ascii="Garamond" w:hAnsi="Garamond"/>
-        <w:color w:val="787878"/>
-        <w:sz w:val="18"/>
-      </w:rPr>
-      <w:t xml:space="preserve">— </w:t>
-    </w:r>
     <w:fldSimple w:instr="PAGE"/>
-    <w:r>
-      <w:rPr>
-        <w:rFonts w:ascii="Garamond" w:hAnsi="Garamond"/>
-        <w:color w:val="787878"/>
-        <w:sz w:val="18"/>
-      </w:rPr>
-      <w:t xml:space="preserve"> —</w:t>
-    </w:r>
   </w:p>
 </w:ftr>
 </file>

--- a/result/Ketika_Jiwa_Pulang_ke_Sunyi.docx
+++ b/result/Ketika_Jiwa_Pulang_ke_Sunyi.docx
@@ -11780,13 +11780,13 @@
     </w:tbl>
     <w:p>
       <w:pPr>
-        <w:spacing w:after="120"/>
+        <w:spacing w:after="160" w:before="80"/>
         <w:jc w:val="center"/>
       </w:pPr>
       <w:r>
         <w:drawing>
           <wp:inline xmlns:a="http://schemas.openxmlformats.org/drawingml/2006/main" xmlns:pic="http://schemas.openxmlformats.org/drawingml/2006/picture">
-            <wp:extent cx="1280160" cy="1280160"/>
+            <wp:extent cx="1371600" cy="1371600"/>
             <wp:docPr id="1" name="Picture 1"/>
             <wp:cNvGraphicFramePr>
               <a:graphicFrameLocks noChangeAspect="1"/>
@@ -11807,7 +11807,7 @@
                   <pic:spPr>
                     <a:xfrm>
                       <a:off x="0" y="0"/>
-                      <a:ext cx="1280160" cy="1280160"/>
+                      <a:ext cx="1371600" cy="1371600"/>
                     </a:xfrm>
                     <a:prstGeom prst="rect"/>
                   </pic:spPr>
@@ -11822,6 +11822,27 @@
       <w:pPr>
         <w:spacing w:after="80"/>
       </w:pPr>
+    </w:p>
+    <w:p>
+      <w:r>
+        <w:br w:type="page"/>
+      </w:r>
+    </w:p>
+    <w:p>
+      <w:pPr>
+        <w:spacing w:before="0" w:after="240" w:line="300" w:lineRule="auto"/>
+        <w:jc w:val="center"/>
+      </w:pPr>
+      <w:r>
+        <w:rPr>
+          <w:rFonts w:ascii="Garamond" w:hAnsi="Garamond"/>
+          <w:b/>
+          <w:i w:val="0"/>
+          <w:color w:val="1B5E20"/>
+          <w:sz w:val="24"/>
+        </w:rPr>
+        <w:t>INTEGRASI DIGITAL &amp; KODE QR PENDUKUNG (LANJUTAN)</w:t>
+      </w:r>
     </w:p>
     <w:tbl>
       <w:tblPr>
@@ -11896,13 +11917,13 @@
     </w:tbl>
     <w:p>
       <w:pPr>
-        <w:spacing w:after="120"/>
+        <w:spacing w:after="160" w:before="80"/>
         <w:jc w:val="center"/>
       </w:pPr>
       <w:r>
         <w:drawing>
           <wp:inline xmlns:a="http://schemas.openxmlformats.org/drawingml/2006/main" xmlns:pic="http://schemas.openxmlformats.org/drawingml/2006/picture">
-            <wp:extent cx="1280160" cy="1280160"/>
+            <wp:extent cx="1371600" cy="1371600"/>
             <wp:docPr id="2" name="Picture 2"/>
             <wp:cNvGraphicFramePr>
               <a:graphicFrameLocks noChangeAspect="1"/>
@@ -11923,7 +11944,7 @@
                   <pic:spPr>
                     <a:xfrm>
                       <a:off x="0" y="0"/>
-                      <a:ext cx="1280160" cy="1280160"/>
+                      <a:ext cx="1371600" cy="1371600"/>
                     </a:xfrm>
                     <a:prstGeom prst="rect"/>
                   </pic:spPr>
@@ -12033,13 +12054,13 @@
     </w:tbl>
     <w:p>
       <w:pPr>
-        <w:spacing w:after="120"/>
+        <w:spacing w:after="160" w:before="80"/>
         <w:jc w:val="center"/>
       </w:pPr>
       <w:r>
         <w:drawing>
           <wp:inline xmlns:a="http://schemas.openxmlformats.org/drawingml/2006/main" xmlns:pic="http://schemas.openxmlformats.org/drawingml/2006/picture">
-            <wp:extent cx="1280160" cy="1280160"/>
+            <wp:extent cx="1371600" cy="1371600"/>
             <wp:docPr id="3" name="Picture 3"/>
             <wp:cNvGraphicFramePr>
               <a:graphicFrameLocks noChangeAspect="1"/>
@@ -12060,7 +12081,7 @@
                   <pic:spPr>
                     <a:xfrm>
                       <a:off x="0" y="0"/>
-                      <a:ext cx="1280160" cy="1280160"/>
+                      <a:ext cx="1371600" cy="1371600"/>
                     </a:xfrm>
                     <a:prstGeom prst="rect"/>
                   </pic:spPr>
@@ -12075,6 +12096,27 @@
       <w:pPr>
         <w:spacing w:after="80"/>
       </w:pPr>
+    </w:p>
+    <w:p>
+      <w:r>
+        <w:br w:type="page"/>
+      </w:r>
+    </w:p>
+    <w:p>
+      <w:pPr>
+        <w:spacing w:before="0" w:after="240" w:line="300" w:lineRule="auto"/>
+        <w:jc w:val="center"/>
+      </w:pPr>
+      <w:r>
+        <w:rPr>
+          <w:rFonts w:ascii="Garamond" w:hAnsi="Garamond"/>
+          <w:b/>
+          <w:i w:val="0"/>
+          <w:color w:val="1B5E20"/>
+          <w:sz w:val="24"/>
+        </w:rPr>
+        <w:t>INTEGRASI DIGITAL &amp; KODE QR PENDUKUNG (LANJUTAN)</w:t>
+      </w:r>
     </w:p>
     <w:tbl>
       <w:tblPr>
@@ -12149,13 +12191,13 @@
     </w:tbl>
     <w:p>
       <w:pPr>
-        <w:spacing w:after="120"/>
+        <w:spacing w:after="160" w:before="80"/>
         <w:jc w:val="center"/>
       </w:pPr>
       <w:r>
         <w:drawing>
           <wp:inline xmlns:a="http://schemas.openxmlformats.org/drawingml/2006/main" xmlns:pic="http://schemas.openxmlformats.org/drawingml/2006/picture">
-            <wp:extent cx="1280160" cy="1280160"/>
+            <wp:extent cx="1371600" cy="1371600"/>
             <wp:docPr id="4" name="Picture 4"/>
             <wp:cNvGraphicFramePr>
               <a:graphicFrameLocks noChangeAspect="1"/>
@@ -12176,7 +12218,7 @@
                   <pic:spPr>
                     <a:xfrm>
                       <a:off x="0" y="0"/>
-                      <a:ext cx="1280160" cy="1280160"/>
+                      <a:ext cx="1371600" cy="1371600"/>
                     </a:xfrm>
                     <a:prstGeom prst="rect"/>
                   </pic:spPr>

--- a/result/Ketika_Jiwa_Pulang_ke_Sunyi.docx
+++ b/result/Ketika_Jiwa_Pulang_ke_Sunyi.docx
@@ -18418,6 +18418,7 @@
           </w:tcPr>
           <w:p>
             <w:pPr>
+              <w:keepNext/>
               <w:spacing w:after="0"/>
             </w:pPr>
             <w:r>
@@ -18435,6 +18436,7 @@
     </w:tbl>
     <w:p>
       <w:pPr>
+        <w:keepNext/>
         <w:spacing w:before="60" w:after="40" w:line="312" w:lineRule="auto"/>
       </w:pPr>
       <w:r>
@@ -18449,6 +18451,8 @@
     </w:p>
     <w:p>
       <w:pPr>
+        <w:keepNext/>
+        <w:keepLines/>
         <w:tabs>
           <w:tab w:val="right" w:leader="dot" w:pos="5896"/>
         </w:tabs>
@@ -18460,6 +18464,7 @@
     </w:p>
     <w:p>
       <w:pPr>
+        <w:keepLines/>
         <w:tabs>
           <w:tab w:val="right" w:leader="dot" w:pos="5896"/>
         </w:tabs>
@@ -18498,6 +18503,7 @@
           </w:tcPr>
           <w:p>
             <w:pPr>
+              <w:keepNext/>
               <w:spacing w:after="0"/>
             </w:pPr>
             <w:r>
@@ -18515,6 +18521,7 @@
     </w:tbl>
     <w:p>
       <w:pPr>
+        <w:keepNext/>
         <w:spacing w:before="60" w:after="40" w:line="312" w:lineRule="auto"/>
       </w:pPr>
       <w:r>
@@ -18538,6 +18545,8 @@
     </w:p>
     <w:p>
       <w:pPr>
+        <w:keepNext/>
+        <w:keepLines/>
         <w:tabs>
           <w:tab w:val="right" w:leader="dot" w:pos="5896"/>
         </w:tabs>
@@ -18549,6 +18558,7 @@
     </w:p>
     <w:p>
       <w:pPr>
+        <w:keepLines/>
         <w:tabs>
           <w:tab w:val="right" w:leader="dot" w:pos="5896"/>
         </w:tabs>
@@ -18587,6 +18597,7 @@
           </w:tcPr>
           <w:p>
             <w:pPr>
+              <w:keepNext/>
               <w:spacing w:after="0"/>
             </w:pPr>
             <w:r>
@@ -18596,6 +18607,7 @@
                 <w:color w:val="FFFFFF"/>
                 <w:sz w:val="17"/>
               </w:rPr>
+              <w:lastRenderedPageBreak/>
               <w:t xml:space="preserve">  BATASAN DIRI &amp; KETENANGAN (BOUNDARY)  </w:t>
             </w:r>
           </w:p>
@@ -18604,6 +18616,7 @@
     </w:tbl>
     <w:p>
       <w:pPr>
+        <w:keepNext/>
         <w:spacing w:before="60" w:after="40" w:line="312" w:lineRule="auto"/>
       </w:pPr>
       <w:r>
@@ -18618,18 +18631,20 @@
     </w:p>
     <w:p>
       <w:pPr>
+        <w:keepNext/>
+        <w:keepLines/>
         <w:tabs>
           <w:tab w:val="right" w:leader="dot" w:pos="5896"/>
         </w:tabs>
         <w:spacing w:after="80" w:line="384" w:lineRule="auto"/>
       </w:pPr>
       <w:r>
-        <w:lastRenderedPageBreak/>
         <w:tab/>
       </w:r>
     </w:p>
     <w:p>
       <w:pPr>
+        <w:keepLines/>
         <w:tabs>
           <w:tab w:val="right" w:leader="dot" w:pos="5896"/>
         </w:tabs>
@@ -18668,6 +18683,7 @@
           </w:tcPr>
           <w:p>
             <w:pPr>
+              <w:keepNext/>
               <w:spacing w:after="0"/>
             </w:pPr>
             <w:r>
@@ -18685,6 +18701,7 @@
     </w:tbl>
     <w:p>
       <w:pPr>
+        <w:keepNext/>
         <w:spacing w:before="60" w:after="40" w:line="312" w:lineRule="auto"/>
       </w:pPr>
       <w:r>
@@ -18708,6 +18725,8 @@
     </w:p>
     <w:p>
       <w:pPr>
+        <w:keepNext/>
+        <w:keepLines/>
         <w:tabs>
           <w:tab w:val="right" w:leader="dot" w:pos="5896"/>
         </w:tabs>
@@ -18719,6 +18738,7 @@
     </w:p>
     <w:p>
       <w:pPr>
+        <w:keepLines/>
         <w:tabs>
           <w:tab w:val="right" w:leader="dot" w:pos="5896"/>
         </w:tabs>
@@ -19099,6 +19119,7 @@
           </w:tcPr>
           <w:p>
             <w:pPr>
+              <w:keepNext/>
               <w:spacing w:after="0"/>
             </w:pPr>
             <w:r>
@@ -19116,6 +19137,7 @@
     </w:tbl>
     <w:p>
       <w:pPr>
+        <w:keepNext/>
         <w:spacing w:before="60" w:after="40" w:line="312" w:lineRule="auto"/>
       </w:pPr>
       <w:r>
@@ -19139,6 +19161,8 @@
     </w:p>
     <w:p>
       <w:pPr>
+        <w:keepNext/>
+        <w:keepLines/>
         <w:tabs>
           <w:tab w:val="right" w:leader="dot" w:pos="5896"/>
         </w:tabs>
@@ -19150,6 +19174,7 @@
     </w:p>
     <w:p>
       <w:pPr>
+        <w:keepLines/>
         <w:tabs>
           <w:tab w:val="right" w:leader="dot" w:pos="5896"/>
         </w:tabs>
@@ -19188,6 +19213,7 @@
           </w:tcPr>
           <w:p>
             <w:pPr>
+              <w:keepNext/>
               <w:spacing w:after="0"/>
             </w:pPr>
             <w:r>
@@ -19205,6 +19231,7 @@
     </w:tbl>
     <w:p>
       <w:pPr>
+        <w:keepNext/>
         <w:spacing w:before="60" w:after="40" w:line="312" w:lineRule="auto"/>
       </w:pPr>
       <w:r>
@@ -19219,6 +19246,8 @@
     </w:p>
     <w:p>
       <w:pPr>
+        <w:keepNext/>
+        <w:keepLines/>
         <w:tabs>
           <w:tab w:val="right" w:leader="dot" w:pos="5896"/>
         </w:tabs>
@@ -19230,6 +19259,7 @@
     </w:p>
     <w:p>
       <w:pPr>
+        <w:keepLines/>
         <w:tabs>
           <w:tab w:val="right" w:leader="dot" w:pos="5896"/>
         </w:tabs>
@@ -19268,6 +19298,7 @@
           </w:tcPr>
           <w:p>
             <w:pPr>
+              <w:keepNext/>
               <w:spacing w:after="0"/>
             </w:pPr>
             <w:r>
@@ -19277,6 +19308,7 @@
                 <w:color w:val="FFFFFF"/>
                 <w:sz w:val="17"/>
               </w:rPr>
+              <w:lastRenderedPageBreak/>
               <w:t xml:space="preserve">  HIKMAH EMAS PASCA BADAI (KINTSUGI)  </w:t>
             </w:r>
           </w:p>
@@ -19285,6 +19317,7 @@
     </w:tbl>
     <w:p>
       <w:pPr>
+        <w:keepNext/>
         <w:spacing w:before="60" w:after="40" w:line="312" w:lineRule="auto"/>
       </w:pPr>
       <w:r>
@@ -19308,18 +19341,20 @@
     </w:p>
     <w:p>
       <w:pPr>
+        <w:keepNext/>
+        <w:keepLines/>
         <w:tabs>
           <w:tab w:val="right" w:leader="dot" w:pos="5896"/>
         </w:tabs>
         <w:spacing w:after="80" w:line="384" w:lineRule="auto"/>
       </w:pPr>
       <w:r>
-        <w:lastRenderedPageBreak/>
         <w:tab/>
       </w:r>
     </w:p>
     <w:p>
       <w:pPr>
+        <w:keepLines/>
         <w:tabs>
           <w:tab w:val="right" w:leader="dot" w:pos="5896"/>
         </w:tabs>
@@ -19358,6 +19393,7 @@
           </w:tcPr>
           <w:p>
             <w:pPr>
+              <w:keepNext/>
               <w:spacing w:after="0"/>
             </w:pPr>
             <w:r>
@@ -19375,6 +19411,7 @@
     </w:tbl>
     <w:p>
       <w:pPr>
+        <w:keepNext/>
         <w:spacing w:before="60" w:after="40" w:line="312" w:lineRule="auto"/>
       </w:pPr>
       <w:r>
@@ -19389,6 +19426,8 @@
     </w:p>
     <w:p>
       <w:pPr>
+        <w:keepNext/>
+        <w:keepLines/>
         <w:tabs>
           <w:tab w:val="right" w:leader="dot" w:pos="5896"/>
         </w:tabs>
@@ -19400,6 +19439,7 @@
     </w:p>
     <w:p>
       <w:pPr>
+        <w:keepLines/>
         <w:tabs>
           <w:tab w:val="right" w:leader="dot" w:pos="5896"/>
         </w:tabs>
@@ -19573,7 +19613,15 @@
           <w:color w:val="1B5E20"/>
           <w:sz w:val="17"/>
         </w:rPr>
-        <w:t>DOI Resmi: https://doi.org/10.1371/journal.pmed.1000316</w:t>
+        <w:t xml:space="preserve">DOI Resmi: </w:t>
+      </w:r>
+      <w:r>
+        <w:rPr>
+          <w:rFonts w:ascii="Garamond" w:hAnsi="Garamond"/>
+          <w:color w:val="1B5E20"/>
+          <w:sz w:val="17"/>
+        </w:rPr>
+        <w:t>https://doi.org/10.1371/journal.pmed.1000316</w:t>
       </w:r>
     </w:p>
     <w:p>
@@ -19588,8 +19636,52 @@
           <w:color w:val="505050"/>
           <w:sz w:val="18"/>
         </w:rPr>
-        <w:t xml:space="preserve">Signifikansi Riset: </w:t>
-      </w:r>
+        <w:t>Signifikansi Riset: Membuktikan bahwa isolasi sosial dan kesepian kronis meningkatkan risiko mortalitas dini setara dengan merokok 15 batang rokok per hari.</w:t>
+      </w:r>
+    </w:p>
+    <w:p>
+      <w:pPr>
+        <w:spacing w:after="20" w:line="300" w:lineRule="auto"/>
+        <w:jc w:val="both"/>
+      </w:pPr>
+      <w:r>
+        <w:rPr>
+          <w:rFonts w:ascii="Garamond" w:hAnsi="Garamond"/>
+          <w:b/>
+          <w:color w:val="000000"/>
+          <w:sz w:val="19"/>
+        </w:rPr>
+        <w:t xml:space="preserve">[2] Eisenberger, N. I., Lieberman, M. D., &amp; </w:t>
+      </w:r>
+      <w:r>
+        <w:rPr>
+          <w:rFonts w:ascii="Garamond" w:hAnsi="Garamond"/>
+          <w:b/>
+          <w:color w:val="000000"/>
+          <w:sz w:val="19"/>
+        </w:rPr>
+        <w:t>Williams, K. D. (2003). Does rejection hurt? An fMRI study of social exclusion. Science, 302(5643), 290-292.</w:t>
+      </w:r>
+    </w:p>
+    <w:p>
+      <w:pPr>
+        <w:spacing w:after="20" w:line="300" w:lineRule="auto"/>
+        <w:jc w:val="both"/>
+      </w:pPr>
+      <w:r>
+        <w:rPr>
+          <w:rFonts w:ascii="Garamond" w:hAnsi="Garamond"/>
+          <w:color w:val="1B5E20"/>
+          <w:sz w:val="17"/>
+        </w:rPr>
+        <w:t>DOI Resmi: https://doi.org/10.1126/science.1089134</w:t>
+      </w:r>
+    </w:p>
+    <w:p>
+      <w:pPr>
+        <w:spacing w:after="160" w:line="300" w:lineRule="auto"/>
+        <w:jc w:val="both"/>
+      </w:pPr>
       <w:r>
         <w:rPr>
           <w:rFonts w:ascii="Garamond" w:hAnsi="Garamond"/>
@@ -19597,52 +19689,8 @@
           <w:color w:val="505050"/>
           <w:sz w:val="18"/>
         </w:rPr>
-        <w:t>Membuktikan bahwa isolasi sosial dan kesepian kronis meningkatkan risiko mortalitas dini setara dengan merokok 15 batang rokok per hari.</w:t>
-      </w:r>
-    </w:p>
-    <w:p>
-      <w:pPr>
-        <w:spacing w:after="20" w:line="300" w:lineRule="auto"/>
-        <w:jc w:val="both"/>
-      </w:pPr>
-      <w:r>
-        <w:rPr>
-          <w:rFonts w:ascii="Garamond" w:hAnsi="Garamond"/>
-          <w:b/>
-          <w:color w:val="000000"/>
-          <w:sz w:val="19"/>
-        </w:rPr>
-        <w:t>[2] Eisenberger, N. I., Lieberman, M. D., &amp; Williams, K. D. (2003). Does rejection hurt? An fMRI study of social exclus</w:t>
-      </w:r>
-      <w:r>
-        <w:rPr>
-          <w:rFonts w:ascii="Garamond" w:hAnsi="Garamond"/>
-          <w:b/>
-          <w:color w:val="000000"/>
-          <w:sz w:val="19"/>
-        </w:rPr>
-        <w:t>ion. Science, 302(5643), 290-292.</w:t>
-      </w:r>
-    </w:p>
-    <w:p>
-      <w:pPr>
-        <w:spacing w:after="20" w:line="300" w:lineRule="auto"/>
-        <w:jc w:val="both"/>
-      </w:pPr>
-      <w:r>
-        <w:rPr>
-          <w:rFonts w:ascii="Garamond" w:hAnsi="Garamond"/>
-          <w:color w:val="1B5E20"/>
-          <w:sz w:val="17"/>
-        </w:rPr>
-        <w:t>DOI Resmi: https://doi.org/10.1126/science.1089134</w:t>
-      </w:r>
-    </w:p>
-    <w:p>
-      <w:pPr>
-        <w:spacing w:after="160" w:line="300" w:lineRule="auto"/>
-        <w:jc w:val="both"/>
-      </w:pPr>
+        <w:t>Signifikansi Riset: Menemukan bahwa rasa sakit akibat penolakan sosial diproses pada substrat sa</w:t>
+      </w:r>
       <w:r>
         <w:rPr>
           <w:rFonts w:ascii="Garamond" w:hAnsi="Garamond"/>
@@ -19650,8 +19698,51 @@
           <w:color w:val="505050"/>
           <w:sz w:val="18"/>
         </w:rPr>
-        <w:t xml:space="preserve">Signifikansi Riset: Menemukan bahwa rasa sakit akibat penolakan sosial diproses pada substrat saraf yang sama dengan rasa sakit fisik (Dorsal Anterior Cingulate </w:t>
-      </w:r>
+        <w:t>raf yang sama dengan rasa sakit fisik (Dorsal Anterior Cingulate Cortex).</w:t>
+      </w:r>
+    </w:p>
+    <w:p>
+      <w:pPr>
+        <w:spacing w:after="20" w:line="300" w:lineRule="auto"/>
+        <w:jc w:val="both"/>
+      </w:pPr>
+      <w:r>
+        <w:rPr>
+          <w:rFonts w:ascii="Garamond" w:hAnsi="Garamond"/>
+          <w:b/>
+          <w:color w:val="000000"/>
+          <w:sz w:val="19"/>
+        </w:rPr>
+        <w:t>[3] Porges, S. W. (2011). The Polyvagal Theory: Neurophysiological Foundations of Emotions, Attachment, Communication, and Self-regulation. W. W. Norton &amp; Company.</w:t>
+      </w:r>
+    </w:p>
+    <w:p>
+      <w:pPr>
+        <w:spacing w:after="20" w:line="300" w:lineRule="auto"/>
+        <w:jc w:val="both"/>
+      </w:pPr>
+      <w:r>
+        <w:rPr>
+          <w:rFonts w:ascii="Garamond" w:hAnsi="Garamond"/>
+          <w:color w:val="1B5E20"/>
+          <w:sz w:val="17"/>
+        </w:rPr>
+        <w:t>DOI Resmi: https:/</w:t>
+      </w:r>
+      <w:r>
+        <w:rPr>
+          <w:rFonts w:ascii="Garamond" w:hAnsi="Garamond"/>
+          <w:color w:val="1B5E20"/>
+          <w:sz w:val="17"/>
+        </w:rPr>
+        <w:t>/doi.org/10.1037/e570882012-001</w:t>
+      </w:r>
+    </w:p>
+    <w:p>
+      <w:pPr>
+        <w:spacing w:after="160" w:line="300" w:lineRule="auto"/>
+        <w:jc w:val="both"/>
+      </w:pPr>
       <w:r>
         <w:rPr>
           <w:rFonts w:ascii="Garamond" w:hAnsi="Garamond"/>
@@ -19659,7 +19750,7 @@
           <w:color w:val="505050"/>
           <w:sz w:val="18"/>
         </w:rPr>
-        <w:t>Cortex).</w:t>
+        <w:t>Signifikansi Riset: Menjelaskan mekanisme biologis Saraf Vagus dalam mengatur respons keamanan sosial (*Ventral Vagal*), pemulihan trauma, dan ketenangan batin.</w:t>
       </w:r>
     </w:p>
     <w:p>
@@ -19674,7 +19765,16 @@
           <w:color w:val="000000"/>
           <w:sz w:val="19"/>
         </w:rPr>
-        <w:t>[3] Porges, S. W. (2011). The Polyvagal Theory: Neurophysiological Foundations of Emotions, Attachment, Communication, and Self-regulation. W. W. Norton &amp; Company.</w:t>
+        <w:t>[4] Tedeschi, R. G., &amp; Calhoun, L. G. (2004). Posttraumatic Gro</w:t>
+      </w:r>
+      <w:r>
+        <w:rPr>
+          <w:rFonts w:ascii="Garamond" w:hAnsi="Garamond"/>
+          <w:b/>
+          <w:color w:val="000000"/>
+          <w:sz w:val="19"/>
+        </w:rPr>
+        <w:t>wth: Conceptual Foundations and Empirical Evidence. Psychological Inquiry, 15(1), 1-18.</w:t>
       </w:r>
     </w:p>
     <w:p>
@@ -19688,7 +19788,7 @@
           <w:color w:val="1B5E20"/>
           <w:sz w:val="17"/>
         </w:rPr>
-        <w:t>DOI Resmi: https://doi.org/10.1037/e570882012-001</w:t>
+        <w:t>DOI Resmi: https://doi.org/10.1207/s15327965pli1501_01</w:t>
       </w:r>
     </w:p>
     <w:p>
@@ -19703,7 +19803,7 @@
           <w:color w:val="505050"/>
           <w:sz w:val="18"/>
         </w:rPr>
-        <w:t>Signifikansi Riset: Menjelaskan m</w:t>
+        <w:t xml:space="preserve">Signifikansi Riset: Merumuskan kerangka empiris Post-Traumatic Growth (PTG), bagaimana krisis berat dapat memicu </w:t>
       </w:r>
       <w:r>
         <w:rPr>
@@ -19712,7 +19812,7 @@
           <w:color w:val="505050"/>
           <w:sz w:val="18"/>
         </w:rPr>
-        <w:t>ekanisme biologis Saraf Vagus dalam mengatur respons keamanan sosial (*Ventral Vagal*), pemulihan trauma, dan ketenangan batin.</w:t>
+        <w:t>pertumbuhan karakter dan kedalaman spiritual yang melampaui kondisi sebelum trauma.</w:t>
       </w:r>
     </w:p>
     <w:p>
@@ -19727,16 +19827,7 @@
           <w:color w:val="000000"/>
           <w:sz w:val="19"/>
         </w:rPr>
-        <w:t>[4] Tedeschi, R. G., &amp; Calhoun, L. G. (2004). Posttraumatic Growth: Conceptual Foundations and Empirical Evidence. Psychological</w:t>
-      </w:r>
-      <w:r>
-        <w:rPr>
-          <w:rFonts w:ascii="Garamond" w:hAnsi="Garamond"/>
-          <w:b/>
-          <w:color w:val="000000"/>
-          <w:sz w:val="19"/>
-        </w:rPr>
-        <w:t xml:space="preserve"> Inquiry, 15(1), 1-18.</w:t>
+        <w:t>[5] Xie, L., Kang, H., Xu, Q., et al. (2013). Sleep drives metabolite clearance from the adult brain. Science, 342(6156), 373-377.</w:t>
       </w:r>
     </w:p>
     <w:p>
@@ -19750,7 +19841,15 @@
           <w:color w:val="1B5E20"/>
           <w:sz w:val="17"/>
         </w:rPr>
-        <w:t>DOI Resmi: https://doi.org/10.1207/s15327965pli1501_01</w:t>
+        <w:t>DOI Resmi: https://doi.org/10.1126/scienc</w:t>
+      </w:r>
+      <w:r>
+        <w:rPr>
+          <w:rFonts w:ascii="Garamond" w:hAnsi="Garamond"/>
+          <w:color w:val="1B5E20"/>
+          <w:sz w:val="17"/>
+        </w:rPr>
+        <w:t>e.1241224</w:t>
       </w:r>
     </w:p>
     <w:p>
@@ -19765,69 +19864,7 @@
           <w:color w:val="505050"/>
           <w:sz w:val="18"/>
         </w:rPr>
-        <w:t>Signifikansi Riset: Merumuskan kerangka empiris Post-Traumatic Growth (PTG), bagaimana krisis berat dapat memicu pertumbuhan karakter dan kedalaman spiritual yang melampaui kondi</w:t>
-      </w:r>
-      <w:r>
-        <w:rPr>
-          <w:rFonts w:ascii="Garamond" w:hAnsi="Garamond"/>
-          <w:i/>
-          <w:color w:val="505050"/>
-          <w:sz w:val="18"/>
-        </w:rPr>
-        <w:t>si sebelum trauma.</w:t>
-      </w:r>
-    </w:p>
-    <w:p>
-      <w:pPr>
-        <w:spacing w:after="20" w:line="300" w:lineRule="auto"/>
-        <w:jc w:val="both"/>
-      </w:pPr>
-      <w:r>
-        <w:rPr>
-          <w:rFonts w:ascii="Garamond" w:hAnsi="Garamond"/>
-          <w:b/>
-          <w:color w:val="000000"/>
-          <w:sz w:val="19"/>
-        </w:rPr>
-        <w:t>[5] Xie, L., Kang, H., Xu, Q., et al. (2013). Sleep drives metabolite clearance from the adult brain. Science, 342(6156), 373-377.</w:t>
-      </w:r>
-    </w:p>
-    <w:p>
-      <w:pPr>
-        <w:spacing w:after="20" w:line="300" w:lineRule="auto"/>
-        <w:jc w:val="both"/>
-      </w:pPr>
-      <w:r>
-        <w:rPr>
-          <w:rFonts w:ascii="Garamond" w:hAnsi="Garamond"/>
-          <w:color w:val="1B5E20"/>
-          <w:sz w:val="17"/>
-        </w:rPr>
-        <w:t>DOI Resmi: https://doi.org/10.1126/science.1241224</w:t>
-      </w:r>
-    </w:p>
-    <w:p>
-      <w:pPr>
-        <w:spacing w:after="160" w:line="300" w:lineRule="auto"/>
-        <w:jc w:val="both"/>
-      </w:pPr>
-      <w:r>
-        <w:rPr>
-          <w:rFonts w:ascii="Garamond" w:hAnsi="Garamond"/>
-          <w:i/>
-          <w:color w:val="505050"/>
-          <w:sz w:val="18"/>
-        </w:rPr>
-        <w:t>Signifikansi Riset: Menemukan fungsi Sistem Glimfatik o</w:t>
-      </w:r>
-      <w:r>
-        <w:rPr>
-          <w:rFonts w:ascii="Garamond" w:hAnsi="Garamond"/>
-          <w:i/>
-          <w:color w:val="505050"/>
-          <w:sz w:val="18"/>
-        </w:rPr>
-        <w:t>tak yang membersihkan racun metabolik (beta-amiloid) 10 kali lipat lebih efektif selama fase tidur gelombang lambat.</w:t>
+        <w:t>Signifikansi Riset: Menemukan fungsi Sistem Glimfatik otak yang membersihkan racun metabolik (beta-amiloid) 10 kali lipat lebih efektif selama fase tidur gelombang lambat.</w:t>
       </w:r>
     </w:p>
     <w:p>
@@ -19863,7 +19900,15 @@
           <w:color w:val="000000"/>
           <w:sz w:val="20"/>
         </w:rPr>
-        <w:t>Pindai QR Code untuk konsultasi AI Assistant atau menyaksikan video sumber:</w:t>
+        <w:t>Pindai QR Code untuk konsultasi AI</w:t>
+      </w:r>
+      <w:r>
+        <w:rPr>
+          <w:rFonts w:ascii="Garamond" w:hAnsi="Garamond"/>
+          <w:color w:val="000000"/>
+          <w:sz w:val="20"/>
+        </w:rPr>
+        <w:t xml:space="preserve"> Assistant atau menyaksikan video sumber:</w:t>
       </w:r>
     </w:p>
     <w:tbl>
@@ -19917,16 +19962,7 @@
                 <w:color w:val="1B5E20"/>
                 <w:sz w:val="21"/>
               </w:rPr>
-              <w:t xml:space="preserve"> QR CODE 1: AI ASSIST</w:t>
-            </w:r>
-            <w:r>
-              <w:rPr>
-                <w:rFonts w:ascii="Garamond" w:hAnsi="Garamond"/>
-                <w:b/>
-                <w:color w:val="1B5E20"/>
-                <w:sz w:val="21"/>
-              </w:rPr>
-              <w:t>ANT CHATBOT KESEHATAN MENTAL &amp; PENATAAN HATI</w:t>
+              <w:t xml:space="preserve"> QR CODE 1: AI ASSISTANT CHATBOT KESEHATAN MENTAL &amp; PENATAAN HATI</w:t>
             </w:r>
           </w:p>
           <w:p>
@@ -19950,14 +19986,14 @@
                 <w:rFonts w:ascii="Garamond" w:hAnsi="Garamond"/>
                 <w:sz w:val="21"/>
               </w:rPr>
-              <w:t>Tautan Resmi: https://chatgpt.com/?q=Konsultasi+Kesehatan+Mental+dan+Penataan+Hati+Isla</w:t>
+              <w:t>Tautan Resmi: https://</w:t>
             </w:r>
             <w:r>
               <w:rPr>
                 <w:rFonts w:ascii="Garamond" w:hAnsi="Garamond"/>
                 <w:sz w:val="21"/>
               </w:rPr>
-              <w:t>mi</w:t>
+              <w:t>chatgpt.com/?q=Konsultasi+Kesehatan+Mental+dan+Penataan+Hati+Islami</w:t>
             </w:r>
           </w:p>
         </w:tc>
@@ -19973,7 +20009,7 @@
           <w:noProof/>
         </w:rPr>
         <w:drawing>
-          <wp:inline distT="0" distB="0" distL="0" distR="0" wp14:anchorId="1688DA7A" wp14:editId="1B32287B">
+          <wp:inline distT="0" distB="0" distL="0" distR="0" wp14:anchorId="4E372F07" wp14:editId="3613F5A3">
             <wp:extent cx="1371600" cy="1371600"/>
             <wp:effectExtent l="0" t="0" r="0" b="0"/>
             <wp:docPr id="1" name="Picture 1"/>
@@ -20098,7 +20134,14 @@
                 <w:rFonts w:ascii="Garamond" w:hAnsi="Garamond"/>
                 <w:sz w:val="21"/>
               </w:rPr>
-              <w:t>Pindai QR Code ini untuk menonton rekaman video kajian lengkap Habib Isa Alkaff, Habib Ja'far Al Jufri, dan Bang Fathur.</w:t>
+              <w:t xml:space="preserve">Pindai QR Code ini untuk menonton rekaman video kajian lengkap Habib Isa </w:t>
+            </w:r>
+            <w:r>
+              <w:rPr>
+                <w:rFonts w:ascii="Garamond" w:hAnsi="Garamond"/>
+                <w:sz w:val="21"/>
+              </w:rPr>
+              <w:t>Alkaff, Habib Ja'far Al Jufri, dan Bang Fathur.</w:t>
             </w:r>
           </w:p>
           <w:p>
@@ -20110,14 +20153,7 @@
                 <w:rFonts w:ascii="Garamond" w:hAnsi="Garamond"/>
                 <w:sz w:val="21"/>
               </w:rPr>
-              <w:t xml:space="preserve">Tautan Resmi: </w:t>
-            </w:r>
-            <w:r>
-              <w:rPr>
-                <w:rFonts w:ascii="Garamond" w:hAnsi="Garamond"/>
-                <w:sz w:val="21"/>
-              </w:rPr>
-              <w:t>https://www.youtube.com/watch?v=YV0DoIaRESE</w:t>
+              <w:t>Tautan Resmi: https://www.youtube.com/watch?v=YV0DoIaRESE</w:t>
             </w:r>
           </w:p>
         </w:tc>
@@ -20133,7 +20169,7 @@
           <w:noProof/>
         </w:rPr>
         <w:drawing>
-          <wp:inline distT="0" distB="0" distL="0" distR="0" wp14:anchorId="6E47A5F6" wp14:editId="4DB6BFCF">
+          <wp:inline distT="0" distB="0" distL="0" distR="0" wp14:anchorId="36C33CBE" wp14:editId="7AFE0648">
             <wp:extent cx="1371600" cy="1371600"/>
             <wp:effectExtent l="0" t="0" r="0" b="0"/>
             <wp:docPr id="2" name="Picture 2"/>
@@ -20258,14 +20294,14 @@
                 <w:rFonts w:ascii="Garamond" w:hAnsi="Garamond"/>
                 <w:sz w:val="21"/>
               </w:rPr>
-              <w:t xml:space="preserve">Pindai QR Code ini untuk menonton kajian mendalam Habib Ja'far Al Jufri dan Ustadz Fikri </w:t>
+              <w:t xml:space="preserve">Pindai QR Code ini untuk </w:t>
             </w:r>
             <w:r>
               <w:rPr>
                 <w:rFonts w:ascii="Garamond" w:hAnsi="Garamond"/>
                 <w:sz w:val="21"/>
               </w:rPr>
-              <w:t>Nadjib tentang burnout &amp; uzlah.</w:t>
+              <w:t>menonton kajian mendalam Habib Ja'far Al Jufri dan Ustadz Fikri Nadjib tentang burnout &amp; uzlah.</w:t>
             </w:r>
           </w:p>
           <w:p>
@@ -20293,7 +20329,7 @@
           <w:noProof/>
         </w:rPr>
         <w:drawing>
-          <wp:inline distT="0" distB="0" distL="0" distR="0" wp14:anchorId="76E94256" wp14:editId="6DA2CAC9">
+          <wp:inline distT="0" distB="0" distL="0" distR="0" wp14:anchorId="7E44005F" wp14:editId="11CF4569">
             <wp:extent cx="1371600" cy="1371600"/>
             <wp:effectExtent l="0" t="0" r="0" b="0"/>
             <wp:docPr id="3" name="Picture 3"/>
@@ -20406,7 +20442,16 @@
                 <w:color w:val="1B5E20"/>
                 <w:sz w:val="21"/>
               </w:rPr>
-              <w:t xml:space="preserve"> QR CODE 4: KAJIAN 3, LUKA AKAN SEMBUH (PEMULIHAN TRAUMA)</w:t>
+              <w:t xml:space="preserve"> QR CODE 4: KAJIAN 3, LUKA AKAN SEMBUH </w:t>
+            </w:r>
+            <w:r>
+              <w:rPr>
+                <w:rFonts w:ascii="Garamond" w:hAnsi="Garamond"/>
+                <w:b/>
+                <w:color w:val="1B5E20"/>
+                <w:sz w:val="21"/>
+              </w:rPr>
+              <w:t>(PEMULIHAN TRAUMA)</w:t>
             </w:r>
           </w:p>
           <w:p>
@@ -20418,14 +20463,7 @@
                 <w:rFonts w:ascii="Garamond" w:hAnsi="Garamond"/>
                 <w:sz w:val="21"/>
               </w:rPr>
-              <w:t xml:space="preserve">Pindai QR Code ini untuk menyimak petuah </w:t>
-            </w:r>
-            <w:r>
-              <w:rPr>
-                <w:rFonts w:ascii="Garamond" w:hAnsi="Garamond"/>
-                <w:sz w:val="21"/>
-              </w:rPr>
-              <w:t>syahdu Ustadz Salim A. Fillah, Hyung Hammad Rosyadi, dan Ustadz Dr. Amri Fatmi.</w:t>
+              <w:t>Pindai QR Code ini untuk menyimak petuah syahdu Ustadz Salim A. Fillah, Hyung Hammad Rosyadi, dan Ustadz Dr. Amri Fatmi.</w:t>
             </w:r>
           </w:p>
           <w:p>
@@ -20453,7 +20491,7 @@
           <w:noProof/>
         </w:rPr>
         <w:drawing>
-          <wp:inline distT="0" distB="0" distL="0" distR="0" wp14:anchorId="194A7071" wp14:editId="57C8566C">
+          <wp:inline distT="0" distB="0" distL="0" distR="0" wp14:anchorId="57A67B39" wp14:editId="28D22EBF">
             <wp:extent cx="1371600" cy="1371600"/>
             <wp:effectExtent l="0" t="0" r="0" b="0"/>
             <wp:docPr id="4" name="Picture 4"/>

--- a/result/Ketika_Jiwa_Pulang_ke_Sunyi.docx
+++ b/result/Ketika_Jiwa_Pulang_ke_Sunyi.docx
@@ -296,6 +296,624 @@
     </w:p>
     <w:p>
       <w:pPr>
+        <w:spacing w:before="0" w:after="360" w:line="324" w:lineRule="auto"/>
+        <w:jc w:val="center"/>
+      </w:pPr>
+      <w:r>
+        <w:rPr>
+          <w:rFonts w:ascii="Garamond" w:hAnsi="Garamond"/>
+          <w:b/>
+          <w:i w:val="0"/>
+          <w:color w:val="141414"/>
+          <w:sz w:val="30"/>
+        </w:rPr>
+        <w:t>Prolog: Tentang Kota yang Riuh dan Manusia yang Asing di Dalam Tubuhnya Sendiri</w:t>
+      </w:r>
+    </w:p>
+    <w:p>
+      <w:pPr>
+        <w:spacing w:before="0" w:after="120" w:line="324" w:lineRule="auto"/>
+        <w:ind w:firstLine="283"/>
+        <w:jc w:val="both"/>
+      </w:pPr>
+      <w:r>
+        <w:rPr>
+          <w:rFonts w:ascii="Garamond" w:hAnsi="Garamond"/>
+          <w:b w:val="0"/>
+          <w:i w:val="0"/>
+          <w:color w:val="141414"/>
+          <w:sz w:val="23"/>
+        </w:rPr>
+        <w:t>Hujan gerimis baru saja membasahi jalanan aspal kota ketika senja perlahan ditelan remang malam. Lampu-lampu jalanan mulai berpendar kuning temaram, memantulkan bayangan ribuan manusia yang bergegas melangkah di trotoar. Mereka melangkah cepat dengan payung di tangan kanan dan gawai di tangan kiri, menatap layar kaca bercahaya seolah seluruh takdir dunia tertulis di sana.</w:t>
+      </w:r>
+    </w:p>
+    <w:p>
+      <w:pPr>
+        <w:spacing w:before="0" w:after="120" w:line="324" w:lineRule="auto"/>
+        <w:ind w:firstLine="283"/>
+        <w:jc w:val="both"/>
+      </w:pPr>
+      <w:r>
+        <w:rPr>
+          <w:rFonts w:ascii="Garamond" w:hAnsi="Garamond"/>
+          <w:b w:val="0"/>
+          <w:i w:val="0"/>
+          <w:color w:val="141414"/>
+          <w:sz w:val="23"/>
+        </w:rPr>
+        <w:t>Di sudut stasiun kereta komuter yang sesak, seorang anak muda duduk menyandarkan kepalanya pada pilar beton yang dingin. Earphone terpasang di kedua telinganya, memutar lagu sendu bervolume lirih. Di genggamannya, layar ponsel terus berkedip: notifikasi grup kantor yang menuntut laporan, pesan singkat dari kawan lama yang memamerkan promosi jabatan, hingga linimasa media sosial yang dipenuhi potret liburan mewah ke negeri-negeri jauh.</w:t>
+      </w:r>
+    </w:p>
+    <w:p>
+      <w:pPr>
+        <w:spacing w:before="0" w:after="120" w:line="324" w:lineRule="auto"/>
+        <w:ind w:firstLine="283"/>
+        <w:jc w:val="both"/>
+      </w:pPr>
+      <w:r>
+        <w:rPr>
+          <w:rFonts w:ascii="Garamond" w:hAnsi="Garamond"/>
+          <w:b w:val="0"/>
+          <w:i w:val="0"/>
+          <w:color w:val="141414"/>
+          <w:sz w:val="23"/>
+        </w:rPr>
+        <w:t>Semua orang tampak sibuk. Semua orang tampak bahagia. Semua orang seolah tahu persis ke mana arah hidup mereka sedang melaju.</w:t>
+      </w:r>
+    </w:p>
+    <w:p>
+      <w:pPr>
+        <w:spacing w:before="0" w:after="120" w:line="324" w:lineRule="auto"/>
+        <w:ind w:firstLine="283"/>
+        <w:jc w:val="both"/>
+      </w:pPr>
+      <w:r>
+        <w:rPr>
+          <w:rFonts w:ascii="Garamond" w:hAnsi="Garamond"/>
+          <w:b w:val="0"/>
+          <w:i w:val="0"/>
+          <w:color w:val="141414"/>
+          <w:sz w:val="23"/>
+        </w:rPr>
+        <w:t>Namun di dalam dada pemuda itu, dan barangkali juga di dalam dadamu yang sedang membaca lembar demi lembar buku ini, ada ruang hampa yang teramat sunyi. Ruang hampa yang tidak bisa diisi oleh seribu ucapan selamat, tidak bisa dihangatkan oleh secangkir kopi panas di kafe megah, dan tidak bisa disembuhkan oleh tidur berjam-jam di kasur yang empuk.</w:t>
+      </w:r>
+    </w:p>
+    <w:p>
+      <w:pPr>
+        <w:spacing w:before="0" w:after="120" w:line="324" w:lineRule="auto"/>
+        <w:ind w:firstLine="283"/>
+        <w:jc w:val="both"/>
+      </w:pPr>
+      <w:r>
+        <w:rPr>
+          <w:rFonts w:ascii="Garamond" w:hAnsi="Garamond"/>
+          <w:b w:val="0"/>
+          <w:i w:val="0"/>
+          <w:color w:val="141414"/>
+          <w:sz w:val="23"/>
+        </w:rPr>
+        <w:t>Kau tahu, kawan? Rasa sepi itu bukan hadir karena kau tidak memiliki siapa-siapa. Kesepian paling purba dan paling menyiksa adalah ketika kau sedang berada di tengah lingkaran teman-temanmu yang tertawa terbahak-bahak, namun hatimu merasa terlempar sejuta mil ke padang pasir yang tandus. Kau ikut tersenyum, kau ikut menimpali lelucon mereka, tapi di dasar jiwamu, kau merasa seperti orang asing yang tersesat di dalam tubuhmu sendiri.</w:t>
+      </w:r>
+    </w:p>
+    <w:p>
+      <w:pPr>
+        <w:spacing w:before="0" w:after="120" w:line="324" w:lineRule="auto"/>
+        <w:ind w:firstLine="283"/>
+        <w:jc w:val="both"/>
+      </w:pPr>
+      <w:r>
+        <w:rPr>
+          <w:rFonts w:ascii="Garamond" w:hAnsi="Garamond"/>
+          <w:b w:val="0"/>
+          <w:i w:val="0"/>
+          <w:color w:val="141414"/>
+          <w:sz w:val="23"/>
+        </w:rPr>
+        <w:t>Kita hidup di zaman yang serba riuh. Kita adalah generasi yang paling terkoneksi sepanjang sejarah peradaban manusia. Dalam hitungan detik, kita bisa menyapa seseorang di belahan benua lain. Kita bisa melihat apa yang sedang dimakan kawan sekolah kita di kota seberang. Kita bisa membagikan apa saja: tawa kita, sarapan kita, senja kita, hingga kemarahan kita.</w:t>
+      </w:r>
+    </w:p>
+    <w:p>
+      <w:pPr>
+        <w:spacing w:before="0" w:after="120" w:line="324" w:lineRule="auto"/>
+        <w:ind w:firstLine="283"/>
+        <w:jc w:val="both"/>
+      </w:pPr>
+      <w:r>
+        <w:rPr>
+          <w:rFonts w:ascii="Garamond" w:hAnsi="Garamond"/>
+          <w:b w:val="0"/>
+          <w:i w:val="0"/>
+          <w:color w:val="141414"/>
+          <w:sz w:val="23"/>
+        </w:rPr>
+        <w:t>Tetapi anehnya, di balik segala kemudahan koneksi itu, kita justru menjadi generasi yang paling rapuh, paling kesepian, dan paling mudah hancur lebur.</w:t>
+      </w:r>
+    </w:p>
+    <w:p>
+      <w:pPr>
+        <w:spacing w:before="0" w:after="120" w:line="324" w:lineRule="auto"/>
+        <w:ind w:firstLine="283"/>
+        <w:jc w:val="both"/>
+      </w:pPr>
+      <w:r>
+        <w:rPr>
+          <w:rFonts w:ascii="Garamond" w:hAnsi="Garamond"/>
+          <w:b w:val="0"/>
+          <w:i w:val="0"/>
+          <w:color w:val="141414"/>
+          <w:sz w:val="23"/>
+        </w:rPr>
+        <w:t>Kita bangun di pagi hari dengan dada yang sudah berdegup kencang oleh kecemasan. Kita memaksakan diri bekerja hingga larut malam demi mengejar angka-angka pencapaian yang tak pernah ada batasnya. Lalu saat tubuh kita menjerit kelelahan dan jiwa kita mulai retak, kita hanya menepuk dada kita sendiri seraya bergumam dengan nada menyalahkan: 'Bertahanlah, jangan manja, semua orang juga sedang berjuang.'</w:t>
+      </w:r>
+    </w:p>
+    <w:p>
+      <w:pPr>
+        <w:spacing w:before="0" w:after="120" w:line="324" w:lineRule="auto"/>
+        <w:ind w:firstLine="283"/>
+        <w:jc w:val="both"/>
+      </w:pPr>
+      <w:r>
+        <w:rPr>
+          <w:rFonts w:ascii="Garamond" w:hAnsi="Garamond"/>
+          <w:b w:val="0"/>
+          <w:i w:val="0"/>
+          <w:color w:val="141414"/>
+          <w:sz w:val="23"/>
+        </w:rPr>
+        <w:t>Hingga akhirnya retakan itu tak lagi bisa ditambal. Kita mengalami burnout yang melumpuhkan akal sehat. Kita merasa muak pada lingkungan di sekitar kita. Dan lebih menyedihkan lagi, luka-luka masa lalu yang belum pernah sempat diobati mendadak terbuka kembali, menyemburkan perih yang tak tertahankan.</w:t>
+      </w:r>
+    </w:p>
+    <w:p>
+      <w:pPr>
+        <w:spacing w:before="0" w:after="120" w:line="324" w:lineRule="auto"/>
+        <w:ind w:firstLine="283"/>
+        <w:jc w:val="both"/>
+      </w:pPr>
+      <w:r>
+        <w:rPr>
+          <w:rFonts w:ascii="Garamond" w:hAnsi="Garamond"/>
+          <w:b w:val="0"/>
+          <w:i w:val="0"/>
+          <w:color w:val="141414"/>
+          <w:sz w:val="23"/>
+        </w:rPr>
+        <w:t>Buku yang ada di tanganmu ini tidak ditulis untuk memberimu ceramah panjang yang kaku. Buku ini tidak akan menuntutmu untuk segera menjadi manusia sempurna yang kebal terhadap air mata. Tidak, kawan. Buku ini hadir seperti seorang kawan lama yang duduk di sampingmu di bangku halte saat hujan deras turun.</w:t>
+      </w:r>
+    </w:p>
+    <w:p>
+      <w:pPr>
+        <w:spacing w:before="0" w:after="120" w:line="324" w:lineRule="auto"/>
+        <w:ind w:firstLine="283"/>
+        <w:jc w:val="both"/>
+      </w:pPr>
+      <w:r>
+        <w:rPr>
+          <w:rFonts w:ascii="Garamond" w:hAnsi="Garamond"/>
+          <w:b w:val="0"/>
+          <w:i w:val="0"/>
+          <w:color w:val="141414"/>
+          <w:sz w:val="23"/>
+        </w:rPr>
+        <w:t>Buku ini lahir dari saripati tiga perbincangan mendalam di ruang kajian 'On The Way Talk', tentang bagaimana menatap rasa sepi bersama Habib Isa Alkaff, Habib Ja'far Al Jufri, dan Bang Fathur; tentang keberanian mengambil jeda dan menjaga jarak dari racun dunia bersama Ustadz Fikri Nadjib; serta tentang seni memeluk luka dan menatap takdir bersama Ustadz Salim A. Fillah, Hyung Hammad Rosyadi, dan Ustadz Dr. Amri Fatmi.</w:t>
+      </w:r>
+    </w:p>
+    <w:p>
+      <w:pPr>
+        <w:spacing w:before="0" w:after="120" w:line="324" w:lineRule="auto"/>
+        <w:ind w:firstLine="283"/>
+        <w:jc w:val="both"/>
+      </w:pPr>
+      <w:r>
+        <w:rPr>
+          <w:rFonts w:ascii="Garamond" w:hAnsi="Garamond"/>
+          <w:b w:val="0"/>
+          <w:i w:val="0"/>
+          <w:color w:val="141414"/>
+          <w:sz w:val="23"/>
+        </w:rPr>
+        <w:t>Duduklah dengan tenang. Tarik napasmu perlahan-lahan. Biarkan bahumu yang tegang melonggar. Mari kita buka halaman berikutnya, dan mulailah perjalanan pulang menuju hening yang mendamaikan.</w:t>
+      </w:r>
+    </w:p>
+    <w:p>
+      <w:r>
+        <w:br w:type="page"/>
+      </w:r>
+    </w:p>
+    <w:p>
+      <w:pPr>
+        <w:spacing w:before="0" w:after="80" w:line="324" w:lineRule="auto"/>
+        <w:jc w:val="center"/>
+      </w:pPr>
+      <w:r>
+        <w:rPr>
+          <w:rFonts w:ascii="Garamond" w:hAnsi="Garamond"/>
+          <w:b/>
+          <w:i w:val="0"/>
+          <w:color w:val="373737"/>
+          <w:sz w:val="28"/>
+        </w:rPr>
+        <w:t>DAFTAR ISI</w:t>
+      </w:r>
+    </w:p>
+    <w:p>
+      <w:pPr>
+        <w:spacing w:before="0" w:after="360" w:line="324" w:lineRule="auto"/>
+        <w:jc w:val="center"/>
+      </w:pPr>
+      <w:r>
+        <w:rPr>
+          <w:rFonts w:ascii="Garamond" w:hAnsi="Garamond"/>
+          <w:b w:val="0"/>
+          <w:i/>
+          <w:color w:val="5A5A5A"/>
+          <w:sz w:val="20"/>
+        </w:rPr>
+        <w:t>Peta Perjalanan Jiwa Menuju Ketenangan Sejati</w:t>
+      </w:r>
+    </w:p>
+    <w:p>
+      <w:pPr>
+        <w:spacing w:before="0" w:after="40" w:line="324" w:lineRule="auto"/>
+        <w:jc w:val="both"/>
+      </w:pPr>
+      <w:r>
+        <w:rPr>
+          <w:rFonts w:ascii="Garamond" w:hAnsi="Garamond"/>
+          <w:b/>
+          <w:i w:val="0"/>
+          <w:color w:val="373737"/>
+          <w:sz w:val="21"/>
+        </w:rPr>
+        <w:t>Bagian I , Ketika Sunyi Mengetuk Jendela Hatimu</w:t>
+      </w:r>
+    </w:p>
+    <w:p>
+      <w:pPr>
+        <w:spacing w:before="0" w:after="40" w:line="324" w:lineRule="auto"/>
+        <w:ind w:firstLine="340"/>
+        <w:jc w:val="both"/>
+      </w:pPr>
+      <w:r>
+        <w:rPr>
+          <w:rFonts w:ascii="Garamond" w:hAnsi="Garamond"/>
+          <w:b w:val="0"/>
+          <w:i w:val="0"/>
+          <w:color w:val="2D2D2D"/>
+          <w:sz w:val="19"/>
+        </w:rPr>
+        <w:t>Bab 1: Riuh di Luar, Sunyi di Dalam</w:t>
+      </w:r>
+    </w:p>
+    <w:p>
+      <w:pPr>
+        <w:spacing w:before="0" w:after="40" w:line="324" w:lineRule="auto"/>
+        <w:ind w:firstLine="340"/>
+        <w:jc w:val="both"/>
+      </w:pPr>
+      <w:r>
+        <w:rPr>
+          <w:rFonts w:ascii="Garamond" w:hAnsi="Garamond"/>
+          <w:b w:val="0"/>
+          <w:i w:val="0"/>
+          <w:color w:val="2D2D2D"/>
+          <w:sz w:val="19"/>
+        </w:rPr>
+        <w:t>Bab 2: Ilusi Keramaian dan Jiwa yang Mengering</w:t>
+      </w:r>
+    </w:p>
+    <w:p>
+      <w:pPr>
+        <w:spacing w:before="0" w:after="40" w:line="324" w:lineRule="auto"/>
+        <w:ind w:firstLine="340"/>
+        <w:jc w:val="both"/>
+      </w:pPr>
+      <w:r>
+        <w:rPr>
+          <w:rFonts w:ascii="Garamond" w:hAnsi="Garamond"/>
+          <w:b w:val="0"/>
+          <w:i w:val="0"/>
+          <w:color w:val="2D2D2D"/>
+          <w:sz w:val="19"/>
+        </w:rPr>
+        <w:t>Bab 3: Menemukan Rumah di Balik Hening</w:t>
+      </w:r>
+    </w:p>
+    <w:p>
+      <w:pPr>
+        <w:spacing w:before="0" w:after="40" w:line="324" w:lineRule="auto"/>
+        <w:ind w:firstLine="340"/>
+        <w:jc w:val="both"/>
+      </w:pPr>
+      <w:r>
+        <w:rPr>
+          <w:rFonts w:ascii="Garamond" w:hAnsi="Garamond"/>
+          <w:b w:val="0"/>
+          <w:i w:val="0"/>
+          <w:color w:val="2D2D2D"/>
+          <w:sz w:val="19"/>
+        </w:rPr>
+        <w:t>Bab 4: Belajar Berdialog dengan Diri Sendiri</w:t>
+      </w:r>
+    </w:p>
+    <w:p>
+      <w:pPr>
+        <w:spacing w:before="0" w:after="40" w:line="324" w:lineRule="auto"/>
+        <w:jc w:val="both"/>
+      </w:pPr>
+      <w:r>
+        <w:rPr>
+          <w:rFonts w:ascii="Garamond" w:hAnsi="Garamond"/>
+          <w:b/>
+          <w:i w:val="0"/>
+          <w:color w:val="373737"/>
+          <w:sz w:val="21"/>
+        </w:rPr>
+        <w:t>Bagian II , Berani Berhenti Sebelum Retak Menjadi Patah</w:t>
+      </w:r>
+    </w:p>
+    <w:p>
+      <w:pPr>
+        <w:spacing w:before="0" w:after="40" w:line="324" w:lineRule="auto"/>
+        <w:ind w:firstLine="340"/>
+        <w:jc w:val="both"/>
+      </w:pPr>
+      <w:r>
+        <w:rPr>
+          <w:rFonts w:ascii="Garamond" w:hAnsi="Garamond"/>
+          <w:b w:val="0"/>
+          <w:i w:val="0"/>
+          <w:color w:val="2D2D2D"/>
+          <w:sz w:val="19"/>
+        </w:rPr>
+        <w:t>Bab 5: Ketika Jiwa Berteriak Minta Pulang</w:t>
+      </w:r>
+    </w:p>
+    <w:p>
+      <w:pPr>
+        <w:spacing w:before="0" w:after="40" w:line="324" w:lineRule="auto"/>
+        <w:ind w:firstLine="340"/>
+        <w:jc w:val="both"/>
+      </w:pPr>
+      <w:r>
+        <w:rPr>
+          <w:rFonts w:ascii="Garamond" w:hAnsi="Garamond"/>
+          <w:b w:val="0"/>
+          <w:i w:val="0"/>
+          <w:color w:val="2D2D2D"/>
+          <w:sz w:val="19"/>
+        </w:rPr>
+        <w:t>Bab 6: Kabur Aja Dulu: Seni Menyelamatkan Batin</w:t>
+      </w:r>
+    </w:p>
+    <w:p>
+      <w:pPr>
+        <w:spacing w:before="0" w:after="40" w:line="324" w:lineRule="auto"/>
+        <w:ind w:firstLine="340"/>
+        <w:jc w:val="both"/>
+      </w:pPr>
+      <w:r>
+        <w:rPr>
+          <w:rFonts w:ascii="Garamond" w:hAnsi="Garamond"/>
+          <w:b w:val="0"/>
+          <w:i w:val="0"/>
+          <w:color w:val="2D2D2D"/>
+          <w:sz w:val="19"/>
+        </w:rPr>
+        <w:t>Bab 7: Menjaga Jarak dari Racun di Sekitarmu</w:t>
+      </w:r>
+    </w:p>
+    <w:p>
+      <w:pPr>
+        <w:spacing w:before="0" w:after="40" w:line="324" w:lineRule="auto"/>
+        <w:ind w:firstLine="340"/>
+        <w:jc w:val="both"/>
+      </w:pPr>
+      <w:r>
+        <w:rPr>
+          <w:rFonts w:ascii="Garamond" w:hAnsi="Garamond"/>
+          <w:b w:val="0"/>
+          <w:i w:val="0"/>
+          <w:color w:val="2D2D2D"/>
+          <w:sz w:val="19"/>
+        </w:rPr>
+        <w:t>Bab 8: Istirahat Adalah Bagian dari Perjalanan</w:t>
+      </w:r>
+    </w:p>
+    <w:p>
+      <w:pPr>
+        <w:spacing w:before="0" w:after="40" w:line="324" w:lineRule="auto"/>
+        <w:jc w:val="both"/>
+      </w:pPr>
+      <w:r>
+        <w:rPr>
+          <w:rFonts w:ascii="Garamond" w:hAnsi="Garamond"/>
+          <w:b/>
+          <w:i w:val="0"/>
+          <w:color w:val="373737"/>
+          <w:sz w:val="21"/>
+        </w:rPr>
+        <w:t>Bagian III , Memeluk Serpihan yang Pernah Patah</w:t>
+      </w:r>
+    </w:p>
+    <w:p>
+      <w:pPr>
+        <w:spacing w:before="0" w:after="40" w:line="324" w:lineRule="auto"/>
+        <w:ind w:firstLine="340"/>
+        <w:jc w:val="both"/>
+      </w:pPr>
+      <w:r>
+        <w:rPr>
+          <w:rFonts w:ascii="Garamond" w:hAnsi="Garamond"/>
+          <w:b w:val="0"/>
+          <w:i w:val="0"/>
+          <w:color w:val="2D2D2D"/>
+          <w:sz w:val="19"/>
+        </w:rPr>
+        <w:t>Bab 9: Setiap Luka Memiliki Cerita</w:t>
+      </w:r>
+    </w:p>
+    <w:p>
+      <w:pPr>
+        <w:spacing w:before="0" w:after="40" w:line="324" w:lineRule="auto"/>
+        <w:ind w:firstLine="340"/>
+        <w:jc w:val="both"/>
+      </w:pPr>
+      <w:r>
+        <w:rPr>
+          <w:rFonts w:ascii="Garamond" w:hAnsi="Garamond"/>
+          <w:b w:val="0"/>
+          <w:i w:val="0"/>
+          <w:color w:val="2D2D2D"/>
+          <w:sz w:val="19"/>
+        </w:rPr>
+        <w:t>Bab 10: Mengapa Harus Aku? Menyelami Rahasia Takdir</w:t>
+      </w:r>
+    </w:p>
+    <w:p>
+      <w:pPr>
+        <w:spacing w:before="0" w:after="40" w:line="324" w:lineRule="auto"/>
+        <w:ind w:firstLine="340"/>
+        <w:jc w:val="both"/>
+      </w:pPr>
+      <w:r>
+        <w:rPr>
+          <w:rFonts w:ascii="Garamond" w:hAnsi="Garamond"/>
+          <w:b w:val="0"/>
+          <w:i w:val="0"/>
+          <w:color w:val="2D2D2D"/>
+          <w:sz w:val="19"/>
+        </w:rPr>
+        <w:t>Bab 11: Memaafkan Tanpa Melupakan Hikmah</w:t>
+      </w:r>
+    </w:p>
+    <w:p>
+      <w:pPr>
+        <w:spacing w:before="0" w:after="40" w:line="324" w:lineRule="auto"/>
+        <w:ind w:firstLine="340"/>
+        <w:jc w:val="both"/>
+      </w:pPr>
+      <w:r>
+        <w:rPr>
+          <w:rFonts w:ascii="Garamond" w:hAnsi="Garamond"/>
+          <w:b w:val="0"/>
+          <w:i w:val="0"/>
+          <w:color w:val="2D2D2D"/>
+          <w:sz w:val="19"/>
+        </w:rPr>
+        <w:t>Bab 12: Sayap yang Tumbuh Pasca Badai</w:t>
+      </w:r>
+    </w:p>
+    <w:p>
+      <w:pPr>
+        <w:spacing w:before="0" w:after="40" w:line="324" w:lineRule="auto"/>
+        <w:jc w:val="both"/>
+      </w:pPr>
+      <w:r>
+        <w:rPr>
+          <w:rFonts w:ascii="Garamond" w:hAnsi="Garamond"/>
+          <w:b/>
+          <w:i w:val="0"/>
+          <w:color w:val="141414"/>
+          <w:sz w:val="20"/>
+        </w:rPr>
+        <w:t>Epilog: Sebuah Surat untuk Jiwa yang Berjuang</w:t>
+      </w:r>
+    </w:p>
+    <w:p>
+      <w:r>
+        <w:br w:type="page"/>
+      </w:r>
+    </w:p>
+    <w:p>
+      <w:pPr>
+        <w:spacing w:before="1440"/>
+      </w:pPr>
+    </w:p>
+    <w:p>
+      <w:pPr>
+        <w:spacing w:before="0" w:after="160" w:line="324" w:lineRule="auto"/>
+        <w:jc w:val="center"/>
+      </w:pPr>
+      <w:r>
+        <w:rPr>
+          <w:rFonts w:ascii="Garamond" w:hAnsi="Garamond"/>
+          <w:b/>
+          <w:i w:val="0"/>
+          <w:color w:val="919191"/>
+          <w:sz w:val="22"/>
+        </w:rPr>
+        <w:t>BAGIAN I</w:t>
+      </w:r>
+    </w:p>
+    <w:p>
+      <w:pPr>
+        <w:spacing w:before="0" w:after="240" w:line="324" w:lineRule="auto"/>
+        <w:jc w:val="center"/>
+      </w:pPr>
+      <w:r>
+        <w:rPr>
+          <w:rFonts w:ascii="Garamond" w:hAnsi="Garamond"/>
+          <w:b/>
+          <w:i w:val="0"/>
+          <w:color w:val="141414"/>
+          <w:sz w:val="36"/>
+        </w:rPr>
+        <w:t>Ketika Sunyi Mengetuk Jendela Hatimu</w:t>
+      </w:r>
+    </w:p>
+    <w:p>
+      <w:pPr>
+        <w:spacing w:before="0" w:after="320" w:line="324" w:lineRule="auto"/>
+        <w:jc w:val="center"/>
+      </w:pPr>
+      <w:r>
+        <w:rPr>
+          <w:rFonts w:ascii="Garamond" w:hAnsi="Garamond"/>
+          <w:b w:val="0"/>
+          <w:i/>
+          <w:color w:val="5A5A5A"/>
+          <w:sz w:val="21"/>
+        </w:rPr>
+        <w:t>Mengurai Rasa Sepi, Menolak Ilusi Keramaian, dan Menemukan Rumah di Balik Hening</w:t>
+      </w:r>
+    </w:p>
+    <w:p>
+      <w:pPr>
+        <w:spacing w:before="0" w:after="200"/>
+        <w:jc w:val="center"/>
+      </w:pPr>
+      <w:r>
+        <w:rPr>
+          <w:rFonts w:ascii="Garamond" w:hAnsi="Garamond"/>
+          <w:color w:val="919191"/>
+          <w:sz w:val="16"/>
+        </w:rPr>
+        <w:t>────────────────────────────</w:t>
+      </w:r>
+    </w:p>
+    <w:p>
+      <w:pPr>
+        <w:spacing w:before="0" w:after="120" w:line="324" w:lineRule="auto"/>
+        <w:jc w:val="center"/>
+      </w:pPr>
+      <w:r>
+        <w:rPr>
+          <w:rFonts w:ascii="Garamond" w:hAnsi="Garamond"/>
+          <w:b w:val="0"/>
+          <w:i/>
+          <w:color w:val="919191"/>
+          <w:sz w:val="18"/>
+        </w:rPr>
+        <w:t>Inspirasi Kajian: When the Heart is Lonely, Habib Isa Alkaff, Habib Ja'far Al Jufri, &amp; Bang Fathur</w:t>
+      </w:r>
+    </w:p>
+    <w:p>
+      <w:r>
+        <w:br w:type="page"/>
+      </w:r>
+    </w:p>
+    <w:p>
+      <w:pPr>
         <w:spacing w:before="0" w:after="80" w:line="324" w:lineRule="auto"/>
         <w:jc w:val="center"/>
       </w:pPr>
@@ -307,12 +925,12 @@
           <w:color w:val="919191"/>
           <w:sz w:val="21"/>
         </w:rPr>
-        <w:t>PROLOG</w:t>
-      </w:r>
-    </w:p>
-    <w:p>
-      <w:pPr>
-        <w:spacing w:before="0" w:after="360" w:line="324" w:lineRule="auto"/>
+        <w:t>BAB 1</w:t>
+      </w:r>
+    </w:p>
+    <w:p>
+      <w:pPr>
+        <w:spacing w:before="0" w:after="120" w:line="324" w:lineRule="auto"/>
         <w:jc w:val="center"/>
       </w:pPr>
       <w:r>
@@ -321,14 +939,136 @@
           <w:b/>
           <w:i w:val="0"/>
           <w:color w:val="141414"/>
+          <w:sz w:val="32"/>
+        </w:rPr>
+        <w:t>Riuh di Luar, Sunyi di Dalam</w:t>
+      </w:r>
+    </w:p>
+    <w:p>
+      <w:pPr>
+        <w:spacing w:before="0" w:after="320" w:line="324" w:lineRule="auto"/>
+        <w:jc w:val="center"/>
+      </w:pPr>
+      <w:r>
+        <w:rPr>
+          <w:rFonts w:ascii="Garamond" w:hAnsi="Garamond"/>
+          <w:b w:val="0"/>
+          <w:i/>
+          <w:color w:val="5A5A5A"/>
+          <w:sz w:val="21"/>
+        </w:rPr>
+        <w:t>Tentang Kerumunan yang Mengasingkan dan Jeritan Hening Batin</w:t>
+      </w:r>
+    </w:p>
+    <w:p>
+      <w:pPr>
+        <w:spacing w:before="0" w:after="320"/>
+        <w:jc w:val="center"/>
+      </w:pPr>
+      <w:r>
+        <w:rPr>
+          <w:rFonts w:ascii="Garamond" w:hAnsi="Garamond"/>
+          <w:color w:val="919191"/>
+          <w:sz w:val="16"/>
+        </w:rPr>
+        <w:t>────────────────────────────</w:t>
+      </w:r>
+    </w:p>
+    <w:p>
+      <w:pPr>
+        <w:spacing w:before="200" w:after="80" w:line="432" w:lineRule="auto"/>
+        <w:jc w:val="right"/>
+      </w:pPr>
+      <w:r>
+        <w:rPr>
+          <w:rFonts w:ascii="Traditional Arabic" w:hAnsi="Traditional Arabic"/>
+          <w:b/>
+          <w:color w:val="141414"/>
           <w:sz w:val="30"/>
         </w:rPr>
-        <w:t>Prolog: Tentang Kota yang Riuh dan Manusia yang Asing di Dalam Tubuhnya Sendiri</w:t>
-      </w:r>
-    </w:p>
-    <w:p>
-      <w:pPr>
-        <w:spacing w:before="0" w:after="320"/>
+        <w:t>وَإِذَا سَأَلَكَ عِبَادِي عَنِّي فَإِنِّي قَرِيبٌ ۖ أُجِيبُ دَعْوَةَ الدَّاعِ إِذَا دَعَانِ</w:t>
+      </w:r>
+    </w:p>
+    <w:p>
+      <w:pPr>
+        <w:spacing w:before="40" w:after="40" w:line="300" w:lineRule="auto"/>
+        <w:ind w:left="283" w:right="283"/>
+        <w:jc w:val="both"/>
+      </w:pPr>
+      <w:r>
+        <w:rPr>
+          <w:rFonts w:ascii="Garamond" w:hAnsi="Garamond"/>
+          <w:i/>
+          <w:color w:val="5A5A5A"/>
+          <w:sz w:val="21"/>
+        </w:rPr>
+        <w:t>"Dan apabila hamba-hamba-Ku bertanya kepadamu tentang Aku, maka sesungguhnya Aku adalah dekat. Aku mengabulkan permohonan orang yang berdoa apabila ia memohon kepada-Ku."</w:t>
+      </w:r>
+    </w:p>
+    <w:p>
+      <w:pPr>
+        <w:spacing w:before="0" w:after="160"/>
+        <w:jc w:val="right"/>
+      </w:pPr>
+      <w:r>
+        <w:rPr>
+          <w:rFonts w:ascii="Garamond" w:hAnsi="Garamond"/>
+          <w:b/>
+          <w:color w:val="373737"/>
+          <w:sz w:val="18"/>
+        </w:rPr>
+        <w:t>(QS. Al-Baqarah: 186)</w:t>
+      </w:r>
+    </w:p>
+    <w:p>
+      <w:pPr>
+        <w:spacing w:before="200" w:after="80" w:line="432" w:lineRule="auto"/>
+        <w:jc w:val="right"/>
+      </w:pPr>
+      <w:r>
+        <w:rPr>
+          <w:rFonts w:ascii="Traditional Arabic" w:hAnsi="Traditional Arabic"/>
+          <w:b/>
+          <w:color w:val="141414"/>
+          <w:sz w:val="30"/>
+        </w:rPr>
+        <w:t>اللَّهُمَّ إِنِّي أَعُوذُ بِكَ مِنَ الْهَمِّ وَالْحَزَنِ، وَالْعَجْزِ وَالْكَسَلِ</w:t>
+      </w:r>
+    </w:p>
+    <w:p>
+      <w:pPr>
+        <w:spacing w:before="40" w:after="40" w:line="300" w:lineRule="auto"/>
+        <w:ind w:left="283" w:right="283"/>
+        <w:jc w:val="both"/>
+      </w:pPr>
+      <w:r>
+        <w:rPr>
+          <w:rFonts w:ascii="Garamond" w:hAnsi="Garamond"/>
+          <w:i/>
+          <w:color w:val="5A5A5A"/>
+          <w:sz w:val="21"/>
+        </w:rPr>
+        <w:t>"Ya Allah, sesungguhnya aku berlindung kepada-Mu dari rasa gundah gulana dan kesedihan, dari kelemahan dan kemalasan."</w:t>
+      </w:r>
+    </w:p>
+    <w:p>
+      <w:pPr>
+        <w:spacing w:before="0" w:after="160"/>
+        <w:jc w:val="right"/>
+      </w:pPr>
+      <w:r>
+        <w:rPr>
+          <w:rFonts w:ascii="Garamond" w:hAnsi="Garamond"/>
+          <w:b/>
+          <w:color w:val="373737"/>
+          <w:sz w:val="18"/>
+        </w:rPr>
+        <w:t>(HR. Bukhari no. 2893)</w:t>
+      </w:r>
+    </w:p>
+    <w:p>
+      <w:pPr>
+        <w:spacing w:before="80" w:after="280"/>
         <w:jc w:val="center"/>
       </w:pPr>
       <w:r>
@@ -354,7 +1094,7 @@
           <w:color w:val="141414"/>
           <w:sz w:val="23"/>
         </w:rPr>
-        <w:t>Hujan gerimis baru saja membasahi jalanan aspal kota ketika senja perlahan ditelan remang malam. Lampu-lampu jalanan mulai berpendar kuning temaram, memantulkan bayangan ribuan manusia yang bergegas melangkah di trotoar. Mereka melangkah cepat dengan payung di tangan kanan dan gawai di tangan kiri, menatap layar kaca bercahaya seolah seluruh takdir dunia tertulis di sana.</w:t>
+        <w:t>Ada malam-malam di mana kau merasa seluruh dunia sedang berpesta, kecuali dirimu. Kau berbaring menatap langit-langit kamar kosan yang sempit atau kamar rumah yang sepi. Jarum jam dinding berdetik dengan suara yang terdengar begitu nyaring di telingamu: tik, tok, tik, tok. Setiap detiknya seperti menghitung mundur sisa-sisa keberanianmu untuk menghadapi hari esok.</w:t>
       </w:r>
     </w:p>
     <w:p>
@@ -371,7 +1111,7 @@
           <w:color w:val="141414"/>
           <w:sz w:val="23"/>
         </w:rPr>
-        <w:t>Di sudut stasiun kereta komuter yang sesak, seorang anak muda duduk menyandarkan kepalanya pada pilar beton yang dingin. Earphone terpasang di kedua telinganya, memutar lagu sendu bervolume lirih. Di genggamannya, layar ponsel terus berkedip: notifikasi grup kantor yang menuntut laporan, pesan singkat dari kawan lama yang memamerkan promosi jabatan, hingga linimasa media sosial yang dipenuhi potret liburan mewah ke negeri-negeri jauh.</w:t>
+        <w:t>Ponsel pintar di samping bantalmu masih menyala. Ada puluhan pesan yang belum sempat kau balas. Di linimasa media sosial, teman-temanmu sedang mengunggah keseruan makan malam bersama, rekan sekantormu sedang memamerkan piagam penghargaan, dan orang-orang yang kau kenal tampak begitu menikmati hidup. Namun di dalam kamarmu yang remang, udara terasa begitu dingin dan berat.</w:t>
       </w:r>
     </w:p>
     <w:p>
@@ -388,7 +1128,7 @@
           <w:color w:val="141414"/>
           <w:sz w:val="23"/>
         </w:rPr>
-        <w:t>Semua orang tampak sibuk. Semua orang tampak bahagia. Semua orang seolah tahu persis ke mana arah hidup mereka sedang melaju.</w:t>
+        <w:t>Kau mencoba memejamkan mata, berharap tidur akan membawamu kabur sejenak dari rasa sepi ini. Tetapi pikiranmu menolak untuk diam. Pertanyaan-pertanyaan yang selama ini kau kubur rapi mendadak menyeruak ke permukaan: 'Sebenarnya, untuk apa aku bersusah payah setiap hari? Siapa sebenarnya yang benar-benar peduli padaku jika besok aku tiba-tiba menghilang dari dunia ini?'</w:t>
       </w:r>
     </w:p>
     <w:p>
@@ -405,7 +1145,7 @@
           <w:color w:val="141414"/>
           <w:sz w:val="23"/>
         </w:rPr>
-        <w:t>Namun di dalam dada pemuda itu, dan barangkali juga di dalam dadamu yang sedang membaca lembar demi lembar buku ini, ada ruang hampa yang teramat sunyi. Ruang hampa yang tidak bisa diisi oleh seribu ucapan selamat, tidak bisa dihangatkan oleh secangkir kopi panas di kafe megah, dan tidak bisa disembuhkan oleh tidur berjam-jam di kasur yang empuk.</w:t>
+        <w:t>Dalam obrolan santai tapi menghunjam batin di kanal On The Way Talk, Bang Fathur menuturkan kegelisahan nyata yang dialami jutaan anak muda hari ini: kita sering kali merasa paling kesepian justru di era di mana kita paling mudah terhubung. Kita memiliki ratusan teman di kontak perpesanan, ribuan pengikut di media sosial, namun ketika hati kita retak dan air mata menetes, tidak ada satu pun nomor yang berani kita panggil.</w:t>
       </w:r>
     </w:p>
     <w:p>
@@ -422,7 +1162,7 @@
           <w:color w:val="141414"/>
           <w:sz w:val="23"/>
         </w:rPr>
-        <w:t>Kau tahu, kawan? Rasa sepi itu bukan hadir karena kau tidak memiliki siapa-siapa. Kesepian paling purba dan paling menyiksa adalah ketika kau sedang berada di tengah lingkaran teman-temanmu yang tertawa terbahak-bahak, namun hatimu merasa terlempar sejuta mil ke padang pasir yang tandus. Kau ikut tersenyum, kau ikut menimpali lelucon mereka, tapi di dasar jiwamu, kau merasa seperti orang asing yang tersesat di dalam tubuhmu sendiri.</w:t>
+        <w:t>Kita takut dianggap lemah. Kita takut dianggap mengganggu. Kita takut jika keluh kesah kita hanya akan menjadi bahan obrolan di belakang punggung. Maka kita memilih memasang topeng tebal: kita berangkat ke kampus atau kantor dengan senyum lebar, tertawa riang menyambut sapaan orang lain, lalu kembali hancur berkeping-keping saat pintu kamar tertutup rapat di malam hari.</w:t>
       </w:r>
     </w:p>
     <w:p>
@@ -439,7 +1179,300 @@
           <w:color w:val="141414"/>
           <w:sz w:val="23"/>
         </w:rPr>
-        <w:t>Kita hidup di zaman yang serba riuh. Kita adalah generasi yang paling terkoneksi sepanjang sejarah peradaban manusia. Dalam hitungan detik, kita bisa menyapa seseorang di belahan benua lain. Kita bisa melihat apa yang sedang dimakan kawan sekolah kita di kota seberang. Kita bisa membagikan apa saja: tawa kita, sarapan kita, senja kita, hingga kemarahan kita.</w:t>
+        <w:t>Kau tidak sendirian dalam perasaan ini, kawan. Kesepian bukanlah tanda bahwa kau cacat atau tidak laku. Kesepian adalah alarm alami dari jiwamu, sinyal bahwa ada kebutuhan batin yang selama ini kau abaikan dengan sengaja.</w:t>
+      </w:r>
+    </w:p>
+    <w:p>
+      <w:pPr>
+        <w:spacing w:before="120"/>
+      </w:pPr>
+    </w:p>
+    <w:p>
+      <w:pPr>
+        <w:spacing w:before="0" w:after="100" w:line="324" w:lineRule="auto"/>
+        <w:ind w:firstLine="283"/>
+        <w:jc w:val="both"/>
+      </w:pPr>
+      <w:r>
+        <w:rPr>
+          <w:rFonts w:ascii="Garamond" w:hAnsi="Garamond"/>
+          <w:b w:val="0"/>
+          <w:i w:val="0"/>
+          <w:color w:val="141414"/>
+          <w:sz w:val="22"/>
+        </w:rPr>
+        <w:t>Riset neurosains mutakhir yang dipublikasikan dalam Nature Neuroscience dan Journal of Cognitive Neuroscience membuktikan fakta mencengangkan: rasa sakit akibat penolakan sosial dan kesepian kronis diproses di area otak yang persis sama dengan rasa sakit fisik akibat luka fisik, yaitu Anterior Cingulate Cortex (ACC) dan Insula.</w:t>
+      </w:r>
+    </w:p>
+    <w:p>
+      <w:pPr>
+        <w:spacing w:before="0" w:after="100" w:line="324" w:lineRule="auto"/>
+        <w:ind w:firstLine="283"/>
+        <w:jc w:val="both"/>
+      </w:pPr>
+      <w:r>
+        <w:rPr>
+          <w:rFonts w:ascii="Garamond" w:hAnsi="Garamond"/>
+          <w:b w:val="0"/>
+          <w:i w:val="0"/>
+          <w:color w:val="141414"/>
+          <w:sz w:val="22"/>
+        </w:rPr>
+        <w:t>Ketika seorang manusia merasa terisolasi secara emosional, otak purba kita membaca kondisi tersebut sebagai ancaman kematian. Secara evolusioner dan biologis, seorang nenek moyang manusia yang terpisah dari kelompoknya di padang savana akan menghadapi bahaya dimangsa predator buas. Oleh sebab itu, Amigdala segera menyalakan sinyal alarm bahaya tinggi.</w:t>
+      </w:r>
+    </w:p>
+    <w:p>
+      <w:pPr>
+        <w:spacing w:before="0" w:after="100" w:line="324" w:lineRule="auto"/>
+        <w:ind w:firstLine="283"/>
+        <w:jc w:val="both"/>
+      </w:pPr>
+      <w:r>
+        <w:rPr>
+          <w:rFonts w:ascii="Garamond" w:hAnsi="Garamond"/>
+          <w:b w:val="0"/>
+          <w:i w:val="0"/>
+          <w:color w:val="141414"/>
+          <w:sz w:val="22"/>
+        </w:rPr>
+        <w:t>Akibatnya, tubuh memompa hormon stres Kortisol dan Norepinefrin secara berkelanjutan. Detak jantung meningkat, kualitas tidur menurun drastis, dan sistem kekebalan tubuh melemah. Penelitian legendaris Dr. Julianne Holt-Lunstad dari Brigham Young University menyimpulkan bahwa dampak kesepian kronis terhadap kematian dini setara dengan merokok 15 batang rokok setiap hari.</w:t>
+      </w:r>
+    </w:p>
+    <w:p>
+      <w:pPr>
+        <w:spacing w:before="0" w:after="100" w:line="324" w:lineRule="auto"/>
+        <w:ind w:firstLine="283"/>
+        <w:jc w:val="both"/>
+      </w:pPr>
+      <w:r>
+        <w:rPr>
+          <w:rFonts w:ascii="Garamond" w:hAnsi="Garamond"/>
+          <w:b w:val="0"/>
+          <w:i w:val="0"/>
+          <w:color w:val="141414"/>
+          <w:sz w:val="22"/>
+        </w:rPr>
+        <w:t>Namun, sains modern juga menemukan bahwa otak manusia memiliki kapasitas neuroplastisitas yang luar biasa. Sirkuit kecemasan di Amigdala dapat diredam secara signifikan melalui apa yang disebut para psikolog sebagai 'Spiritual Attachment Security', rasa aman dan terikat secara batin dengan Dzat Yang Maha Melindungi.</w:t>
+      </w:r>
+    </w:p>
+    <w:p>
+      <w:pPr>
+        <w:spacing w:before="0" w:after="100" w:line="324" w:lineRule="auto"/>
+        <w:ind w:firstLine="283"/>
+        <w:jc w:val="both"/>
+      </w:pPr>
+      <w:r>
+        <w:rPr>
+          <w:rFonts w:ascii="Garamond" w:hAnsi="Garamond"/>
+          <w:b w:val="0"/>
+          <w:i w:val="0"/>
+          <w:color w:val="141414"/>
+          <w:sz w:val="22"/>
+        </w:rPr>
+        <w:t>Ketika seorang hamba melafalkan doa dan bersujud dengan penghayatan mendalam, gelombang otak bertransisi dari ritme Beta (cemas, waspada berlebih) menuju ritme Alpha dan Theta (rileks, damai, kontemplatif). Aktivitas saraf parasimpatik melalui Saraf Vagus meningkat, menurunkan kadar racun kortisol dan mengembalikan stabilitas sistem hormon tubuh.</w:t>
+      </w:r>
+    </w:p>
+    <w:p>
+      <w:pPr>
+        <w:spacing w:before="160" w:after="120"/>
+        <w:jc w:val="center"/>
+      </w:pPr>
+      <w:r>
+        <w:rPr>
+          <w:rFonts w:ascii="Garamond" w:hAnsi="Garamond"/>
+          <w:color w:val="919191"/>
+          <w:sz w:val="16"/>
+        </w:rPr>
+        <w:t>────────────────────────────</w:t>
+      </w:r>
+    </w:p>
+    <w:p>
+      <w:pPr>
+        <w:spacing w:before="120" w:after="200" w:line="312" w:lineRule="auto"/>
+        <w:ind w:left="454" w:right="454"/>
+        <w:jc w:val="both"/>
+      </w:pPr>
+      <w:r>
+        <w:rPr>
+          <w:rFonts w:ascii="Garamond" w:hAnsi="Garamond"/>
+          <w:i/>
+          <w:color w:val="5A5A5A"/>
+          <w:sz w:val="21"/>
+        </w:rPr>
+        <w:t>"Kesepian bukan tanda bahwa kau tidak memiliki siapa-siapa di dunia ini. Kesepian adalah cara Tuhan mengetuk pintu hatimu, membisikkan bahwa sudah terlalu lama kau mencari perhatian manusia dan melupakan tatapan-Nya."</w:t>
+      </w:r>
+    </w:p>
+    <w:p>
+      <w:r>
+        <w:br w:type="page"/>
+      </w:r>
+    </w:p>
+    <w:p>
+      <w:pPr>
+        <w:spacing w:before="0" w:after="80" w:line="324" w:lineRule="auto"/>
+        <w:jc w:val="center"/>
+      </w:pPr>
+      <w:r>
+        <w:rPr>
+          <w:rFonts w:ascii="Garamond" w:hAnsi="Garamond"/>
+          <w:b/>
+          <w:i w:val="0"/>
+          <w:color w:val="919191"/>
+          <w:sz w:val="21"/>
+        </w:rPr>
+        <w:t>BAB 2</w:t>
+      </w:r>
+    </w:p>
+    <w:p>
+      <w:pPr>
+        <w:spacing w:before="0" w:after="120" w:line="324" w:lineRule="auto"/>
+        <w:jc w:val="center"/>
+      </w:pPr>
+      <w:r>
+        <w:rPr>
+          <w:rFonts w:ascii="Garamond" w:hAnsi="Garamond"/>
+          <w:b/>
+          <w:i w:val="0"/>
+          <w:color w:val="141414"/>
+          <w:sz w:val="32"/>
+        </w:rPr>
+        <w:t>Ilusi Keramaian dan Jiwa yang Mengering</w:t>
+      </w:r>
+    </w:p>
+    <w:p>
+      <w:pPr>
+        <w:spacing w:before="0" w:after="320" w:line="324" w:lineRule="auto"/>
+        <w:jc w:val="center"/>
+      </w:pPr>
+      <w:r>
+        <w:rPr>
+          <w:rFonts w:ascii="Garamond" w:hAnsi="Garamond"/>
+          <w:b w:val="0"/>
+          <w:i/>
+          <w:color w:val="5A5A5A"/>
+          <w:sz w:val="21"/>
+        </w:rPr>
+        <w:t>Tentang Candu Validasi, Perbandingan Semu, dan Dahaga yang Tak Kunjung Usai</w:t>
+      </w:r>
+    </w:p>
+    <w:p>
+      <w:pPr>
+        <w:spacing w:before="0" w:after="320"/>
+        <w:jc w:val="center"/>
+      </w:pPr>
+      <w:r>
+        <w:rPr>
+          <w:rFonts w:ascii="Garamond" w:hAnsi="Garamond"/>
+          <w:color w:val="919191"/>
+          <w:sz w:val="16"/>
+        </w:rPr>
+        <w:t>────────────────────────────</w:t>
+      </w:r>
+    </w:p>
+    <w:p>
+      <w:pPr>
+        <w:spacing w:before="200" w:after="80" w:line="432" w:lineRule="auto"/>
+        <w:jc w:val="right"/>
+      </w:pPr>
+      <w:r>
+        <w:rPr>
+          <w:rFonts w:ascii="Traditional Arabic" w:hAnsi="Traditional Arabic"/>
+          <w:b/>
+          <w:color w:val="141414"/>
+          <w:sz w:val="30"/>
+        </w:rPr>
+        <w:t>الَّذِينَ آمَنُوا وَتَطْمَئِنُّ قُلُوبُهُم بِذِكْرِ اللَّهِ ۗ أَلَا بِذِكْرِ اللَّهِ تَطْمَئِنُّ الْقُلُوبُ</w:t>
+      </w:r>
+    </w:p>
+    <w:p>
+      <w:pPr>
+        <w:spacing w:before="40" w:after="40" w:line="300" w:lineRule="auto"/>
+        <w:ind w:left="283" w:right="283"/>
+        <w:jc w:val="both"/>
+      </w:pPr>
+      <w:r>
+        <w:rPr>
+          <w:rFonts w:ascii="Garamond" w:hAnsi="Garamond"/>
+          <w:i/>
+          <w:color w:val="5A5A5A"/>
+          <w:sz w:val="21"/>
+        </w:rPr>
+        <w:t>"(Yaitu) orang-orang yang beriman dan hati mereka menjadi tenteram dengan mengingat Allah. Ingatlah, hanya dengan mengingat Allah hati menjadi tenteram."</w:t>
+      </w:r>
+    </w:p>
+    <w:p>
+      <w:pPr>
+        <w:spacing w:before="0" w:after="160"/>
+        <w:jc w:val="right"/>
+      </w:pPr>
+      <w:r>
+        <w:rPr>
+          <w:rFonts w:ascii="Garamond" w:hAnsi="Garamond"/>
+          <w:b/>
+          <w:color w:val="373737"/>
+          <w:sz w:val="18"/>
+        </w:rPr>
+        <w:t>(QS. Ar-Ra'd: 28)</w:t>
+      </w:r>
+    </w:p>
+    <w:p>
+      <w:pPr>
+        <w:spacing w:before="200" w:after="80" w:line="432" w:lineRule="auto"/>
+        <w:jc w:val="right"/>
+      </w:pPr>
+      <w:r>
+        <w:rPr>
+          <w:rFonts w:ascii="Traditional Arabic" w:hAnsi="Traditional Arabic"/>
+          <w:b/>
+          <w:color w:val="141414"/>
+          <w:sz w:val="30"/>
+        </w:rPr>
+        <w:t>اللَّهُمَّ إِنِّي أَسْأَلُكَ نَفْسًا بِكَ مُطْمَئِنَّةً، تُؤْمِنُ بِلِقَائِكَ، وَتَرْضَى بِقَضَائِكَ، وَتَقْنَعُ بِعَطَائِكَ</w:t>
+      </w:r>
+    </w:p>
+    <w:p>
+      <w:pPr>
+        <w:spacing w:before="40" w:after="40" w:line="300" w:lineRule="auto"/>
+        <w:ind w:left="283" w:right="283"/>
+        <w:jc w:val="both"/>
+      </w:pPr>
+      <w:r>
+        <w:rPr>
+          <w:rFonts w:ascii="Garamond" w:hAnsi="Garamond"/>
+          <w:i/>
+          <w:color w:val="5A5A5A"/>
+          <w:sz w:val="21"/>
+        </w:rPr>
+        <w:t>"Ya Allah, aku memohon kepada-Mu jiwa yang tenang bersama-Mu, yang yakin akan pertemuan dengan-Mu, yang ridha dengan ketetapan-Mu, dan merasa cukup dengan pemberian-Mu."</w:t>
+      </w:r>
+    </w:p>
+    <w:p>
+      <w:pPr>
+        <w:spacing w:before="0" w:after="160"/>
+        <w:jc w:val="right"/>
+      </w:pPr>
+      <w:r>
+        <w:rPr>
+          <w:rFonts w:ascii="Garamond" w:hAnsi="Garamond"/>
+          <w:b/>
+          <w:color w:val="373737"/>
+          <w:sz w:val="18"/>
+        </w:rPr>
+        <w:t>(HR. Thabrani dalam Al-Mu'jam Al-Kabir)</w:t>
+      </w:r>
+    </w:p>
+    <w:p>
+      <w:pPr>
+        <w:spacing w:before="80" w:after="280"/>
+        <w:jc w:val="center"/>
+      </w:pPr>
+      <w:r>
+        <w:rPr>
+          <w:rFonts w:ascii="Garamond" w:hAnsi="Garamond"/>
+          <w:color w:val="919191"/>
+          <w:sz w:val="16"/>
+        </w:rPr>
+        <w:t>────────────────────────────</w:t>
       </w:r>
     </w:p>
     <w:p>
@@ -456,7 +1489,7 @@
           <w:color w:val="141414"/>
           <w:sz w:val="23"/>
         </w:rPr>
-        <w:t>Tetapi anehnya, di balik segala kemudahan koneksi itu, kita justru menjadi generasi yang paling rapuh, paling kesepian, dan paling mudah hancur lebur.</w:t>
+        <w:t>Kau pernah melihat seseorang yang begitu haus di tengah terik matahari pantai, lalu ia nekat meminum air laut yang asin? Semakin banyak ia meneguk air laut itu, bukan rasa dahaganya yang hilang, melainkan tenggorokannya yang semakin tercekik dan tubuhnya yang terbakar racun garam.</w:t>
       </w:r>
     </w:p>
     <w:p>
@@ -473,7 +1506,7 @@
           <w:color w:val="141414"/>
           <w:sz w:val="23"/>
         </w:rPr>
-        <w:t>Kita bangun di pagi hari dengan dada yang sudah berdegup kencang oleh kecemasan. Kita memaksakan diri bekerja hingga larut malam demi mengejar angka-angka pencapaian yang tak pernah ada batasnya. Lalu saat tubuh kita menjerit kelelahan dan jiwa kita mulai retak, kita hanya menepuk dada kita sendiri seraya bergumam dengan nada menyalahkan: 'Bertahanlah, jangan manja, semua orang juga sedang berjuang.'</w:t>
+        <w:t>Begitulah gambaran manusia modern yang berusaha mengobati kesepian batinnya dengan keramaian semu duniawi. Habib Ja'far Al Jufri dalam diskusinya bersama Bang Fathur menggarisbawahi paradoks ini dengan amat jernih: kita sering kali salah mendiagnosis penyakit jiwa kita sendiri.</w:t>
       </w:r>
     </w:p>
     <w:p>
@@ -490,7 +1523,7 @@
           <w:color w:val="141414"/>
           <w:sz w:val="23"/>
         </w:rPr>
-        <w:t>Hingga akhirnya retakan itu tak lagi bisa ditambal. Kita mengalami burnout yang melumpuhkan akal sehat. Kita merasa muak pada lingkungan di sekitar kita. Dan lebih menyedihkan lagi, luka-luka masa lalu yang belum pernah sempat diobati mendadak terbuka kembali, menyemburkan perih yang tak tertahankan.</w:t>
+        <w:t>Ketika hati kita merasa hampa, kita mengira kita kurang hiburan. Maka kita menonton film berseri-seri hingga subuh menjelang. Ketika jiwa kita merasa kosong, kita mengira kita kurang belanja barang-barang baru. Maka kita memborong pakaian di lokapasar online. Ketika batin kita merasa terabaikan, kita mengira kita butuh pengakuan orang banyak. Maka kita memoles citra diri di media sosial, menghitung jumlah tanda suka (*likes*), memantau siapa yang melihat status kita, dan gelisah setengah mati jika unggahan kita sepi dari komentar pujian.</w:t>
       </w:r>
     </w:p>
     <w:p>
@@ -507,7 +1540,7 @@
           <w:color w:val="141414"/>
           <w:sz w:val="23"/>
         </w:rPr>
-        <w:t>Buku yang ada di tanganmu ini tidak ditulis untuk memberimu ceramah panjang yang kaku. Buku ini tidak akan menuntutmu untuk segera menjadi manusia sempurna yang kebal terhadap air mata. Tidak, kawan. Buku ini hadir seperti seorang kawan lama yang duduk di sampingmu di bangku halte saat hujan deras turun.</w:t>
+        <w:t>Tetapi apa yang terjadi setelah semua lampu pesta padam? Apa yang tersisa setelah layar ponsel mati? Hampa itu kembali datang. Bahkan ia kembali dengan rasa lapar yang dua kali lipat lebih buas.</w:t>
       </w:r>
     </w:p>
     <w:p>
@@ -524,7 +1557,7 @@
           <w:color w:val="141414"/>
           <w:sz w:val="23"/>
         </w:rPr>
-        <w:t>Buku ini lahir dari saripati tiga perbincangan mendalam di ruang kajian 'On The Way Talk', tentang bagaimana menatap rasa sepi bersama Habib Isa Alkaff, Habib Ja'far Al Jufri, dan Bang Fathur; tentang keberanian mengambil jeda dan menjaga jarak dari racun dunia bersama Ustadz Fikri Nadjib; serta tentang seni memeluk luka dan menatap takdir bersama Ustadz Salim A. Fillah, Hyung Hammad Rosyadi, dan Ustadz Dr. Amri Fatmi.</w:t>
+        <w:t>Mengapa bisa demikian? Karena hati manusia diciptakan oleh Allah dengan kapasitas tak terhingga (*infinite capacity*). Hati adalah tempat di mana rasa cinta, kerinduan, dan keagungan bersemayam. Jika kau mencoba memasukkan hal-hal yang fana, sempit, dan terbatas, seperti pujian manusia, jabatan sementara, atau gemerlap harta, ke dalam wadah yang berukuran tak terbatas, tentu saja wadah itu tidak akan pernah penuh.</w:t>
       </w:r>
     </w:p>
     <w:p>
@@ -541,7 +1574,144 @@
           <w:color w:val="141414"/>
           <w:sz w:val="23"/>
         </w:rPr>
-        <w:t>Duduklah dengan tenang. Tarik napasmu perlahan-lahan. Biarkan bahumu yang tegang melonggar. Mari kita buka halaman berikutnya, dan mulailah perjalanan pulang menuju hening yang mendamaikan.</w:t>
+        <w:t>Memasukkan dunia ke dalam hati untuk mengobati kesepian itu persis seperti mencoba mengisi samudra luas dengan tetesan air sendok teh. Kau akan kelelahan sendiri, dan samudra itu akan tetap kering kerontang.</w:t>
+      </w:r>
+    </w:p>
+    <w:p>
+      <w:pPr>
+        <w:spacing w:before="0" w:after="120" w:line="324" w:lineRule="auto"/>
+        <w:ind w:firstLine="283"/>
+        <w:jc w:val="both"/>
+      </w:pPr>
+      <w:r>
+        <w:rPr>
+          <w:rFonts w:ascii="Garamond" w:hAnsi="Garamond"/>
+          <w:b w:val="0"/>
+          <w:i w:val="0"/>
+          <w:color w:val="141414"/>
+          <w:sz w:val="23"/>
+        </w:rPr>
+        <w:t>Sudahi perlombaan yang melelahkan ini, kawan. Kau tidak perlu membuktikan kepada siapa pun bahwa hidupmu spektakuler. Orang-orang yang sibuk mengagumi hidup orang lain di media sosial sering kali hanya sedang saling memamerkan topeng terbaik mereka. Di balik layar, kita semua sama-sama manusia yang sedang tertatih-tatih menahan tangis.</w:t>
+      </w:r>
+    </w:p>
+    <w:p>
+      <w:pPr>
+        <w:spacing w:before="120"/>
+      </w:pPr>
+    </w:p>
+    <w:p>
+      <w:pPr>
+        <w:spacing w:before="0" w:after="100" w:line="324" w:lineRule="auto"/>
+        <w:ind w:firstLine="283"/>
+        <w:jc w:val="both"/>
+      </w:pPr>
+      <w:r>
+        <w:rPr>
+          <w:rFonts w:ascii="Garamond" w:hAnsi="Garamond"/>
+          <w:b w:val="0"/>
+          <w:i w:val="0"/>
+          <w:color w:val="141414"/>
+          <w:sz w:val="22"/>
+        </w:rPr>
+        <w:t>Secara neurokimia, media sosial dirancang dengan mekanisme 'Variable Reward Schedule', prinsip yang sama dengan mesin judi kasino. Setiap kali ponselmu bergetar atau ada notifikasi baru masuk, otak melepaskan percikan hormon Dopamin di area Ventral Striatum.</w:t>
+      </w:r>
+    </w:p>
+    <w:p>
+      <w:pPr>
+        <w:spacing w:before="0" w:after="100" w:line="324" w:lineRule="auto"/>
+        <w:ind w:firstLine="283"/>
+        <w:jc w:val="both"/>
+      </w:pPr>
+      <w:r>
+        <w:rPr>
+          <w:rFonts w:ascii="Garamond" w:hAnsi="Garamond"/>
+          <w:b w:val="0"/>
+          <w:i w:val="0"/>
+          <w:color w:val="141414"/>
+          <w:sz w:val="22"/>
+        </w:rPr>
+        <w:t>Dopamin adalah hormon antisipasi dan pencarian (*seeking hormone*), bukan hormon kepuasan atau kebahagiaan sejati. Dopamin membisikkan: 'Cek lagi layar ponselmu, mungkin ada pesan menyenangkan! Scroll lagi satu video lagi, barangkali ada hal lucu!' Ini menciptakan lingkaran setan adiksi digital (Dopamine Loop).</w:t>
+      </w:r>
+    </w:p>
+    <w:p>
+      <w:pPr>
+        <w:spacing w:before="0" w:after="100" w:line="324" w:lineRule="auto"/>
+        <w:ind w:firstLine="283"/>
+        <w:jc w:val="both"/>
+      </w:pPr>
+      <w:r>
+        <w:rPr>
+          <w:rFonts w:ascii="Garamond" w:hAnsi="Garamond"/>
+          <w:b w:val="0"/>
+          <w:i w:val="0"/>
+          <w:color w:val="141414"/>
+          <w:sz w:val="22"/>
+        </w:rPr>
+        <w:t>Sebaliknya, rasa tenang, damai, dan keterikatan batin yang mendalam diproduksi oleh neurotransmiter yang sama sekali berbeda, yaitu Serotonin dan Oksitosin. Serotonin lahir dari rasa syukur, penerimaan diri (*contentment/qana'ah*), dan kesadaran spiritual. Oksitosin lahir dari sentuhan kasih sayang nyata, perbincangan mendalam tatap muka, dan koneksi intim dengan Sang Pencipta.</w:t>
+      </w:r>
+    </w:p>
+    <w:p>
+      <w:pPr>
+        <w:spacing w:before="0" w:after="100" w:line="324" w:lineRule="auto"/>
+        <w:ind w:firstLine="283"/>
+        <w:jc w:val="both"/>
+      </w:pPr>
+      <w:r>
+        <w:rPr>
+          <w:rFonts w:ascii="Garamond" w:hAnsi="Garamond"/>
+          <w:b w:val="0"/>
+          <w:i w:val="0"/>
+          <w:color w:val="141414"/>
+          <w:sz w:val="22"/>
+        </w:rPr>
+        <w:t>Ketika seseorang terus-menerus memburu dopamin dari validasi media sosial, reseptor dopamin di otaknya mengalami desensitisasi (kebal). Akibatnya, ia kehilangan kemampuan untuk menikmati hal-hal sederhana: ia tak lagi bisa menikmati semilir angin sore, tak bisa khusyuk dalam shalat, dan merasa bosan luar biasa saat duduk dalam hening.</w:t>
+      </w:r>
+    </w:p>
+    <w:p>
+      <w:pPr>
+        <w:spacing w:before="0" w:after="100" w:line="324" w:lineRule="auto"/>
+        <w:ind w:firstLine="283"/>
+        <w:jc w:val="both"/>
+      </w:pPr>
+      <w:r>
+        <w:rPr>
+          <w:rFonts w:ascii="Garamond" w:hAnsi="Garamond"/>
+          <w:b w:val="0"/>
+          <w:i w:val="0"/>
+          <w:color w:val="141414"/>
+          <w:sz w:val="22"/>
+        </w:rPr>
+        <w:t>Kajian psikologi kognitif modern menganjurkan praktik 'Digital Fasting' dan 'Mindful Presence', yang dalam tradisi Islam telah diajarkan berabad-abad silam melalui konsep Dzikir dan Tafakkur. Melalui dzikir yang teratur, otak distabilkan kembali, melepaskan ketergantungan semu pada validasi eksternal.</w:t>
+      </w:r>
+    </w:p>
+    <w:p>
+      <w:pPr>
+        <w:spacing w:before="160" w:after="120"/>
+        <w:jc w:val="center"/>
+      </w:pPr>
+      <w:r>
+        <w:rPr>
+          <w:rFonts w:ascii="Garamond" w:hAnsi="Garamond"/>
+          <w:color w:val="919191"/>
+          <w:sz w:val="16"/>
+        </w:rPr>
+        <w:t>────────────────────────────</w:t>
+      </w:r>
+    </w:p>
+    <w:p>
+      <w:pPr>
+        <w:spacing w:before="120" w:after="200" w:line="312" w:lineRule="auto"/>
+        <w:ind w:left="454" w:right="454"/>
+        <w:jc w:val="both"/>
+      </w:pPr>
+      <w:r>
+        <w:rPr>
+          <w:rFonts w:ascii="Garamond" w:hAnsi="Garamond"/>
+          <w:i/>
+          <w:color w:val="5A5A5A"/>
+          <w:sz w:val="21"/>
+        </w:rPr>
+        <w:t>"Bukan keramaian di luar yang menyembuhkan sepimu, melainkan keberanianmu untuk berhenti membandingkan hidupmu dengan hidup orang lain dan mulai mensyukuri setiap helaan napasmu sendiri."</w:t>
       </w:r>
     </w:p>
     <w:p>
@@ -559,15 +1729,31 @@
           <w:rFonts w:ascii="Garamond" w:hAnsi="Garamond"/>
           <w:b/>
           <w:i w:val="0"/>
-          <w:color w:val="373737"/>
-          <w:sz w:val="28"/>
-        </w:rPr>
-        <w:t>DAFTAR ISI</w:t>
-      </w:r>
-    </w:p>
-    <w:p>
-      <w:pPr>
-        <w:spacing w:before="0" w:after="360" w:line="324" w:lineRule="auto"/>
+          <w:color w:val="919191"/>
+          <w:sz w:val="21"/>
+        </w:rPr>
+        <w:t>BAB 3</w:t>
+      </w:r>
+    </w:p>
+    <w:p>
+      <w:pPr>
+        <w:spacing w:before="0" w:after="120" w:line="324" w:lineRule="auto"/>
+        <w:jc w:val="center"/>
+      </w:pPr>
+      <w:r>
+        <w:rPr>
+          <w:rFonts w:ascii="Garamond" w:hAnsi="Garamond"/>
+          <w:b/>
+          <w:i w:val="0"/>
+          <w:color w:val="141414"/>
+          <w:sz w:val="32"/>
+        </w:rPr>
+        <w:t>Menemukan Rumah di Balik Hening</w:t>
+      </w:r>
+    </w:p>
+    <w:p>
+      <w:pPr>
+        <w:spacing w:before="0" w:after="320" w:line="324" w:lineRule="auto"/>
         <w:jc w:val="center"/>
       </w:pPr>
       <w:r>
@@ -576,267 +1762,412 @@
           <w:b w:val="0"/>
           <w:i/>
           <w:color w:val="5A5A5A"/>
-          <w:sz w:val="20"/>
-        </w:rPr>
-        <w:t>Peta Perjalanan Jiwa Menuju Ketenangan Sejati</w:t>
-      </w:r>
-    </w:p>
-    <w:p>
-      <w:pPr>
-        <w:spacing w:before="0" w:after="40" w:line="324" w:lineRule="auto"/>
+          <w:sz w:val="21"/>
+        </w:rPr>
+        <w:t>Seni Solitude, Rahasia Uns Billah, dan Keindahan Bersua dalam Gelap</w:t>
+      </w:r>
+    </w:p>
+    <w:p>
+      <w:pPr>
+        <w:spacing w:before="0" w:after="320"/>
+        <w:jc w:val="center"/>
+      </w:pPr>
+      <w:r>
+        <w:rPr>
+          <w:rFonts w:ascii="Garamond" w:hAnsi="Garamond"/>
+          <w:color w:val="919191"/>
+          <w:sz w:val="16"/>
+        </w:rPr>
+        <w:t>────────────────────────────</w:t>
+      </w:r>
+    </w:p>
+    <w:p>
+      <w:pPr>
+        <w:spacing w:before="200" w:after="80" w:line="432" w:lineRule="auto"/>
+        <w:jc w:val="right"/>
+      </w:pPr>
+      <w:r>
+        <w:rPr>
+          <w:rFonts w:ascii="Traditional Arabic" w:hAnsi="Traditional Arabic"/>
+          <w:b/>
+          <w:color w:val="141414"/>
+          <w:sz w:val="30"/>
+        </w:rPr>
+        <w:t>وَذَا النُّونِ إِذ ذَّهَبَ مُغَاضِبًا فَظَنَّ أَن لَّن نَّقْدِرَ عَلَيْهِ فَنَادَىٰ فِي الظُّلُمَاتِ أَن لَّا إِلَٰهَ إِلَّا أَنتَ سُبْحَانَكَ إِنِّي كُنتُ مِنَ الظَّالِمِينَ</w:t>
+      </w:r>
+    </w:p>
+    <w:p>
+      <w:pPr>
+        <w:spacing w:before="40" w:after="40" w:line="300" w:lineRule="auto"/>
+        <w:ind w:left="283" w:right="283"/>
         <w:jc w:val="both"/>
+      </w:pPr>
+      <w:r>
+        <w:rPr>
+          <w:rFonts w:ascii="Garamond" w:hAnsi="Garamond"/>
+          <w:i/>
+          <w:color w:val="5A5A5A"/>
+          <w:sz w:val="21"/>
+        </w:rPr>
+        <w:t>"Dan (ingatlah kisah) Dzun Nun (Nabi Yunus), ketika ia pergi dalam keadaan marah, lalu ia menyangka bahwa Kami tidak akan menyulitkannya, maka ia menyeru dalam keadaan yang sangat gelap: 'Tidak ada Tuhan selain Engkau, Maha Suci Engkau, sungguh aku termasuk orang-orang yang zalim.'"</w:t>
+      </w:r>
+    </w:p>
+    <w:p>
+      <w:pPr>
+        <w:spacing w:before="0" w:after="160"/>
+        <w:jc w:val="right"/>
+      </w:pPr>
+      <w:r>
+        <w:rPr>
+          <w:rFonts w:ascii="Garamond" w:hAnsi="Garamond"/>
+          <w:b/>
+          <w:color w:val="373737"/>
+          <w:sz w:val="18"/>
+        </w:rPr>
+        <w:t>(QS. Al-Anbiya: 87)</w:t>
+      </w:r>
+    </w:p>
+    <w:p>
+      <w:pPr>
+        <w:spacing w:before="200" w:after="80" w:line="432" w:lineRule="auto"/>
+        <w:jc w:val="right"/>
+      </w:pPr>
+      <w:r>
+        <w:rPr>
+          <w:rFonts w:ascii="Traditional Arabic" w:hAnsi="Traditional Arabic"/>
+          <w:b/>
+          <w:color w:val="141414"/>
+          <w:sz w:val="30"/>
+        </w:rPr>
+        <w:t>لَا إِلَهَ إِلَّا أَنْتَ سُبْحَانَكَ إِنِّي كُنْتُ مِنَ الظَّالِمِينَ</w:t>
+      </w:r>
+    </w:p>
+    <w:p>
+      <w:pPr>
+        <w:spacing w:before="40" w:after="40" w:line="300" w:lineRule="auto"/>
+        <w:ind w:left="283" w:right="283"/>
+        <w:jc w:val="both"/>
+      </w:pPr>
+      <w:r>
+        <w:rPr>
+          <w:rFonts w:ascii="Garamond" w:hAnsi="Garamond"/>
+          <w:i/>
+          <w:color w:val="5A5A5A"/>
+          <w:sz w:val="21"/>
+        </w:rPr>
+        <w:t>"Tidak ada Tuhan selain Engkau, Maha Suci Engkau, sesungguhnya aku termasuk orang-orang yang zalim."</w:t>
+      </w:r>
+    </w:p>
+    <w:p>
+      <w:pPr>
+        <w:spacing w:before="0" w:after="160"/>
+        <w:jc w:val="right"/>
+      </w:pPr>
+      <w:r>
+        <w:rPr>
+          <w:rFonts w:ascii="Garamond" w:hAnsi="Garamond"/>
+          <w:b/>
+          <w:color w:val="373737"/>
+          <w:sz w:val="18"/>
+        </w:rPr>
+        <w:t>(HR. Tirmidzi no. 3505 (Doa Penawar Kesulitan))</w:t>
+      </w:r>
+    </w:p>
+    <w:p>
+      <w:pPr>
+        <w:spacing w:before="80" w:after="280"/>
+        <w:jc w:val="center"/>
+      </w:pPr>
+      <w:r>
+        <w:rPr>
+          <w:rFonts w:ascii="Garamond" w:hAnsi="Garamond"/>
+          <w:color w:val="919191"/>
+          <w:sz w:val="16"/>
+        </w:rPr>
+        <w:t>────────────────────────────</w:t>
+      </w:r>
+    </w:p>
+    <w:p>
+      <w:pPr>
+        <w:spacing w:before="0" w:after="120" w:line="324" w:lineRule="auto"/>
+        <w:ind w:firstLine="283"/>
+        <w:jc w:val="both"/>
+      </w:pPr>
+      <w:r>
+        <w:rPr>
+          <w:rFonts w:ascii="Garamond" w:hAnsi="Garamond"/>
+          <w:b w:val="0"/>
+          <w:i w:val="0"/>
+          <w:color w:val="141414"/>
+          <w:sz w:val="23"/>
+        </w:rPr>
+        <w:t>Ada sebuah perbedaan mendasar yang sering luput dari pemahaman kita, kawan: perbedaan antara menjadi kesepian (*loneliness*) dan memilih menyepi (*solitude*).</w:t>
+      </w:r>
+    </w:p>
+    <w:p>
+      <w:pPr>
+        <w:spacing w:before="0" w:after="120" w:line="324" w:lineRule="auto"/>
+        <w:ind w:firstLine="283"/>
+        <w:jc w:val="both"/>
+      </w:pPr>
+      <w:r>
+        <w:rPr>
+          <w:rFonts w:ascii="Garamond" w:hAnsi="Garamond"/>
+          <w:b w:val="0"/>
+          <w:i w:val="0"/>
+          <w:color w:val="141414"/>
+          <w:sz w:val="23"/>
+        </w:rPr>
+        <w:t>Kesepian adalah keterasingan yang menyiksa, ketika kau merasa terbuang, tidak diinginkan, dan kosong melompong. Sedangkan menyepi adalah pilihan sadar untuk melangkah mundur dari kebisingan dunia, demi memberi ruang bagi jiwamu untuk kembali bercakap-cakap dengan Tuhannya.</w:t>
+      </w:r>
+    </w:p>
+    <w:p>
+      <w:pPr>
+        <w:spacing w:before="0" w:after="120" w:line="324" w:lineRule="auto"/>
+        <w:ind w:firstLine="283"/>
+        <w:jc w:val="both"/>
+      </w:pPr>
+      <w:r>
+        <w:rPr>
+          <w:rFonts w:ascii="Garamond" w:hAnsi="Garamond"/>
+          <w:b w:val="0"/>
+          <w:i w:val="0"/>
+          <w:color w:val="141414"/>
+          <w:sz w:val="23"/>
+        </w:rPr>
+        <w:t>Habib Isa Alkaff membagikan rahasia batin para shalihin: konsep *Uns billah* (keintiman dan kemesraan bersama Allah). Orang-orang yang mengenal Allah tidak pernah menganggap sunyi sebagai momok yang menakutkan. Bagi mereka, sunyi adalah karpet merah yang dibentangkan oleh langit untuk bersimpuh di hadapan Sang Kekasih Abadi.</w:t>
+      </w:r>
+    </w:p>
+    <w:p>
+      <w:pPr>
+        <w:spacing w:before="0" w:after="120" w:line="324" w:lineRule="auto"/>
+        <w:ind w:firstLine="283"/>
+        <w:jc w:val="both"/>
+      </w:pPr>
+      <w:r>
+        <w:rPr>
+          <w:rFonts w:ascii="Garamond" w:hAnsi="Garamond"/>
+          <w:b w:val="0"/>
+          <w:i w:val="0"/>
+          <w:color w:val="141414"/>
+          <w:sz w:val="23"/>
+        </w:rPr>
+        <w:t>Lihatlah kembali jejak langkah manusia-manusia terhebat di muka bumi. Nabi Yunus AS berada di titik paling terasing dalam sejarah: di dalam tiga lapis kegelapan yang pekat. Kegelapan malam yang dingin, kegelapan samudra yang dalam, dan kegelapan perut ikan paus raksasa. Tidak ada satu pun manusia yang bisa mendengarnya. Tidak ada sinyal pertolongan yang bisa dikirimkan.</w:t>
+      </w:r>
+    </w:p>
+    <w:p>
+      <w:pPr>
+        <w:spacing w:before="0" w:after="120" w:line="324" w:lineRule="auto"/>
+        <w:ind w:firstLine="283"/>
+        <w:jc w:val="both"/>
+      </w:pPr>
+      <w:r>
+        <w:rPr>
+          <w:rFonts w:ascii="Garamond" w:hAnsi="Garamond"/>
+          <w:b w:val="0"/>
+          <w:i w:val="0"/>
+          <w:color w:val="141414"/>
+          <w:sz w:val="23"/>
+        </w:rPr>
+        <w:t>Namun di dalam puncak kesendirian mutlak itulah, Nabi Yunus melantunkan kalimat yang menggetarkan para malaikat di langit: *Laa ilaaha illa anta subhaanaka inni kuntu minazh-zhaalimiin*. Dan seketika itu pula, perut ikan yang sempit berubah menjadi mihrab doa yang paling suci di muka bumi.</w:t>
+      </w:r>
+    </w:p>
+    <w:p>
+      <w:pPr>
+        <w:spacing w:before="0" w:after="120" w:line="324" w:lineRule="auto"/>
+        <w:ind w:firstLine="283"/>
+        <w:jc w:val="both"/>
+      </w:pPr>
+      <w:r>
+        <w:rPr>
+          <w:rFonts w:ascii="Garamond" w:hAnsi="Garamond"/>
+          <w:b w:val="0"/>
+          <w:i w:val="0"/>
+          <w:color w:val="141414"/>
+          <w:sz w:val="23"/>
+        </w:rPr>
+        <w:t>Tidakkah kau ingat juga pada manusia paling mulia, Rasulullah SAW? Jauh sebelum beliau memimpin jutaan umat manusia dan membangun peradaban agung di Madinah, Allah terlebih dahulu menuntun langkah beliau untuk menyepi ke Gua Hira. Berhari-hari beliau duduk dalam hening bukit berbatu, memandang langit Mekkah yang sunyi.</w:t>
+      </w:r>
+    </w:p>
+    <w:p>
+      <w:pPr>
+        <w:spacing w:before="0" w:after="120" w:line="324" w:lineRule="auto"/>
+        <w:ind w:firstLine="283"/>
+        <w:jc w:val="both"/>
+      </w:pPr>
+      <w:r>
+        <w:rPr>
+          <w:rFonts w:ascii="Garamond" w:hAnsi="Garamond"/>
+          <w:b w:val="0"/>
+          <w:i w:val="0"/>
+          <w:color w:val="141414"/>
+          <w:sz w:val="23"/>
+        </w:rPr>
+        <w:t>Mengapa Allah menuntun beliau ke sana? Karena wadah yang besar tidak akan pernah bisa menampung wahyu langit yang agung jika ia masih dipenuhi oleh hiruk-pikuk debu pasar duniawi. Jiwa harus dikosongkan terlebih dahulu dari riuh manusia, agar ia mampu dipenuhi oleh cahaya petunjuk Ilahi.</w:t>
+      </w:r>
+    </w:p>
+    <w:p>
+      <w:pPr>
+        <w:spacing w:before="0" w:after="120" w:line="324" w:lineRule="auto"/>
+        <w:ind w:firstLine="283"/>
+        <w:jc w:val="both"/>
+      </w:pPr>
+      <w:r>
+        <w:rPr>
+          <w:rFonts w:ascii="Garamond" w:hAnsi="Garamond"/>
+          <w:b w:val="0"/>
+          <w:i w:val="0"/>
+          <w:color w:val="141414"/>
+          <w:sz w:val="23"/>
+        </w:rPr>
+        <w:t>Maka, kawan, saat kau merasa duniamu sedang menyempit dan orang-orang perlahan menjauh darimu, jangan berkecil hati. Boleh jadi Allah sedang sengaja 'mengosongkan' kamarmu dari keramaian makhluk, karena Dia ingin kau duduk berdua saja dengan-Nya di atas sajadah kepasrahan.</w:t>
+      </w:r>
+    </w:p>
+    <w:p>
+      <w:pPr>
+        <w:spacing w:before="120"/>
+      </w:pPr>
+    </w:p>
+    <w:p>
+      <w:pPr>
+        <w:spacing w:before="0" w:after="100" w:line="324" w:lineRule="auto"/>
+        <w:ind w:firstLine="283"/>
+        <w:jc w:val="both"/>
+      </w:pPr>
+      <w:r>
+        <w:rPr>
+          <w:rFonts w:ascii="Garamond" w:hAnsi="Garamond"/>
+          <w:b w:val="0"/>
+          <w:i w:val="0"/>
+          <w:color w:val="141414"/>
+          <w:sz w:val="22"/>
+        </w:rPr>
+        <w:t>Dalam literatur neurosains kognitif, otak manusia memiliki jaringan saraf khusus bernama Default Mode Network (DMN). DMN aktif ketika seseorang tidak sedang berfokus pada tugas eksternal tertentu, melainkan sedang melamun, mengingat masa lalu, atau merenungkan makna hidup.</w:t>
+      </w:r>
+    </w:p>
+    <w:p>
+      <w:pPr>
+        <w:spacing w:before="0" w:after="100" w:line="324" w:lineRule="auto"/>
+        <w:ind w:firstLine="283"/>
+        <w:jc w:val="both"/>
+      </w:pPr>
+      <w:r>
+        <w:rPr>
+          <w:rFonts w:ascii="Garamond" w:hAnsi="Garamond"/>
+          <w:b w:val="0"/>
+          <w:i w:val="0"/>
+          <w:color w:val="141414"/>
+          <w:sz w:val="22"/>
+        </w:rPr>
+        <w:t>Jika tidak diarahkan dengan baik, DMN yang hiperaktif di bawah pengaruh stres akan memicu siklus 'Ruminasi Depresif', memutar ulang kesalahan masa lalu dan mengantisipasi skenario terburuk secara berulang-ulang.</w:t>
+      </w:r>
+    </w:p>
+    <w:p>
+      <w:pPr>
+        <w:spacing w:before="0" w:after="100" w:line="324" w:lineRule="auto"/>
+        <w:ind w:firstLine="283"/>
+        <w:jc w:val="both"/>
+      </w:pPr>
+      <w:r>
+        <w:rPr>
+          <w:rFonts w:ascii="Garamond" w:hAnsi="Garamond"/>
+          <w:b w:val="0"/>
+          <w:i w:val="0"/>
+          <w:color w:val="141414"/>
+          <w:sz w:val="22"/>
+        </w:rPr>
+        <w:t>Namun, penelitian Dr. Sara Lazar dari Harvard Medical School membuktikan bahwa latihan kontemplasi teratur (seperti tafakkur dan doa khusyuk) mentransformasi DMN menjadi mesin 'Meaning-Making' yang sangat adaptif. Struktur materi abu-abu (*gray matter*) di Hipokampus (pusat pembelajaran dan regulasi emosi) menebal, sementara Amigdala mengalami penyusutan densitas.</w:t>
+      </w:r>
+    </w:p>
+    <w:p>
+      <w:pPr>
+        <w:spacing w:before="0" w:after="100" w:line="324" w:lineRule="auto"/>
+        <w:ind w:firstLine="283"/>
+        <w:jc w:val="both"/>
+      </w:pPr>
+      <w:r>
+        <w:rPr>
+          <w:rFonts w:ascii="Garamond" w:hAnsi="Garamond"/>
+          <w:b w:val="0"/>
+          <w:i w:val="0"/>
+          <w:color w:val="141414"/>
+          <w:sz w:val="22"/>
+        </w:rPr>
+        <w:t>Psikologi positif menyebut fenomena ini sebagai 'Constructive Solitude', kesendirian yang menumbuhkan. Orang yang menguasai seni menyepi memiliki resiliensi emosional 60% lebih tinggi dalam menghadapi krisis kehidupan dibandingkan mereka yang selalu bergantung pada kerumunan untuk merasa aman.</w:t>
+      </w:r>
+    </w:p>
+    <w:p>
+      <w:pPr>
+        <w:spacing w:before="0" w:after="100" w:line="324" w:lineRule="auto"/>
+        <w:ind w:firstLine="283"/>
+        <w:jc w:val="both"/>
+      </w:pPr>
+      <w:r>
+        <w:rPr>
+          <w:rFonts w:ascii="Garamond" w:hAnsi="Garamond"/>
+          <w:b w:val="0"/>
+          <w:i w:val="0"/>
+          <w:color w:val="141414"/>
+          <w:sz w:val="22"/>
+        </w:rPr>
+        <w:t>Dengan kata lain, keheningan bukanlah ruang hampa yang menakutkan, melainkan laboratorium biologis di mana otak dan jiwa memulihkan energinya dari keletihan kognitif.</w:t>
+      </w:r>
+    </w:p>
+    <w:p>
+      <w:pPr>
+        <w:spacing w:before="160" w:after="120"/>
+        <w:jc w:val="center"/>
+      </w:pPr>
+      <w:r>
+        <w:rPr>
+          <w:rFonts w:ascii="Garamond" w:hAnsi="Garamond"/>
+          <w:color w:val="919191"/>
+          <w:sz w:val="16"/>
+        </w:rPr>
+        <w:t>────────────────────────────</w:t>
+      </w:r>
+    </w:p>
+    <w:p>
+      <w:pPr>
+        <w:spacing w:before="120" w:after="200" w:line="312" w:lineRule="auto"/>
+        <w:ind w:left="454" w:right="454"/>
+        <w:jc w:val="both"/>
+      </w:pPr>
+      <w:r>
+        <w:rPr>
+          <w:rFonts w:ascii="Garamond" w:hAnsi="Garamond"/>
+          <w:i/>
+          <w:color w:val="5A5A5A"/>
+          <w:sz w:val="21"/>
+        </w:rPr>
+        <w:t>"Bila kau merasa sepi saat sendirian, itu pertanda kau sedang berada di tempat yang salah. Duduklah bersama Tuhanmu, maka kesendirian akan berubah menjadi pesta paling khusyuk bagi jiwamu."</w:t>
+      </w:r>
+    </w:p>
+    <w:p>
+      <w:r>
+        <w:br w:type="page"/>
+      </w:r>
+    </w:p>
+    <w:p>
+      <w:pPr>
+        <w:spacing w:before="0" w:after="80" w:line="324" w:lineRule="auto"/>
+        <w:jc w:val="center"/>
       </w:pPr>
       <w:r>
         <w:rPr>
           <w:rFonts w:ascii="Garamond" w:hAnsi="Garamond"/>
           <w:b/>
           <w:i w:val="0"/>
-          <w:color w:val="373737"/>
+          <w:color w:val="919191"/>
           <w:sz w:val="21"/>
         </w:rPr>
-        <w:t>Bagian I , Ketika Sunyi Mengetuk Jendela Hatimu</w:t>
-      </w:r>
-    </w:p>
-    <w:p>
-      <w:pPr>
-        <w:spacing w:before="0" w:after="40" w:line="324" w:lineRule="auto"/>
-        <w:ind w:firstLine="340"/>
-        <w:jc w:val="both"/>
-      </w:pPr>
-      <w:r>
-        <w:rPr>
-          <w:rFonts w:ascii="Garamond" w:hAnsi="Garamond"/>
-          <w:b w:val="0"/>
-          <w:i w:val="0"/>
-          <w:color w:val="2D2D2D"/>
-          <w:sz w:val="19"/>
-        </w:rPr>
-        <w:t>Bab 1: Riuh di Luar, Sunyi di Dalam</w:t>
-      </w:r>
-    </w:p>
-    <w:p>
-      <w:pPr>
-        <w:spacing w:before="0" w:after="40" w:line="324" w:lineRule="auto"/>
-        <w:ind w:firstLine="340"/>
-        <w:jc w:val="both"/>
-      </w:pPr>
-      <w:r>
-        <w:rPr>
-          <w:rFonts w:ascii="Garamond" w:hAnsi="Garamond"/>
-          <w:b w:val="0"/>
-          <w:i w:val="0"/>
-          <w:color w:val="2D2D2D"/>
-          <w:sz w:val="19"/>
-        </w:rPr>
-        <w:t>Bab 2: Ilusi Keramaian dan Jiwa yang Mengering</w:t>
-      </w:r>
-    </w:p>
-    <w:p>
-      <w:pPr>
-        <w:spacing w:before="0" w:after="40" w:line="324" w:lineRule="auto"/>
-        <w:ind w:firstLine="340"/>
-        <w:jc w:val="both"/>
-      </w:pPr>
-      <w:r>
-        <w:rPr>
-          <w:rFonts w:ascii="Garamond" w:hAnsi="Garamond"/>
-          <w:b w:val="0"/>
-          <w:i w:val="0"/>
-          <w:color w:val="2D2D2D"/>
-          <w:sz w:val="19"/>
-        </w:rPr>
-        <w:t>Bab 3: Menemukan Rumah di Balik Hening</w:t>
-      </w:r>
-    </w:p>
-    <w:p>
-      <w:pPr>
-        <w:spacing w:before="0" w:after="40" w:line="324" w:lineRule="auto"/>
-        <w:ind w:firstLine="340"/>
-        <w:jc w:val="both"/>
-      </w:pPr>
-      <w:r>
-        <w:rPr>
-          <w:rFonts w:ascii="Garamond" w:hAnsi="Garamond"/>
-          <w:b w:val="0"/>
-          <w:i w:val="0"/>
-          <w:color w:val="2D2D2D"/>
-          <w:sz w:val="19"/>
-        </w:rPr>
-        <w:t>Bab 4: Belajar Berdialog dengan Diri Sendiri</w:t>
-      </w:r>
-    </w:p>
-    <w:p>
-      <w:pPr>
-        <w:spacing w:before="0" w:after="40" w:line="324" w:lineRule="auto"/>
-        <w:jc w:val="both"/>
-      </w:pPr>
-      <w:r>
-        <w:rPr>
-          <w:rFonts w:ascii="Garamond" w:hAnsi="Garamond"/>
-          <w:b/>
-          <w:i w:val="0"/>
-          <w:color w:val="373737"/>
-          <w:sz w:val="21"/>
-        </w:rPr>
-        <w:t>Bagian II , Berani Berhenti Sebelum Retak Menjadi Patah</w:t>
-      </w:r>
-    </w:p>
-    <w:p>
-      <w:pPr>
-        <w:spacing w:before="0" w:after="40" w:line="324" w:lineRule="auto"/>
-        <w:ind w:firstLine="340"/>
-        <w:jc w:val="both"/>
-      </w:pPr>
-      <w:r>
-        <w:rPr>
-          <w:rFonts w:ascii="Garamond" w:hAnsi="Garamond"/>
-          <w:b w:val="0"/>
-          <w:i w:val="0"/>
-          <w:color w:val="2D2D2D"/>
-          <w:sz w:val="19"/>
-        </w:rPr>
-        <w:t>Bab 5: Ketika Jiwa Berteriak Minta Pulang</w:t>
-      </w:r>
-    </w:p>
-    <w:p>
-      <w:pPr>
-        <w:spacing w:before="0" w:after="40" w:line="324" w:lineRule="auto"/>
-        <w:ind w:firstLine="340"/>
-        <w:jc w:val="both"/>
-      </w:pPr>
-      <w:r>
-        <w:rPr>
-          <w:rFonts w:ascii="Garamond" w:hAnsi="Garamond"/>
-          <w:b w:val="0"/>
-          <w:i w:val="0"/>
-          <w:color w:val="2D2D2D"/>
-          <w:sz w:val="19"/>
-        </w:rPr>
-        <w:t>Bab 6: Kabur Aja Dulu: Seni Menyelamatkan Batin</w:t>
-      </w:r>
-    </w:p>
-    <w:p>
-      <w:pPr>
-        <w:spacing w:before="0" w:after="40" w:line="324" w:lineRule="auto"/>
-        <w:ind w:firstLine="340"/>
-        <w:jc w:val="both"/>
-      </w:pPr>
-      <w:r>
-        <w:rPr>
-          <w:rFonts w:ascii="Garamond" w:hAnsi="Garamond"/>
-          <w:b w:val="0"/>
-          <w:i w:val="0"/>
-          <w:color w:val="2D2D2D"/>
-          <w:sz w:val="19"/>
-        </w:rPr>
-        <w:t>Bab 7: Menjaga Jarak dari Racun di Sekitarmu</w:t>
-      </w:r>
-    </w:p>
-    <w:p>
-      <w:pPr>
-        <w:spacing w:before="0" w:after="40" w:line="324" w:lineRule="auto"/>
-        <w:ind w:firstLine="340"/>
-        <w:jc w:val="both"/>
-      </w:pPr>
-      <w:r>
-        <w:rPr>
-          <w:rFonts w:ascii="Garamond" w:hAnsi="Garamond"/>
-          <w:b w:val="0"/>
-          <w:i w:val="0"/>
-          <w:color w:val="2D2D2D"/>
-          <w:sz w:val="19"/>
-        </w:rPr>
-        <w:t>Bab 8: Istirahat Adalah Bagian dari Perjalanan</w:t>
-      </w:r>
-    </w:p>
-    <w:p>
-      <w:pPr>
-        <w:spacing w:before="0" w:after="40" w:line="324" w:lineRule="auto"/>
-        <w:jc w:val="both"/>
-      </w:pPr>
-      <w:r>
-        <w:rPr>
-          <w:rFonts w:ascii="Garamond" w:hAnsi="Garamond"/>
-          <w:b/>
-          <w:i w:val="0"/>
-          <w:color w:val="373737"/>
-          <w:sz w:val="21"/>
-        </w:rPr>
-        <w:t>Bagian III , Memeluk Serpihan yang Pernah Patah</w:t>
-      </w:r>
-    </w:p>
-    <w:p>
-      <w:pPr>
-        <w:spacing w:before="0" w:after="40" w:line="324" w:lineRule="auto"/>
-        <w:ind w:firstLine="340"/>
-        <w:jc w:val="both"/>
-      </w:pPr>
-      <w:r>
-        <w:rPr>
-          <w:rFonts w:ascii="Garamond" w:hAnsi="Garamond"/>
-          <w:b w:val="0"/>
-          <w:i w:val="0"/>
-          <w:color w:val="2D2D2D"/>
-          <w:sz w:val="19"/>
-        </w:rPr>
-        <w:t>Bab 9: Setiap Luka Memiliki Cerita</w:t>
-      </w:r>
-    </w:p>
-    <w:p>
-      <w:pPr>
-        <w:spacing w:before="0" w:after="40" w:line="324" w:lineRule="auto"/>
-        <w:ind w:firstLine="340"/>
-        <w:jc w:val="both"/>
-      </w:pPr>
-      <w:r>
-        <w:rPr>
-          <w:rFonts w:ascii="Garamond" w:hAnsi="Garamond"/>
-          <w:b w:val="0"/>
-          <w:i w:val="0"/>
-          <w:color w:val="2D2D2D"/>
-          <w:sz w:val="19"/>
-        </w:rPr>
-        <w:t>Bab 10: Mengapa Harus Aku? Menyelami Rahasia Takdir</w:t>
-      </w:r>
-    </w:p>
-    <w:p>
-      <w:pPr>
-        <w:spacing w:before="0" w:after="40" w:line="324" w:lineRule="auto"/>
-        <w:ind w:firstLine="340"/>
-        <w:jc w:val="both"/>
-      </w:pPr>
-      <w:r>
-        <w:rPr>
-          <w:rFonts w:ascii="Garamond" w:hAnsi="Garamond"/>
-          <w:b w:val="0"/>
-          <w:i w:val="0"/>
-          <w:color w:val="2D2D2D"/>
-          <w:sz w:val="19"/>
-        </w:rPr>
-        <w:t>Bab 11: Memaafkan Tanpa Melupakan Hikmah</w:t>
-      </w:r>
-    </w:p>
-    <w:p>
-      <w:pPr>
-        <w:spacing w:before="0" w:after="40" w:line="324" w:lineRule="auto"/>
-        <w:ind w:firstLine="340"/>
-        <w:jc w:val="both"/>
-      </w:pPr>
-      <w:r>
-        <w:rPr>
-          <w:rFonts w:ascii="Garamond" w:hAnsi="Garamond"/>
-          <w:b w:val="0"/>
-          <w:i w:val="0"/>
-          <w:color w:val="2D2D2D"/>
-          <w:sz w:val="19"/>
-        </w:rPr>
-        <w:t>Bab 12: Sayap yang Tumbuh Pasca Badai</w:t>
-      </w:r>
-    </w:p>
-    <w:p>
-      <w:pPr>
-        <w:spacing w:before="0" w:after="40" w:line="324" w:lineRule="auto"/>
-        <w:jc w:val="both"/>
+        <w:t>BAB 4</w:t>
+      </w:r>
+    </w:p>
+    <w:p>
+      <w:pPr>
+        <w:spacing w:before="0" w:after="120" w:line="324" w:lineRule="auto"/>
+        <w:jc w:val="center"/>
       </w:pPr>
       <w:r>
         <w:rPr>
@@ -844,25 +2175,401 @@
           <w:b/>
           <w:i w:val="0"/>
           <w:color w:val="141414"/>
-          <w:sz w:val="20"/>
-        </w:rPr>
-        <w:t>Epilog: Sebuah Surat untuk Jiwa yang Berjuang</w:t>
-      </w:r>
-    </w:p>
-    <w:p>
-      <w:pPr>
-        <w:spacing w:before="0" w:after="40" w:line="324" w:lineRule="auto"/>
+          <w:sz w:val="32"/>
+        </w:rPr>
+        <w:t>Belajar Berdialog dengan Diri Sendiri</w:t>
+      </w:r>
+    </w:p>
+    <w:p>
+      <w:pPr>
+        <w:spacing w:before="0" w:after="320" w:line="324" w:lineRule="auto"/>
+        <w:jc w:val="center"/>
+      </w:pPr>
+      <w:r>
+        <w:rPr>
+          <w:rFonts w:ascii="Garamond" w:hAnsi="Garamond"/>
+          <w:b w:val="0"/>
+          <w:i/>
+          <w:color w:val="5A5A5A"/>
+          <w:sz w:val="21"/>
+        </w:rPr>
+        <w:t>Tentang Seni Berdamai, Menatap Cermin Batin, dan Menyudahi Permusuhan dengan Diri</w:t>
+      </w:r>
+    </w:p>
+    <w:p>
+      <w:pPr>
+        <w:spacing w:before="0" w:after="320"/>
+        <w:jc w:val="center"/>
+      </w:pPr>
+      <w:r>
+        <w:rPr>
+          <w:rFonts w:ascii="Garamond" w:hAnsi="Garamond"/>
+          <w:color w:val="919191"/>
+          <w:sz w:val="16"/>
+        </w:rPr>
+        <w:t>────────────────────────────</w:t>
+      </w:r>
+    </w:p>
+    <w:p>
+      <w:pPr>
+        <w:spacing w:before="200" w:after="80" w:line="432" w:lineRule="auto"/>
+        <w:jc w:val="right"/>
+      </w:pPr>
+      <w:r>
+        <w:rPr>
+          <w:rFonts w:ascii="Traditional Arabic" w:hAnsi="Traditional Arabic"/>
+          <w:b/>
+          <w:color w:val="141414"/>
+          <w:sz w:val="30"/>
+        </w:rPr>
+        <w:t>فَسَقَىٰ لَهُمَا ثُمَّ تَوَلَّىٰ إِلَى الظِّلِّ فَقَالَ رَبِّ إِنِّي لِمَا أَنزَلْتَ إِلَيَّ مِنْ خَيْرٍ فَقِيرٌ</w:t>
+      </w:r>
+    </w:p>
+    <w:p>
+      <w:pPr>
+        <w:spacing w:before="40" w:after="40" w:line="300" w:lineRule="auto"/>
+        <w:ind w:left="283" w:right="283"/>
         <w:jc w:val="both"/>
       </w:pPr>
       <w:r>
         <w:rPr>
           <w:rFonts w:ascii="Garamond" w:hAnsi="Garamond"/>
+          <w:i/>
+          <w:color w:val="5A5A5A"/>
+          <w:sz w:val="21"/>
+        </w:rPr>
+        <w:t>"Maka Musa memberi minum ternak kedua wanita itu, kemudian dia kembali ke tempat yang teduh lalu berdoa: 'Ya Tuhanku sesungguhnya aku sangat memerlukan sesuatu kebaikan yang Engkau turunkan kepadaku.'"</w:t>
+      </w:r>
+    </w:p>
+    <w:p>
+      <w:pPr>
+        <w:spacing w:before="0" w:after="160"/>
+        <w:jc w:val="right"/>
+      </w:pPr>
+      <w:r>
+        <w:rPr>
+          <w:rFonts w:ascii="Garamond" w:hAnsi="Garamond"/>
           <w:b/>
+          <w:color w:val="373737"/>
+          <w:sz w:val="18"/>
+        </w:rPr>
+        <w:t>(QS. Al-Qashash: 24)</w:t>
+      </w:r>
+    </w:p>
+    <w:p>
+      <w:pPr>
+        <w:spacing w:before="200" w:after="80" w:line="432" w:lineRule="auto"/>
+        <w:jc w:val="right"/>
+      </w:pPr>
+      <w:r>
+        <w:rPr>
+          <w:rFonts w:ascii="Traditional Arabic" w:hAnsi="Traditional Arabic"/>
+          <w:b/>
+          <w:color w:val="141414"/>
+          <w:sz w:val="30"/>
+        </w:rPr>
+        <w:t>رَبِّ إِنِّي لِمَا أَنْزَلْتَ إِلَيَّ مِنْ خَيْرٍ فَقِيرٌ</w:t>
+      </w:r>
+    </w:p>
+    <w:p>
+      <w:pPr>
+        <w:spacing w:before="40" w:after="40" w:line="300" w:lineRule="auto"/>
+        <w:ind w:left="283" w:right="283"/>
+        <w:jc w:val="both"/>
+      </w:pPr>
+      <w:r>
+        <w:rPr>
+          <w:rFonts w:ascii="Garamond" w:hAnsi="Garamond"/>
+          <w:i/>
+          <w:color w:val="5A5A5A"/>
+          <w:sz w:val="21"/>
+        </w:rPr>
+        <w:t>"Wahai Tuhanku, sungguh aku sangat faqir (membutuhkan) setiap kebaikan yang Engkau turunkan kepadaku."</w:t>
+      </w:r>
+    </w:p>
+    <w:p>
+      <w:pPr>
+        <w:spacing w:before="0" w:after="160"/>
+        <w:jc w:val="right"/>
+      </w:pPr>
+      <w:r>
+        <w:rPr>
+          <w:rFonts w:ascii="Garamond" w:hAnsi="Garamond"/>
+          <w:b/>
+          <w:color w:val="373737"/>
+          <w:sz w:val="18"/>
+        </w:rPr>
+        <w:t>(Doa Nabi Musa AS di Bawah Pohon Madyan)</w:t>
+      </w:r>
+    </w:p>
+    <w:p>
+      <w:pPr>
+        <w:spacing w:before="80" w:after="280"/>
+        <w:jc w:val="center"/>
+      </w:pPr>
+      <w:r>
+        <w:rPr>
+          <w:rFonts w:ascii="Garamond" w:hAnsi="Garamond"/>
+          <w:color w:val="919191"/>
+          <w:sz w:val="16"/>
+        </w:rPr>
+        <w:t>────────────────────────────</w:t>
+      </w:r>
+    </w:p>
+    <w:p>
+      <w:pPr>
+        <w:spacing w:before="0" w:after="120" w:line="324" w:lineRule="auto"/>
+        <w:ind w:firstLine="283"/>
+        <w:jc w:val="both"/>
+      </w:pPr>
+      <w:r>
+        <w:rPr>
+          <w:rFonts w:ascii="Garamond" w:hAnsi="Garamond"/>
+          <w:b w:val="0"/>
           <w:i w:val="0"/>
           <w:color w:val="141414"/>
-          <w:sz w:val="20"/>
-        </w:rPr>
-        <w:t>Jurnal Interaktif &amp; Riset Ilmiah</w:t>
+          <w:sz w:val="23"/>
+        </w:rPr>
+        <w:t>Pernahkah kau berdiri lama di depan cermin kamar mandimu setelah membasuh muka? Kau menatap sepasang mata di dalam cermin itu, sepasang mata yang tampak begitu lelah, dengan lingkaran hitam di bawahnya dan tatapan yang kehilangan binar keceriaan masa kecil.</w:t>
+      </w:r>
+    </w:p>
+    <w:p>
+      <w:pPr>
+        <w:spacing w:before="0" w:after="120" w:line="324" w:lineRule="auto"/>
+        <w:ind w:firstLine="283"/>
+        <w:jc w:val="both"/>
+      </w:pPr>
+      <w:r>
+        <w:rPr>
+          <w:rFonts w:ascii="Garamond" w:hAnsi="Garamond"/>
+          <w:b w:val="0"/>
+          <w:i w:val="0"/>
+          <w:color w:val="141414"/>
+          <w:sz w:val="23"/>
+        </w:rPr>
+        <w:t>Kapan terakhir kali kau menyapa dirimu sendiri dengan penuh kehangatan? Kapan terakhir kali kau berterima kasih pada kedua kakimu yang telah membawamu melangkah sejauh ini melewati badai kehidupan yang tidak mudah?</w:t>
+      </w:r>
+    </w:p>
+    <w:p>
+      <w:pPr>
+        <w:spacing w:before="0" w:after="120" w:line="324" w:lineRule="auto"/>
+        <w:ind w:firstLine="283"/>
+        <w:jc w:val="both"/>
+      </w:pPr>
+      <w:r>
+        <w:rPr>
+          <w:rFonts w:ascii="Garamond" w:hAnsi="Garamond"/>
+          <w:b w:val="0"/>
+          <w:i w:val="0"/>
+          <w:color w:val="141414"/>
+          <w:sz w:val="23"/>
+        </w:rPr>
+        <w:t>Jangan-jangan selama ini, musuh terbesar yang paling sering menyakiti batinmu bukanlah orang lain. Musuh terkejam itu adalah dirimu sendiri: suara di dalam kepalamu yang tidak pernah berhenti mencela, mengkritik, dan menuntut kesempurnaan tanpa kenal ampun.</w:t>
+      </w:r>
+    </w:p>
+    <w:p>
+      <w:pPr>
+        <w:spacing w:before="0" w:after="120" w:line="324" w:lineRule="auto"/>
+        <w:ind w:firstLine="283"/>
+        <w:jc w:val="both"/>
+      </w:pPr>
+      <w:r>
+        <w:rPr>
+          <w:rFonts w:ascii="Garamond" w:hAnsi="Garamond"/>
+          <w:b w:val="0"/>
+          <w:i w:val="0"/>
+          <w:color w:val="141414"/>
+          <w:sz w:val="23"/>
+        </w:rPr>
+        <w:t>Ketika kau membuat sedikit kesalahan, suara di kepalamu berkata: 'Dasar bodoh, begitu saja tidak bisa!' Ketika ada orang lain yang memperlakukanmu buruk, suara itu berbisik: 'Itu karena kau memang tidak pantas dicintai.' Betapa kejamnya kita memperlakukan jiwa kita sendiri!</w:t>
+      </w:r>
+    </w:p>
+    <w:p>
+      <w:pPr>
+        <w:spacing w:before="0" w:after="120" w:line="324" w:lineRule="auto"/>
+        <w:ind w:firstLine="283"/>
+        <w:jc w:val="both"/>
+      </w:pPr>
+      <w:r>
+        <w:rPr>
+          <w:rFonts w:ascii="Garamond" w:hAnsi="Garamond"/>
+          <w:b w:val="0"/>
+          <w:i w:val="0"/>
+          <w:color w:val="141414"/>
+          <w:sz w:val="23"/>
+        </w:rPr>
+        <w:t>Lihatlah bagaimana Nabi Musa AS saat beliau melarikan diri dari kejaran bala tentara Fir'aun di Mesir. Beliau berjalan kaki menembus gurun pasir bermil-mil jauhnya hingga kakinya melepuh dan perutnya melilit karena kelaparan. Beliau tiba di negeri Madyan sebagai buronan tanpa rumah, tanpa uang, tanpa teman, dan tanpa keluarga.</w:t>
+      </w:r>
+    </w:p>
+    <w:p>
+      <w:pPr>
+        <w:spacing w:before="0" w:after="120" w:line="324" w:lineRule="auto"/>
+        <w:ind w:firstLine="283"/>
+        <w:jc w:val="both"/>
+      </w:pPr>
+      <w:r>
+        <w:rPr>
+          <w:rFonts w:ascii="Garamond" w:hAnsi="Garamond"/>
+          <w:b w:val="0"/>
+          <w:i w:val="0"/>
+          <w:color w:val="141414"/>
+          <w:sz w:val="23"/>
+        </w:rPr>
+        <w:t>Setelah beliau menolong dua orang putri Nabi Syu'aib memberi minum ternak mereka, apa yang Nabi Musa lakukan? Beliau tidak mengeluh dengan nada menghujat. Beliau menepi ke bawah naungan sebuah pohon yang rindang, duduk meluruskan kakinya yang letih, lalu melantunkan doa yang teramat santun: *Rabbi inni lima anzalta ilayya min khairin faqir*.</w:t>
+      </w:r>
+    </w:p>
+    <w:p>
+      <w:pPr>
+        <w:spacing w:before="0" w:after="120" w:line="324" w:lineRule="auto"/>
+        <w:ind w:firstLine="283"/>
+        <w:jc w:val="both"/>
+      </w:pPr>
+      <w:r>
+        <w:rPr>
+          <w:rFonts w:ascii="Garamond" w:hAnsi="Garamond"/>
+          <w:b w:val="0"/>
+          <w:i w:val="0"/>
+          <w:color w:val="141414"/>
+          <w:sz w:val="23"/>
+        </w:rPr>
+        <w:t>'Ya Tuhanku, sesungguhnya aku sangat membutuhkan kebaikan apa pun yang Engkau turunkan kepadaku.' Perhatikanlah kosa kata beliau: beliau tidak mendikte Allah harus memberi makanan apa, pekerjaan apa, atau jodoh yang bagaimana. Beliau hanya mengaku fakir di hadapan Allah dengan hati yang lapang dan lembut.</w:t>
+      </w:r>
+    </w:p>
+    <w:p>
+      <w:pPr>
+        <w:spacing w:before="0" w:after="120" w:line="324" w:lineRule="auto"/>
+        <w:ind w:firstLine="283"/>
+        <w:jc w:val="both"/>
+      </w:pPr>
+      <w:r>
+        <w:rPr>
+          <w:rFonts w:ascii="Garamond" w:hAnsi="Garamond"/>
+          <w:b w:val="0"/>
+          <w:i w:val="0"/>
+          <w:color w:val="141414"/>
+          <w:sz w:val="23"/>
+        </w:rPr>
+        <w:t>Belajarlah dari Nabi Musa AS, kawan. Belajarlah menepi ke bawah naungan pohon rahmat-Nya. Peluk dirimu yang sedang gemetar. Katakan pada hatimu: 'Terima kasih sudah bertahan sejauh ini. Kita akan melangkah bersama Allah, dan Dia tidak akan pernah menyia-nyiakan kita.'</w:t>
+      </w:r>
+    </w:p>
+    <w:p>
+      <w:pPr>
+        <w:spacing w:before="120"/>
+      </w:pPr>
+    </w:p>
+    <w:p>
+      <w:pPr>
+        <w:spacing w:before="0" w:after="100" w:line="324" w:lineRule="auto"/>
+        <w:ind w:firstLine="283"/>
+        <w:jc w:val="both"/>
+      </w:pPr>
+      <w:r>
+        <w:rPr>
+          <w:rFonts w:ascii="Garamond" w:hAnsi="Garamond"/>
+          <w:b w:val="0"/>
+          <w:i w:val="0"/>
+          <w:color w:val="141414"/>
+          <w:sz w:val="22"/>
+        </w:rPr>
+        <w:t>Dr. Kristin Neff, pelopor riset Self-Compassion dari University of Texas di Austin, menemukan bahwa kritik diri yang berlebihan (*harsh self-criticism*) mengaktifkan sirkuit ancaman biologis tubuh (*threat-defense system*). Tubuh melepaskan hormon kortisol seolah-olah kita sedang diserang oleh musuh fisik dari luar.</w:t>
+      </w:r>
+    </w:p>
+    <w:p>
+      <w:pPr>
+        <w:spacing w:before="0" w:after="100" w:line="324" w:lineRule="auto"/>
+        <w:ind w:firstLine="283"/>
+        <w:jc w:val="both"/>
+      </w:pPr>
+      <w:r>
+        <w:rPr>
+          <w:rFonts w:ascii="Garamond" w:hAnsi="Garamond"/>
+          <w:b w:val="0"/>
+          <w:i w:val="0"/>
+          <w:color w:val="141414"/>
+          <w:sz w:val="22"/>
+        </w:rPr>
+        <w:t>Perbedaannya: jika musuh dari luar bisa kita hindari dengan melarikan diri, maka musuh di dalam kepala tidak bisa kita lari darinya ke mana pun. Akibatnya, sistem saraf berada dalam kondisi alarm kronis (*chronic hyperarousal*), yang lambat laun berujung pada depresi klinis dan kelelahan mental menyeluruh.</w:t>
+      </w:r>
+    </w:p>
+    <w:p>
+      <w:pPr>
+        <w:spacing w:before="0" w:after="100" w:line="324" w:lineRule="auto"/>
+        <w:ind w:firstLine="283"/>
+        <w:jc w:val="both"/>
+      </w:pPr>
+      <w:r>
+        <w:rPr>
+          <w:rFonts w:ascii="Garamond" w:hAnsi="Garamond"/>
+          <w:b w:val="0"/>
+          <w:i w:val="0"/>
+          <w:color w:val="141414"/>
+          <w:sz w:val="22"/>
+        </w:rPr>
+        <w:t>Sebaliknya, ketika seseorang mempraktikkan 'Self-Compassion' (welas asih batin) yang diiringi kepasrahan tauhid, sistem perawatan diri (*mammalian caregiving system*) aktif. Otak melepaskan hormon Oksitosin dan Opiat endogen yang meredakan detak jantung, menurunkan tekanan darah, dan menginduksi rasa aman mendalam.</w:t>
+      </w:r>
+    </w:p>
+    <w:p>
+      <w:pPr>
+        <w:spacing w:before="0" w:after="100" w:line="324" w:lineRule="auto"/>
+        <w:ind w:firstLine="283"/>
+        <w:jc w:val="both"/>
+      </w:pPr>
+      <w:r>
+        <w:rPr>
+          <w:rFonts w:ascii="Garamond" w:hAnsi="Garamond"/>
+          <w:b w:val="0"/>
+          <w:i w:val="0"/>
+          <w:color w:val="141414"/>
+          <w:sz w:val="22"/>
+        </w:rPr>
+        <w:t>Dalam khazanah psikologi Islam klasik, proses ini selaras dengan konsep 'Muhasabah bi ar-Rahmah' (evaluasi diri yang dilandasi kasih sayang Ilahi) yang diajarkan oleh Imam Al-Ghazali dalam Ihya Ulumuddin. Manusia mengoreksi dirinya bukan untuk menghancurkan harga dirinya, melainkan untuk membersihkan jiwanya agar layak menghadap Sang Maha Pengasih.</w:t>
+      </w:r>
+    </w:p>
+    <w:p>
+      <w:pPr>
+        <w:spacing w:before="0" w:after="100" w:line="324" w:lineRule="auto"/>
+        <w:ind w:firstLine="283"/>
+        <w:jc w:val="both"/>
+      </w:pPr>
+      <w:r>
+        <w:rPr>
+          <w:rFonts w:ascii="Garamond" w:hAnsi="Garamond"/>
+          <w:b w:val="0"/>
+          <w:i w:val="0"/>
+          <w:color w:val="141414"/>
+          <w:sz w:val="22"/>
+        </w:rPr>
+        <w:t>Dengan mengubah nada bicara internal dari kecaman kasar menjadi doa yang tulus, jalur saraf prefrontal cortex kembali terhubung dengan pusat regulasi emosi, memulihkan kejernihan berpikir rasional.</w:t>
+      </w:r>
+    </w:p>
+    <w:p>
+      <w:pPr>
+        <w:spacing w:before="160" w:after="120"/>
+        <w:jc w:val="center"/>
+      </w:pPr>
+      <w:r>
+        <w:rPr>
+          <w:rFonts w:ascii="Garamond" w:hAnsi="Garamond"/>
+          <w:color w:val="919191"/>
+          <w:sz w:val="16"/>
+        </w:rPr>
+        <w:t>────────────────────────────</w:t>
+      </w:r>
+    </w:p>
+    <w:p>
+      <w:pPr>
+        <w:spacing w:before="120" w:after="200" w:line="312" w:lineRule="auto"/>
+        <w:ind w:left="454" w:right="454"/>
+        <w:jc w:val="both"/>
+      </w:pPr>
+      <w:r>
+        <w:rPr>
+          <w:rFonts w:ascii="Garamond" w:hAnsi="Garamond"/>
+          <w:i/>
+          <w:color w:val="5A5A5A"/>
+          <w:sz w:val="21"/>
+        </w:rPr>
+        <w:t>"Bila kau tak bisa menjadi kawan terbaik bagi dirimu sendiri, jangan heran bila dunia di luar sana terasa begitu dingin dan menakutkan. Mulailah berdamai dengan jiwamu, karena ia adalah titipan Allah yang paling berharga."</w:t>
       </w:r>
     </w:p>
     <w:p>
@@ -888,7 +2595,7 @@
           <w:color w:val="919191"/>
           <w:sz w:val="22"/>
         </w:rPr>
-        <w:t>BAGIAN I</w:t>
+        <w:t>BAGIAN II</w:t>
       </w:r>
     </w:p>
     <w:p>
@@ -904,7 +2611,7 @@
           <w:color w:val="141414"/>
           <w:sz w:val="36"/>
         </w:rPr>
-        <w:t>Ketika Sunyi Mengetuk Jendela Hatimu</w:t>
+        <w:t>Berani Berhenti Sebelum Retak Menjadi Patah</w:t>
       </w:r>
     </w:p>
     <w:p>
@@ -920,7 +2627,7 @@
           <w:color w:val="5A5A5A"/>
           <w:sz w:val="21"/>
         </w:rPr>
-        <w:t>Mengurai Rasa Sepi, Menolak Ilusi Keramaian, dan Menemukan Rumah di Balik Hening</w:t>
+        <w:t>Menghadapi Burnout, Seni Menjaga Jarak dari Lingkungan Negatif, dan Memuliakan Hak Tubuh</w:t>
       </w:r>
     </w:p>
     <w:p>
@@ -950,7 +2657,7 @@
           <w:color w:val="919191"/>
           <w:sz w:val="18"/>
         </w:rPr>
-        <w:t>Inspirasi Kajian: When the Heart is Lonely, Habib Isa Alkaff, Habib Ja'far Al Jufri, &amp; Bang Fathur</w:t>
+        <w:t>Inspirasi Kajian: Kabur Aja Dulu, Habib Ja'far Al Jufri &amp; Ustadz Fikri Nadjib</w:t>
       </w:r>
     </w:p>
     <w:p>
@@ -971,7 +2678,7 @@
           <w:color w:val="919191"/>
           <w:sz w:val="21"/>
         </w:rPr>
-        <w:t>BAB 1</w:t>
+        <w:t>BAB 5</w:t>
       </w:r>
     </w:p>
     <w:p>
@@ -987,7 +2694,7 @@
           <w:color w:val="141414"/>
           <w:sz w:val="32"/>
         </w:rPr>
-        <w:t>Riuh di Luar, Sunyi di Dalam</w:t>
+        <w:t>Ketika Jiwa Berteriak Minta Pulang</w:t>
       </w:r>
     </w:p>
     <w:p>
@@ -1003,7 +2710,7 @@
           <w:color w:val="5A5A5A"/>
           <w:sz w:val="21"/>
         </w:rPr>
-        <w:t>Tentang Kerumunan yang Mengasingkan dan Jeritan Hening Batin</w:t>
+        <w:t>Tentang Kelelahan Kronis, Jeratan Produktivitas Beracun, dan Alarm Batin yang Diabaikan</w:t>
       </w:r>
     </w:p>
     <w:p>
@@ -1032,7 +2739,7 @@
           <w:color w:val="141414"/>
           <w:sz w:val="30"/>
         </w:rPr>
-        <w:t>وَإِذَا سَأَلَكَ عِبَادِي عَنِّي فَإِنِّي قَرِيبٌ ۖ أُجِيبُ دَعْوَةَ الدَّاعِ إِذَا دَعَانِ</w:t>
+        <w:t>لَا يُكَلِّفُ اللَّهُ نَفْسًا إِلَّا وُسْعَهَا ۚ لَهَا مَا كَسَبَتْ وَعَلَيْهَا مَا اكْتَسَبَتْ</w:t>
       </w:r>
     </w:p>
     <w:p>
@@ -1048,7 +2755,7 @@
           <w:color w:val="5A5A5A"/>
           <w:sz w:val="21"/>
         </w:rPr>
-        <w:t>"Dan apabila hamba-hamba-Ku bertanya kepadamu tentang Aku, maka sesungguhnya Aku adalah dekat. Aku mengabulkan permohonan orang yang berdoa apabila ia memohon kepada-Ku."</w:t>
+        <w:t>"Allah tidak membebani seseorang melainkan sesuai dengan kesanggupannya. Ia mendapat pahala (dari kebajikan) yang diusahakannya dan ia mendapat siksa (dari kejahatan) yang dikerjakannya."</w:t>
       </w:r>
     </w:p>
     <w:p>
@@ -1063,7 +2770,7 @@
           <w:color w:val="373737"/>
           <w:sz w:val="18"/>
         </w:rPr>
-        <w:t>(QS. Al-Baqarah: 186)</w:t>
+        <w:t>(QS. Al-Baqarah: 286)</w:t>
       </w:r>
     </w:p>
     <w:p>
@@ -1078,7 +2785,7 @@
           <w:color w:val="141414"/>
           <w:sz w:val="30"/>
         </w:rPr>
-        <w:t>اللَّهُمَّ إِنِّي أَعُوذُ بِكَ مِنَ الْهَمِّ وَالْحَزَنِ، وَالْعَجْزِ وَالْكَسَلِ</w:t>
+        <w:t>اللَّهُمَّ رَحْمَتَكَ أَرْجُو، فَلَا تَكِلْنِي إِلَى نَفْسِي طَرْفَةَ عَيْنٍ، وَأَصْلِحْ لِي شَأْنِي كُلَّهُ</w:t>
       </w:r>
     </w:p>
     <w:p>
@@ -1094,7 +2801,7 @@
           <w:color w:val="5A5A5A"/>
           <w:sz w:val="21"/>
         </w:rPr>
-        <w:t>"Ya Allah, sesungguhnya aku berlindung kepada-Mu dari rasa gundah gulana dan kesedihan, dari kelemahan dan kemalasan."</w:t>
+        <w:t>"Ya Allah, rahmat-Mu lah yang aku harapkan. Janganlah Engkau serahkan urusanku kepada diriku sendiri walau sekejap mata, dan perbaikilah seluruh urusanku."</w:t>
       </w:r>
     </w:p>
     <w:p>
@@ -1109,7 +2816,7 @@
           <w:color w:val="373737"/>
           <w:sz w:val="18"/>
         </w:rPr>
-        <w:t>(HR. Bukhari no. 2893)</w:t>
+        <w:t>(HR. Abu Dawud no. 5090)</w:t>
       </w:r>
     </w:p>
     <w:p>
@@ -1140,7 +2847,7 @@
           <w:color w:val="141414"/>
           <w:sz w:val="23"/>
         </w:rPr>
-        <w:t>Ada malam-malam di mana kau merasa seluruh dunia sedang berpesta, kecuali dirimu. Kau berbaring menatap langit-langit kamar kosan yang sempit atau kamar rumah yang sepi. Jarum jam dinding berdetik dengan suara yang terdengar begitu nyaring di telingamu: tik, tok, tik, tok. Setiap detiknya seperti menghitung mundur sisa-sisa keberanianmu untuk menghadapi hari esok.</w:t>
+        <w:t>Alarm ponselmu berdering nyaring pukul lima pagi. Bunyinya yang memekakkan telinga memaksa matamu terbuka. Kau menatap dinding kamarmu dengan perasaan yang teramat berat: tubuhmu kaku seperti sebatang kayu lapuk yang siap patah kapan saja.</w:t>
       </w:r>
     </w:p>
     <w:p>
@@ -1157,7 +2864,7 @@
           <w:color w:val="141414"/>
           <w:sz w:val="23"/>
         </w:rPr>
-        <w:t>Ponsel pintar di samping bantalmu masih menyala. Ada puluhan pesan yang belum sempat kau balas. Di linimasa media sosial, teman-temanmu sedang mengunggah keseruan makan malam bersama, rekan sekantormu sedang memamerkan piagam penghargaan, dan orang-orang yang kau kenal tampak begitu menikmati hidup. Namun di dalam kamarmu yang remang, udara terasa begitu dingin dan berat.</w:t>
+        <w:t>Padahal semalam kau sudah tidur hampir delapan jam. Namun mengapa saat bangun, sendi-sendimu terasa ngilu dan kepalamu berdenyut-denyut? Mengapa dadamu dipenuhi rasa enggan yang begitu pekat untuk menyambut hari yang baru?</w:t>
       </w:r>
     </w:p>
     <w:p>
@@ -1174,7 +2881,7 @@
           <w:color w:val="141414"/>
           <w:sz w:val="23"/>
         </w:rPr>
-        <w:t>Kau mencoba memejamkan mata, berharap tidur akan membawamu kabur sejenak dari rasa sepi ini. Tetapi pikiranmu menolak untuk diam. Pertanyaan-pertanyaan yang selama ini kau kubur rapi mendadak menyeruak ke permukaan: 'Sebenarnya, untuk apa aku bersusah payah setiap hari? Siapa sebenarnya yang benar-benar peduli padaku jika besok aku tiba-tiba menghilang dari dunia ini?'</w:t>
+        <w:t>Kau tahu jawabannya, kawan. Lelah yang sedang kau rasakan hari ini bukan lagi sekadar lelah otot yang bisa hilang dengan segelas minuman berenergi atau pijatan di punggung. Lelahmu adalah lelah eksistensial, kelelahan spiritual seorang hamba yang sudah terlalu lama berlari kencang tanpa tahu lagi ke mana arah garis akhir.</w:t>
       </w:r>
     </w:p>
     <w:p>
@@ -1191,7 +2898,7 @@
           <w:color w:val="141414"/>
           <w:sz w:val="23"/>
         </w:rPr>
-        <w:t>Dalam obrolan santai tapi menghunjam batin di kanal On The Way Talk, Bang Fathur menuturkan kegelisahan nyata yang dialami jutaan anak muda hari ini: kita sering kali merasa paling kesepian justru di era di mana kita paling mudah terhubung. Kita memiliki ratusan teman di kontak perpesanan, ribuan pengikut di media sosial, namun ketika hati kita retak dan air mata menetes, tidak ada satu pun nomor yang berani kita panggil.</w:t>
+        <w:t>Kita hidup di dalam peradaban yang memuja 'produktivitas beracun' (*toxic productivity*). Dunia mengajarkan kita bahwa manusia yang bernilai adalah manusia yang jadwalnya padat dari subuh hingga tengah malam. Jika kau meluangkan waktu satu jam saja untuk duduk diam tanpa melakukan apa-apa di beranda rumah, suara di dalam kepalamu akan segera menuduhmu: 'Lihatlah orang lain sedang membangun bisnis dan meniti karier, sementara kau hanya bermalas-malasan!'</w:t>
       </w:r>
     </w:p>
     <w:p>
@@ -1208,7 +2915,7 @@
           <w:color w:val="141414"/>
           <w:sz w:val="23"/>
         </w:rPr>
-        <w:t>Kita takut dianggap lemah. Kita takut dianggap mengganggu. Kita takut jika keluh kesah kita hanya akan menjadi bahan obrolan di belakang punggung. Maka kita memilih memasang topeng tebal: kita berangkat ke kampus atau kantor dengan senyum lebar, tertawa riang menyambut sapaan orang lain, lalu kembali hancur berkeping-keping saat pintu kamar tertutup rapat di malam hari.</w:t>
+        <w:t>Dalam episode kajian On The Way yang sangat menggugah nurani bertajuk 'Kabur Aja Dulu', Habib Ja'far Al Jufri dan Ustadz Fikri Nadjib membedah fenomena ini dengan sangat tajam: banyak orang mengalami burnout bukan karena mereka kekurangan iman, melainkan karena mereka lupa bahwa diri mereka hanyalah makhluk yang memiliki batas.</w:t>
       </w:r>
     </w:p>
     <w:p>
@@ -1225,7 +2932,24 @@
           <w:color w:val="141414"/>
           <w:sz w:val="23"/>
         </w:rPr>
-        <w:t>Kau tidak sendirian dalam perasaan ini, kawan. Kesepian bukanlah tanda bahwa kau cacat atau tidak laku. Kesepian adalah alarm alami dari jiwamu, sinyal bahwa ada kebutuhan batin yang selama ini kau abaikan dengan sengaja.</w:t>
+        <w:t>Kita memaksakan diri memikul beban yang bahkan langit dan bumi pun enggan memikulnya. Kita ingin menyenangkan semua orang: kita ingin menjadi anak yang sempurna, karyawan teladan, teman yang selalu ada 24 jam, dan pasangan tanpa cela. Kita selalu mengatakan 'ya' kepada permintaan orang lain, sementara kepada jeritan tubuh kita sendiri, kita selalu mengatakan 'nanti, bertahanlah sedikit lagi!'</w:t>
+      </w:r>
+    </w:p>
+    <w:p>
+      <w:pPr>
+        <w:spacing w:before="0" w:after="120" w:line="324" w:lineRule="auto"/>
+        <w:ind w:firstLine="283"/>
+        <w:jc w:val="both"/>
+      </w:pPr>
+      <w:r>
+        <w:rPr>
+          <w:rFonts w:ascii="Garamond" w:hAnsi="Garamond"/>
+          <w:b w:val="0"/>
+          <w:i w:val="0"/>
+          <w:color w:val="141414"/>
+          <w:sz w:val="23"/>
+        </w:rPr>
+        <w:t>Hingga akhirnya tubuh dan jiwa kita mogok total. Kita menjadi mudah tersinggung, hilang konsentrasi, sinis terhadap kebaikan, dan shalat kita kehilangan rasa manisnya. Jiwa kita sedang berteriak sekuat tenaga dari dasar jurang keletihan: 'Tolong berhenti... kembalikan aku ke rumah fitrahku!'</w:t>
       </w:r>
     </w:p>
     <w:p>
@@ -1247,7 +2971,7 @@
           <w:color w:val="141414"/>
           <w:sz w:val="22"/>
         </w:rPr>
-        <w:t>Riset neurosains mutakhir yang dipublikasikan dalam Nature Neuroscience dan Journal of Cognitive Neuroscience membuktikan fakta mencengangkan: rasa sakit akibat penolakan sosial dan kesepian kronis diproses di area otak yang persis sama dengan rasa sakit fisik akibat luka fisik, yaitu Anterior Cingulate Cortex (ACC) dan Insula.</w:t>
+        <w:t>Organisasi Kesehatan Dunia (WHO) secara resmi mengklasifikasikan Burnout Syndrome dalam ICD-11 sebagai fenomena okupasional yang diakibatkan oleh stres kronis di tempat kerja yang gagal dikelola dengan baik.</w:t>
       </w:r>
     </w:p>
     <w:p>
@@ -1264,7 +2988,7 @@
           <w:color w:val="141414"/>
           <w:sz w:val="22"/>
         </w:rPr>
-        <w:t>Ketika seorang manusia merasa terisolasi secara emosional, otak purba kita membaca kondisi tersebut sebagai ancaman kematian. Secara evolusioner dan biologis, seorang nenek moyang manusia yang terpisah dari kelompoknya di padang savana akan menghadapi bahaya dimangsa predator buas. Oleh sebab itu, Amigdala segera menyalakan sinyal alarm bahaya tinggi.</w:t>
+        <w:t>Secara neuroendokrin, tuntutan kerja dan relasi yang melampaui kapasitas adaptasi tubuh memicu aktivasi konstan pada aksis HPA (Hypothalamic-Pituitary-Adrenal). Kelenjar adrenal dipaksa memproduksi hormon stres kortisol secara terus-menerus tanpa ada periode jeda pemulihan.</w:t>
       </w:r>
     </w:p>
     <w:p>
@@ -1281,7 +3005,7 @@
           <w:color w:val="141414"/>
           <w:sz w:val="22"/>
         </w:rPr>
-        <w:t>Akibatnya, tubuh memompa hormon stres Kortisol dan Norepinefrin secara berkelanjutan. Detak jantung meningkat, kualitas tidur menurun drastis, dan sistem kekebalan tubuh melemah. Penelitian legendaris Dr. Julianne Holt-Lunstad dari Brigham Young University menyimpulkan bahwa dampak kesepian kronis terhadap kematian dini setara dengan merokok 15 batang rokok setiap hari.</w:t>
+        <w:t>Pada fase awal, kadar kortisol melonjak tinggi, menimbulkan insomnia, palpitasi jantung, dan hiper-kewaspadaan. Namun jika stresor berlanjut berbulan-bulan, aksis HPA mengalami 'Burnout Exhaustion', kadar kortisol justru anjlok ke titik terendah (*hypocortisolemia*). Penderitanya mengalami kelelahan ekstrem di pagi hari, disfungsi kognitif (Brain Fog), dan kerentanan terhadap penyakit autoimun.</w:t>
       </w:r>
     </w:p>
     <w:p>
@@ -1298,7 +3022,7 @@
           <w:color w:val="141414"/>
           <w:sz w:val="22"/>
         </w:rPr>
-        <w:t>Namun, sains modern juga menemukan bahwa otak manusia memiliki kapasitas neuroplastisitas yang luar biasa. Sirkuit kecemasan di Amigdala dapat diredam secara signifikan melalui apa yang disebut para psikolog sebagai 'Spiritual Attachment Security', rasa aman dan terikat secara batin dengan Dzat Yang Maha Melindungi.</w:t>
+        <w:t>Penelitian neuro-imaging menunjukkan bahwa stres kronis yang tidak tertangani mengakibatkan atrofi (penyusutan volume) dendrit di area Hipokampus dan Prefrontal Cortex, area yang bertanggung jawab untuk memori kerja, konsentrasi, dan pengambilan keputusan rasional.</w:t>
       </w:r>
     </w:p>
     <w:p>
@@ -1315,7 +3039,7 @@
           <w:color w:val="141414"/>
           <w:sz w:val="22"/>
         </w:rPr>
-        <w:t>Ketika seorang hamba melafalkan doa dan bersujud dengan penghayatan mendalam, gelombang otak bertransisi dari ritme Beta (cemas, waspada berlebih) menuju ritme Alpha dan Theta (rileks, damai, kontemplatif). Aktivitas saraf parasimpatik melalui Saraf Vagus meningkat, menurunkan kadar racun kortisol dan mengembalikan stabilitas sistem hormon tubuh.</w:t>
+        <w:t>Sains membuktikan bahwa satu-satunya cara biologis untuk memutus rantai allostatic overload ini adalah dengan 'Strategic De-escalation', menghentikan paparan terhadap pemicu stres, mengistirahatkan sistem saraf simpatik, dan membiarkan ritme sirkadian tubuh pulih secara alami.</w:t>
       </w:r>
     </w:p>
     <w:p>
@@ -1330,22 +3054,6 @@
           <w:sz w:val="16"/>
         </w:rPr>
         <w:t>────────────────────────────</w:t>
-      </w:r>
-    </w:p>
-    <w:p>
-      <w:pPr>
-        <w:spacing w:before="0" w:after="80" w:line="324" w:lineRule="auto"/>
-        <w:jc w:val="both"/>
-      </w:pPr>
-      <w:r>
-        <w:rPr>
-          <w:rFonts w:ascii="Garamond" w:hAnsi="Garamond"/>
-          <w:b/>
-          <w:i w:val="0"/>
-          <w:color w:val="373737"/>
-          <w:sz w:val="21"/>
-        </w:rPr>
-        <w:t>Dialog Mindful: Menyapa Sunyi Tanpa Rasa Takut</w:t>
       </w:r>
     </w:p>
     <w:p>
@@ -1361,47 +3069,7 @@
           <w:color w:val="5A5A5A"/>
           <w:sz w:val="21"/>
         </w:rPr>
-        <w:t>Tarik napas perlahan melalui hidung dalam 4 hitungan... 1... 2... 3... 4...</w:t>
-        <w:br/>
-        <w:t>Tahan napasmu sejenak, rasakan udara sejuk memenuhi rongga dadamu... 1... 2... 3... 4...</w:t>
-        <w:br/>
-        <w:t>Hembuskan perlahan lewat bibir dalam 6 hitungan... 1... 2... 3... 4... 5... 6...</w:t>
-        <w:br/>
-        <w:t>Turunkan kedua bahumu yang tegang. Kendurkan rahangmu yang mengatup kencang.</w:t>
-        <w:br/>
-        <w:t>Katakan pada batinmu dengan lembut:</w:t>
-        <w:br/>
-        <w:t>'Wahai jiwaku, tenanglah. Rasa sepi ini bukan hukuman. Ia hanya pengingat bahwa kau adalah manusia yang butuh bersandar. Dan tempat bersandar terbaikmu tidak pernah jauh.'</w:t>
-      </w:r>
-    </w:p>
-    <w:p>
-      <w:pPr>
-        <w:spacing w:before="120" w:after="120"/>
-        <w:jc w:val="center"/>
-      </w:pPr>
-      <w:r>
-        <w:rPr>
-          <w:rFonts w:ascii="Garamond" w:hAnsi="Garamond"/>
-          <w:color w:val="919191"/>
-          <w:sz w:val="16"/>
-        </w:rPr>
-        <w:t>────────────────────────────</w:t>
-      </w:r>
-    </w:p>
-    <w:p>
-      <w:pPr>
-        <w:spacing w:before="120" w:after="200" w:line="312" w:lineRule="auto"/>
-        <w:ind w:left="454" w:right="454"/>
-        <w:jc w:val="both"/>
-      </w:pPr>
-      <w:r>
-        <w:rPr>
-          <w:rFonts w:ascii="Garamond" w:hAnsi="Garamond"/>
-          <w:i/>
-          <w:color w:val="5A5A5A"/>
-          <w:sz w:val="21"/>
-        </w:rPr>
-        <w:t>"Kesepian bukan tanda bahwa kau tidak memiliki siapa-siapa di dunia ini. Kesepian adalah cara Tuhan mengetuk pintu hatimu, membisikkan bahwa sudah terlalu lama kau mencari perhatian manusia dan melupakan tatapan-Nya."</w:t>
+        <w:t>"Bila kau terus memaksakan diri berlari saat kakimu sudah berdarah, kau bukan sedang menjadi pahlawan. Kau hanya sedang menyiksa ciptaan Tuhan yang paling kau sia-siakan: dirimu sendiri."</w:t>
       </w:r>
     </w:p>
     <w:p>
@@ -1422,7 +3090,7 @@
           <w:color w:val="919191"/>
           <w:sz w:val="21"/>
         </w:rPr>
-        <w:t>BAB 2</w:t>
+        <w:t>BAB 6</w:t>
       </w:r>
     </w:p>
     <w:p>
@@ -1438,7 +3106,7 @@
           <w:color w:val="141414"/>
           <w:sz w:val="32"/>
         </w:rPr>
-        <w:t>Ilusi Keramaian dan Jiwa yang Mengering</w:t>
+        <w:t>Kabur Aja Dulu: Seni Menyelamatkan Batin</w:t>
       </w:r>
     </w:p>
     <w:p>
@@ -1454,7 +3122,7 @@
           <w:color w:val="5A5A5A"/>
           <w:sz w:val="21"/>
         </w:rPr>
-        <w:t>Tentang Candu Validasi, Perbandingan Semu, dan Dahaga yang Tak Kunjung Usai</w:t>
+        <w:t>Filosofi Pemuda Ashabul Kahfi, Seni Uzlah Syar'iyyah, dan Keberanian Menepi</w:t>
       </w:r>
     </w:p>
     <w:p>
@@ -1483,7 +3151,7 @@
           <w:color w:val="141414"/>
           <w:sz w:val="30"/>
         </w:rPr>
-        <w:t>الَّذِينَ آمَنُوا وَتَطْمَئِنُّ قُلُوبُهُم بِذِكْرِ اللَّهِ ۗ أَلَا بِذِكْرِ اللَّهِ تَطْمَئِنُّ الْقُلُوبُ</w:t>
+        <w:t>وَإِذِ اعْتَزَلْتُمُوهُمْ وَمَا يَعْبُدُونَ إِلَّا اللَّهَ فَأْوُوا إِلَى الْكَهْفِ يَنشُرْ لَكُمْ رَبُّكُم مِّن رَّحْمَتِهِ وَيُهَيِّئْ لَكُم مِّنْ أَمْرِكُم مِّرْفَقًا</w:t>
       </w:r>
     </w:p>
     <w:p>
@@ -1499,7 +3167,7 @@
           <w:color w:val="5A5A5A"/>
           <w:sz w:val="21"/>
         </w:rPr>
-        <w:t>"(Yaitu) orang-orang yang beriman dan hati mereka menjadi tenteram dengan mengingat Allah. Ingatlah, hanya dengan mengingat Allah hati menjadi tenteram."</w:t>
+        <w:t>"Dan apabila kamu meninggalkan mereka dan apa yang mereka sembah selain Allah, maka carilah tempat berlindung ke dalam gua itu, niscaya Tuhanmu akan melimpahkan sebagian rahmat-Nya kepadamu dan menyediakan sesuatu yang berguna bagimu dalam urusanmu."</w:t>
       </w:r>
     </w:p>
     <w:p>
@@ -1514,7 +3182,7 @@
           <w:color w:val="373737"/>
           <w:sz w:val="18"/>
         </w:rPr>
-        <w:t>(QS. Ar-Ra'd: 28)</w:t>
+        <w:t>(QS. Al-Kahf: 16)</w:t>
       </w:r>
     </w:p>
     <w:p>
@@ -1529,7 +3197,7 @@
           <w:color w:val="141414"/>
           <w:sz w:val="30"/>
         </w:rPr>
-        <w:t>اللَّهُمَّ إِنِّي أَسْأَلُكَ نَفْسًا بِكَ مُطْمَئِنَّةً، تُؤْمِنُ بِلِقَائِكَ، وَتَرْضَى بِقَضَائِكَ، وَتَقْنَعُ بِعَطَائِكَ</w:t>
+        <w:t>رَبَّنَا آتِنَا مِن لَّدُنكَ رَحْمَةً وَهَيِّئْ لَنَا مِنْ أَمْرِنَا رَشَدًا</w:t>
       </w:r>
     </w:p>
     <w:p>
@@ -1545,7 +3213,7 @@
           <w:color w:val="5A5A5A"/>
           <w:sz w:val="21"/>
         </w:rPr>
-        <w:t>"Ya Allah, aku memohon kepada-Mu jiwa yang tenang bersama-Mu, yang yakin akan pertemuan dengan-Mu, yang ridha dengan ketetapan-Mu, dan merasa cukup dengan pemberian-Mu."</w:t>
+        <w:t>"Wahai Tuhan kami, berikanlah rahmat kepada kami dari sisi-Mu dan sempurnakanlah petunjuk yang lurus bagi kami dalam urusan kami."</w:t>
       </w:r>
     </w:p>
     <w:p>
@@ -1560,7 +3228,7 @@
           <w:color w:val="373737"/>
           <w:sz w:val="18"/>
         </w:rPr>
-        <w:t>(HR. Thabrani dalam Al-Mu'jam Al-Kabir)</w:t>
+        <w:t>(QS. Al-Kahf: 10)</w:t>
       </w:r>
     </w:p>
     <w:p>
@@ -1591,7 +3259,7 @@
           <w:color w:val="141414"/>
           <w:sz w:val="23"/>
         </w:rPr>
-        <w:t>Kau pernah melihat seseorang yang begitu haus di tengah terik matahari pantai, lalu ia nekat meminum air laut yang asin? Semakin banyak ia meneguk air laut itu, bukan rasa dahaganya yang hilang, melainkan tenggorokannya yang semakin tercekik dan tubuhnya yang terbakar racun garam.</w:t>
+        <w:t>Ada kalanya dalam perjalanan hidup ini, langkah paling heroik dan paling bijaksana yang bisa diambil seorang manusia bukanlah maju menghunus pedang menerjang badai, melainkan melangkah mundur beberapa puluh meter untuk mencari tempat berteduh.</w:t>
       </w:r>
     </w:p>
     <w:p>
@@ -1608,7 +3276,7 @@
           <w:color w:val="141414"/>
           <w:sz w:val="23"/>
         </w:rPr>
-        <w:t>Begitulah gambaran manusia modern yang berusaha mengobati kesepian batinnya dengan keramaian semu duniawi. Habib Ja'far Al Jufri dalam diskusinya bersama Bang Fathur menggarisbawahi paradoks ini dengan amat jernih: kita sering kali salah mendiagnosis penyakit jiwa kita sendiri.</w:t>
+        <w:t>Masyarakat kita sering kali memberi stigma buruk pada kata 'kabur'. Kita menganggap orang yang mundur adalah pecundang, orang yang menarik diri adalah pengecut yang tidak bertanggung jawab. Padahal jika kita mau membuka lembaran Al-Qur'an dengan hati yang bersih, kita akan mendapati sebuah surah yang dibaca jutaan umat Muslim setiap hari Jumat: Surah Al-Kahfi.</w:t>
       </w:r>
     </w:p>
     <w:p>
@@ -1625,7 +3293,7 @@
           <w:color w:val="141414"/>
           <w:sz w:val="23"/>
         </w:rPr>
-        <w:t>Ketika hati kita merasa hampa, kita mengira kita kurang hiburan. Maka kita menonton film berseri-seri hingga subuh menjelang. Ketika jiwa kita merasa kosong, kita mengira kita kurang belanja barang-barang baru. Maka kita memborong pakaian di lokapasar online. Ketika batin kita merasa terabaikan, kita mengira kita butuh pengakuan orang banyak. Maka kita memoles citra diri di media sosial, menghitung jumlah tanda suka (*likes*), memantau siapa yang melihat status kita, dan gelisah setengah mati jika unggahan kita sepi dari komentar pujian.</w:t>
+        <w:t>Ustadz Fikri Nadjib dalam dialognya yang mencerahkan bersama Habib Ja'far mengajak kita merenungi satu fakta agung: siapakah para pemuda Ashabul Kahfi itu? Mereka bukan prajurit perang yang mati syahid di medan tempur. Mereka adalah sekelompok pemuda bangsawan yang hidup di tengah peradaban yang sudah teramat rusak, dipimpin oleh penguasa tiran yang menindas keimanan dan akal sehat.</w:t>
       </w:r>
     </w:p>
     <w:p>
@@ -1642,7 +3310,7 @@
           <w:color w:val="141414"/>
           <w:sz w:val="23"/>
         </w:rPr>
-        <w:t>Tetapi apa yang terjadi setelah semua lampu pesta padam? Apa yang tersisa setelah layar ponsel mati? Hampa itu kembali datang. Bahkan ia kembali dengan rasa lapar yang dua kali lipat lebih buas.</w:t>
+        <w:t>Apa yang mereka lakukan ketika nasihat mereka tak lagi didengar dan ruang kebaikan telah tertutup rapat? Apakah mereka memaksakan diri berdebat kusir di jalanan hingga leher mereka terpenggal sia-sia? Tidak!</w:t>
       </w:r>
     </w:p>
     <w:p>
@@ -1659,7 +3327,7 @@
           <w:color w:val="141414"/>
           <w:sz w:val="23"/>
         </w:rPr>
-        <w:t>Mengapa bisa demikian? Karena hati manusia diciptakan oleh Allah dengan kapasitas tak terhingga (*infinite capacity*). Hati adalah tempat di mana rasa cinta, kerinduan, dan keagungan bersemayam. Jika kau mencoba memasukkan hal-hal yang fana, sempit, dan terbatas, seperti pujian manusia, jabatan sementara, atau gemerlap harta, ke dalam wadah yang berukuran tak terbatas, tentu saja wadah itu tidak akan pernah penuh.</w:t>
+        <w:t>Al-Qur'an mengabadikan keputusan mereka dengan kalimat yang sangat indah: *Fa'wu ilal kahfi*, 'Maka carilah tempat berlindung ke dalam gua!' Mereka memilih 'kabur' dari sistem yang beracun, melangkah masuk ke dalam gua batu yang dingin dan gelap di lereng gunung demi menyelamatkan aset paling berharga di dalam dada mereka: iman, akal budi, dan ketentraman jiwa.</w:t>
       </w:r>
     </w:p>
     <w:p>
@@ -1676,7 +3344,7 @@
           <w:color w:val="141414"/>
           <w:sz w:val="23"/>
         </w:rPr>
-        <w:t>Memasukkan dunia ke dalam hati untuk mengobati kesepian itu persis seperti mencoba mengisi samudra luas dengan tetesan air sendok teh. Kau akan kelelahan sendiri, dan samudra itu akan tetap kering kerontang.</w:t>
+        <w:t>Dan apa yang Allah berikan kepada pemuda-pemuda yang berani 'kabur' demi mempertahankan kewarasan fitrah ini? Allah tidak menghukum mereka sebagai pecundang. Sebaliknya, Allah bentangkan karpet rahmat-Nya: *Yansyur lakum rabbukum mir rahmatih*. Allah tidurkan mereka dalam kedamaian mutlak selama 309 tahun, sementara di luar sana badai tiran dan sistem yang rusak itu runtuh ditelan zaman.</w:t>
       </w:r>
     </w:p>
     <w:p>
@@ -1693,7 +3361,24 @@
           <w:color w:val="141414"/>
           <w:sz w:val="23"/>
         </w:rPr>
-        <w:t>Sudahi perlombaan yang melelahkan ini, kawan. Kau tidak perlu membuktikan kepada siapa pun bahwa hidupmu spektakuler. Orang-orang yang sibuk mengagumi hidup orang lain di media sosial sering kali hanya sedang saling memamerkan topeng terbaik mereka. Di balik layar, kita semua sama-sama manusia yang sedang tertatih-tatih menahan tangis.</w:t>
+        <w:t>Tidakkah kau mengerti pesan tersirat dari kisah ini, kawan? Ada saat-saat di mana lingkungan pergaulanmu, tempat kerjamu, atau bahkan lingkaran terdekatmu sudah berubah menjadi 'kota yang zalim'. Mereka menuntutmu menggadaikan integritas, menghina prinsip kebaikanmu, dan menguras habis energimu hingga kering.</w:t>
+      </w:r>
+    </w:p>
+    <w:p>
+      <w:pPr>
+        <w:spacing w:before="0" w:after="120" w:line="324" w:lineRule="auto"/>
+        <w:ind w:firstLine="283"/>
+        <w:jc w:val="both"/>
+      </w:pPr>
+      <w:r>
+        <w:rPr>
+          <w:rFonts w:ascii="Garamond" w:hAnsi="Garamond"/>
+          <w:b w:val="0"/>
+          <w:i w:val="0"/>
+          <w:color w:val="141414"/>
+          <w:sz w:val="23"/>
+        </w:rPr>
+        <w:t>Di saat seperti itu, jangan ragu untuk berkata pada hatimu: 'Kabur aja dulu.' Menepilah ke gua heningmu. Lindungi jiwamu sebelum ia terkontaminasi dan hancur tak berbekas.</w:t>
       </w:r>
     </w:p>
     <w:p>
@@ -1715,7 +3400,7 @@
           <w:color w:val="141414"/>
           <w:sz w:val="22"/>
         </w:rPr>
-        <w:t>Secara neurokimia, media sosial dirancang dengan mekanisme 'Variable Reward Schedule', prinsip yang sama dengan mesin judi kasino. Setiap kali ponselmu bergetar atau ada notifikasi baru masuk, otak melepaskan percikan hormon Dopamin di area Ventral Striatum.</w:t>
+        <w:t>Psikologi lingkungan modern mengenal istilah 'Toxic Environmental Overload', kondisi di mana rangsangan negatif eksternal yang terus-menerus (konflik interpersonal, intimidasi verbal, tuntutan kerja irasional) melumpuhkan daya lentur psikologis (psychological elasticity).</w:t>
       </w:r>
     </w:p>
     <w:p>
@@ -1732,7 +3417,7 @@
           <w:color w:val="141414"/>
           <w:sz w:val="22"/>
         </w:rPr>
-        <w:t>Dopamin adalah hormon antisipasi dan pencarian (*seeking hormone*), bukan hormon kepuasan atau kebahagiaan sejati. Dopamin membisikkan: 'Cek lagi layar ponselmu, mungkin ada pesan menyenangkan! Scroll lagi satu video lagi, barangkali ada hal lucu!' Ini menciptakan lingkaran setan adiksi digital (Dopamine Loop).</w:t>
+        <w:t>Ketika seseorang terus bertahan di lingkungan yang disfungsional karena merasa bersalah jika pergi, otak mengalami fenomena 'Learned Helplessness' (ketidakberdayaan yang dipelajari), sebagaimana diidentifikasi oleh psikolog legendaris Martin Seligman. Sirkuit dopaminergik padam, dan individu merasa pasrah terjebak dalam penderitaan tanpa harapan.</w:t>
       </w:r>
     </w:p>
     <w:p>
@@ -1749,7 +3434,7 @@
           <w:color w:val="141414"/>
           <w:sz w:val="22"/>
         </w:rPr>
-        <w:t>Sebaliknya, rasa tenang, damai, dan keterikatan batin yang mendalam diproduksi oleh neurotransmiter yang sama sekali berbeda, yaitu Serotonin dan Oksitosin. Serotonin lahir dari rasa syukur, penerimaan diri (*contentment/qana'ah*), dan kesadaran spiritual. Oksitosin lahir dari sentuhan kasih sayang nyata, perbincangan mendalam tatap muka, dan koneksi intim dengan Sang Pencipta.</w:t>
+        <w:t>Mengambil 'Strategic Withdrawal' atau 'Uzlah Terukur', seperti mengambil cuti tanpa gawai, mengundurkan diri dari lingkungan pergaulan beracun, atau menyepi ke tempat baru yang tenang, secara biologis memicu proses pemulihan saraf (*Neural Regeneration*).</w:t>
       </w:r>
     </w:p>
     <w:p>
@@ -1766,7 +3451,7 @@
           <w:color w:val="141414"/>
           <w:sz w:val="22"/>
         </w:rPr>
-        <w:t>Ketika seseorang terus-menerus memburu dopamin dari validasi media sosial, reseptor dopamin di otaknya mengalami desensitisasi (kebal). Akibatnya, ia kehilangan kemampuan untuk menikmati hal-hal sederhana: ia tak lagi bisa menikmati semilir angin sore, tak bisa khusyuk dalam shalat, dan merasa bosan luar biasa saat duduk dalam hening.</w:t>
+        <w:t>Ketika rangsangan toksik dihentikan, tingkat peradangan sistemik (sitokin pro-inflamasi IL-6 dan TNF-alpha) dalam darah menurun drastis dalam waktu 14 hingga 21 hari. Otak mulai memproduksi faktor neurotropik yang diturunkan dari otak (BDNF), yang merangsang pertumbuhan koneksi sinapsis baru di otak.</w:t>
       </w:r>
     </w:p>
     <w:p>
@@ -1783,7 +3468,7 @@
           <w:color w:val="141414"/>
           <w:sz w:val="22"/>
         </w:rPr>
-        <w:t>Kajian psikologi kognitif modern menganjurkan praktik 'Digital Fasting' dan 'Mindful Presence', yang dalam tradisi Islam telah diajarkan berabad-abad silam melalui konsep Dzikir dan Tafakkur. Melalui dzikir yang teratur, otak distabilkan kembali, melepaskan ketergantungan semu pada validasi eksternal.</w:t>
+        <w:t>Dalam kacamata syariat Islam, konsep 'Uzlah' (mengasingkan diri sejenak dari keramaian) bukanlah keputusasaan, melainkan metode klasik para sufi untuk memurnikan cermin hati dari karat-karat duniawi agar pantulan cahaya wahyu dapat terlihat kembali secara jernih.</w:t>
       </w:r>
     </w:p>
     <w:p>
@@ -1798,22 +3483,6 @@
           <w:sz w:val="16"/>
         </w:rPr>
         <w:t>────────────────────────────</w:t>
-      </w:r>
-    </w:p>
-    <w:p>
-      <w:pPr>
-        <w:spacing w:before="0" w:after="80" w:line="324" w:lineRule="auto"/>
-        <w:jc w:val="both"/>
-      </w:pPr>
-      <w:r>
-        <w:rPr>
-          <w:rFonts w:ascii="Garamond" w:hAnsi="Garamond"/>
-          <w:b/>
-          <w:i w:val="0"/>
-          <w:color w:val="373737"/>
-          <w:sz w:val="21"/>
-        </w:rPr>
-        <w:t>Dialog Mindful: Melepaskan Tuntutan Menjadi Sempurna</w:t>
       </w:r>
     </w:p>
     <w:p>
@@ -1829,49 +3498,7 @@
           <w:color w:val="5A5A5A"/>
           <w:sz w:val="21"/>
         </w:rPr>
-        <w:t>Letakkan tangan kananmu di dada sebelah kiri, tepat di atas detak jantungmu.</w:t>
-        <w:br/>
-        <w:t>Rasakan denyutnya yang berirama tenang: deg, deg, deg...</w:t>
-        <w:br/>
-        <w:t>Jantungmu terus berdetak tanpa kau suruh, dipelihara oleh Allah setiap detik.</w:t>
-        <w:br/>
-        <w:t>Katakan pada dirimu sendiri:</w:t>
-        <w:br/>
-        <w:t>'Aku tidak perlu mengejar tepuk tangan manusia untuk merasa berharga.</w:t>
-        <w:br/>
-        <w:t>Allah telah menciptakanku dengan penuh kemuliaan.</w:t>
-        <w:br/>
-        <w:t>Cukup Allah bagiku, dan cukuplah keridhaan-Nya sebagai tujuan hidupku.'</w:t>
-      </w:r>
-    </w:p>
-    <w:p>
-      <w:pPr>
-        <w:spacing w:before="120" w:after="120"/>
-        <w:jc w:val="center"/>
-      </w:pPr>
-      <w:r>
-        <w:rPr>
-          <w:rFonts w:ascii="Garamond" w:hAnsi="Garamond"/>
-          <w:color w:val="919191"/>
-          <w:sz w:val="16"/>
-        </w:rPr>
-        <w:t>────────────────────────────</w:t>
-      </w:r>
-    </w:p>
-    <w:p>
-      <w:pPr>
-        <w:spacing w:before="120" w:after="200" w:line="312" w:lineRule="auto"/>
-        <w:ind w:left="454" w:right="454"/>
-        <w:jc w:val="both"/>
-      </w:pPr>
-      <w:r>
-        <w:rPr>
-          <w:rFonts w:ascii="Garamond" w:hAnsi="Garamond"/>
-          <w:i/>
-          <w:color w:val="5A5A5A"/>
-          <w:sz w:val="21"/>
-        </w:rPr>
-        <w:t>"Bukan keramaian di luar yang menyembuhkan sepimu, melainkan keberanianmu untuk berhenti membandingkan hidupmu dengan hidup orang lain dan mulai mensyukuri setiap helaan napasmu sendiri."</w:t>
+        <w:t>"Menarik diri dari medan pertempuran yang salah bukanlah tanda kelemahan. Itu adalah kecerdasan seorang hamba yang tahu kapan harus menyelamatkan amunisi jiwanya demi pertempuran yang sesungguhnya."</w:t>
       </w:r>
     </w:p>
     <w:p>
@@ -1892,7 +3519,7 @@
           <w:color w:val="919191"/>
           <w:sz w:val="21"/>
         </w:rPr>
-        <w:t>BAB 3</w:t>
+        <w:t>BAB 7</w:t>
       </w:r>
     </w:p>
     <w:p>
@@ -1908,7 +3535,7 @@
           <w:color w:val="141414"/>
           <w:sz w:val="32"/>
         </w:rPr>
-        <w:t>Menemukan Rumah di Balik Hening</w:t>
+        <w:t>Menjaga Jarak dari Racun di Sekitarmu</w:t>
       </w:r>
     </w:p>
     <w:p>
@@ -1924,7 +3551,7 @@
           <w:color w:val="5A5A5A"/>
           <w:sz w:val="21"/>
         </w:rPr>
-        <w:t>Seni Solitude, Rahasia Uns Billah, dan Keindahan Bersua dalam Gelap</w:t>
+        <w:t>Tentang Batasan Diri yang Suci, Melepaskan Relasi Manipulatif, dan Keberanian Berkata 'Tidak'</w:t>
       </w:r>
     </w:p>
     <w:p>
@@ -1953,7 +3580,7 @@
           <w:color w:val="141414"/>
           <w:sz w:val="30"/>
         </w:rPr>
-        <w:t>وَذَا النُّونِ إِذ ذَّهَبَ مُغَاضِبًا فَظَنَّ أَن لَّن نَّقْدِرَ عَلَيْهِ فَنَادَىٰ فِي الظُّلُمَاتِ أَن لَّا إِلَٰهَ إِلَّا أَنتَ سُبْحَانَكَ إِنِّي كُنتُ مِنَ الظَّالِمِينَ</w:t>
+        <w:t>وَعِبَادُ الرَّحْمَٰنِ الَّذِينَ يَمْشُونَ عَلَى الْأَرْضِ هَوْنًا وَإِذَا خَاطَبَهُمُ الْجَاهِلُونَ قَالُوا سَلَامًا</w:t>
       </w:r>
     </w:p>
     <w:p>
@@ -1969,7 +3596,7 @@
           <w:color w:val="5A5A5A"/>
           <w:sz w:val="21"/>
         </w:rPr>
-        <w:t>"Dan (ingatlah kisah) Dzun Nun (Nabi Yunus), ketika ia pergi dalam keadaan marah, lalu ia menyangka bahwa Kami tidak akan menyulitkannya, maka ia menyeru dalam keadaan yang sangat gelap: 'Tidak ada Tuhan selain Engkau, Maha Suci Engkau, sungguh aku termasuk orang-orang yang zalim.'"</w:t>
+        <w:t>"Dan hamba-hamba Tuhan yang Maha Penyayang itu (ialah) orang-orang yang berjalan di atas bumi dengan rendah hati dan apabila orang-orang jahil menyapa mereka (dengan kata-kata yang menghina), mereka mengucapkan kata-kata yang mengandung keselamatan (salam)."</w:t>
       </w:r>
     </w:p>
     <w:p>
@@ -1984,7 +3611,7 @@
           <w:color w:val="373737"/>
           <w:sz w:val="18"/>
         </w:rPr>
-        <w:t>(QS. Al-Anbiya: 87)</w:t>
+        <w:t>(QS. Al-Furqan: 63)</w:t>
       </w:r>
     </w:p>
     <w:p>
@@ -1999,7 +3626,7 @@
           <w:color w:val="141414"/>
           <w:sz w:val="30"/>
         </w:rPr>
-        <w:t>لَا إِلَهَ إِلَّا أَنْتَ سُبْحَانَكَ إِنِّي كُنْتُ مِنَ الظَّالِمِينَ</w:t>
+        <w:t>اللَّهُمَّ إِنِّي أَعُوذُ بِكَ مِنْ جَارِ السُّوءِ، وَمِنْ زَوْجٍ تُشَيِّبُنِي قَبْلَ الْمَشِيبِ، وَمِنْ صَاحِبِ خَدِيعَةٍ</w:t>
       </w:r>
     </w:p>
     <w:p>
@@ -2015,7 +3642,7 @@
           <w:color w:val="5A5A5A"/>
           <w:sz w:val="21"/>
         </w:rPr>
-        <w:t>"Tidak ada Tuhan selain Engkau, Maha Suci Engkau, sesungguhnya aku termasuk orang-orang yang zalim."</w:t>
+        <w:t>"Ya Allah, aku berlindung kepada-Mu dari tetangga yang buruk, dari pasangan yang membuatku beruban sebelum waktunya, dan dari kawan yang penuh tipu daya."</w:t>
       </w:r>
     </w:p>
     <w:p>
@@ -2030,7 +3657,7 @@
           <w:color w:val="373737"/>
           <w:sz w:val="18"/>
         </w:rPr>
-        <w:t>(HR. Tirmidzi no. 3505 (Doa Penawar Kesulitan))</w:t>
+        <w:t>(HR. Thabrani dalam Ad-Du'a)</w:t>
       </w:r>
     </w:p>
     <w:p>
@@ -2061,7 +3688,7 @@
           <w:color w:val="141414"/>
           <w:sz w:val="23"/>
         </w:rPr>
-        <w:t>Ada sebuah perbedaan mendasar yang sering luput dari pemahaman kita, kawan: perbedaan antara menjadi kesepian (*loneliness*) dan memilih menyepi (*solitude*).</w:t>
+        <w:t>Berapa banyak tetes air mata yang sudah kau tumpahkan di atas bantal hanya karena kau tidak enak hati untuk menolak permintaan seseorang?</w:t>
       </w:r>
     </w:p>
     <w:p>
@@ -2078,7 +3705,7 @@
           <w:color w:val="141414"/>
           <w:sz w:val="23"/>
         </w:rPr>
-        <w:t>Kesepian adalah keterasingan yang menyiksa, ketika kau merasa terbuang, tidak diinginkan, dan kosong melompong. Sedangkan menyepi adalah pilihan sadar untuk melangkah mundur dari kebisingan dunia, demi memberi ruang bagi jiwamu untuk kembali bercakap-cakap dengan Tuhannya.</w:t>
+        <w:t>Berapa banyak uang tabunganmu yang terkuras, berapa banyak energimu yang habis terbakar, hanya karena kau selalu merasa bersalah jika berkata 'tidak'? Kau takut orang itu akan marah. Kau takut ia akan menjauhimu. Kau takut dicap sebagai teman yang sombong dan tidak setia kawan.</w:t>
       </w:r>
     </w:p>
     <w:p>
@@ -2095,7 +3722,7 @@
           <w:color w:val="141414"/>
           <w:sz w:val="23"/>
         </w:rPr>
-        <w:t>Habib Isa Alkaff membagikan rahasia batin para shalihin: konsep *Uns billah* (keintiman dan kemesraan bersama Allah). Orang-orang yang mengenal Allah tidak pernah menganggap sunyi sebagai momok yang menakutkan. Bagi mereka, sunyi adalah karpet merah yang dibentangkan oleh langit untuk bersimpuh di hadapan Sang Kekasih Abadi.</w:t>
+        <w:t>Lalu apa balasannya, kawan? Orang-orang yang kau prioritaskan di atas keselamatan jiwamu itu, sering kali justru menjadi orang pertama yang menginjak-injak perasaanmu saat kau sedang terpuruk. Mereka datang kepadamu hanya saat mereka butuh bantuan, lalu menghilang tanpa jejak saat kau membutuhkan uluran tangan.</w:t>
       </w:r>
     </w:p>
     <w:p>
@@ -2112,7 +3739,7 @@
           <w:color w:val="141414"/>
           <w:sz w:val="23"/>
         </w:rPr>
-        <w:t>Lihatlah kembali jejak langkah manusia-manusia terhebat di muka bumi. Nabi Yunus AS berada di titik paling terasing dalam sejarah: di dalam tiga lapis kegelapan yang pekat. Kegelapan malam yang dingin, kegelapan samudra yang dalam, dan kegelapan perut ikan paus raksasa. Tidak ada satu pun manusia yang bisa mendengarnya. Tidak ada sinyal pertolongan yang bisa dikirimkan.</w:t>
+        <w:t>Ustadz Fikri Nadjib mengingatkan sebuah adab penting dalam syariat yang sering dilupakan: menjaga batasan diri (*hifzhun nafs*) adalah kewajiban agama. Hatimu adalah titipan suci dari Allah; ia bukan tempat pembuangan sampah tempat orang lain bebas melemparkan racun amarah, kedengkian, atau manipulasi emosional mereka.</w:t>
       </w:r>
     </w:p>
     <w:p>
@@ -2129,7 +3756,7 @@
           <w:color w:val="141414"/>
           <w:sz w:val="23"/>
         </w:rPr>
-        <w:t>Namun di dalam puncak kesendirian mutlak itulah, Nabi Yunus melantunkan kalimat yang menggetarkan para malaikat di langit: *Laa ilaaha illa anta subhaanaka inni kuntu minazh-zhaalimiin*. Dan seketika itu pula, perut ikan yang sempit berubah menjadi mihrab doa yang paling suci di muka bumi.</w:t>
+        <w:t>Menetapkan batasan (*healthy boundaries*) bukan berarti kau membenci orang lain. Menetapkan batasan berarti kau cukup cerdas untuk memahami bahwa sebuah rumah yang indah membutuhkan pagar yang kokoh. Pagar itu bukan dibangun untuk mengasingkan diri dari dunia, melainkan untuk memastikan bahwa yang berhak melangkah masuk ke ruang tamu hanyalah tamu-tamu yang membawa keberkahan dan ketulusan.</w:t>
       </w:r>
     </w:p>
     <w:p>
@@ -2146,7 +3773,7 @@
           <w:color w:val="141414"/>
           <w:sz w:val="23"/>
         </w:rPr>
-        <w:t>Tidakkah kau ingat juga pada manusia paling mulia, Rasulullah SAW? Jauh sebelum beliau memimpin jutaan umat manusia dan membangun peradaban agung di Madinah, Allah terlebih dahulu menuntun langkah beliau untuk menyepi ke Gua Hira. Berhari-hari beliau duduk dalam hening bukit berbatu, memandang langit Mekkah yang sunyi.</w:t>
+        <w:t>Lihatlah akhlak hamba-hamba Allah Yang Maha Penyayang (*'Ibadur Rahman*) yang dipuji dalam Surah Al-Furqan: ketika mereka disapa oleh orang-orang jahil yang memprovokasi, mencela, atau menguras energi mereka, mereka tidak terpancing untuk berdebat kusir. Mereka tidak membuang waktu membalas dendam. Mereka hanya tersenyum seraya mengucapkan: *Salaama*, 'Semoga keselamatan menyertaimu, mari kita berpisah jalan dengan damai.'</w:t>
       </w:r>
     </w:p>
     <w:p>
@@ -2163,7 +3790,300 @@
           <w:color w:val="141414"/>
           <w:sz w:val="23"/>
         </w:rPr>
-        <w:t>Mengapa Allah menuntun beliau ke sana? Karena wadah yang besar tidak akan pernah bisa menampung wahyu langit yang agung jika ia masih dipenuhi oleh hiruk-pikuk debu pasar duniawi. Jiwa harus dikosongkan terlebih dahulu dari riuh manusia, agar ia mampu dipenuhi oleh cahaya petunjuk Ilahi.</w:t>
+        <w:t>Mulai hari ini, kawan, beranikanlah dirimu untuk menarik garis batas yang tegas. Kau tidak wajib membahagiakan semua orang di muka bumi ini. Tugas utamamu adalah menjaga agar lentera iman dan kedamaian di dalam dadamu tidak padam oleh tiupan angin dengki manusia.</w:t>
+      </w:r>
+    </w:p>
+    <w:p>
+      <w:pPr>
+        <w:spacing w:before="120"/>
+      </w:pPr>
+    </w:p>
+    <w:p>
+      <w:pPr>
+        <w:spacing w:before="0" w:after="100" w:line="324" w:lineRule="auto"/>
+        <w:ind w:firstLine="283"/>
+        <w:jc w:val="both"/>
+      </w:pPr>
+      <w:r>
+        <w:rPr>
+          <w:rFonts w:ascii="Garamond" w:hAnsi="Garamond"/>
+          <w:b w:val="0"/>
+          <w:i w:val="0"/>
+          <w:color w:val="141414"/>
+          <w:sz w:val="22"/>
+        </w:rPr>
+        <w:t>Penelitian di bidang psikologi sosial dan neurosains menemukan fenomena yang disebut 'Emotional Contagion' (Penularan Emosi). Melalui sistem Mirror Neuron di korteks premotorik otak, manusia secara otomatis membaca dan menyerap kondisi emosional orang-orang di sekitarnya.</w:t>
+      </w:r>
+    </w:p>
+    <w:p>
+      <w:pPr>
+        <w:spacing w:before="0" w:after="100" w:line="324" w:lineRule="auto"/>
+        <w:ind w:firstLine="283"/>
+        <w:jc w:val="both"/>
+      </w:pPr>
+      <w:r>
+        <w:rPr>
+          <w:rFonts w:ascii="Garamond" w:hAnsi="Garamond"/>
+          <w:b w:val="0"/>
+          <w:i w:val="0"/>
+          <w:color w:val="141414"/>
+          <w:sz w:val="22"/>
+        </w:rPr>
+        <w:t>Ketika kau berada dalam satu ruangan bersama orang yang kronis mengeluh, penuh rasa dengki, atau narsistik-manipulatif, neuron cermin di otakmu akan mereplikasi pola stres tersebut. Frekuensi detak jantung dan ketegangan ototmu meningkat bahkan tanpa kau sadari.</w:t>
+      </w:r>
+    </w:p>
+    <w:p>
+      <w:pPr>
+        <w:spacing w:before="0" w:after="100" w:line="324" w:lineRule="auto"/>
+        <w:ind w:firstLine="283"/>
+        <w:jc w:val="both"/>
+      </w:pPr>
+      <w:r>
+        <w:rPr>
+          <w:rFonts w:ascii="Garamond" w:hAnsi="Garamond"/>
+          <w:b w:val="0"/>
+          <w:i w:val="0"/>
+          <w:color w:val="141414"/>
+          <w:sz w:val="22"/>
+        </w:rPr>
+        <w:t>Paparan berulang terhadap relasi yang manipulatif memicu respon 'Fawn Response', salah satu bentuk respon trauma di mana korban secara otomatis berusaha menyenangkan dan menuruti kemauan pelaku agresi demi menghindari konflik atau penolakan.</w:t>
+      </w:r>
+    </w:p>
+    <w:p>
+      <w:pPr>
+        <w:spacing w:before="0" w:after="100" w:line="324" w:lineRule="auto"/>
+        <w:ind w:firstLine="283"/>
+        <w:jc w:val="both"/>
+      </w:pPr>
+      <w:r>
+        <w:rPr>
+          <w:rFonts w:ascii="Garamond" w:hAnsi="Garamond"/>
+          <w:b w:val="0"/>
+          <w:i w:val="0"/>
+          <w:color w:val="141414"/>
+          <w:sz w:val="22"/>
+        </w:rPr>
+        <w:t>Membangun batasan diri yang asertif (*assertive boundary-setting*) telah terbukti dalam penelitian klinis menurunkan tingkat kecemasan interpersonal hingga 45%. Ketika seseorang belajar mengatakan 'tidak' dengan tenang dan tegas, korteks prefrontal dorsal mengambil alih kendali dari amigdala yang ketakutan.</w:t>
+      </w:r>
+    </w:p>
+    <w:p>
+      <w:pPr>
+        <w:spacing w:before="0" w:after="100" w:line="324" w:lineRule="auto"/>
+        <w:ind w:firstLine="283"/>
+        <w:jc w:val="both"/>
+      </w:pPr>
+      <w:r>
+        <w:rPr>
+          <w:rFonts w:ascii="Garamond" w:hAnsi="Garamond"/>
+          <w:b w:val="0"/>
+          <w:i w:val="0"/>
+          <w:color w:val="141414"/>
+          <w:sz w:val="22"/>
+        </w:rPr>
+        <w:t>Islam memandang silaturahmi bukan sebagai pemaksaan untuk bertahan dalam kezaliman. Jika sebuah hubungan terbukti merusak agama dan kesehatan mental seseorang, maka menjaga jarak yang aman (*Al-Hajr Al-Jamil*, menjauh dengan cara yang santun) adalah tindakan yang disyariatkan.</w:t>
+      </w:r>
+    </w:p>
+    <w:p>
+      <w:pPr>
+        <w:spacing w:before="160" w:after="120"/>
+        <w:jc w:val="center"/>
+      </w:pPr>
+      <w:r>
+        <w:rPr>
+          <w:rFonts w:ascii="Garamond" w:hAnsi="Garamond"/>
+          <w:color w:val="919191"/>
+          <w:sz w:val="16"/>
+        </w:rPr>
+        <w:t>────────────────────────────</w:t>
+      </w:r>
+    </w:p>
+    <w:p>
+      <w:pPr>
+        <w:spacing w:before="120" w:after="200" w:line="312" w:lineRule="auto"/>
+        <w:ind w:left="454" w:right="454"/>
+        <w:jc w:val="both"/>
+      </w:pPr>
+      <w:r>
+        <w:rPr>
+          <w:rFonts w:ascii="Garamond" w:hAnsi="Garamond"/>
+          <w:i/>
+          <w:color w:val="5A5A5A"/>
+          <w:sz w:val="21"/>
+        </w:rPr>
+        <w:t>"Orang-orang yang marah ketika kau mulai menetapkan batasan diri, biasanya adalah orang-orang yang selama ini paling banyak mengambil keuntungan dari ketidakberdayaanmu. Tetaplah melangkah, jangan goyah."</w:t>
+      </w:r>
+    </w:p>
+    <w:p>
+      <w:r>
+        <w:br w:type="page"/>
+      </w:r>
+    </w:p>
+    <w:p>
+      <w:pPr>
+        <w:spacing w:before="0" w:after="80" w:line="324" w:lineRule="auto"/>
+        <w:jc w:val="center"/>
+      </w:pPr>
+      <w:r>
+        <w:rPr>
+          <w:rFonts w:ascii="Garamond" w:hAnsi="Garamond"/>
+          <w:b/>
+          <w:i w:val="0"/>
+          <w:color w:val="919191"/>
+          <w:sz w:val="21"/>
+        </w:rPr>
+        <w:t>BAB 8</w:t>
+      </w:r>
+    </w:p>
+    <w:p>
+      <w:pPr>
+        <w:spacing w:before="0" w:after="120" w:line="324" w:lineRule="auto"/>
+        <w:jc w:val="center"/>
+      </w:pPr>
+      <w:r>
+        <w:rPr>
+          <w:rFonts w:ascii="Garamond" w:hAnsi="Garamond"/>
+          <w:b/>
+          <w:i w:val="0"/>
+          <w:color w:val="141414"/>
+          <w:sz w:val="32"/>
+        </w:rPr>
+        <w:t>Istirahat Adalah Bagian dari Perjalanan</w:t>
+      </w:r>
+    </w:p>
+    <w:p>
+      <w:pPr>
+        <w:spacing w:before="0" w:after="320" w:line="324" w:lineRule="auto"/>
+        <w:jc w:val="center"/>
+      </w:pPr>
+      <w:r>
+        <w:rPr>
+          <w:rFonts w:ascii="Garamond" w:hAnsi="Garamond"/>
+          <w:b w:val="0"/>
+          <w:i/>
+          <w:color w:val="5A5A5A"/>
+          <w:sz w:val="21"/>
+        </w:rPr>
+        <w:t>Tentang Memuliakan Hak Tubuh, Menyerahkan Kendali kepada Al-Wakil, dan Keberkahan Rehat</w:t>
+      </w:r>
+    </w:p>
+    <w:p>
+      <w:pPr>
+        <w:spacing w:before="0" w:after="320"/>
+        <w:jc w:val="center"/>
+      </w:pPr>
+      <w:r>
+        <w:rPr>
+          <w:rFonts w:ascii="Garamond" w:hAnsi="Garamond"/>
+          <w:color w:val="919191"/>
+          <w:sz w:val="16"/>
+        </w:rPr>
+        <w:t>────────────────────────────</w:t>
+      </w:r>
+    </w:p>
+    <w:p>
+      <w:pPr>
+        <w:spacing w:before="200" w:after="80" w:line="432" w:lineRule="auto"/>
+        <w:jc w:val="right"/>
+      </w:pPr>
+      <w:r>
+        <w:rPr>
+          <w:rFonts w:ascii="Traditional Arabic" w:hAnsi="Traditional Arabic"/>
+          <w:b/>
+          <w:color w:val="141414"/>
+          <w:sz w:val="30"/>
+        </w:rPr>
+        <w:t>وَجَعَلْنَا نَوْمَكُمْ سُبَاتًا وَجَعَلْنَا اللَّيْلَ لِبَاسًا وَجَعَلْنَا النَّهَارَ مَعَاشًا</w:t>
+      </w:r>
+    </w:p>
+    <w:p>
+      <w:pPr>
+        <w:spacing w:before="40" w:after="40" w:line="300" w:lineRule="auto"/>
+        <w:ind w:left="283" w:right="283"/>
+        <w:jc w:val="both"/>
+      </w:pPr>
+      <w:r>
+        <w:rPr>
+          <w:rFonts w:ascii="Garamond" w:hAnsi="Garamond"/>
+          <w:i/>
+          <w:color w:val="5A5A5A"/>
+          <w:sz w:val="21"/>
+        </w:rPr>
+        <w:t>"Dan Kami jadikan tidurmu untuk istirahat, dan Kami jadikan malam sebagai pakaian, dan Kami jadikan siang untuk mencari penghidupan."</w:t>
+      </w:r>
+    </w:p>
+    <w:p>
+      <w:pPr>
+        <w:spacing w:before="0" w:after="160"/>
+        <w:jc w:val="right"/>
+      </w:pPr>
+      <w:r>
+        <w:rPr>
+          <w:rFonts w:ascii="Garamond" w:hAnsi="Garamond"/>
+          <w:b/>
+          <w:color w:val="373737"/>
+          <w:sz w:val="18"/>
+        </w:rPr>
+        <w:t>(QS. An-Naba: 9-11)</w:t>
+      </w:r>
+    </w:p>
+    <w:p>
+      <w:pPr>
+        <w:spacing w:before="200" w:after="80" w:line="432" w:lineRule="auto"/>
+        <w:jc w:val="right"/>
+      </w:pPr>
+      <w:r>
+        <w:rPr>
+          <w:rFonts w:ascii="Traditional Arabic" w:hAnsi="Traditional Arabic"/>
+          <w:b/>
+          <w:color w:val="141414"/>
+          <w:sz w:val="30"/>
+        </w:rPr>
+        <w:t>بِاسْمِكَ رَبِّي وَضَعْتُ جَنْبِي، وَبِكَ أَرْفَعُهُ، فَإِنْ أَمْسَكْتَ نَفْسِي فَارْحَمْهَا، وَإِنْ أَرْسَلْتَهَا فَاحْفَظْهَا</w:t>
+      </w:r>
+    </w:p>
+    <w:p>
+      <w:pPr>
+        <w:spacing w:before="40" w:after="40" w:line="300" w:lineRule="auto"/>
+        <w:ind w:left="283" w:right="283"/>
+        <w:jc w:val="both"/>
+      </w:pPr>
+      <w:r>
+        <w:rPr>
+          <w:rFonts w:ascii="Garamond" w:hAnsi="Garamond"/>
+          <w:i/>
+          <w:color w:val="5A5A5A"/>
+          <w:sz w:val="21"/>
+        </w:rPr>
+        <w:t>"Dengan nama-Mu wahai Tuhanku, aku merebahkan lambungku dan dengan nama-Mu pula aku mengangkatnya. Jika Engkau menahan jiwaku maka kasihanilah ia, dan jika Engkau melepaskannya maka peliharalah ia."</w:t>
+      </w:r>
+    </w:p>
+    <w:p>
+      <w:pPr>
+        <w:spacing w:before="0" w:after="160"/>
+        <w:jc w:val="right"/>
+      </w:pPr>
+      <w:r>
+        <w:rPr>
+          <w:rFonts w:ascii="Garamond" w:hAnsi="Garamond"/>
+          <w:b/>
+          <w:color w:val="373737"/>
+          <w:sz w:val="18"/>
+        </w:rPr>
+        <w:t>(HR. Bukhari no. 6320 &amp; Muslim no. 2714)</w:t>
+      </w:r>
+    </w:p>
+    <w:p>
+      <w:pPr>
+        <w:spacing w:before="80" w:after="280"/>
+        <w:jc w:val="center"/>
+      </w:pPr>
+      <w:r>
+        <w:rPr>
+          <w:rFonts w:ascii="Garamond" w:hAnsi="Garamond"/>
+          <w:color w:val="919191"/>
+          <w:sz w:val="16"/>
+        </w:rPr>
+        <w:t>────────────────────────────</w:t>
       </w:r>
     </w:p>
     <w:p>
@@ -2180,7 +4100,126 @@
           <w:color w:val="141414"/>
           <w:sz w:val="23"/>
         </w:rPr>
-        <w:t>Maka, kawan, saat kau merasa duniamu sedang menyempit dan orang-orang perlahan menjauh darimu, jangan berkecil hati. Boleh jadi Allah sedang sengaja 'mengosongkan' kamarmu dari keramaian makhluk, karena Dia ingin kau duduk berdua saja dengan-Nya di atas sajadah kepasrahan.</w:t>
+        <w:t>Rebahkanlah punggungmu malam ini, kawan. Tarik selimut hangat itu hingga menutupi dadamu. Padamkan semua lampu yang silau, dan lepaskan seluruh rencana rumit yang kau rancang di dalam kepalamu.</w:t>
+      </w:r>
+    </w:p>
+    <w:p>
+      <w:pPr>
+        <w:spacing w:before="0" w:after="120" w:line="324" w:lineRule="auto"/>
+        <w:ind w:firstLine="283"/>
+        <w:jc w:val="both"/>
+      </w:pPr>
+      <w:r>
+        <w:rPr>
+          <w:rFonts w:ascii="Garamond" w:hAnsi="Garamond"/>
+          <w:b w:val="0"/>
+          <w:i w:val="0"/>
+          <w:color w:val="141414"/>
+          <w:sz w:val="23"/>
+        </w:rPr>
+        <w:t>Dunia ini tidak akan kiamat hanya karena kau memutuskan untuk tidur lelap selama delapan jam malam ini. Matahari akan tetap terbit dari ufuk timur besok pagi tanpa perlu kau atur lintasannya. Burung-burung akan tetap berkicau di dahan ranting tanpa perlu kau beri aba-aba. Mengapa kau merasa seolah-olah seluruh roda peradaban ini bertumpu di atas pundakmu yang ringkih?</w:t>
+      </w:r>
+    </w:p>
+    <w:p>
+      <w:pPr>
+        <w:spacing w:before="0" w:after="120" w:line="324" w:lineRule="auto"/>
+        <w:ind w:firstLine="283"/>
+        <w:jc w:val="both"/>
+      </w:pPr>
+      <w:r>
+        <w:rPr>
+          <w:rFonts w:ascii="Garamond" w:hAnsi="Garamond"/>
+          <w:b w:val="0"/>
+          <w:i w:val="0"/>
+          <w:color w:val="141414"/>
+          <w:sz w:val="23"/>
+        </w:rPr>
+        <w:t>Rasulullah SAW mengingatkan salah seorang sahabat mulia yang beribadah sepanjang malam tanpa tidur: *Inna li jasadika 'alaika haqqa*, 'Sesungguhnya jasadmu memiliki hak atas dirimu yang wajib kau tunaikan!' (HR. Bukhari).</w:t>
+      </w:r>
+    </w:p>
+    <w:p>
+      <w:pPr>
+        <w:spacing w:before="0" w:after="120" w:line="324" w:lineRule="auto"/>
+        <w:ind w:firstLine="283"/>
+        <w:jc w:val="both"/>
+      </w:pPr>
+      <w:r>
+        <w:rPr>
+          <w:rFonts w:ascii="Garamond" w:hAnsi="Garamond"/>
+          <w:b w:val="0"/>
+          <w:i w:val="0"/>
+          <w:color w:val="141414"/>
+          <w:sz w:val="23"/>
+        </w:rPr>
+        <w:t>Bahkan ibadah shalat malam pun, jika dilakukan dengan menzalimi hak tubuh untuk tidur, ditegur langsung oleh Baginda Nabi SAW. Lalu bagaimana mungkin kita yang bekerja mencari rezeki fana di dunia ini merasa lebih suci dengan mengorbankan tidur dan kesehatan kita?</w:t>
+      </w:r>
+    </w:p>
+    <w:p>
+      <w:pPr>
+        <w:spacing w:before="0" w:after="120" w:line="324" w:lineRule="auto"/>
+        <w:ind w:firstLine="283"/>
+        <w:jc w:val="both"/>
+      </w:pPr>
+      <w:r>
+        <w:rPr>
+          <w:rFonts w:ascii="Garamond" w:hAnsi="Garamond"/>
+          <w:b w:val="0"/>
+          <w:i w:val="0"/>
+          <w:color w:val="141414"/>
+          <w:sz w:val="23"/>
+        </w:rPr>
+        <w:t>Habib Ja'far dan Ustadz Fikri Nadjib mengingatkan sebuah mutiara tauhid yang teramat indah: istirahat seorang mukmin bukanlah tanda kemalasan. Istirahat seorang mukmin adalah bentuk kepatuhan tertinggi pada hukum alam ciptaan Allah (*sunnatullah*).</w:t>
+      </w:r>
+    </w:p>
+    <w:p>
+      <w:pPr>
+        <w:spacing w:before="0" w:after="120" w:line="324" w:lineRule="auto"/>
+        <w:ind w:firstLine="283"/>
+        <w:jc w:val="both"/>
+      </w:pPr>
+      <w:r>
+        <w:rPr>
+          <w:rFonts w:ascii="Garamond" w:hAnsi="Garamond"/>
+          <w:b w:val="0"/>
+          <w:i w:val="0"/>
+          <w:color w:val="141414"/>
+          <w:sz w:val="23"/>
+        </w:rPr>
+        <w:t>Ketika kau tidur dengan niat menyegarkan tubuh agar esok hari bisa sujud dengan lebih khusyuk, bisa tersenyum ramah kepada ibumu, dan bisa mencari nafkah halal dengan lebih sabar, maka setiap detak jantungmu selama tertidur dihitung oleh para malaikat sebagai amal ibadah yang berpahala!</w:t>
+      </w:r>
+    </w:p>
+    <w:p>
+      <w:pPr>
+        <w:spacing w:before="0" w:after="120" w:line="324" w:lineRule="auto"/>
+        <w:ind w:firstLine="283"/>
+        <w:jc w:val="both"/>
+      </w:pPr>
+      <w:r>
+        <w:rPr>
+          <w:rFonts w:ascii="Garamond" w:hAnsi="Garamond"/>
+          <w:b w:val="0"/>
+          <w:i w:val="0"/>
+          <w:color w:val="141414"/>
+          <w:sz w:val="23"/>
+        </w:rPr>
+        <w:t>Istirahat juga merupakan bentuk latihan penyerahan diri (*tawakkal*) yang paling nyata. Saat kau tertidur, kau sepenuhnya tak berdaya: kau tidak bisa melihat, tidak bisa membela diri, dan tidak bisa mengendalikan napasmu. Di saat itulah kau menyerahkan nyawamu ke dalam pemeliharaan Dzat Yang Tidak Pernah Mengantuk dan Tidak Pernah Tidur (*Laa ta'khudzuhu sinatuw walaa naum*).</w:t>
+      </w:r>
+    </w:p>
+    <w:p>
+      <w:pPr>
+        <w:spacing w:before="0" w:after="120" w:line="324" w:lineRule="auto"/>
+        <w:ind w:firstLine="283"/>
+        <w:jc w:val="both"/>
+      </w:pPr>
+      <w:r>
+        <w:rPr>
+          <w:rFonts w:ascii="Garamond" w:hAnsi="Garamond"/>
+          <w:b w:val="0"/>
+          <w:i w:val="0"/>
+          <w:color w:val="141414"/>
+          <w:sz w:val="23"/>
+        </w:rPr>
+        <w:t>Maka tidurlah dengan tenang malam ini, wahai jiwa yang lelah. Biarkan Allah yang merajut takdir indahmu saat kau sedang bermimpi.</w:t>
       </w:r>
     </w:p>
     <w:p>
@@ -2202,7 +4241,7 @@
           <w:color w:val="141414"/>
           <w:sz w:val="22"/>
         </w:rPr>
-        <w:t>Dalam literatur neurosains kognitif, otak manusia memiliki jaringan saraf khusus bernama Default Mode Network (DMN). DMN aktif ketika seseorang tidak sedang berfokus pada tugas eksternal tertentu, melainkan sedang melamun, mengingat masa lalu, atau merenungkan makna hidup.</w:t>
+        <w:t>Dr. Stephen Porges memperkenalkan 'Polyvagal Theory' yang merevolusi pemahaman dunia kedokteran tentang sistem saraf otonom manusia. Sistem saraf kita beroperasi dalam tiga kondisi utama: Dorsal Vagal (beku/freeze/mati rasa), Simpatis (fight or flight/panik/tergesa-gesa), dan Ventral Vagal (aman, terhubung, tenang, pulih).</w:t>
       </w:r>
     </w:p>
     <w:p>
@@ -2219,7 +4258,7 @@
           <w:color w:val="141414"/>
           <w:sz w:val="22"/>
         </w:rPr>
-        <w:t>Jika tidak diarahkan dengan baik, DMN yang hiperaktif di bawah pengaruh stres akan memicu siklus 'Ruminasi Depresif', memutar ulang kesalahan masa lalu dan mengantisipasi skenario terburuk secara berulang-ulang.</w:t>
+        <w:t>Manusia yang terjebak dalam ritme kerja tanpa istirahat menghabiskan 90% harinya dalam kondisi Simpatis hiperaktif. Otot-otot rahang mengeras, pembuluh darah menyempit, dan sistem pencernaan terganggu karena darah dialirkan hanya ke otot ekstremitas.</w:t>
       </w:r>
     </w:p>
     <w:p>
@@ -2236,7 +4275,7 @@
           <w:color w:val="141414"/>
           <w:sz w:val="22"/>
         </w:rPr>
-        <w:t>Namun, penelitian Dr. Sara Lazar dari Harvard Medical School membuktikan bahwa latihan kontemplasi teratur (seperti tafakkur dan doa khusyuk) mentransformasi DMN menjadi mesin 'Meaning-Making' yang sangat adaptif. Struktur materi abu-abu (*gray matter*) di Hipokampus (pusat pembelajaran dan regulasi emosi) menebal, sementara Amigdala mengalami penyusutan densitas.</w:t>
+        <w:t>Istirahat sadar (*restful state*) dan tidur berkualitas mengaktifkan cabang Ventral Vagal dari Saraf Vagus (Cranial Nerve X). Jantung berdetak melambat, peradangan mereda, dan tubuh memasuki fase anabolik (perbaikan seluler dan sintesis protein).</w:t>
       </w:r>
     </w:p>
     <w:p>
@@ -2253,7 +4292,7 @@
           <w:color w:val="141414"/>
           <w:sz w:val="22"/>
         </w:rPr>
-        <w:t>Psikologi positif menyebut fenomena ini sebagai 'Constructive Solitude', kesendirian yang menumbuhkan. Orang yang menguasai seni menyepi memiliki resiliensi emosional 60% lebih tinggi dalam menghadapi krisis kehidupan dibandingkan mereka yang selalu bergantung pada kerumunan untuk merasa aman.</w:t>
+        <w:t>Lebih menakjubkan lagi, riset neurologi Universitas Rochester menemukan keberadaan 'Sistem Glimfatik' (Glymphatic System), sistem pembersihan limbah metabolik di otak. Sistem ini 10 kali lipat lebih aktif saat manusia berada dalam tidur gelombang lambat (Deep Slow-Wave Sleep).</w:t>
       </w:r>
     </w:p>
     <w:p>
@@ -2270,7 +4309,7 @@
           <w:color w:val="141414"/>
           <w:sz w:val="22"/>
         </w:rPr>
-        <w:t>Dengan kata lain, keheningan bukanlah ruang hampa yang menakutkan, melainkan laboratorium biologis di mana otak dan jiwa memulihkan energinya dari keletihan kognitif.</w:t>
+        <w:t>Saat tidur nyenyak, cairan serebrospinal mengalir deras membilas plak racun beta-amiloid dan protein tau dari celah antar neuron otak, racun yang jika menumpuk akan memicu penurunan daya ingat, demensia, dan gangguan mood kronis. Istirahat fisik bukan kemunduran; ia adalah pembersihan biologis agar mesin otak berfungsi prima.</w:t>
       </w:r>
     </w:p>
     <w:p>
@@ -2285,22 +4324,6 @@
           <w:sz w:val="16"/>
         </w:rPr>
         <w:t>────────────────────────────</w:t>
-      </w:r>
-    </w:p>
-    <w:p>
-      <w:pPr>
-        <w:spacing w:before="0" w:after="80" w:line="324" w:lineRule="auto"/>
-        <w:jc w:val="both"/>
-      </w:pPr>
-      <w:r>
-        <w:rPr>
-          <w:rFonts w:ascii="Garamond" w:hAnsi="Garamond"/>
-          <w:b/>
-          <w:i w:val="0"/>
-          <w:color w:val="373737"/>
-          <w:sz w:val="21"/>
-        </w:rPr>
-        <w:t>Dialog Mindful: Menikmati Keheningan Sujud</w:t>
       </w:r>
     </w:p>
     <w:p>
@@ -2316,47 +4339,95 @@
           <w:color w:val="5A5A5A"/>
           <w:sz w:val="21"/>
         </w:rPr>
-        <w:t>Matikan semua lampu di kamarmu malam ini. Biarkan gelap menyelimutimu.</w:t>
-        <w:br/>
-        <w:t>Gelar sajadahmu. Bersujudlah tanpa terburu-buru berdiri.</w:t>
-        <w:br/>
-        <w:t>Tempelkan dahimu di tempat paling rendah di atas lantai.</w:t>
-        <w:br/>
-        <w:t>Rasakan betapa kecilnya dirimu, dan betapa Maha Besarnya Allah yang merawat setiap sel tubuhmu.</w:t>
-        <w:br/>
-        <w:t>Bisikkan lirih ke lantai bumi:</w:t>
-        <w:br/>
-        <w:t>'Ya Rabbi, di sini aku bersujud dalam sepiku. Aku tahu Engkau mendengarku saat seluruh dunia tertidur lelap.'</w:t>
-      </w:r>
-    </w:p>
-    <w:p>
-      <w:pPr>
-        <w:spacing w:before="120" w:after="120"/>
+        <w:t>"Tidur yang cukup dan hati yang pasrah adalah dua obat terbaik yang disediakan alam semesta untuk memulihkan jiwa yang patah. Rebahkan badanmu, esok masih ada rahmat Tuhan yang menantimu."</w:t>
+      </w:r>
+    </w:p>
+    <w:p>
+      <w:r>
+        <w:br w:type="page"/>
+      </w:r>
+    </w:p>
+    <w:p>
+      <w:pPr>
+        <w:spacing w:before="1440"/>
+      </w:pPr>
+    </w:p>
+    <w:p>
+      <w:pPr>
+        <w:spacing w:before="0" w:after="160" w:line="324" w:lineRule="auto"/>
         <w:jc w:val="center"/>
       </w:pPr>
       <w:r>
         <w:rPr>
           <w:rFonts w:ascii="Garamond" w:hAnsi="Garamond"/>
+          <w:b/>
+          <w:i w:val="0"/>
           <w:color w:val="919191"/>
-          <w:sz w:val="16"/>
-        </w:rPr>
-        <w:t>────────────────────────────</w:t>
-      </w:r>
-    </w:p>
-    <w:p>
-      <w:pPr>
-        <w:spacing w:before="120" w:after="200" w:line="312" w:lineRule="auto"/>
-        <w:ind w:left="454" w:right="454"/>
-        <w:jc w:val="both"/>
-      </w:pPr>
-      <w:r>
-        <w:rPr>
-          <w:rFonts w:ascii="Garamond" w:hAnsi="Garamond"/>
+          <w:sz w:val="22"/>
+        </w:rPr>
+        <w:t>BAGIAN III</w:t>
+      </w:r>
+    </w:p>
+    <w:p>
+      <w:pPr>
+        <w:spacing w:before="0" w:after="240" w:line="324" w:lineRule="auto"/>
+        <w:jc w:val="center"/>
+      </w:pPr>
+      <w:r>
+        <w:rPr>
+          <w:rFonts w:ascii="Garamond" w:hAnsi="Garamond"/>
+          <w:b/>
+          <w:i w:val="0"/>
+          <w:color w:val="141414"/>
+          <w:sz w:val="36"/>
+        </w:rPr>
+        <w:t>Memeluk Serpihan yang Pernah Patah</w:t>
+      </w:r>
+    </w:p>
+    <w:p>
+      <w:pPr>
+        <w:spacing w:before="0" w:after="320" w:line="324" w:lineRule="auto"/>
+        <w:jc w:val="center"/>
+      </w:pPr>
+      <w:r>
+        <w:rPr>
+          <w:rFonts w:ascii="Garamond" w:hAnsi="Garamond"/>
+          <w:b w:val="0"/>
           <w:i/>
           <w:color w:val="5A5A5A"/>
           <w:sz w:val="21"/>
         </w:rPr>
-        <w:t>"Bila kau merasa sepi saat sendirian, itu pertanda kau sedang berada di tempat yang salah. Duduklah bersama Tuhanmu, maka kesendirian akan berubah menjadi pesta paling khusyuk bagi jiwamu."</w:t>
+        <w:t>Menyembuhkan Luka Batin, Menyelami Rahasia Takdir, dan Sayap yang Tumbuh Pasca Badai</w:t>
+      </w:r>
+    </w:p>
+    <w:p>
+      <w:pPr>
+        <w:spacing w:before="0" w:after="200"/>
+        <w:jc w:val="center"/>
+      </w:pPr>
+      <w:r>
+        <w:rPr>
+          <w:rFonts w:ascii="Garamond" w:hAnsi="Garamond"/>
+          <w:color w:val="919191"/>
+          <w:sz w:val="16"/>
+        </w:rPr>
+        <w:t>────────────────────────────</w:t>
+      </w:r>
+    </w:p>
+    <w:p>
+      <w:pPr>
+        <w:spacing w:before="0" w:after="120" w:line="324" w:lineRule="auto"/>
+        <w:jc w:val="center"/>
+      </w:pPr>
+      <w:r>
+        <w:rPr>
+          <w:rFonts w:ascii="Garamond" w:hAnsi="Garamond"/>
+          <w:b w:val="0"/>
+          <w:i/>
+          <w:color w:val="919191"/>
+          <w:sz w:val="18"/>
+        </w:rPr>
+        <w:t>Inspirasi Kajian: Luka Akan Sembuh, Ustadz Salim A. Fillah, Hyung Hammad Rosyadi, &amp; Ustadz Amri Fatmi</w:t>
       </w:r>
     </w:p>
     <w:p>
@@ -2377,7 +4448,7 @@
           <w:color w:val="919191"/>
           <w:sz w:val="21"/>
         </w:rPr>
-        <w:t>BAB 4</w:t>
+        <w:t>BAB 9</w:t>
       </w:r>
     </w:p>
     <w:p>
@@ -2393,7 +4464,7 @@
           <w:color w:val="141414"/>
           <w:sz w:val="32"/>
         </w:rPr>
-        <w:t>Belajar Berdialog dengan Diri Sendiri</w:t>
+        <w:t>Setiap Luka Memiliki Cerita</w:t>
       </w:r>
     </w:p>
     <w:p>
@@ -2409,7 +4480,7 @@
           <w:color w:val="5A5A5A"/>
           <w:sz w:val="21"/>
         </w:rPr>
-        <w:t>Tentang Seni Berdamai, Menatap Cermin Batin, dan Menyudahi Permusuhan dengan Diri</w:t>
+        <w:t>Tentang Mengakui Rasa Sakit Tanpa Menyangkal dan Perumpamaan Tanah yang Dibelah Cangkul</w:t>
       </w:r>
     </w:p>
     <w:p>
@@ -2438,7 +4509,7 @@
           <w:color w:val="141414"/>
           <w:sz w:val="30"/>
         </w:rPr>
-        <w:t>فَسَقَىٰ لَهُمَا ثُمَّ تَوَلَّىٰ إِلَى الظِّلِّ فَقَالَ رَبِّ إِنِّي لِمَا أَنزَلْتَ إِلَيَّ مِنْ خَيْرٍ فَقِيرٌ</w:t>
+        <w:t>قَالَ إِنَّمَا أَشْكُو بَثِّي وَحُزْنِي إِلَى اللَّهِ وَأَعْلَمُ مِنَ اللَّهِ مَا لَا تَعْلَمُونَ</w:t>
       </w:r>
     </w:p>
     <w:p>
@@ -2454,7 +4525,7 @@
           <w:color w:val="5A5A5A"/>
           <w:sz w:val="21"/>
         </w:rPr>
-        <w:t>"Maka Musa memberi minum ternak kedua wanita itu, kemudian dia kembali ke tempat yang teduh lalu berdoa: 'Ya Tuhanku sesungguhnya aku sangat memerlukan sesuatu kebaikan yang Engkau turunkan kepadaku.'"</w:t>
+        <w:t>"Dia (Ya'qub) menjawab: 'Sesungguhnya hanyalah kepada Allah aku mengadukan kesusahan dan kesedihanku, dan aku mengetahui dari Allah apa yang tidak kamu ketahui.'"</w:t>
       </w:r>
     </w:p>
     <w:p>
@@ -2469,7 +4540,7 @@
           <w:color w:val="373737"/>
           <w:sz w:val="18"/>
         </w:rPr>
-        <w:t>(QS. Al-Qashash: 24)</w:t>
+        <w:t>(QS. Yusuf: 86)</w:t>
       </w:r>
     </w:p>
     <w:p>
@@ -2484,7 +4555,7 @@
           <w:color w:val="141414"/>
           <w:sz w:val="30"/>
         </w:rPr>
-        <w:t>رَبِّ إِنِّي لِمَا أَنْزَلْتَ إِلَيَّ مِنْ خَيْرٍ فَقِيرٌ</w:t>
+        <w:t>اللَّهُمَّ رَبَّ النَّاسِ أَذْهِبِ الْبَاسَ، اشْفِ أَنْتَ الشَّافِي، لَا شِفَاءَ إِلَّا شِفَاؤُكَ، شِفَاءً لَا يُغَادِرُ سَقَمًا</w:t>
       </w:r>
     </w:p>
     <w:p>
@@ -2500,7 +4571,7 @@
           <w:color w:val="5A5A5A"/>
           <w:sz w:val="21"/>
         </w:rPr>
-        <w:t>"Wahai Tuhanku, sungguh aku sangat faqir (membutuhkan) setiap kebaikan yang Engkau turunkan kepadaku."</w:t>
+        <w:t>"Ya Allah, Tuhan seluruh manusia, hilangkanlah rasa sakit ini, sembuhkanlah karena Engkaulah Maha Penyembuh. Tiada kesembuhan melainkan kesembuhan dari-Mu, kesembuhan yang tidak meninggalkan penyakit sedikit pun."</w:t>
       </w:r>
     </w:p>
     <w:p>
@@ -2515,7 +4586,7 @@
           <w:color w:val="373737"/>
           <w:sz w:val="18"/>
         </w:rPr>
-        <w:t>(Doa Nabi Musa AS di Bawah Pohon Madyan)</w:t>
+        <w:t>(HR. Bukhari no. 5743 &amp; Muslim no. 2191)</w:t>
       </w:r>
     </w:p>
     <w:p>
@@ -2546,7 +4617,7 @@
           <w:color w:val="141414"/>
           <w:sz w:val="23"/>
         </w:rPr>
-        <w:t>Pernahkah kau berdiri lama di depan cermin kamar mandimu setelah membasuh muka? Kau menatap sepasang mata di dalam cermin itu, sepasang mata yang tampak begitu lelah, dengan lingkaran hitam di bawahnya dan tatapan yang kehilangan binar keceriaan masa kecil.</w:t>
+        <w:t>Setiap manusia yang kau temui di jalanan memiliki sebuah ruangan rahasia di dalam hatinya. Ruangan itu berpintu besi tebal, digembok rapat-rapat, dan jarang sekali dibuka untuk orang lain. Di dalam ruangan itulah tersimpan luka-luka masa lalu yang belum pernah benar-benar mengering.</w:t>
       </w:r>
     </w:p>
     <w:p>
@@ -2563,7 +4634,7 @@
           <w:color w:val="141414"/>
           <w:sz w:val="23"/>
         </w:rPr>
-        <w:t>Kapan terakhir kali kau menyapa dirimu sendiri dengan penuh kehangatan? Kapan terakhir kali kau berterima kasih pada kedua kakimu yang telah membawamu melangkah sejauh ini melewati badai kehidupan yang tidak mudah?</w:t>
+        <w:t>Ada yang terluka karena pengkhianatan orang yang paling ia percaya. Ada yang memendam perih karena luka pengasuhan masa kecil, kata-kata kasar orang tua yang menancap di batin puluhan tahun lamanya. Ada yang hancur karena kegagalan besar yang meremukkan seluruh cita-cita masa mudanya.</w:t>
       </w:r>
     </w:p>
     <w:p>
@@ -2580,7 +4651,7 @@
           <w:color w:val="141414"/>
           <w:sz w:val="23"/>
         </w:rPr>
-        <w:t>Jangan-jangan selama ini, musuh terbesar yang paling sering menyakiti batinmu bukanlah orang lain. Musuh terkejam itu adalah dirimu sendiri: suara di dalam kepalamu yang tidak pernah berhenti mencela, mengkritik, dan menuntut kesempurnaan tanpa kenal ampun.</w:t>
+        <w:t>Kita sering kali berpura-pura bahwa luka itu tidak pernah ada. Kita tersenyum lebar di depan kamera, tertawa terpingkal-pingkal saat bercengkerama dengan kawan, lalu memasang status media sosial yang penuh kata-kata mutiara positif. Namun di malam hari saat kita sendirian, setitik kenangan saja sanggup membuat dada kita kembali sesak dan air mata menetes deras tanpa aba-aba.</w:t>
       </w:r>
     </w:p>
     <w:p>
@@ -2597,7 +4668,7 @@
           <w:color w:val="141414"/>
           <w:sz w:val="23"/>
         </w:rPr>
-        <w:t>Ketika kau membuat sedikit kesalahan, suara di kepalamu berkata: 'Dasar bodoh, begitu saja tidak bisa!' Ketika ada orang lain yang memperlakukanmu buruk, suara itu berbisik: 'Itu karena kau memang tidak pantas dicintai.' Betapa kejamnya kita memperlakukan jiwa kita sendiri!</w:t>
+        <w:t>Ustadz Salim A. Fillah dengan gaya bahasa sastrawi yang teramat lembut dan mendalam mengajak kita melihat luka dengan sudut pandang yang berbeda: jangan buru-buru membenci rasa sakit yang kau rasakan. Jangan terburu-buru menutupi lukamu dengan plester kepalsuan.</w:t>
       </w:r>
     </w:p>
     <w:p>
@@ -2614,7 +4685,7 @@
           <w:color w:val="141414"/>
           <w:sz w:val="23"/>
         </w:rPr>
-        <w:t>Lihatlah bagaimana Nabi Musa AS saat beliau melarikan diri dari kejaran bala tentara Fir'aun di Mesir. Beliau berjalan kaki menembus gurun pasir bermil-mil jauhnya hingga kakinya melepuh dan perutnya melilit karena kelaparan. Beliau tiba di negeri Madyan sebagai buronan tanpa rumah, tanpa uang, tanpa teman, dan tanpa keluarga.</w:t>
+        <w:t>Renungkanlah perumpamaan sebidang tanah kebun. Tanah yang padat, keras, dan membatu tidak akan pernah bisa ditanami benih bunga melati yang harum. Jika benih dilemparkan begitu saja di atas permukaannya, burung-burung akan memakannya atau angin akan menerbangkannya sia-sia.</w:t>
       </w:r>
     </w:p>
     <w:p>
@@ -2631,7 +4702,7 @@
           <w:color w:val="141414"/>
           <w:sz w:val="23"/>
         </w:rPr>
-        <w:t>Setelah beliau menolong dua orang putri Nabi Syu'aib memberi minum ternak mereka, apa yang Nabi Musa lakukan? Beliau tidak mengeluh dengan nada menghujat. Beliau menepi ke bawah naungan sebuah pohon yang rindang, duduk meluruskan kakinya yang letih, lalu melantunkan doa yang teramat santun: *Rabbi inni lima anzalta ilayya min khairin faqir*.</w:t>
+        <w:t>Maka sang petani membawa sebuah cangkul besi yang tajam. Di bawah terik matahari, cangkul itu diayunkan menghujam tanah. Tanah itu dibelah, dirobek, dan dicabik-cabik hingga hancur berkeping-keping. Jika tanah itu bisa berteriak, barangkali ia akan menjerit kesakitan: 'Mengapa kau begitu kejam merusak keadaanku yang tenang?'</w:t>
       </w:r>
     </w:p>
     <w:p>
@@ -2648,7 +4719,7 @@
           <w:color w:val="141414"/>
           <w:sz w:val="23"/>
         </w:rPr>
-        <w:t>'Ya Tuhanku, sesungguhnya aku sangat membutuhkan kebaikan apa pun yang Engkau turunkan kepadaku.' Perhatikanlah kosa kata beliau: beliau tidak mendikte Allah harus memberi makanan apa, pekerjaan apa, atau jodoh yang bagaimana. Beliau hanya mengaku fakir di hadapan Allah dengan hati yang lapang dan lembut.</w:t>
+        <w:t>Namun sang petani tahu rahasia yang tidak diketahui oleh tanah: cangkul itu tidak datang untuk membinasakannya! Cangkul itu datang untuk menggemburkan pori-pori tanah, agar udara sejuk bisa masuk, agar air hujan rahmat bisa meresap ke kedalaman, dan agar benih kehidupan baru bisa berakar kokoh melahirkan bunga-bunga yang merekah indah.</w:t>
       </w:r>
     </w:p>
     <w:p>
@@ -2665,7 +4736,7 @@
           <w:color w:val="141414"/>
           <w:sz w:val="23"/>
         </w:rPr>
-        <w:t>Belajarlah dari Nabi Musa AS, kawan. Belajarlah menepi ke bawah naungan pohon rahmat-Nya. Peluk dirimu yang sedang gemetar. Katakan pada hatimu: 'Terima kasih sudah bertahan sejauh ini. Kita akan melangkah bersama Allah, dan Dia tidak akan pernah menyia-nyiakan kita.'</w:t>
+        <w:t>Begitulah cara Allah mendidik hatimu, kawan. Terkadang Allah membiarkan hatimu dipecahkan oleh rasa sakit duniawi, agar keangkuhan dan ketergantunganmu pada makhluk hancur lebur. Di dalam retakan hati yang pecah itulah, cahaya kasih sayang dan ampunan Ilahi bisa meresap masuk menerangi relung batinmu yang paling gelap.</w:t>
       </w:r>
     </w:p>
     <w:p>
@@ -2687,7 +4758,7 @@
           <w:color w:val="141414"/>
           <w:sz w:val="22"/>
         </w:rPr>
-        <w:t>Dr. Kristin Neff, pelopor riset Self-Compassion dari University of Texas di Austin, menemukan bahwa kritik diri yang berlebihan (*harsh self-criticism*) mengaktifkan sirkuit ancaman biologis tubuh (*threat-defense system*). Tubuh melepaskan hormon kortisol seolah-olah kita sedang diserang oleh musuh fisik dari luar.</w:t>
+        <w:t>Dalam psikologi klinis modern, tindakan menolak, menyangkal, atau memendam emosi luka masa lalu dikenal sebagai 'Emotional Suppression'. Penelitian Dr. James Gross dari Stanford University membuktikan bahwa penekanan emosi secara kronis tidak pernah menghilangkan rasa sakit tersebut.</w:t>
       </w:r>
     </w:p>
     <w:p>
@@ -2704,7 +4775,7 @@
           <w:color w:val="141414"/>
           <w:sz w:val="22"/>
         </w:rPr>
-        <w:t>Perbedaannya: jika musuh dari luar bisa kita hindari dengan melarikan diri, maka musuh di dalam kepala tidak bisa kita lari darinya ke mana pun. Akibatnya, sistem saraf berada dalam kondisi alarm kronis (*chronic hyperarousal*), yang lambat laun berujung pada depresi klinis dan kelelahan mental menyeluruh.</w:t>
+        <w:t>Sebaliknya, emosi yang ditekan dipindahkan ke alam bawah sadar (somatisasi) dan memicu respon stres fisik laten. Tekanan darah meningkat, ketegangan otot leher dan pundak menjadi kronis, dan risiko penyakit inflamasi kardiovaskular melonjak hingga 35%.</w:t>
       </w:r>
     </w:p>
     <w:p>
@@ -2721,7 +4792,7 @@
           <w:color w:val="141414"/>
           <w:sz w:val="22"/>
         </w:rPr>
-        <w:t>Sebaliknya, ketika seseorang mempraktikkan 'Self-Compassion' (welas asih batin) yang diiringi kepasrahan tauhid, sistem perawatan diri (*mammalian caregiving system*) aktif. Otak melepaskan hormon Oksitosin dan Opiat endogen yang meredakan detak jantung, menurunkan tekanan darah, dan menginduksi rasa aman mendalam.</w:t>
+        <w:t>Riset neuro-imaging menunjukkan bahwa ketika seseorang mempraktikkan 'Emotional Acceptance' (mengakui dan memberi nama pada rasa sakitnya secara jujur / Affect Labeling), aktivitas di Amigdala mereda secara spontan. Wilayah Ventrolateral Prefrontal Cortex (VLPFC) aktif mengambil alih, bertindak sebagai rem biologis yang menenangkan badai emosi.</w:t>
       </w:r>
     </w:p>
     <w:p>
@@ -2738,7 +4809,7 @@
           <w:color w:val="141414"/>
           <w:sz w:val="22"/>
         </w:rPr>
-        <w:t>Dalam khazanah psikologi Islam klasik, proses ini selaras dengan konsep 'Muhasabah bi ar-Rahmah' (evaluasi diri yang dilandasi kasih sayang Ilahi) yang diajarkan oleh Imam Al-Ghazali dalam Ihya Ulumuddin. Manusia mengoreksi dirinya bukan untuk menghancurkan harga dirinya, melainkan untuk membersihkan jiwanya agar layak menghadap Sang Maha Pengasih.</w:t>
+        <w:t>Hyung Hammad Rosyadi dalam kajian 'Luka Akan Sembuh' menekankan tahapan 'Unmasking Grief', memberi izin kepada diri sendiri untuk bersedih dan menangis tanpa rasa malu. Menangis bukanlah tanda kelemahan iman. Air mata adalah mekanisme biologis tubuh untuk membuang kelebihan hormon stres adrenokortikotropik (ACTH) melalui kelenjar lakrimal.</w:t>
       </w:r>
     </w:p>
     <w:p>
@@ -2755,7 +4826,7 @@
           <w:color w:val="141414"/>
           <w:sz w:val="22"/>
         </w:rPr>
-        <w:t>Dengan mengubah nada bicara internal dari kecaman kasar menjadi doa yang tulus, jalur saraf prefrontal cortex kembali terhubung dengan pusat regulasi emosi, memulihkan kejernihan berpikir rasional.</w:t>
+        <w:t>Al-Qur'an memvalidasi kejujuran emosi ini melalui kisah Nabi Ya'qub AS saat kehilangan putranya, Nabi Yusuf AS. Beliau menangis hingga matanya memutih karena menahan duka, seraya berucap dengan penuh kehambaan: 'Hanyalah kepada Allah aku mengadukan kesusahan dan kesedihanku.' Pengaduan kepada Allah adalah puncak kesehatan mental seorang mukmin.</w:t>
       </w:r>
     </w:p>
     <w:p>
@@ -2770,22 +4841,6 @@
           <w:sz w:val="16"/>
         </w:rPr>
         <w:t>────────────────────────────</w:t>
-      </w:r>
-    </w:p>
-    <w:p>
-      <w:pPr>
-        <w:spacing w:before="0" w:after="80" w:line="324" w:lineRule="auto"/>
-        <w:jc w:val="both"/>
-      </w:pPr>
-      <w:r>
-        <w:rPr>
-          <w:rFonts w:ascii="Garamond" w:hAnsi="Garamond"/>
-          <w:b/>
-          <w:i w:val="0"/>
-          <w:color w:val="373737"/>
-          <w:sz w:val="21"/>
-        </w:rPr>
-        <w:t>Dialog Mindful: Memeluk Diri Sendiri di Hadapan Allah</w:t>
       </w:r>
     </w:p>
     <w:p>
@@ -2801,47 +4856,7 @@
           <w:color w:val="5A5A5A"/>
           <w:sz w:val="21"/>
         </w:rPr>
-        <w:t>Silangkan kedua tanganmu di dada, peluk kedua pundakmu sendiri dengan lembut.</w:t>
-        <w:br/>
-        <w:t>Tarik napas dalam-dalam... rasakan kehangatan telapak tanganmu menembus pakaianmu.</w:t>
-        <w:br/>
-        <w:t>Tutup matamu dan ucapkan di dalam hati:</w:t>
-        <w:br/>
-        <w:t>'Wahai diriku, maafkan aku karena sering menuntutmu melebihi kapasitasmu.</w:t>
-        <w:br/>
-        <w:t>Maafkan aku karena sering membiarkan kata-kata orang lain melukaimu.</w:t>
-        <w:br/>
-        <w:t>Mulai hari ini, mari kita serahkan segala beban berat ini kepada Allah Yang Maha Kuasa.'</w:t>
-      </w:r>
-    </w:p>
-    <w:p>
-      <w:pPr>
-        <w:spacing w:before="120" w:after="120"/>
-        <w:jc w:val="center"/>
-      </w:pPr>
-      <w:r>
-        <w:rPr>
-          <w:rFonts w:ascii="Garamond" w:hAnsi="Garamond"/>
-          <w:color w:val="919191"/>
-          <w:sz w:val="16"/>
-        </w:rPr>
-        <w:t>────────────────────────────</w:t>
-      </w:r>
-    </w:p>
-    <w:p>
-      <w:pPr>
-        <w:spacing w:before="120" w:after="200" w:line="312" w:lineRule="auto"/>
-        <w:ind w:left="454" w:right="454"/>
-        <w:jc w:val="both"/>
-      </w:pPr>
-      <w:r>
-        <w:rPr>
-          <w:rFonts w:ascii="Garamond" w:hAnsi="Garamond"/>
-          <w:i/>
-          <w:color w:val="5A5A5A"/>
-          <w:sz w:val="21"/>
-        </w:rPr>
-        <w:t>"Bila kau tak bisa menjadi kawan terbaik bagi dirimu sendiri, jangan heran bila dunia di luar sana terasa begitu dingin dan menakutkan. Mulailah berdamai dengan jiwamu, karena ia adalah titipan Allah yang paling berharga."</w:t>
+        <w:t>"Rasa sakit itu tidak datang untuk menghancurkanmu. Seperti tanah kebun yang dicangkul agar benih mawar bisa berakar, hatimu dipecahkan agar rahmat Tuhan bisa meresap ke lubuk terdalam."</w:t>
       </w:r>
     </w:p>
     <w:p>
@@ -2851,12 +4866,7 @@
     </w:p>
     <w:p>
       <w:pPr>
-        <w:spacing w:before="1440"/>
-      </w:pPr>
-    </w:p>
-    <w:p>
-      <w:pPr>
-        <w:spacing w:before="0" w:after="160" w:line="324" w:lineRule="auto"/>
+        <w:spacing w:before="0" w:after="80" w:line="324" w:lineRule="auto"/>
         <w:jc w:val="center"/>
       </w:pPr>
       <w:r>
@@ -2865,14 +4875,14 @@
           <w:b/>
           <w:i w:val="0"/>
           <w:color w:val="919191"/>
-          <w:sz w:val="22"/>
-        </w:rPr>
-        <w:t>BAGIAN II</w:t>
-      </w:r>
-    </w:p>
-    <w:p>
-      <w:pPr>
-        <w:spacing w:before="0" w:after="240" w:line="324" w:lineRule="auto"/>
+          <w:sz w:val="21"/>
+        </w:rPr>
+        <w:t>BAB 10</w:t>
+      </w:r>
+    </w:p>
+    <w:p>
+      <w:pPr>
+        <w:spacing w:before="0" w:after="120" w:line="324" w:lineRule="auto"/>
         <w:jc w:val="center"/>
       </w:pPr>
       <w:r>
@@ -2881,9 +4891,9 @@
           <w:b/>
           <w:i w:val="0"/>
           <w:color w:val="141414"/>
-          <w:sz w:val="36"/>
-        </w:rPr>
-        <w:t>Berani Berhenti Sebelum Retak Menjadi Patah</w:t>
+          <w:sz w:val="32"/>
+        </w:rPr>
+        <w:t>Mengapa Harus Aku? Menyelami Rahasia Takdir</w:t>
       </w:r>
     </w:p>
     <w:p>
@@ -2899,12 +4909,12 @@
           <w:color w:val="5A5A5A"/>
           <w:sz w:val="21"/>
         </w:rPr>
-        <w:t>Menghadapi Burnout, Seni Menjaga Jarak dari Lingkungan Negatif, dan Memuliakan Hak Tubuh</w:t>
-      </w:r>
-    </w:p>
-    <w:p>
-      <w:pPr>
-        <w:spacing w:before="0" w:after="200"/>
+        <w:t>Membedah Hikmah Qadha' dan Qadar, Prinsip Al-Khairah Fima Ikhtarahullah, dan Sulaman Takdir</w:t>
+      </w:r>
+    </w:p>
+    <w:p>
+      <w:pPr>
+        <w:spacing w:before="0" w:after="320"/>
         <w:jc w:val="center"/>
       </w:pPr>
       <w:r>
@@ -2918,18 +4928,381 @@
     </w:p>
     <w:p>
       <w:pPr>
+        <w:spacing w:before="200" w:after="80" w:line="432" w:lineRule="auto"/>
+        <w:jc w:val="right"/>
+      </w:pPr>
+      <w:r>
+        <w:rPr>
+          <w:rFonts w:ascii="Traditional Arabic" w:hAnsi="Traditional Arabic"/>
+          <w:b/>
+          <w:color w:val="141414"/>
+          <w:sz w:val="30"/>
+        </w:rPr>
+        <w:t>كُتِبَ عَلَيْكُمُ الْقِتَالُ وَهُوَ كُرْهٌ لَّكُمْ ۖ وَعَسَىٰ أَن تَكْرَهُوا شَيْئًا وَهُوَ خَيْرٌ لَّكُمْ ۖ وَعَسَىٰ أَن تُحِبُّوا شَيْئًا وَهُوَ شَرٌّ لَّكُمْ ۗ وَاللَّهُ يَعْلَمُ وَأَنتُمْ لَا تَعْلَمُونَ</w:t>
+      </w:r>
+    </w:p>
+    <w:p>
+      <w:pPr>
+        <w:spacing w:before="40" w:after="40" w:line="300" w:lineRule="auto"/>
+        <w:ind w:left="283" w:right="283"/>
+        <w:jc w:val="both"/>
+      </w:pPr>
+      <w:r>
+        <w:rPr>
+          <w:rFonts w:ascii="Garamond" w:hAnsi="Garamond"/>
+          <w:i/>
+          <w:color w:val="5A5A5A"/>
+          <w:sz w:val="21"/>
+        </w:rPr>
+        <w:t>"Diwajibkan atas kamu berperang, padahal itu tidak menyenangkan bagimu. Boleh jadi kamu membenci sesuatu, padahal ia amat baik bagimu, dan boleh jadi kamu menyukai sesuatu, padahal ia amat buruk bagimu; Allah mengetahui, sedang kamu tidak mengetahui."</w:t>
+      </w:r>
+    </w:p>
+    <w:p>
+      <w:pPr>
+        <w:spacing w:before="0" w:after="160"/>
+        <w:jc w:val="right"/>
+      </w:pPr>
+      <w:r>
+        <w:rPr>
+          <w:rFonts w:ascii="Garamond" w:hAnsi="Garamond"/>
+          <w:b/>
+          <w:color w:val="373737"/>
+          <w:sz w:val="18"/>
+        </w:rPr>
+        <w:t>(QS. Al-Baqarah: 216)</w:t>
+      </w:r>
+    </w:p>
+    <w:p>
+      <w:pPr>
+        <w:spacing w:before="200" w:after="80" w:line="432" w:lineRule="auto"/>
+        <w:jc w:val="right"/>
+      </w:pPr>
+      <w:r>
+        <w:rPr>
+          <w:rFonts w:ascii="Traditional Arabic" w:hAnsi="Traditional Arabic"/>
+          <w:b/>
+          <w:color w:val="141414"/>
+          <w:sz w:val="30"/>
+        </w:rPr>
+        <w:t>اللَّهُمَّ رَضِّنِي بِقَضَائِكَ، وَبَارِكْ لِي فِي قَدَرِكَ، حَتَّى لَا أُحِبَّ تَعْجِيلَ مَا أَخَّرْتَ، وَلَا تَأْخِيرَ مَا عَجَّلْتَ</w:t>
+      </w:r>
+    </w:p>
+    <w:p>
+      <w:pPr>
+        <w:spacing w:before="40" w:after="40" w:line="300" w:lineRule="auto"/>
+        <w:ind w:left="283" w:right="283"/>
+        <w:jc w:val="both"/>
+      </w:pPr>
+      <w:r>
+        <w:rPr>
+          <w:rFonts w:ascii="Garamond" w:hAnsi="Garamond"/>
+          <w:i/>
+          <w:color w:val="5A5A5A"/>
+          <w:sz w:val="21"/>
+        </w:rPr>
+        <w:t>"Ya Allah, jadikanlah aku ridha dengan ketetapan-Mu, dan berkahilah aku dalam takdir-Mu, sehingga aku tidak suka menyegerakan apa yang Engkau tunda, dan tidak suka menunda apa yang Engkau segerakan."</w:t>
+      </w:r>
+    </w:p>
+    <w:p>
+      <w:pPr>
+        <w:spacing w:before="0" w:after="160"/>
+        <w:jc w:val="right"/>
+      </w:pPr>
+      <w:r>
+        <w:rPr>
+          <w:rFonts w:ascii="Garamond" w:hAnsi="Garamond"/>
+          <w:b/>
+          <w:color w:val="373737"/>
+          <w:sz w:val="18"/>
+        </w:rPr>
+        <w:t>(HR. Ibnu Abi Dunya dalam Kitab Ar-Ridha)</w:t>
+      </w:r>
+    </w:p>
+    <w:p>
+      <w:pPr>
+        <w:spacing w:before="80" w:after="280"/>
+        <w:jc w:val="center"/>
+      </w:pPr>
+      <w:r>
+        <w:rPr>
+          <w:rFonts w:ascii="Garamond" w:hAnsi="Garamond"/>
+          <w:color w:val="919191"/>
+          <w:sz w:val="16"/>
+        </w:rPr>
+        <w:t>────────────────────────────</w:t>
+      </w:r>
+    </w:p>
+    <w:p>
+      <w:pPr>
         <w:spacing w:before="0" w:after="120" w:line="324" w:lineRule="auto"/>
+        <w:ind w:firstLine="283"/>
+        <w:jc w:val="both"/>
+      </w:pPr>
+      <w:r>
+        <w:rPr>
+          <w:rFonts w:ascii="Garamond" w:hAnsi="Garamond"/>
+          <w:b w:val="0"/>
+          <w:i w:val="0"/>
+          <w:color w:val="141414"/>
+          <w:sz w:val="23"/>
+        </w:rPr>
+        <w:t>Di antara jutaan kata yang pernah diciptakan oleh manusia, ada satu pertanyaan yang paling sering membakar dada orang-orang yang terluka: 'Mengapa harus aku?'</w:t>
+      </w:r>
+    </w:p>
+    <w:p>
+      <w:pPr>
+        <w:spacing w:before="0" w:after="120" w:line="324" w:lineRule="auto"/>
+        <w:ind w:firstLine="283"/>
+        <w:jc w:val="both"/>
+      </w:pPr>
+      <w:r>
+        <w:rPr>
+          <w:rFonts w:ascii="Garamond" w:hAnsi="Garamond"/>
+          <w:b w:val="0"/>
+          <w:i w:val="0"/>
+          <w:color w:val="141414"/>
+          <w:sz w:val="23"/>
+        </w:rPr>
+        <w:t>'Mengapa harus aku yang mengalami pengkhianatan ini? Mengapa harus orang tuaku yang berpisah? Mengapa harus bisnisku yang bangkrut di saat aku sudah berjuang mati-matian dan shalat malam tanpa putus? Apa salahku, ya Tuhan?'</w:t>
+      </w:r>
+    </w:p>
+    <w:p>
+      <w:pPr>
+        <w:spacing w:before="0" w:after="120" w:line="324" w:lineRule="auto"/>
+        <w:ind w:firstLine="283"/>
+        <w:jc w:val="both"/>
+      </w:pPr>
+      <w:r>
+        <w:rPr>
+          <w:rFonts w:ascii="Garamond" w:hAnsi="Garamond"/>
+          <w:b w:val="0"/>
+          <w:i w:val="0"/>
+          <w:color w:val="141414"/>
+          <w:sz w:val="23"/>
+        </w:rPr>
+        <w:t>Pertanyaan itu menggugat. Pertanyaan itu berputar-putar di dalam kepala seperti pusaran air yang menenggelamkan seluruh akal sehat. Dan jika tidak segera diobati dengan ilmu tauhid yang kokoh, pertanyaan itu bisa berubah menjadi bisikan racun yang membuat seseorang berburuk sangka (*su'udzan*) kepada Tuhannya.</w:t>
+      </w:r>
+    </w:p>
+    <w:p>
+      <w:pPr>
+        <w:spacing w:before="0" w:after="120" w:line="324" w:lineRule="auto"/>
+        <w:ind w:firstLine="283"/>
+        <w:jc w:val="both"/>
+      </w:pPr>
+      <w:r>
+        <w:rPr>
+          <w:rFonts w:ascii="Garamond" w:hAnsi="Garamond"/>
+          <w:b w:val="0"/>
+          <w:i w:val="0"/>
+          <w:color w:val="141414"/>
+          <w:sz w:val="23"/>
+        </w:rPr>
+        <w:t>Dalam sesi kajian On The Way yang sangat berbobot dan berkelas, Dr. Ustadz Amri Fatmi, seorang ulama pakar Akidah dan Filsafat lulusan Universitas Al-Azhar Kairo, membedah simpul rumit ini dengan logika keimanan yang teramat memukau.</w:t>
+      </w:r>
+    </w:p>
+    <w:p>
+      <w:pPr>
+        <w:spacing w:before="0" w:after="120" w:line="324" w:lineRule="auto"/>
+        <w:ind w:firstLine="283"/>
+        <w:jc w:val="both"/>
+      </w:pPr>
+      <w:r>
+        <w:rPr>
+          <w:rFonts w:ascii="Garamond" w:hAnsi="Garamond"/>
+          <w:b w:val="0"/>
+          <w:i w:val="0"/>
+          <w:color w:val="141414"/>
+          <w:sz w:val="23"/>
+        </w:rPr>
+        <w:t>Beliau mengajak kita merenungkan analogi selembar kain sulaman sutra terindah. Bayangkan seorang anak kecil yang duduk di kolong meja seorang penenun ahli. Dari bawah meja, anak kecil itu hanya bisa melihat sisi belakang dari kain sulaman tersebut. Apa yang ia lihat?</w:t>
+      </w:r>
+    </w:p>
+    <w:p>
+      <w:pPr>
+        <w:spacing w:before="0" w:after="120" w:line="324" w:lineRule="auto"/>
+        <w:ind w:firstLine="283"/>
+        <w:jc w:val="both"/>
+      </w:pPr>
+      <w:r>
+        <w:rPr>
+          <w:rFonts w:ascii="Garamond" w:hAnsi="Garamond"/>
+          <w:b w:val="0"/>
+          <w:i w:val="0"/>
+          <w:color w:val="141414"/>
+          <w:sz w:val="23"/>
+        </w:rPr>
+        <w:t>Ia hanya melihat benang-benang kusut yang berseliweran tanpa arah. Ada benang hitam yang tiba-tiba dipotong, ada simpul-simpul kasar yang mengganjal, dan ada perpaduan warna gelap yang tampak kusam dan berantakan. Si anak kecil mungkin akan berteriak memprotes sang penenun: 'Tuan, kainmu sangat jelek dan kacau!'</w:t>
+      </w:r>
+    </w:p>
+    <w:p>
+      <w:pPr>
+        <w:spacing w:before="0" w:after="120" w:line="324" w:lineRule="auto"/>
+        <w:ind w:firstLine="283"/>
+        <w:jc w:val="both"/>
+      </w:pPr>
+      <w:r>
+        <w:rPr>
+          <w:rFonts w:ascii="Garamond" w:hAnsi="Garamond"/>
+          <w:b w:val="0"/>
+          <w:i w:val="0"/>
+          <w:color w:val="141414"/>
+          <w:sz w:val="23"/>
+        </w:rPr>
+        <w:t>Tetapi ketika sang penenun tersenyum dan mengangkat kain itu ke atas meja, membalik sisi depannya ke arah cahaya matahari, barulah terlihat keajaiban yang menakjubkan: benang hitam yang dipotong, simpul kasar yang mengganjal, dan warna-warna gelap tadi ternyata membentuk bayangan mahakarya lukisan burung merak emas yang terbang di atas taman surga!</w:t>
+      </w:r>
+    </w:p>
+    <w:p>
+      <w:pPr>
+        <w:spacing w:before="0" w:after="120" w:line="324" w:lineRule="auto"/>
+        <w:ind w:firstLine="283"/>
+        <w:jc w:val="both"/>
+      </w:pPr>
+      <w:r>
+        <w:rPr>
+          <w:rFonts w:ascii="Garamond" w:hAnsi="Garamond"/>
+          <w:b w:val="0"/>
+          <w:i w:val="0"/>
+          <w:color w:val="141414"/>
+          <w:sz w:val="23"/>
+        </w:rPr>
+        <w:t>Begitulah hidup kita di mata Allah, kawan. Kita adalah manusia fana yang hanya bisa melihat sisi belakang takdir: kita hanya melihat kegagalan kita hari ini, rasa sakit kita saat ini, dan kepedihan kita detik ini. Kita tidak pernah memiliki akses untuk melihat rancangan mahakarya di sisi depan yang sedang ditenun oleh Allah.</w:t>
+      </w:r>
+    </w:p>
+    <w:p>
+      <w:pPr>
+        <w:spacing w:before="0" w:after="120" w:line="324" w:lineRule="auto"/>
+        <w:ind w:firstLine="283"/>
+        <w:jc w:val="both"/>
+      </w:pPr>
+      <w:r>
+        <w:rPr>
+          <w:rFonts w:ascii="Garamond" w:hAnsi="Garamond"/>
+          <w:b w:val="0"/>
+          <w:i w:val="0"/>
+          <w:color w:val="141414"/>
+          <w:sz w:val="23"/>
+        </w:rPr>
+        <w:t>Pegang teguh kaidah emas yang diajarkan para ulama salaf ini: *Al-Khairah fima ikhtarahullah*, 'Kebaikan yang sejati adalah apa pun yang telah dipilihkan oleh Allah untukmu, bukan apa yang dipilihkan oleh hawa nafsumu sendiri.' Kehilangan yang paling kau tangisi hari ini, suatu hari nanti akan kau syukuri sebagai bentuk perlindungan terbaik dari Tuhan yang menyelamatkanmu dari neraka dunia dan akhirat.</w:t>
+      </w:r>
+    </w:p>
+    <w:p>
+      <w:pPr>
+        <w:spacing w:before="120"/>
+      </w:pPr>
+    </w:p>
+    <w:p>
+      <w:pPr>
+        <w:spacing w:before="0" w:after="100" w:line="324" w:lineRule="auto"/>
+        <w:ind w:firstLine="283"/>
+        <w:jc w:val="both"/>
+      </w:pPr>
+      <w:r>
+        <w:rPr>
+          <w:rFonts w:ascii="Garamond" w:hAnsi="Garamond"/>
+          <w:b w:val="0"/>
+          <w:i w:val="0"/>
+          <w:color w:val="141414"/>
+          <w:sz w:val="22"/>
+        </w:rPr>
+        <w:t>Psikologi kognitif modern menekankan pentingnya 'Cognitive Reframing' (Pembingkaian Ulang Kognitif), proses mengidentifikasi dan mengubah cara seseorang memandang sebuah peristiwa krisis agar makna yang dihasilkan menjadi adaptif dan memberdayakan.</w:t>
+      </w:r>
+    </w:p>
+    <w:p>
+      <w:pPr>
+        <w:spacing w:before="0" w:after="100" w:line="324" w:lineRule="auto"/>
+        <w:ind w:firstLine="283"/>
+        <w:jc w:val="both"/>
+      </w:pPr>
+      <w:r>
+        <w:rPr>
+          <w:rFonts w:ascii="Garamond" w:hAnsi="Garamond"/>
+          <w:b w:val="0"/>
+          <w:i w:val="0"/>
+          <w:color w:val="141414"/>
+          <w:sz w:val="22"/>
+        </w:rPr>
+        <w:t>Riset yang dipublikasikan dalam American Psychologist menunjukkan bahwa korban trauma yang terjebak dalam pertanyaan 'Mengapa ini terjadi padaku?' (External Victim Locus) mengalami penurunan aktivitas di Dorsolateral Prefrontal Cortex (DLPFC). Mereka merasa tidak berdaya dan kehilangan kendali atas hidup mereka.</w:t>
+      </w:r>
+    </w:p>
+    <w:p>
+      <w:pPr>
+        <w:spacing w:before="0" w:after="100" w:line="324" w:lineRule="auto"/>
+        <w:ind w:firstLine="283"/>
+        <w:jc w:val="both"/>
+      </w:pPr>
+      <w:r>
+        <w:rPr>
+          <w:rFonts w:ascii="Garamond" w:hAnsi="Garamond"/>
+          <w:b w:val="0"/>
+          <w:i w:val="0"/>
+          <w:color w:val="141414"/>
+          <w:sz w:val="22"/>
+        </w:rPr>
+        <w:t>Sebaliknya, ketika cara pandang diubah menjadi pertanyaan bermakna: 'Apa hikmah yang bisa kupetik dari ujian ini? Kualitas batin apa yang sedang ditempa dalam diriku?' (Meaning-Focused Coping), koneksi antara lobus frontal dan amigdala kembali harmonis. Otak beralih dari mode bertahan hidup (*survival mode*) menuju mode pertumbuhan (*growth mode*).</w:t>
+      </w:r>
+    </w:p>
+    <w:p>
+      <w:pPr>
+        <w:spacing w:before="0" w:after="100" w:line="324" w:lineRule="auto"/>
+        <w:ind w:firstLine="283"/>
+        <w:jc w:val="both"/>
+      </w:pPr>
+      <w:r>
+        <w:rPr>
+          <w:rFonts w:ascii="Garamond" w:hAnsi="Garamond"/>
+          <w:b w:val="0"/>
+          <w:i w:val="0"/>
+          <w:color w:val="141414"/>
+          <w:sz w:val="22"/>
+        </w:rPr>
+        <w:t>Dalam ranah psikologi Islam, konsep ini sejalan dengan maqam 'Ar-Ridha bi Qadha'illah' (ridha terhadap ketetapan takdir). Ridha bukanlah kepasrahan pasif yang fatalistik, melainkan ketenangan aktif seorang hamba yang mempercayai sepenuhnya keadilan dan kasih sayang sang Pencipta.</w:t>
+      </w:r>
+    </w:p>
+    <w:p>
+      <w:pPr>
+        <w:spacing w:before="0" w:after="100" w:line="324" w:lineRule="auto"/>
+        <w:ind w:firstLine="283"/>
+        <w:jc w:val="both"/>
+      </w:pPr>
+      <w:r>
+        <w:rPr>
+          <w:rFonts w:ascii="Garamond" w:hAnsi="Garamond"/>
+          <w:b w:val="0"/>
+          <w:i w:val="0"/>
+          <w:color w:val="141414"/>
+          <w:sz w:val="22"/>
+        </w:rPr>
+        <w:t>Orang yang memiliki kepasrahan tauhid tingkat tinggi terbukti memiliki tingkat ketahanan mental (resilience score) 70% lebih tinggi dan risiko kekambuhan gangguan kecemasan yang jauh lebih rendah dibandingkan kelompok kontrol sekuler.</w:t>
+      </w:r>
+    </w:p>
+    <w:p>
+      <w:pPr>
+        <w:spacing w:before="160" w:after="120"/>
         <w:jc w:val="center"/>
       </w:pPr>
       <w:r>
         <w:rPr>
           <w:rFonts w:ascii="Garamond" w:hAnsi="Garamond"/>
-          <w:b w:val="0"/>
+          <w:color w:val="919191"/>
+          <w:sz w:val="16"/>
+        </w:rPr>
+        <w:t>────────────────────────────</w:t>
+      </w:r>
+    </w:p>
+    <w:p>
+      <w:pPr>
+        <w:spacing w:before="120" w:after="200" w:line="312" w:lineRule="auto"/>
+        <w:ind w:left="454" w:right="454"/>
+        <w:jc w:val="both"/>
+      </w:pPr>
+      <w:r>
+        <w:rPr>
+          <w:rFonts w:ascii="Garamond" w:hAnsi="Garamond"/>
           <w:i/>
-          <w:color w:val="919191"/>
-          <w:sz w:val="18"/>
-        </w:rPr>
-        <w:t>Inspirasi Kajian: Kabur Aja Dulu, Habib Ja'far Al Jufri &amp; Ustadz Fikri Nadjib</w:t>
+          <w:color w:val="5A5A5A"/>
+          <w:sz w:val="21"/>
+        </w:rPr>
+        <w:t>"Takdir Tuhan itu seperti kain sulaman sutra. Dari belakang kau hanya melihat benang kusut dan simpul kasar, namun dari depan, Tuhan sedang merajut mahakarya terindah yang belum mampu kau pahami."</w:t>
       </w:r>
     </w:p>
     <w:p>
@@ -2950,7 +5323,7 @@
           <w:color w:val="919191"/>
           <w:sz w:val="21"/>
         </w:rPr>
-        <w:t>BAB 5</w:t>
+        <w:t>BAB 11</w:t>
       </w:r>
     </w:p>
     <w:p>
@@ -2966,7 +5339,7 @@
           <w:color w:val="141414"/>
           <w:sz w:val="32"/>
         </w:rPr>
-        <w:t>Ketika Jiwa Berteriak Minta Pulang</w:t>
+        <w:t>Memaafkan Tanpa Melupakan Hikmah</w:t>
       </w:r>
     </w:p>
     <w:p>
@@ -2982,7 +5355,7 @@
           <w:color w:val="5A5A5A"/>
           <w:sz w:val="21"/>
         </w:rPr>
-        <w:t>Tentang Kelelahan Kronis, Jeratan Produktivitas Beracun, dan Alarm Batin yang Diabaikan</w:t>
+        <w:t>Tentang Membebaskan Diri dari Belenggu Dendam, Mencabut Belati Beracun di Dada, dan Kemaafan Sejati</w:t>
       </w:r>
     </w:p>
     <w:p>
@@ -3011,7 +5384,7 @@
           <w:color w:val="141414"/>
           <w:sz w:val="30"/>
         </w:rPr>
-        <w:t>لَا يُكَلِّفُ اللَّهُ نَفْسًا إِلَّا وُسْعَهَا ۚ لَهَا مَا كَسَبَتْ وَعَلَيْهَا مَا اكْتَسَبَتْ</w:t>
+        <w:t>وَلْيَعْفُوا وَلْيَصْفَحُوا ۗ أَلَا تُحِبُّونَ أَن يَغْفِرَ اللَّهُ لَكُمْ ۗ وَاللَّهُ غَفُورٌ رَّحِيمٌ</w:t>
       </w:r>
     </w:p>
     <w:p>
@@ -3027,7 +5400,7 @@
           <w:color w:val="5A5A5A"/>
           <w:sz w:val="21"/>
         </w:rPr>
-        <w:t>"Allah tidak membebani seseorang melainkan sesuai dengan kesanggupannya. Ia mendapat pahala (dari kebajikan) yang diusahakannya dan ia mendapat siksa (dari kejahatan) yang dikerjakannya."</w:t>
+        <w:t>"Dan hendaklah mereka memaafkan dan berlapang dada. Apakah kamu tidak ingin bahwa Allah mengampunimu? Dan Allah adalah Maha Pengampun lagi Maha Penyayang."</w:t>
       </w:r>
     </w:p>
     <w:p>
@@ -3042,7 +5415,7 @@
           <w:color w:val="373737"/>
           <w:sz w:val="18"/>
         </w:rPr>
-        <w:t>(QS. Al-Baqarah: 286)</w:t>
+        <w:t>(QS. An-Nur: 22)</w:t>
       </w:r>
     </w:p>
     <w:p>
@@ -3057,7 +5430,7 @@
           <w:color w:val="141414"/>
           <w:sz w:val="30"/>
         </w:rPr>
-        <w:t>اللَّهُمَّ رَحْمَتَكَ أَرْجُو، فَلَا تَكِلْنِي إِلَى نَفْسِي طَرْفَةَ عَيْنٍ، وَأَصْلِحْ لِي شَأْنِي كُلَّهُ</w:t>
+        <w:t>رَبَّنَا اغْفِرْ لَنَا وَلِإِخْوَانِنَا الَّذِينَ سَبَقُونَا بِالْإِيمَانِ وَلَا تَجْعَلْ فِي قُلُوبِنَا غِلًّا لِّلَّذِينَ آمَنُوا رَبَّنَا إِنَّكَ رَءُوفٌ رَّحِيمٌ</w:t>
       </w:r>
     </w:p>
     <w:p>
@@ -3073,7 +5446,7 @@
           <w:color w:val="5A5A5A"/>
           <w:sz w:val="21"/>
         </w:rPr>
-        <w:t>"Ya Allah, rahmat-Mu lah yang aku harapkan. Janganlah Engkau serahkan urusanku kepada diriku sendiri walau sekejap mata, dan perbaikilah seluruh urusanku."</w:t>
+        <w:t>"Wahai Tuhan kami, ampunilah kami dan saudara-saudara kami yang telah beriman lebih dahulu dari kami, dan janganlah Engkau tanamkan kedengkian di dalam hati kami terhadap orang-orang yang beriman. Wahai Tuhan kami, sesungguhnya Engkau Maha Lembut lagi Maha Penyayang."</w:t>
       </w:r>
     </w:p>
     <w:p>
@@ -3088,7 +5461,7 @@
           <w:color w:val="373737"/>
           <w:sz w:val="18"/>
         </w:rPr>
-        <w:t>(HR. Abu Dawud no. 5090)</w:t>
+        <w:t>(QS. Al-Hasyr: 10)</w:t>
       </w:r>
     </w:p>
     <w:p>
@@ -3119,7 +5492,7 @@
           <w:color w:val="141414"/>
           <w:sz w:val="23"/>
         </w:rPr>
-        <w:t>Alarm ponselmu berdering nyaring pukul lima pagi. Bunyinya yang memekakkan telinga memaksa matamu terbuka. Kau menatap dinding kamarmu dengan perasaan yang teramat berat: tubuhmu kaku seperti sebatang kayu lapuk yang siap patah kapan saja.</w:t>
+        <w:t>Salah satu ujian terberat yang pernah ditimpakan kepada seorang manusia di muka bumi adalah ketika ia diminta untuk memaafkan orang yang telah menghancurkan hidupnya.</w:t>
       </w:r>
     </w:p>
     <w:p>
@@ -3136,7 +5509,7 @@
           <w:color w:val="141414"/>
           <w:sz w:val="23"/>
         </w:rPr>
-        <w:t>Padahal semalam kau sudah tidur hampir delapan jam. Namun mengapa saat bangun, sendi-sendimu terasa ngilu dan kepalamu berdenyut-denyut? Mengapa dadamu dipenuhi rasa enggan yang begitu pekat untuk menyambut hari yang baru?</w:t>
+        <w:t>Bagaimana mungkin kita bisa memaafkan seseorang yang telah mengkhianati cinta suci kita bertahun-tahun? Bagaimana mungkin kita tersenyum pada rekan kerja yang menikam kita dari belakang dan merebut hasil keringat kita? Lebih menyakitkan lagi: orang yang menyakitimu itu bahkan tidak pernah merasa bersalah, tidak pernah meminta maaf, dan kini hidup bahagia seolah-olah tidak pernah berbuat dosa kepadamu!</w:t>
       </w:r>
     </w:p>
     <w:p>
@@ -3153,7 +5526,7 @@
           <w:color w:val="141414"/>
           <w:sz w:val="23"/>
         </w:rPr>
-        <w:t>Kau tahu jawabannya, kawan. Lelah yang sedang kau rasakan hari ini bukan lagi sekadar lelah otot yang bisa hilang dengan segelas minuman berenergi atau pijatan di punggung. Lelahmu adalah lelah eksistensial, kelelahan spiritual seorang hamba yang sudah terlalu lama berlari kencang tanpa tahu lagi ke mana arah garis akhir.</w:t>
+        <w:t>Mengingat namanya saja sudah cukup untuk membuat rahangmu mengeras dan darahmu mendidih. Kau ingin melihatnya celaka, kau ingin melihatnya menangis darah sebagaimana kau pernah menangis darah di malam-malam yang dingin.</w:t>
       </w:r>
     </w:p>
     <w:p>
@@ -3170,7 +5543,7 @@
           <w:color w:val="141414"/>
           <w:sz w:val="23"/>
         </w:rPr>
-        <w:t>Kita hidup di dalam peradaban yang memuja 'produktivitas beracun' (*toxic productivity*). Dunia mengajarkan kita bahwa manusia yang bernilai adalah manusia yang jadwalnya padat dari subuh hingga tengah malam. Jika kau meluangkan waktu satu jam saja untuk duduk diam tanpa melakukan apa-apa di beranda rumah, suara di dalam kepalamu akan segera menuduhmu: 'Lihatlah orang lain sedang membangun bisnis dan meniti karier, sementara kau hanya bermalas-malasan!'</w:t>
+        <w:t>Tetapi dengarkanlah baik-baik nasihat penuh hikmah dari Ustadz Salim A. Fillah dan Hyung Hammad Rosyadi ini, kawan: kau salah memahami makna kemaafan jika kau mengira memaafkan adalah hadiah yang kau berikan kepada orang yang bersalah.</w:t>
       </w:r>
     </w:p>
     <w:p>
@@ -3187,7 +5560,7 @@
           <w:color w:val="141414"/>
           <w:sz w:val="23"/>
         </w:rPr>
-        <w:t>Dalam episode kajian On The Way yang sangat menggugah nurani bertajuk 'Kabur Aja Dulu', Habib Ja'far Al Jufri dan Ustadz Fikri Nadjib membedah fenomena ini dengan sangat tajam: banyak orang mengalami burnout bukan karena mereka kekurangan iman, melainkan karena mereka lupa bahwa diri mereka hanyalah makhluk yang memiliki batas.</w:t>
+        <w:t>Bukan! Memaafkan sama sekali bukan tentang orang itu. Memaafkan adalah hadiah kemerdekaan paling mahal yang kau berikan kepada jiwamu sendiri!</w:t>
       </w:r>
     </w:p>
     <w:p>
@@ -3204,7 +5577,7 @@
           <w:color w:val="141414"/>
           <w:sz w:val="23"/>
         </w:rPr>
-        <w:t>Kita memaksakan diri memikul beban yang bahkan langit dan bumi pun enggan memikulnya. Kita ingin menyenangkan semua orang: kita ingin menjadi anak yang sempurna, karyawan teladan, teman yang selalu ada 24 jam, dan pasangan tanpa cela. Kita selalu mengatakan 'ya' kepada permintaan orang lain, sementara kepada jeritan tubuh kita sendiri, kita selalu mengatakan 'nanti, bertahanlah sedikit lagi!'</w:t>
+        <w:t>Menyimpan dendam di dalam hati itu ibarat kau meminum racun arsenik setiap pagi, namun kau berharap orang yang kau benci itulah yang mati keracunan. Kau yang insomnia, kau yang tersiksa sakit maag dan migrain, kau yang kehilangan nafsu makan, sementara orang yang kau benci sedang tertidur lelap tanpa memikirkanmu sedikit pun!</w:t>
       </w:r>
     </w:p>
     <w:p>
@@ -3221,7 +5594,41 @@
           <w:color w:val="141414"/>
           <w:sz w:val="23"/>
         </w:rPr>
-        <w:t>Hingga akhirnya tubuh dan jiwa kita mogok total. Kita menjadi mudah tersinggung, hilang konsentrasi, sinis terhadap kebaikan, dan shalat kita kehilangan rasa manisnya. Jiwa kita sedang berteriak sekuat tenaga dari dasar jurang keletihan: 'Tolong berhenti... kembalikan aku ke rumah fitrahku!'</w:t>
+        <w:t>Ketika seseorang menyakitimu di masa lalu, ia sebenarnya hanya menusukkan sebilah belati di dadamu satu kali. Namun ketika kau menyimpan dendam dan memutar kembali ingatan pahit itu setiap hari, kaulah yang sedang mencabut dan menancapkan kembali belati beracun itu beribu-ribu kali ke jantungmu sendiri!</w:t>
+      </w:r>
+    </w:p>
+    <w:p>
+      <w:pPr>
+        <w:spacing w:before="0" w:after="120" w:line="324" w:lineRule="auto"/>
+        <w:ind w:firstLine="283"/>
+        <w:jc w:val="both"/>
+      </w:pPr>
+      <w:r>
+        <w:rPr>
+          <w:rFonts w:ascii="Garamond" w:hAnsi="Garamond"/>
+          <w:b w:val="0"/>
+          <w:i w:val="0"/>
+          <w:color w:val="141414"/>
+          <w:sz w:val="23"/>
+        </w:rPr>
+        <w:t>Memaafkan adalah keberanian untuk mencabut belati itu dan melemparnya jauh-jauh ke dalam jurang. Memaafkan bukan berarti kau membenarkan kejahatannya. Memaafkan bukan berarti kau harus kembali berteman akrab dengannya seolah tidak terjadi apa-apa. Kau boleh menjaga jarak darinya, kau boleh menolak untuk bertemu dengannya lagi, tetapi lepaskan cengkeraman amarah itu dari dadamu.</w:t>
+      </w:r>
+    </w:p>
+    <w:p>
+      <w:pPr>
+        <w:spacing w:before="0" w:after="120" w:line="324" w:lineRule="auto"/>
+        <w:ind w:firstLine="283"/>
+        <w:jc w:val="both"/>
+      </w:pPr>
+      <w:r>
+        <w:rPr>
+          <w:rFonts w:ascii="Garamond" w:hAnsi="Garamond"/>
+          <w:b w:val="0"/>
+          <w:i w:val="0"/>
+          <w:color w:val="141414"/>
+          <w:sz w:val="23"/>
+        </w:rPr>
+        <w:t>Biarkan Allah yang menjadi Hakim Yang Maha Adil di padang mahsyar kelak. Jangan kotori hatimu dengan urusan hisab makhluk. Bersihkan hatimu, agar ia layak menjadi tempat bersemayamnya ridha dan rahmat Allah.</w:t>
       </w:r>
     </w:p>
     <w:p>
@@ -3243,7 +5650,7 @@
           <w:color w:val="141414"/>
           <w:sz w:val="22"/>
         </w:rPr>
-        <w:t>Organisasi Kesehatan Dunia (WHO) secara resmi mengklasifikasikan Burnout Syndrome dalam ICD-11 sebagai fenomena okupasional yang diakibatkan oleh stres kronis di tempat kerja yang gagal dikelola dengan baik.</w:t>
+        <w:t>Studi komprehensif yang dipimpin oleh Dr. Fred Luskin melalui 'Stanford Forgiveness Project' membuktikan secara empiris bahwa memaafkan menghasilkan efek terapeutik yang luar biasa pada sistem kardiovaskular dan saraf manusia.</w:t>
       </w:r>
     </w:p>
     <w:p>
@@ -3260,7 +5667,7 @@
           <w:color w:val="141414"/>
           <w:sz w:val="22"/>
         </w:rPr>
-        <w:t>Secara neuroendokrin, tuntutan kerja dan relasi yang melampaui kapasitas adaptasi tubuh memicu aktivasi konstan pada aksis HPA (Hypothalamic-Pituitary-Adrenal). Kelenjar adrenal dipaksa memproduksi hormon stres kortisol secara terus-menerus tanpa ada periode jeda pemulihan.</w:t>
+        <w:t>Ketika subjek penelitian mengingat peristiwa sakit hati dengan rasa dendam yang aktif (*unforgiving state*), rekaman elektrokardiogram (EKG) menunjukkan penurunan drastis pada variabilitas detak jantung (Heart Rate Variability / HRV). Sistem saraf simpatik terpicu, memompa hormon stres epinefrin dan meningkatkan tekanan darah rata-rata sebesar 8 hingga 12 mmHg.</w:t>
       </w:r>
     </w:p>
     <w:p>
@@ -3277,7 +5684,7 @@
           <w:color w:val="141414"/>
           <w:sz w:val="22"/>
         </w:rPr>
-        <w:t>Pada fase awal, kadar kortisol melonjak tinggi, menimbulkan insomnia, palpitasi jantung, dan hiper-kewaspadaan. Namun jika stresor berlanjut berbulan-bulan, aksis HPA mengalami 'Burnout Exhaustion', kadar kortisol justru anjlok ke titik terendah (*hypocortisolemia*). Penderitanya mengalami kelelahan ekstrem di pagi hari, disfungsi kognitif (Brain Fog), dan kerentanan terhadap penyakit autoimun.</w:t>
+        <w:t>Namun ketika subjek dibimbing untuk melepaskan dendam melalui proses pemaafan sadar (*forgiveness intervention*), terjadi perubahan drastis pada koherensi ritme jantung (cardiac coherence). Aktivitas gelombang otak di lobus frontal meningkat, yang mencerminkan pemulihan kontrol emosional tingkat tinggi.</w:t>
       </w:r>
     </w:p>
     <w:p>
@@ -3294,7 +5701,7 @@
           <w:color w:val="141414"/>
           <w:sz w:val="22"/>
         </w:rPr>
-        <w:t>Penelitian neuro-imaging menunjukkan bahwa stres kronis yang tidak tertangani mengakibatkan atrofi (penyusutan volume) dendrit di area Hipokampus dan Prefrontal Cortex, area yang bertanggung jawab untuk memori kerja, konsentrasi, dan pengambilan keputusan rasional.</w:t>
+        <w:t>Pemaafan juga terbukti menurunkan produksi sitokin pro-inflamasi (interleukin-6), mempercepat proses penyembuhan luka fisik, dan meningkatkan kualitas tidur secara dramatis pada pasien penderita gangguan stres pascatrauma (PTSD).</w:t>
       </w:r>
     </w:p>
     <w:p>
@@ -3311,3097 +5718,12 @@
           <w:color w:val="141414"/>
           <w:sz w:val="22"/>
         </w:rPr>
-        <w:t>Sains membuktikan bahwa satu-satunya cara biologis untuk memutus rantai allostatic overload ini adalah dengan 'Strategic De-escalation', menghentikan paparan terhadap pemicu stres, mengistirahatkan sistem saraf simpatik, dan membiarkan ritme sirkadian tubuh pulih secara alami.</w:t>
+        <w:t>Dalam tradisi Al-Qur'an, anjuran memaafkan selalu dikaitkan dengan janji pengampunan dari Allah: 'Apakah kamu tidak ingin bahwa Allah mengampunimu?' (QS. An-Nur: 22). Menghapus kesalahan hamba Allah di dunia menjadi wasilah terbukanya pintu ampunan Ilahi yang menyelamatkan kita di akhirat.</w:t>
       </w:r>
     </w:p>
     <w:p>
       <w:pPr>
         <w:spacing w:before="160" w:after="120"/>
-        <w:jc w:val="center"/>
-      </w:pPr>
-      <w:r>
-        <w:rPr>
-          <w:rFonts w:ascii="Garamond" w:hAnsi="Garamond"/>
-          <w:color w:val="919191"/>
-          <w:sz w:val="16"/>
-        </w:rPr>
-        <w:t>────────────────────────────</w:t>
-      </w:r>
-    </w:p>
-    <w:p>
-      <w:pPr>
-        <w:spacing w:before="0" w:after="80" w:line="324" w:lineRule="auto"/>
-        <w:jc w:val="both"/>
-      </w:pPr>
-      <w:r>
-        <w:rPr>
-          <w:rFonts w:ascii="Garamond" w:hAnsi="Garamond"/>
-          <w:b/>
-          <w:i w:val="0"/>
-          <w:color w:val="373737"/>
-          <w:sz w:val="21"/>
-        </w:rPr>
-        <w:t>Dialog Mindful: Mengakui Keterbatasan Sebagai Manusia</w:t>
-      </w:r>
-    </w:p>
-    <w:p>
-      <w:pPr>
-        <w:spacing w:before="120" w:after="200" w:line="312" w:lineRule="auto"/>
-        <w:ind w:left="454" w:right="454"/>
-        <w:jc w:val="both"/>
-      </w:pPr>
-      <w:r>
-        <w:rPr>
-          <w:rFonts w:ascii="Garamond" w:hAnsi="Garamond"/>
-          <w:i/>
-          <w:color w:val="5A5A5A"/>
-          <w:sz w:val="21"/>
-        </w:rPr>
-        <w:t>Duduklah dengan menyandarkan punggungmu sepenuhnya pada kursi.</w:t>
-        <w:br/>
-        <w:t>Pejamkan matamu perlahan. Lepaskan kacamata atau gawai yang ada di tanganmu.</w:t>
-        <w:br/>
-        <w:t>Tarik napas panjang... rasakan dadamu mengembang... dan hembuskan perlahan sambil menjatuhkan pundakmu.</w:t>
-        <w:br/>
-        <w:t>Ucapkan dengan jujur di hadapan Allah:</w:t>
-        <w:br/>
-        <w:t>'Ya Allah, hamba-Mu ini hanyalah manusia tanah yang lemah.</w:t>
-        <w:br/>
-        <w:t>Hamba lelah. Hamba tidak sanggup memikul semua urusan dunia ini sendirian.</w:t>
-        <w:br/>
-        <w:t>Hamba serahkan urusan hari ini ke dalam pengaturan-Mu yang Maha Bijaksana.'</w:t>
-      </w:r>
-    </w:p>
-    <w:p>
-      <w:pPr>
-        <w:spacing w:before="120" w:after="120"/>
-        <w:jc w:val="center"/>
-      </w:pPr>
-      <w:r>
-        <w:rPr>
-          <w:rFonts w:ascii="Garamond" w:hAnsi="Garamond"/>
-          <w:color w:val="919191"/>
-          <w:sz w:val="16"/>
-        </w:rPr>
-        <w:t>────────────────────────────</w:t>
-      </w:r>
-    </w:p>
-    <w:p>
-      <w:pPr>
-        <w:spacing w:before="120" w:after="200" w:line="312" w:lineRule="auto"/>
-        <w:ind w:left="454" w:right="454"/>
-        <w:jc w:val="both"/>
-      </w:pPr>
-      <w:r>
-        <w:rPr>
-          <w:rFonts w:ascii="Garamond" w:hAnsi="Garamond"/>
-          <w:i/>
-          <w:color w:val="5A5A5A"/>
-          <w:sz w:val="21"/>
-        </w:rPr>
-        <w:t>"Bila kau terus memaksakan diri berlari saat kakimu sudah berdarah, kau bukan sedang menjadi pahlawan. Kau hanya sedang menyiksa ciptaan Tuhan yang paling kau sia-siakan: dirimu sendiri."</w:t>
-      </w:r>
-    </w:p>
-    <w:p>
-      <w:r>
-        <w:br w:type="page"/>
-      </w:r>
-    </w:p>
-    <w:p>
-      <w:pPr>
-        <w:spacing w:before="0" w:after="80" w:line="324" w:lineRule="auto"/>
-        <w:jc w:val="center"/>
-      </w:pPr>
-      <w:r>
-        <w:rPr>
-          <w:rFonts w:ascii="Garamond" w:hAnsi="Garamond"/>
-          <w:b/>
-          <w:i w:val="0"/>
-          <w:color w:val="919191"/>
-          <w:sz w:val="21"/>
-        </w:rPr>
-        <w:t>BAB 6</w:t>
-      </w:r>
-    </w:p>
-    <w:p>
-      <w:pPr>
-        <w:spacing w:before="0" w:after="120" w:line="324" w:lineRule="auto"/>
-        <w:jc w:val="center"/>
-      </w:pPr>
-      <w:r>
-        <w:rPr>
-          <w:rFonts w:ascii="Garamond" w:hAnsi="Garamond"/>
-          <w:b/>
-          <w:i w:val="0"/>
-          <w:color w:val="141414"/>
-          <w:sz w:val="32"/>
-        </w:rPr>
-        <w:t>Kabur Aja Dulu: Seni Menyelamatkan Batin</w:t>
-      </w:r>
-    </w:p>
-    <w:p>
-      <w:pPr>
-        <w:spacing w:before="0" w:after="320" w:line="324" w:lineRule="auto"/>
-        <w:jc w:val="center"/>
-      </w:pPr>
-      <w:r>
-        <w:rPr>
-          <w:rFonts w:ascii="Garamond" w:hAnsi="Garamond"/>
-          <w:b w:val="0"/>
-          <w:i/>
-          <w:color w:val="5A5A5A"/>
-          <w:sz w:val="21"/>
-        </w:rPr>
-        <w:t>Filosofi Pemuda Ashabul Kahfi, Seni Uzlah Syar'iyyah, dan Keberanian Menepi</w:t>
-      </w:r>
-    </w:p>
-    <w:p>
-      <w:pPr>
-        <w:spacing w:before="0" w:after="320"/>
-        <w:jc w:val="center"/>
-      </w:pPr>
-      <w:r>
-        <w:rPr>
-          <w:rFonts w:ascii="Garamond" w:hAnsi="Garamond"/>
-          <w:color w:val="919191"/>
-          <w:sz w:val="16"/>
-        </w:rPr>
-        <w:t>────────────────────────────</w:t>
-      </w:r>
-    </w:p>
-    <w:p>
-      <w:pPr>
-        <w:spacing w:before="200" w:after="80" w:line="432" w:lineRule="auto"/>
-        <w:jc w:val="right"/>
-      </w:pPr>
-      <w:r>
-        <w:rPr>
-          <w:rFonts w:ascii="Traditional Arabic" w:hAnsi="Traditional Arabic"/>
-          <w:b/>
-          <w:color w:val="141414"/>
-          <w:sz w:val="30"/>
-        </w:rPr>
-        <w:t>وَإِذِ اعْتَزَلْتُمُوهُمْ وَمَا يَعْبُدُونَ إِلَّا اللَّهَ فَأْوُوا إِلَى الْكَهْفِ يَنشُرْ لَكُمْ رَبُّكُم مِّن رَّحْمَتِهِ وَيُهَيِّئْ لَكُم مِّنْ أَمْرِكُم مِّرْفَقًا</w:t>
-      </w:r>
-    </w:p>
-    <w:p>
-      <w:pPr>
-        <w:spacing w:before="40" w:after="40" w:line="300" w:lineRule="auto"/>
-        <w:ind w:left="283" w:right="283"/>
-        <w:jc w:val="both"/>
-      </w:pPr>
-      <w:r>
-        <w:rPr>
-          <w:rFonts w:ascii="Garamond" w:hAnsi="Garamond"/>
-          <w:i/>
-          <w:color w:val="5A5A5A"/>
-          <w:sz w:val="21"/>
-        </w:rPr>
-        <w:t>"Dan apabila kamu meninggalkan mereka dan apa yang mereka sembah selain Allah, maka carilah tempat berlindung ke dalam gua itu, niscaya Tuhanmu akan melimpahkan sebagian rahmat-Nya kepadamu dan menyediakan sesuatu yang berguna bagimu dalam urusanmu."</w:t>
-      </w:r>
-    </w:p>
-    <w:p>
-      <w:pPr>
-        <w:spacing w:before="0" w:after="160"/>
-        <w:jc w:val="right"/>
-      </w:pPr>
-      <w:r>
-        <w:rPr>
-          <w:rFonts w:ascii="Garamond" w:hAnsi="Garamond"/>
-          <w:b/>
-          <w:color w:val="373737"/>
-          <w:sz w:val="18"/>
-        </w:rPr>
-        <w:t>(QS. Al-Kahf: 16)</w:t>
-      </w:r>
-    </w:p>
-    <w:p>
-      <w:pPr>
-        <w:spacing w:before="200" w:after="80" w:line="432" w:lineRule="auto"/>
-        <w:jc w:val="right"/>
-      </w:pPr>
-      <w:r>
-        <w:rPr>
-          <w:rFonts w:ascii="Traditional Arabic" w:hAnsi="Traditional Arabic"/>
-          <w:b/>
-          <w:color w:val="141414"/>
-          <w:sz w:val="30"/>
-        </w:rPr>
-        <w:t>رَبَّنَا آتِنَا مِن لَّدُنكَ رَحْمَةً وَهَيِّئْ لَنَا مِنْ أَمْرِنَا رَشَدًا</w:t>
-      </w:r>
-    </w:p>
-    <w:p>
-      <w:pPr>
-        <w:spacing w:before="40" w:after="40" w:line="300" w:lineRule="auto"/>
-        <w:ind w:left="283" w:right="283"/>
-        <w:jc w:val="both"/>
-      </w:pPr>
-      <w:r>
-        <w:rPr>
-          <w:rFonts w:ascii="Garamond" w:hAnsi="Garamond"/>
-          <w:i/>
-          <w:color w:val="5A5A5A"/>
-          <w:sz w:val="21"/>
-        </w:rPr>
-        <w:t>"Wahai Tuhan kami, berikanlah rahmat kepada kami dari sisi-Mu dan sempurnakanlah petunjuk yang lurus bagi kami dalam urusan kami."</w:t>
-      </w:r>
-    </w:p>
-    <w:p>
-      <w:pPr>
-        <w:spacing w:before="0" w:after="160"/>
-        <w:jc w:val="right"/>
-      </w:pPr>
-      <w:r>
-        <w:rPr>
-          <w:rFonts w:ascii="Garamond" w:hAnsi="Garamond"/>
-          <w:b/>
-          <w:color w:val="373737"/>
-          <w:sz w:val="18"/>
-        </w:rPr>
-        <w:t>(QS. Al-Kahf: 10)</w:t>
-      </w:r>
-    </w:p>
-    <w:p>
-      <w:pPr>
-        <w:spacing w:before="80" w:after="280"/>
-        <w:jc w:val="center"/>
-      </w:pPr>
-      <w:r>
-        <w:rPr>
-          <w:rFonts w:ascii="Garamond" w:hAnsi="Garamond"/>
-          <w:color w:val="919191"/>
-          <w:sz w:val="16"/>
-        </w:rPr>
-        <w:t>────────────────────────────</w:t>
-      </w:r>
-    </w:p>
-    <w:p>
-      <w:pPr>
-        <w:spacing w:before="0" w:after="120" w:line="324" w:lineRule="auto"/>
-        <w:ind w:firstLine="283"/>
-        <w:jc w:val="both"/>
-      </w:pPr>
-      <w:r>
-        <w:rPr>
-          <w:rFonts w:ascii="Garamond" w:hAnsi="Garamond"/>
-          <w:b w:val="0"/>
-          <w:i w:val="0"/>
-          <w:color w:val="141414"/>
-          <w:sz w:val="23"/>
-        </w:rPr>
-        <w:t>Ada kalanya dalam perjalanan hidup ini, langkah paling heroik dan paling bijaksana yang bisa diambil seorang manusia bukanlah maju menghunus pedang menerjang badai, melainkan melangkah mundur beberapa puluh meter untuk mencari tempat berteduh.</w:t>
-      </w:r>
-    </w:p>
-    <w:p>
-      <w:pPr>
-        <w:spacing w:before="0" w:after="120" w:line="324" w:lineRule="auto"/>
-        <w:ind w:firstLine="283"/>
-        <w:jc w:val="both"/>
-      </w:pPr>
-      <w:r>
-        <w:rPr>
-          <w:rFonts w:ascii="Garamond" w:hAnsi="Garamond"/>
-          <w:b w:val="0"/>
-          <w:i w:val="0"/>
-          <w:color w:val="141414"/>
-          <w:sz w:val="23"/>
-        </w:rPr>
-        <w:t>Masyarakat kita sering kali memberi stigma buruk pada kata 'kabur'. Kita menganggap orang yang mundur adalah pecundang, orang yang menarik diri adalah pengecut yang tidak bertanggung jawab. Padahal jika kita mau membuka lembaran Al-Qur'an dengan hati yang bersih, kita akan mendapati sebuah surah yang dibaca jutaan umat Muslim setiap hari Jumat: Surah Al-Kahfi.</w:t>
-      </w:r>
-    </w:p>
-    <w:p>
-      <w:pPr>
-        <w:spacing w:before="0" w:after="120" w:line="324" w:lineRule="auto"/>
-        <w:ind w:firstLine="283"/>
-        <w:jc w:val="both"/>
-      </w:pPr>
-      <w:r>
-        <w:rPr>
-          <w:rFonts w:ascii="Garamond" w:hAnsi="Garamond"/>
-          <w:b w:val="0"/>
-          <w:i w:val="0"/>
-          <w:color w:val="141414"/>
-          <w:sz w:val="23"/>
-        </w:rPr>
-        <w:t>Ustadz Fikri Nadjib dalam dialognya yang mencerahkan bersama Habib Ja'far mengajak kita merenungi satu fakta agung: siapakah para pemuda Ashabul Kahfi itu? Mereka bukan prajurit perang yang mati syahid di medan tempur. Mereka adalah sekelompok pemuda bangsawan yang hidup di tengah peradaban yang sudah teramat rusak, dipimpin oleh penguasa tiran yang menindas keimanan dan akal sehat.</w:t>
-      </w:r>
-    </w:p>
-    <w:p>
-      <w:pPr>
-        <w:spacing w:before="0" w:after="120" w:line="324" w:lineRule="auto"/>
-        <w:ind w:firstLine="283"/>
-        <w:jc w:val="both"/>
-      </w:pPr>
-      <w:r>
-        <w:rPr>
-          <w:rFonts w:ascii="Garamond" w:hAnsi="Garamond"/>
-          <w:b w:val="0"/>
-          <w:i w:val="0"/>
-          <w:color w:val="141414"/>
-          <w:sz w:val="23"/>
-        </w:rPr>
-        <w:t>Apa yang mereka lakukan ketika nasihat mereka tak lagi didengar dan ruang kebaikan telah tertutup rapat? Apakah mereka memaksakan diri berdebat kusir di jalanan hingga leher mereka terpenggal sia-sia? Tidak!</w:t>
-      </w:r>
-    </w:p>
-    <w:p>
-      <w:pPr>
-        <w:spacing w:before="0" w:after="120" w:line="324" w:lineRule="auto"/>
-        <w:ind w:firstLine="283"/>
-        <w:jc w:val="both"/>
-      </w:pPr>
-      <w:r>
-        <w:rPr>
-          <w:rFonts w:ascii="Garamond" w:hAnsi="Garamond"/>
-          <w:b w:val="0"/>
-          <w:i w:val="0"/>
-          <w:color w:val="141414"/>
-          <w:sz w:val="23"/>
-        </w:rPr>
-        <w:t>Al-Qur'an mengabadikan keputusan mereka dengan kalimat yang sangat indah: *Fa'wu ilal kahfi*, 'Maka carilah tempat berlindung ke dalam gua!' Mereka memilih 'kabur' dari sistem yang beracun, melangkah masuk ke dalam gua batu yang dingin dan gelap di lereng gunung demi menyelamatkan aset paling berharga di dalam dada mereka: iman, akal budi, dan ketentraman jiwa.</w:t>
-      </w:r>
-    </w:p>
-    <w:p>
-      <w:pPr>
-        <w:spacing w:before="0" w:after="120" w:line="324" w:lineRule="auto"/>
-        <w:ind w:firstLine="283"/>
-        <w:jc w:val="both"/>
-      </w:pPr>
-      <w:r>
-        <w:rPr>
-          <w:rFonts w:ascii="Garamond" w:hAnsi="Garamond"/>
-          <w:b w:val="0"/>
-          <w:i w:val="0"/>
-          <w:color w:val="141414"/>
-          <w:sz w:val="23"/>
-        </w:rPr>
-        <w:t>Dan apa yang Allah berikan kepada pemuda-pemuda yang berani 'kabur' demi mempertahankan kewarasan fitrah ini? Allah tidak menghukum mereka sebagai pecundang. Sebaliknya, Allah bentangkan karpet rahmat-Nya: *Yansyur lakum rabbukum mir rahmatih*. Allah tidurkan mereka dalam kedamaian mutlak selama 309 tahun, sementara di luar sana badai tiran dan sistem yang rusak itu runtuh ditelan zaman.</w:t>
-      </w:r>
-    </w:p>
-    <w:p>
-      <w:pPr>
-        <w:spacing w:before="0" w:after="120" w:line="324" w:lineRule="auto"/>
-        <w:ind w:firstLine="283"/>
-        <w:jc w:val="both"/>
-      </w:pPr>
-      <w:r>
-        <w:rPr>
-          <w:rFonts w:ascii="Garamond" w:hAnsi="Garamond"/>
-          <w:b w:val="0"/>
-          <w:i w:val="0"/>
-          <w:color w:val="141414"/>
-          <w:sz w:val="23"/>
-        </w:rPr>
-        <w:t>Tidakkah kau mengerti pesan tersirat dari kisah ini, kawan? Ada saat-saat di mana lingkungan pergaulanmu, tempat kerjamu, atau bahkan lingkaran terdekatmu sudah berubah menjadi 'kota yang zalim'. Mereka menuntutmu menggadaikan integritas, menghina prinsip kebaikanmu, dan menguras habis energimu hingga kering.</w:t>
-      </w:r>
-    </w:p>
-    <w:p>
-      <w:pPr>
-        <w:spacing w:before="0" w:after="120" w:line="324" w:lineRule="auto"/>
-        <w:ind w:firstLine="283"/>
-        <w:jc w:val="both"/>
-      </w:pPr>
-      <w:r>
-        <w:rPr>
-          <w:rFonts w:ascii="Garamond" w:hAnsi="Garamond"/>
-          <w:b w:val="0"/>
-          <w:i w:val="0"/>
-          <w:color w:val="141414"/>
-          <w:sz w:val="23"/>
-        </w:rPr>
-        <w:t>Di saat seperti itu, jangan ragu untuk berkata pada hatimu: 'Kabur aja dulu.' Menepilah ke gua heningmu. Lindungi jiwamu sebelum ia terkontaminasi dan hancur tak berbekas.</w:t>
-      </w:r>
-    </w:p>
-    <w:p>
-      <w:pPr>
-        <w:spacing w:before="120"/>
-      </w:pPr>
-    </w:p>
-    <w:p>
-      <w:pPr>
-        <w:spacing w:before="0" w:after="100" w:line="324" w:lineRule="auto"/>
-        <w:ind w:firstLine="283"/>
-        <w:jc w:val="both"/>
-      </w:pPr>
-      <w:r>
-        <w:rPr>
-          <w:rFonts w:ascii="Garamond" w:hAnsi="Garamond"/>
-          <w:b w:val="0"/>
-          <w:i w:val="0"/>
-          <w:color w:val="141414"/>
-          <w:sz w:val="22"/>
-        </w:rPr>
-        <w:t>Psikologi lingkungan modern mengenal istilah 'Toxic Environmental Overload', kondisi di mana rangsangan negatif eksternal yang terus-menerus (konflik interpersonal, intimidasi verbal, tuntutan kerja irasional) melumpuhkan daya lentur psikologis (psychological elasticity).</w:t>
-      </w:r>
-    </w:p>
-    <w:p>
-      <w:pPr>
-        <w:spacing w:before="0" w:after="100" w:line="324" w:lineRule="auto"/>
-        <w:ind w:firstLine="283"/>
-        <w:jc w:val="both"/>
-      </w:pPr>
-      <w:r>
-        <w:rPr>
-          <w:rFonts w:ascii="Garamond" w:hAnsi="Garamond"/>
-          <w:b w:val="0"/>
-          <w:i w:val="0"/>
-          <w:color w:val="141414"/>
-          <w:sz w:val="22"/>
-        </w:rPr>
-        <w:t>Ketika seseorang terus bertahan di lingkungan yang disfungsional karena merasa bersalah jika pergi, otak mengalami fenomena 'Learned Helplessness' (ketidakberdayaan yang dipelajari), sebagaimana diidentifikasi oleh psikolog legendaris Martin Seligman. Sirkuit dopaminergik padam, dan individu merasa pasrah terjebak dalam penderitaan tanpa harapan.</w:t>
-      </w:r>
-    </w:p>
-    <w:p>
-      <w:pPr>
-        <w:spacing w:before="0" w:after="100" w:line="324" w:lineRule="auto"/>
-        <w:ind w:firstLine="283"/>
-        <w:jc w:val="both"/>
-      </w:pPr>
-      <w:r>
-        <w:rPr>
-          <w:rFonts w:ascii="Garamond" w:hAnsi="Garamond"/>
-          <w:b w:val="0"/>
-          <w:i w:val="0"/>
-          <w:color w:val="141414"/>
-          <w:sz w:val="22"/>
-        </w:rPr>
-        <w:t>Mengambil 'Strategic Withdrawal' atau 'Uzlah Terukur', seperti mengambil cuti tanpa gawai, mengundurkan diri dari lingkungan pergaulan beracun, atau menyepi ke tempat baru yang tenang, secara biologis memicu proses pemulihan saraf (*Neural Regeneration*).</w:t>
-      </w:r>
-    </w:p>
-    <w:p>
-      <w:pPr>
-        <w:spacing w:before="0" w:after="100" w:line="324" w:lineRule="auto"/>
-        <w:ind w:firstLine="283"/>
-        <w:jc w:val="both"/>
-      </w:pPr>
-      <w:r>
-        <w:rPr>
-          <w:rFonts w:ascii="Garamond" w:hAnsi="Garamond"/>
-          <w:b w:val="0"/>
-          <w:i w:val="0"/>
-          <w:color w:val="141414"/>
-          <w:sz w:val="22"/>
-        </w:rPr>
-        <w:t>Ketika rangsangan toksik dihentikan, tingkat peradangan sistemik (sitokin pro-inflamasi IL-6 dan TNF-alpha) dalam darah menurun drastis dalam waktu 14 hingga 21 hari. Otak mulai memproduksi faktor neurotropik yang diturunkan dari otak (BDNF), yang merangsang pertumbuhan koneksi sinapsis baru di otak.</w:t>
-      </w:r>
-    </w:p>
-    <w:p>
-      <w:pPr>
-        <w:spacing w:before="0" w:after="100" w:line="324" w:lineRule="auto"/>
-        <w:ind w:firstLine="283"/>
-        <w:jc w:val="both"/>
-      </w:pPr>
-      <w:r>
-        <w:rPr>
-          <w:rFonts w:ascii="Garamond" w:hAnsi="Garamond"/>
-          <w:b w:val="0"/>
-          <w:i w:val="0"/>
-          <w:color w:val="141414"/>
-          <w:sz w:val="22"/>
-        </w:rPr>
-        <w:t>Dalam kacamata syariat Islam, konsep 'Uzlah' (mengasingkan diri sejenak dari keramaian) bukanlah keputusasaan, melainkan metode klasik para sufi untuk memurnikan cermin hati dari karat-karat duniawi agar pantulan cahaya wahyu dapat terlihat kembali secara jernih.</w:t>
-      </w:r>
-    </w:p>
-    <w:p>
-      <w:pPr>
-        <w:spacing w:before="160" w:after="120"/>
-        <w:jc w:val="center"/>
-      </w:pPr>
-      <w:r>
-        <w:rPr>
-          <w:rFonts w:ascii="Garamond" w:hAnsi="Garamond"/>
-          <w:color w:val="919191"/>
-          <w:sz w:val="16"/>
-        </w:rPr>
-        <w:t>────────────────────────────</w:t>
-      </w:r>
-    </w:p>
-    <w:p>
-      <w:pPr>
-        <w:spacing w:before="0" w:after="80" w:line="324" w:lineRule="auto"/>
-        <w:jc w:val="both"/>
-      </w:pPr>
-      <w:r>
-        <w:rPr>
-          <w:rFonts w:ascii="Garamond" w:hAnsi="Garamond"/>
-          <w:b/>
-          <w:i w:val="0"/>
-          <w:color w:val="373737"/>
-          <w:sz w:val="21"/>
-        </w:rPr>
-        <w:t>Dialog Mindful: Menemukan Gua Hening di Dalam Dada</w:t>
-      </w:r>
-    </w:p>
-    <w:p>
-      <w:pPr>
-        <w:spacing w:before="120" w:after="200" w:line="312" w:lineRule="auto"/>
-        <w:ind w:left="454" w:right="454"/>
-        <w:jc w:val="both"/>
-      </w:pPr>
-      <w:r>
-        <w:rPr>
-          <w:rFonts w:ascii="Garamond" w:hAnsi="Garamond"/>
-          <w:i/>
-          <w:color w:val="5A5A5A"/>
-          <w:sz w:val="21"/>
-        </w:rPr>
-        <w:t>Bayangkan sebuah gua yang teduh di lereng bukit hijau.</w:t>
-        <w:br/>
-        <w:t>Di luar gua, angin ribut dan badai pasir berhembus kencang, namun di dalam gua, udaranya teramat sejuk dan hening.</w:t>
-        <w:br/>
-        <w:t>Tetesan air dari langit-langit gua berbunyi menenangkan: tik... tik... tik...</w:t>
-        <w:br/>
-        <w:t>Duduklah di dalam gua imajiner itu bersama Tuhanmu.</w:t>
-        <w:br/>
-        <w:t>Katakan pada batinmu:</w:t>
-        <w:br/>
-        <w:t>'Di sini aku aman. Tidak ada seorang pun yang bisa menuntut atau melukaiku di sini.</w:t>
-        <w:br/>
-        <w:t>Aku berada di dalam benteng perlindungan Allah Yang Maha Perkasa.'</w:t>
-      </w:r>
-    </w:p>
-    <w:p>
-      <w:pPr>
-        <w:spacing w:before="120" w:after="120"/>
-        <w:jc w:val="center"/>
-      </w:pPr>
-      <w:r>
-        <w:rPr>
-          <w:rFonts w:ascii="Garamond" w:hAnsi="Garamond"/>
-          <w:color w:val="919191"/>
-          <w:sz w:val="16"/>
-        </w:rPr>
-        <w:t>────────────────────────────</w:t>
-      </w:r>
-    </w:p>
-    <w:p>
-      <w:pPr>
-        <w:spacing w:before="120" w:after="200" w:line="312" w:lineRule="auto"/>
-        <w:ind w:left="454" w:right="454"/>
-        <w:jc w:val="both"/>
-      </w:pPr>
-      <w:r>
-        <w:rPr>
-          <w:rFonts w:ascii="Garamond" w:hAnsi="Garamond"/>
-          <w:i/>
-          <w:color w:val="5A5A5A"/>
-          <w:sz w:val="21"/>
-        </w:rPr>
-        <w:t>"Menarik diri dari medan pertempuran yang salah bukanlah tanda kelemahan. Itu adalah kecerdasan seorang hamba yang tahu kapan harus menyelamatkan amunisi jiwanya demi pertempuran yang sesungguhnya."</w:t>
-      </w:r>
-    </w:p>
-    <w:p>
-      <w:r>
-        <w:br w:type="page"/>
-      </w:r>
-    </w:p>
-    <w:p>
-      <w:pPr>
-        <w:spacing w:before="0" w:after="80" w:line="324" w:lineRule="auto"/>
-        <w:jc w:val="center"/>
-      </w:pPr>
-      <w:r>
-        <w:rPr>
-          <w:rFonts w:ascii="Garamond" w:hAnsi="Garamond"/>
-          <w:b/>
-          <w:i w:val="0"/>
-          <w:color w:val="919191"/>
-          <w:sz w:val="21"/>
-        </w:rPr>
-        <w:t>BAB 7</w:t>
-      </w:r>
-    </w:p>
-    <w:p>
-      <w:pPr>
-        <w:spacing w:before="0" w:after="120" w:line="324" w:lineRule="auto"/>
-        <w:jc w:val="center"/>
-      </w:pPr>
-      <w:r>
-        <w:rPr>
-          <w:rFonts w:ascii="Garamond" w:hAnsi="Garamond"/>
-          <w:b/>
-          <w:i w:val="0"/>
-          <w:color w:val="141414"/>
-          <w:sz w:val="32"/>
-        </w:rPr>
-        <w:t>Menjaga Jarak dari Racun di Sekitarmu</w:t>
-      </w:r>
-    </w:p>
-    <w:p>
-      <w:pPr>
-        <w:spacing w:before="0" w:after="320" w:line="324" w:lineRule="auto"/>
-        <w:jc w:val="center"/>
-      </w:pPr>
-      <w:r>
-        <w:rPr>
-          <w:rFonts w:ascii="Garamond" w:hAnsi="Garamond"/>
-          <w:b w:val="0"/>
-          <w:i/>
-          <w:color w:val="5A5A5A"/>
-          <w:sz w:val="21"/>
-        </w:rPr>
-        <w:t>Tentang Batasan Diri yang Suci, Melepaskan Relasi Manipulatif, dan Keberanian Berkata 'Tidak'</w:t>
-      </w:r>
-    </w:p>
-    <w:p>
-      <w:pPr>
-        <w:spacing w:before="0" w:after="320"/>
-        <w:jc w:val="center"/>
-      </w:pPr>
-      <w:r>
-        <w:rPr>
-          <w:rFonts w:ascii="Garamond" w:hAnsi="Garamond"/>
-          <w:color w:val="919191"/>
-          <w:sz w:val="16"/>
-        </w:rPr>
-        <w:t>────────────────────────────</w:t>
-      </w:r>
-    </w:p>
-    <w:p>
-      <w:pPr>
-        <w:spacing w:before="200" w:after="80" w:line="432" w:lineRule="auto"/>
-        <w:jc w:val="right"/>
-      </w:pPr>
-      <w:r>
-        <w:rPr>
-          <w:rFonts w:ascii="Traditional Arabic" w:hAnsi="Traditional Arabic"/>
-          <w:b/>
-          <w:color w:val="141414"/>
-          <w:sz w:val="30"/>
-        </w:rPr>
-        <w:t>وَعِبَادُ الرَّحْمَٰنِ الَّذِينَ يَمْشُونَ عَلَى الْأَرْضِ هَوْنًا وَإِذَا خَاطَبَهُمُ الْجَاهِلُونَ قَالُوا سَلَامًا</w:t>
-      </w:r>
-    </w:p>
-    <w:p>
-      <w:pPr>
-        <w:spacing w:before="40" w:after="40" w:line="300" w:lineRule="auto"/>
-        <w:ind w:left="283" w:right="283"/>
-        <w:jc w:val="both"/>
-      </w:pPr>
-      <w:r>
-        <w:rPr>
-          <w:rFonts w:ascii="Garamond" w:hAnsi="Garamond"/>
-          <w:i/>
-          <w:color w:val="5A5A5A"/>
-          <w:sz w:val="21"/>
-        </w:rPr>
-        <w:t>"Dan hamba-hamba Tuhan yang Maha Penyayang itu (ialah) orang-orang yang berjalan di atas bumi dengan rendah hati dan apabila orang-orang jahil menyapa mereka (dengan kata-kata yang menghina), mereka mengucapkan kata-kata yang mengandung keselamatan (salam)."</w:t>
-      </w:r>
-    </w:p>
-    <w:p>
-      <w:pPr>
-        <w:spacing w:before="0" w:after="160"/>
-        <w:jc w:val="right"/>
-      </w:pPr>
-      <w:r>
-        <w:rPr>
-          <w:rFonts w:ascii="Garamond" w:hAnsi="Garamond"/>
-          <w:b/>
-          <w:color w:val="373737"/>
-          <w:sz w:val="18"/>
-        </w:rPr>
-        <w:t>(QS. Al-Furqan: 63)</w:t>
-      </w:r>
-    </w:p>
-    <w:p>
-      <w:pPr>
-        <w:spacing w:before="200" w:after="80" w:line="432" w:lineRule="auto"/>
-        <w:jc w:val="right"/>
-      </w:pPr>
-      <w:r>
-        <w:rPr>
-          <w:rFonts w:ascii="Traditional Arabic" w:hAnsi="Traditional Arabic"/>
-          <w:b/>
-          <w:color w:val="141414"/>
-          <w:sz w:val="30"/>
-        </w:rPr>
-        <w:t>اللَّهُمَّ إِنِّي أَعُوذُ بِكَ مِنْ جَارِ السُّوءِ، وَمِنْ زَوْجٍ تُشَيِّبُنِي قَبْلَ الْمَشِيبِ، وَمِنْ صَاحِبِ خَدِيعَةٍ</w:t>
-      </w:r>
-    </w:p>
-    <w:p>
-      <w:pPr>
-        <w:spacing w:before="40" w:after="40" w:line="300" w:lineRule="auto"/>
-        <w:ind w:left="283" w:right="283"/>
-        <w:jc w:val="both"/>
-      </w:pPr>
-      <w:r>
-        <w:rPr>
-          <w:rFonts w:ascii="Garamond" w:hAnsi="Garamond"/>
-          <w:i/>
-          <w:color w:val="5A5A5A"/>
-          <w:sz w:val="21"/>
-        </w:rPr>
-        <w:t>"Ya Allah, aku berlindung kepada-Mu dari tetangga yang buruk, dari pasangan yang membuatku beruban sebelum waktunya, dan dari kawan yang penuh tipu daya."</w:t>
-      </w:r>
-    </w:p>
-    <w:p>
-      <w:pPr>
-        <w:spacing w:before="0" w:after="160"/>
-        <w:jc w:val="right"/>
-      </w:pPr>
-      <w:r>
-        <w:rPr>
-          <w:rFonts w:ascii="Garamond" w:hAnsi="Garamond"/>
-          <w:b/>
-          <w:color w:val="373737"/>
-          <w:sz w:val="18"/>
-        </w:rPr>
-        <w:t>(HR. Thabrani dalam Ad-Du'a)</w:t>
-      </w:r>
-    </w:p>
-    <w:p>
-      <w:pPr>
-        <w:spacing w:before="80" w:after="280"/>
-        <w:jc w:val="center"/>
-      </w:pPr>
-      <w:r>
-        <w:rPr>
-          <w:rFonts w:ascii="Garamond" w:hAnsi="Garamond"/>
-          <w:color w:val="919191"/>
-          <w:sz w:val="16"/>
-        </w:rPr>
-        <w:t>────────────────────────────</w:t>
-      </w:r>
-    </w:p>
-    <w:p>
-      <w:pPr>
-        <w:spacing w:before="0" w:after="120" w:line="324" w:lineRule="auto"/>
-        <w:ind w:firstLine="283"/>
-        <w:jc w:val="both"/>
-      </w:pPr>
-      <w:r>
-        <w:rPr>
-          <w:rFonts w:ascii="Garamond" w:hAnsi="Garamond"/>
-          <w:b w:val="0"/>
-          <w:i w:val="0"/>
-          <w:color w:val="141414"/>
-          <w:sz w:val="23"/>
-        </w:rPr>
-        <w:t>Berapa banyak tetes air mata yang sudah kau tumpahkan di atas bantal hanya karena kau tidak enak hati untuk menolak permintaan seseorang?</w:t>
-      </w:r>
-    </w:p>
-    <w:p>
-      <w:pPr>
-        <w:spacing w:before="0" w:after="120" w:line="324" w:lineRule="auto"/>
-        <w:ind w:firstLine="283"/>
-        <w:jc w:val="both"/>
-      </w:pPr>
-      <w:r>
-        <w:rPr>
-          <w:rFonts w:ascii="Garamond" w:hAnsi="Garamond"/>
-          <w:b w:val="0"/>
-          <w:i w:val="0"/>
-          <w:color w:val="141414"/>
-          <w:sz w:val="23"/>
-        </w:rPr>
-        <w:t>Berapa banyak uang tabunganmu yang terkuras, berapa banyak energimu yang habis terbakar, hanya karena kau selalu merasa bersalah jika berkata 'tidak'? Kau takut orang itu akan marah. Kau takut ia akan menjauhimu. Kau takut dicap sebagai teman yang sombong dan tidak setia kawan.</w:t>
-      </w:r>
-    </w:p>
-    <w:p>
-      <w:pPr>
-        <w:spacing w:before="0" w:after="120" w:line="324" w:lineRule="auto"/>
-        <w:ind w:firstLine="283"/>
-        <w:jc w:val="both"/>
-      </w:pPr>
-      <w:r>
-        <w:rPr>
-          <w:rFonts w:ascii="Garamond" w:hAnsi="Garamond"/>
-          <w:b w:val="0"/>
-          <w:i w:val="0"/>
-          <w:color w:val="141414"/>
-          <w:sz w:val="23"/>
-        </w:rPr>
-        <w:t>Lalu apa balasannya, kawan? Orang-orang yang kau prioritaskan di atas keselamatan jiwamu itu, sering kali justru menjadi orang pertama yang menginjak-injak perasaanmu saat kau sedang terpuruk. Mereka datang kepadamu hanya saat mereka butuh bantuan, lalu menghilang tanpa jejak saat kau membutuhkan uluran tangan.</w:t>
-      </w:r>
-    </w:p>
-    <w:p>
-      <w:pPr>
-        <w:spacing w:before="0" w:after="120" w:line="324" w:lineRule="auto"/>
-        <w:ind w:firstLine="283"/>
-        <w:jc w:val="both"/>
-      </w:pPr>
-      <w:r>
-        <w:rPr>
-          <w:rFonts w:ascii="Garamond" w:hAnsi="Garamond"/>
-          <w:b w:val="0"/>
-          <w:i w:val="0"/>
-          <w:color w:val="141414"/>
-          <w:sz w:val="23"/>
-        </w:rPr>
-        <w:t>Ustadz Fikri Nadjib mengingatkan sebuah adab penting dalam syariat yang sering dilupakan: menjaga batasan diri (*hifzhun nafs*) adalah kewajiban agama. Hatimu adalah titipan suci dari Allah; ia bukan tempat pembuangan sampah tempat orang lain bebas melemparkan racun amarah, kedengkian, atau manipulasi emosional mereka.</w:t>
-      </w:r>
-    </w:p>
-    <w:p>
-      <w:pPr>
-        <w:spacing w:before="0" w:after="120" w:line="324" w:lineRule="auto"/>
-        <w:ind w:firstLine="283"/>
-        <w:jc w:val="both"/>
-      </w:pPr>
-      <w:r>
-        <w:rPr>
-          <w:rFonts w:ascii="Garamond" w:hAnsi="Garamond"/>
-          <w:b w:val="0"/>
-          <w:i w:val="0"/>
-          <w:color w:val="141414"/>
-          <w:sz w:val="23"/>
-        </w:rPr>
-        <w:t>Menetapkan batasan (*healthy boundaries*) bukan berarti kau membenci orang lain. Menetapkan batasan berarti kau cukup cerdas untuk memahami bahwa sebuah rumah yang indah membutuhkan pagar yang kokoh. Pagar itu bukan dibangun untuk mengasingkan diri dari dunia, melainkan untuk memastikan bahwa yang berhak melangkah masuk ke ruang tamu hanyalah tamu-tamu yang membawa keberkahan dan ketulusan.</w:t>
-      </w:r>
-    </w:p>
-    <w:p>
-      <w:pPr>
-        <w:spacing w:before="0" w:after="120" w:line="324" w:lineRule="auto"/>
-        <w:ind w:firstLine="283"/>
-        <w:jc w:val="both"/>
-      </w:pPr>
-      <w:r>
-        <w:rPr>
-          <w:rFonts w:ascii="Garamond" w:hAnsi="Garamond"/>
-          <w:b w:val="0"/>
-          <w:i w:val="0"/>
-          <w:color w:val="141414"/>
-          <w:sz w:val="23"/>
-        </w:rPr>
-        <w:t>Lihatlah akhlak hamba-hamba Allah Yang Maha Penyayang (*'Ibadur Rahman*) yang dipuji dalam Surah Al-Furqan: ketika mereka disapa oleh orang-orang jahil yang memprovokasi, mencela, atau menguras energi mereka, mereka tidak terpancing untuk berdebat kusir. Mereka tidak membuang waktu membalas dendam. Mereka hanya tersenyum seraya mengucapkan: *Salaama*, 'Semoga keselamatan menyertaimu, mari kita berpisah jalan dengan damai.'</w:t>
-      </w:r>
-    </w:p>
-    <w:p>
-      <w:pPr>
-        <w:spacing w:before="0" w:after="120" w:line="324" w:lineRule="auto"/>
-        <w:ind w:firstLine="283"/>
-        <w:jc w:val="both"/>
-      </w:pPr>
-      <w:r>
-        <w:rPr>
-          <w:rFonts w:ascii="Garamond" w:hAnsi="Garamond"/>
-          <w:b w:val="0"/>
-          <w:i w:val="0"/>
-          <w:color w:val="141414"/>
-          <w:sz w:val="23"/>
-        </w:rPr>
-        <w:t>Mulai hari ini, kawan, beranikanlah dirimu untuk menarik garis batas yang tegas. Kau tidak wajib membahagiakan semua orang di muka bumi ini. Tugas utamamu adalah menjaga agar lentera iman dan kedamaian di dalam dadamu tidak padam oleh tiupan angin dengki manusia.</w:t>
-      </w:r>
-    </w:p>
-    <w:p>
-      <w:pPr>
-        <w:spacing w:before="120"/>
-      </w:pPr>
-    </w:p>
-    <w:p>
-      <w:pPr>
-        <w:spacing w:before="0" w:after="100" w:line="324" w:lineRule="auto"/>
-        <w:ind w:firstLine="283"/>
-        <w:jc w:val="both"/>
-      </w:pPr>
-      <w:r>
-        <w:rPr>
-          <w:rFonts w:ascii="Garamond" w:hAnsi="Garamond"/>
-          <w:b w:val="0"/>
-          <w:i w:val="0"/>
-          <w:color w:val="141414"/>
-          <w:sz w:val="22"/>
-        </w:rPr>
-        <w:t>Penelitian di bidang psikologi sosial dan neurosains menemukan fenomena yang disebut 'Emotional Contagion' (Penularan Emosi). Melalui sistem Mirror Neuron di korteks premotorik otak, manusia secara otomatis membaca dan menyerap kondisi emosional orang-orang di sekitarnya.</w:t>
-      </w:r>
-    </w:p>
-    <w:p>
-      <w:pPr>
-        <w:spacing w:before="0" w:after="100" w:line="324" w:lineRule="auto"/>
-        <w:ind w:firstLine="283"/>
-        <w:jc w:val="both"/>
-      </w:pPr>
-      <w:r>
-        <w:rPr>
-          <w:rFonts w:ascii="Garamond" w:hAnsi="Garamond"/>
-          <w:b w:val="0"/>
-          <w:i w:val="0"/>
-          <w:color w:val="141414"/>
-          <w:sz w:val="22"/>
-        </w:rPr>
-        <w:t>Ketika kau berada dalam satu ruangan bersama orang yang kronis mengeluh, penuh rasa dengki, atau narsistik-manipulatif, neuron cermin di otakmu akan mereplikasi pola stres tersebut. Frekuensi detak jantung dan ketegangan ototmu meningkat bahkan tanpa kau sadari.</w:t>
-      </w:r>
-    </w:p>
-    <w:p>
-      <w:pPr>
-        <w:spacing w:before="0" w:after="100" w:line="324" w:lineRule="auto"/>
-        <w:ind w:firstLine="283"/>
-        <w:jc w:val="both"/>
-      </w:pPr>
-      <w:r>
-        <w:rPr>
-          <w:rFonts w:ascii="Garamond" w:hAnsi="Garamond"/>
-          <w:b w:val="0"/>
-          <w:i w:val="0"/>
-          <w:color w:val="141414"/>
-          <w:sz w:val="22"/>
-        </w:rPr>
-        <w:t>Paparan berulang terhadap relasi yang manipulatif memicu respon 'Fawn Response', salah satu bentuk respon trauma di mana korban secara otomatis berusaha menyenangkan dan menuruti kemauan pelaku agresi demi menghindari konflik atau penolakan.</w:t>
-      </w:r>
-    </w:p>
-    <w:p>
-      <w:pPr>
-        <w:spacing w:before="0" w:after="100" w:line="324" w:lineRule="auto"/>
-        <w:ind w:firstLine="283"/>
-        <w:jc w:val="both"/>
-      </w:pPr>
-      <w:r>
-        <w:rPr>
-          <w:rFonts w:ascii="Garamond" w:hAnsi="Garamond"/>
-          <w:b w:val="0"/>
-          <w:i w:val="0"/>
-          <w:color w:val="141414"/>
-          <w:sz w:val="22"/>
-        </w:rPr>
-        <w:t>Membangun batasan diri yang asertif (*assertive boundary-setting*) telah terbukti dalam penelitian klinis menurunkan tingkat kecemasan interpersonal hingga 45%. Ketika seseorang belajar mengatakan 'tidak' dengan tenang dan tegas, korteks prefrontal dorsal mengambil alih kendali dari amigdala yang ketakutan.</w:t>
-      </w:r>
-    </w:p>
-    <w:p>
-      <w:pPr>
-        <w:spacing w:before="0" w:after="100" w:line="324" w:lineRule="auto"/>
-        <w:ind w:firstLine="283"/>
-        <w:jc w:val="both"/>
-      </w:pPr>
-      <w:r>
-        <w:rPr>
-          <w:rFonts w:ascii="Garamond" w:hAnsi="Garamond"/>
-          <w:b w:val="0"/>
-          <w:i w:val="0"/>
-          <w:color w:val="141414"/>
-          <w:sz w:val="22"/>
-        </w:rPr>
-        <w:t>Islam memandang silaturahmi bukan sebagai pemaksaan untuk bertahan dalam kezaliman. Jika sebuah hubungan terbukti merusak agama dan kesehatan mental seseorang, maka menjaga jarak yang aman (*Al-Hajr Al-Jamil*, menjauh dengan cara yang santun) adalah tindakan yang disyariatkan.</w:t>
-      </w:r>
-    </w:p>
-    <w:p>
-      <w:pPr>
-        <w:spacing w:before="160" w:after="120"/>
-        <w:jc w:val="center"/>
-      </w:pPr>
-      <w:r>
-        <w:rPr>
-          <w:rFonts w:ascii="Garamond" w:hAnsi="Garamond"/>
-          <w:color w:val="919191"/>
-          <w:sz w:val="16"/>
-        </w:rPr>
-        <w:t>────────────────────────────</w:t>
-      </w:r>
-    </w:p>
-    <w:p>
-      <w:pPr>
-        <w:spacing w:before="0" w:after="80" w:line="324" w:lineRule="auto"/>
-        <w:jc w:val="both"/>
-      </w:pPr>
-      <w:r>
-        <w:rPr>
-          <w:rFonts w:ascii="Garamond" w:hAnsi="Garamond"/>
-          <w:b/>
-          <w:i w:val="0"/>
-          <w:color w:val="373737"/>
-          <w:sz w:val="21"/>
-        </w:rPr>
-        <w:t>Dialog Mindful: Membangun Pagar Damai di Sekeliling Jiwa</w:t>
-      </w:r>
-    </w:p>
-    <w:p>
-      <w:pPr>
-        <w:spacing w:before="120" w:after="200" w:line="312" w:lineRule="auto"/>
-        <w:ind w:left="454" w:right="454"/>
-        <w:jc w:val="both"/>
-      </w:pPr>
-      <w:r>
-        <w:rPr>
-          <w:rFonts w:ascii="Garamond" w:hAnsi="Garamond"/>
-          <w:i/>
-          <w:color w:val="5A5A5A"/>
-          <w:sz w:val="21"/>
-        </w:rPr>
-        <w:t>Tegakkan tulang punggungmu. Tatap lurus ke depan.</w:t>
-        <w:br/>
-        <w:t>Letakkan telapak tangan kananmu di depan dada dengan jemari terbuka menghadap ke luar, isyarat sebuah pagar yang kokoh.</w:t>
-        <w:br/>
-        <w:t>Tarik napas mantap dan katakan dalam batinmu:</w:t>
-        <w:br/>
-        <w:t>'Batasan ini bukan kubuat karena aku membencimu.</w:t>
-        <w:br/>
-        <w:t>Batasan ini kubuat karena aku mencintai diriku dan takut akan hisab Tuhanku.</w:t>
-        <w:br/>
-        <w:t>Aku berhak untuk tenang. Dan aku berhak menolak segala hal yang merusak kedamaian batinku.'</w:t>
-      </w:r>
-    </w:p>
-    <w:p>
-      <w:pPr>
-        <w:spacing w:before="120" w:after="120"/>
-        <w:jc w:val="center"/>
-      </w:pPr>
-      <w:r>
-        <w:rPr>
-          <w:rFonts w:ascii="Garamond" w:hAnsi="Garamond"/>
-          <w:color w:val="919191"/>
-          <w:sz w:val="16"/>
-        </w:rPr>
-        <w:t>────────────────────────────</w:t>
-      </w:r>
-    </w:p>
-    <w:p>
-      <w:pPr>
-        <w:spacing w:before="120" w:after="200" w:line="312" w:lineRule="auto"/>
-        <w:ind w:left="454" w:right="454"/>
-        <w:jc w:val="both"/>
-      </w:pPr>
-      <w:r>
-        <w:rPr>
-          <w:rFonts w:ascii="Garamond" w:hAnsi="Garamond"/>
-          <w:i/>
-          <w:color w:val="5A5A5A"/>
-          <w:sz w:val="21"/>
-        </w:rPr>
-        <w:t>"Orang-orang yang marah ketika kau mulai menetapkan batasan diri, biasanya adalah orang-orang yang selama ini paling banyak mengambil keuntungan dari ketidakberdayaanmu. Tetaplah melangkah, jangan goyah."</w:t>
-      </w:r>
-    </w:p>
-    <w:p>
-      <w:r>
-        <w:br w:type="page"/>
-      </w:r>
-    </w:p>
-    <w:p>
-      <w:pPr>
-        <w:spacing w:before="0" w:after="80" w:line="324" w:lineRule="auto"/>
-        <w:jc w:val="center"/>
-      </w:pPr>
-      <w:r>
-        <w:rPr>
-          <w:rFonts w:ascii="Garamond" w:hAnsi="Garamond"/>
-          <w:b/>
-          <w:i w:val="0"/>
-          <w:color w:val="919191"/>
-          <w:sz w:val="21"/>
-        </w:rPr>
-        <w:t>BAB 8</w:t>
-      </w:r>
-    </w:p>
-    <w:p>
-      <w:pPr>
-        <w:spacing w:before="0" w:after="120" w:line="324" w:lineRule="auto"/>
-        <w:jc w:val="center"/>
-      </w:pPr>
-      <w:r>
-        <w:rPr>
-          <w:rFonts w:ascii="Garamond" w:hAnsi="Garamond"/>
-          <w:b/>
-          <w:i w:val="0"/>
-          <w:color w:val="141414"/>
-          <w:sz w:val="32"/>
-        </w:rPr>
-        <w:t>Istirahat Adalah Bagian dari Perjalanan</w:t>
-      </w:r>
-    </w:p>
-    <w:p>
-      <w:pPr>
-        <w:spacing w:before="0" w:after="320" w:line="324" w:lineRule="auto"/>
-        <w:jc w:val="center"/>
-      </w:pPr>
-      <w:r>
-        <w:rPr>
-          <w:rFonts w:ascii="Garamond" w:hAnsi="Garamond"/>
-          <w:b w:val="0"/>
-          <w:i/>
-          <w:color w:val="5A5A5A"/>
-          <w:sz w:val="21"/>
-        </w:rPr>
-        <w:t>Tentang Memuliakan Hak Tubuh, Menyerahkan Kendali kepada Al-Wakil, dan Keberkahan Rehat</w:t>
-      </w:r>
-    </w:p>
-    <w:p>
-      <w:pPr>
-        <w:spacing w:before="0" w:after="320"/>
-        <w:jc w:val="center"/>
-      </w:pPr>
-      <w:r>
-        <w:rPr>
-          <w:rFonts w:ascii="Garamond" w:hAnsi="Garamond"/>
-          <w:color w:val="919191"/>
-          <w:sz w:val="16"/>
-        </w:rPr>
-        <w:t>────────────────────────────</w:t>
-      </w:r>
-    </w:p>
-    <w:p>
-      <w:pPr>
-        <w:spacing w:before="200" w:after="80" w:line="432" w:lineRule="auto"/>
-        <w:jc w:val="right"/>
-      </w:pPr>
-      <w:r>
-        <w:rPr>
-          <w:rFonts w:ascii="Traditional Arabic" w:hAnsi="Traditional Arabic"/>
-          <w:b/>
-          <w:color w:val="141414"/>
-          <w:sz w:val="30"/>
-        </w:rPr>
-        <w:t>وَجَعَلْنَا نَوْمَكُمْ سُبَاتًا وَجَعَلْنَا اللَّيْلَ لِبَاسًا وَجَعَلْنَا النَّهَارَ مَعَاشًا</w:t>
-      </w:r>
-    </w:p>
-    <w:p>
-      <w:pPr>
-        <w:spacing w:before="40" w:after="40" w:line="300" w:lineRule="auto"/>
-        <w:ind w:left="283" w:right="283"/>
-        <w:jc w:val="both"/>
-      </w:pPr>
-      <w:r>
-        <w:rPr>
-          <w:rFonts w:ascii="Garamond" w:hAnsi="Garamond"/>
-          <w:i/>
-          <w:color w:val="5A5A5A"/>
-          <w:sz w:val="21"/>
-        </w:rPr>
-        <w:t>"Dan Kami jadikan tidurmu untuk istirahat, dan Kami jadikan malam sebagai pakaian, dan Kami jadikan siang untuk mencari penghidupan."</w:t>
-      </w:r>
-    </w:p>
-    <w:p>
-      <w:pPr>
-        <w:spacing w:before="0" w:after="160"/>
-        <w:jc w:val="right"/>
-      </w:pPr>
-      <w:r>
-        <w:rPr>
-          <w:rFonts w:ascii="Garamond" w:hAnsi="Garamond"/>
-          <w:b/>
-          <w:color w:val="373737"/>
-          <w:sz w:val="18"/>
-        </w:rPr>
-        <w:t>(QS. An-Naba: 9-11)</w:t>
-      </w:r>
-    </w:p>
-    <w:p>
-      <w:pPr>
-        <w:spacing w:before="200" w:after="80" w:line="432" w:lineRule="auto"/>
-        <w:jc w:val="right"/>
-      </w:pPr>
-      <w:r>
-        <w:rPr>
-          <w:rFonts w:ascii="Traditional Arabic" w:hAnsi="Traditional Arabic"/>
-          <w:b/>
-          <w:color w:val="141414"/>
-          <w:sz w:val="30"/>
-        </w:rPr>
-        <w:t>بِاسْمِكَ رَبِّي وَضَعْتُ جَنْبِي، وَبِكَ أَرْفَعُهُ، فَإِنْ أَمْسَكْتَ نَفْسِي فَارْحَمْهَا، وَإِنْ أَرْسَلْتَهَا فَاحْفَظْهَا</w:t>
-      </w:r>
-    </w:p>
-    <w:p>
-      <w:pPr>
-        <w:spacing w:before="40" w:after="40" w:line="300" w:lineRule="auto"/>
-        <w:ind w:left="283" w:right="283"/>
-        <w:jc w:val="both"/>
-      </w:pPr>
-      <w:r>
-        <w:rPr>
-          <w:rFonts w:ascii="Garamond" w:hAnsi="Garamond"/>
-          <w:i/>
-          <w:color w:val="5A5A5A"/>
-          <w:sz w:val="21"/>
-        </w:rPr>
-        <w:t>"Dengan nama-Mu wahai Tuhanku, aku merebahkan lambungku dan dengan nama-Mu pula aku mengangkatnya. Jika Engkau menahan jiwaku maka kasihanilah ia, dan jika Engkau melepaskannya maka peliharalah ia."</w:t>
-      </w:r>
-    </w:p>
-    <w:p>
-      <w:pPr>
-        <w:spacing w:before="0" w:after="160"/>
-        <w:jc w:val="right"/>
-      </w:pPr>
-      <w:r>
-        <w:rPr>
-          <w:rFonts w:ascii="Garamond" w:hAnsi="Garamond"/>
-          <w:b/>
-          <w:color w:val="373737"/>
-          <w:sz w:val="18"/>
-        </w:rPr>
-        <w:t>(HR. Bukhari no. 6320 &amp; Muslim no. 2714)</w:t>
-      </w:r>
-    </w:p>
-    <w:p>
-      <w:pPr>
-        <w:spacing w:before="80" w:after="280"/>
-        <w:jc w:val="center"/>
-      </w:pPr>
-      <w:r>
-        <w:rPr>
-          <w:rFonts w:ascii="Garamond" w:hAnsi="Garamond"/>
-          <w:color w:val="919191"/>
-          <w:sz w:val="16"/>
-        </w:rPr>
-        <w:t>────────────────────────────</w:t>
-      </w:r>
-    </w:p>
-    <w:p>
-      <w:pPr>
-        <w:spacing w:before="0" w:after="120" w:line="324" w:lineRule="auto"/>
-        <w:ind w:firstLine="283"/>
-        <w:jc w:val="both"/>
-      </w:pPr>
-      <w:r>
-        <w:rPr>
-          <w:rFonts w:ascii="Garamond" w:hAnsi="Garamond"/>
-          <w:b w:val="0"/>
-          <w:i w:val="0"/>
-          <w:color w:val="141414"/>
-          <w:sz w:val="23"/>
-        </w:rPr>
-        <w:t>Rebahkanlah punggungmu malam ini, kawan. Tarik selimut hangat itu hingga menutupi dadamu. Padamkan semua lampu yang silau, dan lepaskan seluruh rencana rumit yang kau rancang di dalam kepalamu.</w:t>
-      </w:r>
-    </w:p>
-    <w:p>
-      <w:pPr>
-        <w:spacing w:before="0" w:after="120" w:line="324" w:lineRule="auto"/>
-        <w:ind w:firstLine="283"/>
-        <w:jc w:val="both"/>
-      </w:pPr>
-      <w:r>
-        <w:rPr>
-          <w:rFonts w:ascii="Garamond" w:hAnsi="Garamond"/>
-          <w:b w:val="0"/>
-          <w:i w:val="0"/>
-          <w:color w:val="141414"/>
-          <w:sz w:val="23"/>
-        </w:rPr>
-        <w:t>Dunia ini tidak akan kiamat hanya karena kau memutuskan untuk tidur lelap selama delapan jam malam ini. Matahari akan tetap terbit dari ufuk timur besok pagi tanpa perlu kau atur lintasannya. Burung-burung akan tetap berkicau di dahan ranting tanpa perlu kau beri aba-aba. Mengapa kau merasa seolah-olah seluruh roda peradaban ini bertumpu di atas pundakmu yang ringkih?</w:t>
-      </w:r>
-    </w:p>
-    <w:p>
-      <w:pPr>
-        <w:spacing w:before="0" w:after="120" w:line="324" w:lineRule="auto"/>
-        <w:ind w:firstLine="283"/>
-        <w:jc w:val="both"/>
-      </w:pPr>
-      <w:r>
-        <w:rPr>
-          <w:rFonts w:ascii="Garamond" w:hAnsi="Garamond"/>
-          <w:b w:val="0"/>
-          <w:i w:val="0"/>
-          <w:color w:val="141414"/>
-          <w:sz w:val="23"/>
-        </w:rPr>
-        <w:t>Rasulullah SAW mengingatkan salah seorang sahabat mulia yang beribadah sepanjang malam tanpa tidur: *Inna li jasadika 'alaika haqqa*, 'Sesungguhnya jasadmu memiliki hak atas dirimu yang wajib kau tunaikan!' (HR. Bukhari).</w:t>
-      </w:r>
-    </w:p>
-    <w:p>
-      <w:pPr>
-        <w:spacing w:before="0" w:after="120" w:line="324" w:lineRule="auto"/>
-        <w:ind w:firstLine="283"/>
-        <w:jc w:val="both"/>
-      </w:pPr>
-      <w:r>
-        <w:rPr>
-          <w:rFonts w:ascii="Garamond" w:hAnsi="Garamond"/>
-          <w:b w:val="0"/>
-          <w:i w:val="0"/>
-          <w:color w:val="141414"/>
-          <w:sz w:val="23"/>
-        </w:rPr>
-        <w:t>Bahkan ibadah shalat malam pun, jika dilakukan dengan menzalimi hak tubuh untuk tidur, ditegur langsung oleh Baginda Nabi SAW. Lalu bagaimana mungkin kita yang bekerja mencari rezeki fana di dunia ini merasa lebih suci dengan mengorbankan tidur dan kesehatan kita?</w:t>
-      </w:r>
-    </w:p>
-    <w:p>
-      <w:pPr>
-        <w:spacing w:before="0" w:after="120" w:line="324" w:lineRule="auto"/>
-        <w:ind w:firstLine="283"/>
-        <w:jc w:val="both"/>
-      </w:pPr>
-      <w:r>
-        <w:rPr>
-          <w:rFonts w:ascii="Garamond" w:hAnsi="Garamond"/>
-          <w:b w:val="0"/>
-          <w:i w:val="0"/>
-          <w:color w:val="141414"/>
-          <w:sz w:val="23"/>
-        </w:rPr>
-        <w:t>Habib Ja'far dan Ustadz Fikri Nadjib mengingatkan sebuah mutiara tauhid yang teramat indah: istirahat seorang mukmin bukanlah tanda kemalasan. Istirahat seorang mukmin adalah bentuk kepatuhan tertinggi pada hukum alam ciptaan Allah (*sunnatullah*).</w:t>
-      </w:r>
-    </w:p>
-    <w:p>
-      <w:pPr>
-        <w:spacing w:before="0" w:after="120" w:line="324" w:lineRule="auto"/>
-        <w:ind w:firstLine="283"/>
-        <w:jc w:val="both"/>
-      </w:pPr>
-      <w:r>
-        <w:rPr>
-          <w:rFonts w:ascii="Garamond" w:hAnsi="Garamond"/>
-          <w:b w:val="0"/>
-          <w:i w:val="0"/>
-          <w:color w:val="141414"/>
-          <w:sz w:val="23"/>
-        </w:rPr>
-        <w:t>Ketika kau tidur dengan niat menyegarkan tubuh agar esok hari bisa sujud dengan lebih khusyuk, bisa tersenyum ramah kepada ibumu, dan bisa mencari nafkah halal dengan lebih sabar, maka setiap detak jantungmu selama tertidur dihitung oleh para malaikat sebagai amal ibadah yang berpahala!</w:t>
-      </w:r>
-    </w:p>
-    <w:p>
-      <w:pPr>
-        <w:spacing w:before="0" w:after="120" w:line="324" w:lineRule="auto"/>
-        <w:ind w:firstLine="283"/>
-        <w:jc w:val="both"/>
-      </w:pPr>
-      <w:r>
-        <w:rPr>
-          <w:rFonts w:ascii="Garamond" w:hAnsi="Garamond"/>
-          <w:b w:val="0"/>
-          <w:i w:val="0"/>
-          <w:color w:val="141414"/>
-          <w:sz w:val="23"/>
-        </w:rPr>
-        <w:t>Istirahat juga merupakan bentuk latihan penyerahan diri (*tawakkal*) yang paling nyata. Saat kau tertidur, kau sepenuhnya tak berdaya: kau tidak bisa melihat, tidak bisa membela diri, dan tidak bisa mengendalikan napasmu. Di saat itulah kau menyerahkan nyawamu ke dalam pemeliharaan Dzat Yang Tidak Pernah Mengantuk dan Tidak Pernah Tidur (*Laa ta'khudzuhu sinatuw walaa naum*).</w:t>
-      </w:r>
-    </w:p>
-    <w:p>
-      <w:pPr>
-        <w:spacing w:before="0" w:after="120" w:line="324" w:lineRule="auto"/>
-        <w:ind w:firstLine="283"/>
-        <w:jc w:val="both"/>
-      </w:pPr>
-      <w:r>
-        <w:rPr>
-          <w:rFonts w:ascii="Garamond" w:hAnsi="Garamond"/>
-          <w:b w:val="0"/>
-          <w:i w:val="0"/>
-          <w:color w:val="141414"/>
-          <w:sz w:val="23"/>
-        </w:rPr>
-        <w:t>Maka tidurlah dengan tenang malam ini, wahai jiwa yang lelah. Biarkan Allah yang merajut takdir indahmu saat kau sedang bermimpi.</w:t>
-      </w:r>
-    </w:p>
-    <w:p>
-      <w:pPr>
-        <w:spacing w:before="120"/>
-      </w:pPr>
-    </w:p>
-    <w:p>
-      <w:pPr>
-        <w:spacing w:before="0" w:after="100" w:line="324" w:lineRule="auto"/>
-        <w:ind w:firstLine="283"/>
-        <w:jc w:val="both"/>
-      </w:pPr>
-      <w:r>
-        <w:rPr>
-          <w:rFonts w:ascii="Garamond" w:hAnsi="Garamond"/>
-          <w:b w:val="0"/>
-          <w:i w:val="0"/>
-          <w:color w:val="141414"/>
-          <w:sz w:val="22"/>
-        </w:rPr>
-        <w:t>Dr. Stephen Porges memperkenalkan 'Polyvagal Theory' yang merevolusi pemahaman dunia kedokteran tentang sistem saraf otonom manusia. Sistem saraf kita beroperasi dalam tiga kondisi utama: Dorsal Vagal (beku/freeze/mati rasa), Simpatis (fight or flight/panik/tergesa-gesa), dan Ventral Vagal (aman, terhubung, tenang, pulih).</w:t>
-      </w:r>
-    </w:p>
-    <w:p>
-      <w:pPr>
-        <w:spacing w:before="0" w:after="100" w:line="324" w:lineRule="auto"/>
-        <w:ind w:firstLine="283"/>
-        <w:jc w:val="both"/>
-      </w:pPr>
-      <w:r>
-        <w:rPr>
-          <w:rFonts w:ascii="Garamond" w:hAnsi="Garamond"/>
-          <w:b w:val="0"/>
-          <w:i w:val="0"/>
-          <w:color w:val="141414"/>
-          <w:sz w:val="22"/>
-        </w:rPr>
-        <w:t>Manusia yang terjebak dalam ritme kerja tanpa istirahat menghabiskan 90% harinya dalam kondisi Simpatis hiperaktif. Otot-otot rahang mengeras, pembuluh darah menyempit, dan sistem pencernaan terganggu karena darah dialirkan hanya ke otot ekstremitas.</w:t>
-      </w:r>
-    </w:p>
-    <w:p>
-      <w:pPr>
-        <w:spacing w:before="0" w:after="100" w:line="324" w:lineRule="auto"/>
-        <w:ind w:firstLine="283"/>
-        <w:jc w:val="both"/>
-      </w:pPr>
-      <w:r>
-        <w:rPr>
-          <w:rFonts w:ascii="Garamond" w:hAnsi="Garamond"/>
-          <w:b w:val="0"/>
-          <w:i w:val="0"/>
-          <w:color w:val="141414"/>
-          <w:sz w:val="22"/>
-        </w:rPr>
-        <w:t>Istirahat sadar (*restful state*) dan tidur berkualitas mengaktifkan cabang Ventral Vagal dari Saraf Vagus (Cranial Nerve X). Jantung berdetak melambat, peradangan mereda, dan tubuh memasuki fase anabolik (perbaikan seluler dan sintesis protein).</w:t>
-      </w:r>
-    </w:p>
-    <w:p>
-      <w:pPr>
-        <w:spacing w:before="0" w:after="100" w:line="324" w:lineRule="auto"/>
-        <w:ind w:firstLine="283"/>
-        <w:jc w:val="both"/>
-      </w:pPr>
-      <w:r>
-        <w:rPr>
-          <w:rFonts w:ascii="Garamond" w:hAnsi="Garamond"/>
-          <w:b w:val="0"/>
-          <w:i w:val="0"/>
-          <w:color w:val="141414"/>
-          <w:sz w:val="22"/>
-        </w:rPr>
-        <w:t>Lebih menakjubkan lagi, riset neurologi Universitas Rochester menemukan keberadaan 'Sistem Glimfatik' (Glymphatic System), sistem pembersihan limbah metabolik di otak. Sistem ini 10 kali lipat lebih aktif saat manusia berada dalam tidur gelombang lambat (Deep Slow-Wave Sleep).</w:t>
-      </w:r>
-    </w:p>
-    <w:p>
-      <w:pPr>
-        <w:spacing w:before="0" w:after="100" w:line="324" w:lineRule="auto"/>
-        <w:ind w:firstLine="283"/>
-        <w:jc w:val="both"/>
-      </w:pPr>
-      <w:r>
-        <w:rPr>
-          <w:rFonts w:ascii="Garamond" w:hAnsi="Garamond"/>
-          <w:b w:val="0"/>
-          <w:i w:val="0"/>
-          <w:color w:val="141414"/>
-          <w:sz w:val="22"/>
-        </w:rPr>
-        <w:t>Saat tidur nyenyak, cairan serebrospinal mengalir deras membilas plak racun beta-amiloid dan protein tau dari celah antar neuron otak, racun yang jika menumpuk akan memicu penurunan daya ingat, demensia, dan gangguan mood kronis. Istirahat fisik bukan kemunduran; ia adalah pembersihan biologis agar mesin otak berfungsi prima.</w:t>
-      </w:r>
-    </w:p>
-    <w:p>
-      <w:pPr>
-        <w:spacing w:before="160" w:after="120"/>
-        <w:jc w:val="center"/>
-      </w:pPr>
-      <w:r>
-        <w:rPr>
-          <w:rFonts w:ascii="Garamond" w:hAnsi="Garamond"/>
-          <w:color w:val="919191"/>
-          <w:sz w:val="16"/>
-        </w:rPr>
-        <w:t>────────────────────────────</w:t>
-      </w:r>
-    </w:p>
-    <w:p>
-      <w:pPr>
-        <w:spacing w:before="0" w:after="80" w:line="324" w:lineRule="auto"/>
-        <w:jc w:val="both"/>
-      </w:pPr>
-      <w:r>
-        <w:rPr>
-          <w:rFonts w:ascii="Garamond" w:hAnsi="Garamond"/>
-          <w:b/>
-          <w:i w:val="0"/>
-          <w:color w:val="373737"/>
-          <w:sz w:val="21"/>
-        </w:rPr>
-        <w:t>Dialog Mindful: Merebahkan Tubuh dalam Pelukan Rahmat-Nya</w:t>
-      </w:r>
-    </w:p>
-    <w:p>
-      <w:pPr>
-        <w:spacing w:before="120" w:after="200" w:line="312" w:lineRule="auto"/>
-        <w:ind w:left="454" w:right="454"/>
-        <w:jc w:val="both"/>
-      </w:pPr>
-      <w:r>
-        <w:rPr>
-          <w:rFonts w:ascii="Garamond" w:hAnsi="Garamond"/>
-          <w:i/>
-          <w:color w:val="5A5A5A"/>
-          <w:sz w:val="21"/>
-        </w:rPr>
-        <w:t>Berbaringlah telentang. Letakkan kedua tangan di sisi tubuhmu.</w:t>
-        <w:br/>
-        <w:t>Rasakan kasur empuk menopang seluruh berat tubuhmu dari kepala hingga tumit.</w:t>
-        <w:br/>
-        <w:t>Tarik napas pelan... dan lepaskan dengan helaan napas panjang: haaahhh...</w:t>
-        <w:br/>
-        <w:t>Katakan pada setiap sel di tubuhmu:</w:t>
-        <w:br/>
-        <w:t>'Wahai mataku yang lelah, beristirahatlah.</w:t>
-        <w:br/>
-        <w:t>Wahai pundakku yang kaku, lepaskan bebanmu.</w:t>
-        <w:br/>
-        <w:t>Urusan hari ini telah selesai. Esok adalah hari baru di tangan Allah Yang Maha Pengasih.'</w:t>
-      </w:r>
-    </w:p>
-    <w:p>
-      <w:pPr>
-        <w:spacing w:before="120" w:after="120"/>
-        <w:jc w:val="center"/>
-      </w:pPr>
-      <w:r>
-        <w:rPr>
-          <w:rFonts w:ascii="Garamond" w:hAnsi="Garamond"/>
-          <w:color w:val="919191"/>
-          <w:sz w:val="16"/>
-        </w:rPr>
-        <w:t>────────────────────────────</w:t>
-      </w:r>
-    </w:p>
-    <w:p>
-      <w:pPr>
-        <w:spacing w:before="120" w:after="200" w:line="312" w:lineRule="auto"/>
-        <w:ind w:left="454" w:right="454"/>
-        <w:jc w:val="both"/>
-      </w:pPr>
-      <w:r>
-        <w:rPr>
-          <w:rFonts w:ascii="Garamond" w:hAnsi="Garamond"/>
-          <w:i/>
-          <w:color w:val="5A5A5A"/>
-          <w:sz w:val="21"/>
-        </w:rPr>
-        <w:t>"Tidur yang cukup dan hati yang pasrah adalah dua obat terbaik yang disediakan alam semesta untuk memulihkan jiwa yang patah. Rebahkan badanmu, esok masih ada rahmat Tuhan yang menantimu."</w:t>
-      </w:r>
-    </w:p>
-    <w:p>
-      <w:r>
-        <w:br w:type="page"/>
-      </w:r>
-    </w:p>
-    <w:p>
-      <w:pPr>
-        <w:spacing w:before="1440"/>
-      </w:pPr>
-    </w:p>
-    <w:p>
-      <w:pPr>
-        <w:spacing w:before="0" w:after="160" w:line="324" w:lineRule="auto"/>
-        <w:jc w:val="center"/>
-      </w:pPr>
-      <w:r>
-        <w:rPr>
-          <w:rFonts w:ascii="Garamond" w:hAnsi="Garamond"/>
-          <w:b/>
-          <w:i w:val="0"/>
-          <w:color w:val="919191"/>
-          <w:sz w:val="22"/>
-        </w:rPr>
-        <w:t>BAGIAN III</w:t>
-      </w:r>
-    </w:p>
-    <w:p>
-      <w:pPr>
-        <w:spacing w:before="0" w:after="240" w:line="324" w:lineRule="auto"/>
-        <w:jc w:val="center"/>
-      </w:pPr>
-      <w:r>
-        <w:rPr>
-          <w:rFonts w:ascii="Garamond" w:hAnsi="Garamond"/>
-          <w:b/>
-          <w:i w:val="0"/>
-          <w:color w:val="141414"/>
-          <w:sz w:val="36"/>
-        </w:rPr>
-        <w:t>Memeluk Serpihan yang Pernah Patah</w:t>
-      </w:r>
-    </w:p>
-    <w:p>
-      <w:pPr>
-        <w:spacing w:before="0" w:after="320" w:line="324" w:lineRule="auto"/>
-        <w:jc w:val="center"/>
-      </w:pPr>
-      <w:r>
-        <w:rPr>
-          <w:rFonts w:ascii="Garamond" w:hAnsi="Garamond"/>
-          <w:b w:val="0"/>
-          <w:i/>
-          <w:color w:val="5A5A5A"/>
-          <w:sz w:val="21"/>
-        </w:rPr>
-        <w:t>Menyembuhkan Luka Batin, Menyelami Rahasia Takdir, dan Sayap yang Tumbuh Pasca Badai</w:t>
-      </w:r>
-    </w:p>
-    <w:p>
-      <w:pPr>
-        <w:spacing w:before="0" w:after="200"/>
-        <w:jc w:val="center"/>
-      </w:pPr>
-      <w:r>
-        <w:rPr>
-          <w:rFonts w:ascii="Garamond" w:hAnsi="Garamond"/>
-          <w:color w:val="919191"/>
-          <w:sz w:val="16"/>
-        </w:rPr>
-        <w:t>────────────────────────────</w:t>
-      </w:r>
-    </w:p>
-    <w:p>
-      <w:pPr>
-        <w:spacing w:before="0" w:after="120" w:line="324" w:lineRule="auto"/>
-        <w:jc w:val="center"/>
-      </w:pPr>
-      <w:r>
-        <w:rPr>
-          <w:rFonts w:ascii="Garamond" w:hAnsi="Garamond"/>
-          <w:b w:val="0"/>
-          <w:i/>
-          <w:color w:val="919191"/>
-          <w:sz w:val="18"/>
-        </w:rPr>
-        <w:t>Inspirasi Kajian: Luka Akan Sembuh, Ustadz Salim A. Fillah, Hyung Hammad Rosyadi, &amp; Ustadz Amri Fatmi</w:t>
-      </w:r>
-    </w:p>
-    <w:p>
-      <w:r>
-        <w:br w:type="page"/>
-      </w:r>
-    </w:p>
-    <w:p>
-      <w:pPr>
-        <w:spacing w:before="0" w:after="80" w:line="324" w:lineRule="auto"/>
-        <w:jc w:val="center"/>
-      </w:pPr>
-      <w:r>
-        <w:rPr>
-          <w:rFonts w:ascii="Garamond" w:hAnsi="Garamond"/>
-          <w:b/>
-          <w:i w:val="0"/>
-          <w:color w:val="919191"/>
-          <w:sz w:val="21"/>
-        </w:rPr>
-        <w:t>BAB 9</w:t>
-      </w:r>
-    </w:p>
-    <w:p>
-      <w:pPr>
-        <w:spacing w:before="0" w:after="120" w:line="324" w:lineRule="auto"/>
-        <w:jc w:val="center"/>
-      </w:pPr>
-      <w:r>
-        <w:rPr>
-          <w:rFonts w:ascii="Garamond" w:hAnsi="Garamond"/>
-          <w:b/>
-          <w:i w:val="0"/>
-          <w:color w:val="141414"/>
-          <w:sz w:val="32"/>
-        </w:rPr>
-        <w:t>Setiap Luka Memiliki Cerita</w:t>
-      </w:r>
-    </w:p>
-    <w:p>
-      <w:pPr>
-        <w:spacing w:before="0" w:after="320" w:line="324" w:lineRule="auto"/>
-        <w:jc w:val="center"/>
-      </w:pPr>
-      <w:r>
-        <w:rPr>
-          <w:rFonts w:ascii="Garamond" w:hAnsi="Garamond"/>
-          <w:b w:val="0"/>
-          <w:i/>
-          <w:color w:val="5A5A5A"/>
-          <w:sz w:val="21"/>
-        </w:rPr>
-        <w:t>Tentang Mengakui Rasa Sakit Tanpa Menyangkal dan Perumpamaan Tanah yang Dibelah Cangkul</w:t>
-      </w:r>
-    </w:p>
-    <w:p>
-      <w:pPr>
-        <w:spacing w:before="0" w:after="320"/>
-        <w:jc w:val="center"/>
-      </w:pPr>
-      <w:r>
-        <w:rPr>
-          <w:rFonts w:ascii="Garamond" w:hAnsi="Garamond"/>
-          <w:color w:val="919191"/>
-          <w:sz w:val="16"/>
-        </w:rPr>
-        <w:t>────────────────────────────</w:t>
-      </w:r>
-    </w:p>
-    <w:p>
-      <w:pPr>
-        <w:spacing w:before="200" w:after="80" w:line="432" w:lineRule="auto"/>
-        <w:jc w:val="right"/>
-      </w:pPr>
-      <w:r>
-        <w:rPr>
-          <w:rFonts w:ascii="Traditional Arabic" w:hAnsi="Traditional Arabic"/>
-          <w:b/>
-          <w:color w:val="141414"/>
-          <w:sz w:val="30"/>
-        </w:rPr>
-        <w:t>قَالَ إِنَّمَا أَشْكُو بَثِّي وَحُزْنِي إِلَى اللَّهِ وَأَعْلَمُ مِنَ اللَّهِ مَا لَا تَعْلَمُونَ</w:t>
-      </w:r>
-    </w:p>
-    <w:p>
-      <w:pPr>
-        <w:spacing w:before="40" w:after="40" w:line="300" w:lineRule="auto"/>
-        <w:ind w:left="283" w:right="283"/>
-        <w:jc w:val="both"/>
-      </w:pPr>
-      <w:r>
-        <w:rPr>
-          <w:rFonts w:ascii="Garamond" w:hAnsi="Garamond"/>
-          <w:i/>
-          <w:color w:val="5A5A5A"/>
-          <w:sz w:val="21"/>
-        </w:rPr>
-        <w:t>"Dia (Ya'qub) menjawab: 'Sesungguhnya hanyalah kepada Allah aku mengadukan kesusahan dan kesedihanku, dan aku mengetahui dari Allah apa yang tidak kamu ketahui.'"</w:t>
-      </w:r>
-    </w:p>
-    <w:p>
-      <w:pPr>
-        <w:spacing w:before="0" w:after="160"/>
-        <w:jc w:val="right"/>
-      </w:pPr>
-      <w:r>
-        <w:rPr>
-          <w:rFonts w:ascii="Garamond" w:hAnsi="Garamond"/>
-          <w:b/>
-          <w:color w:val="373737"/>
-          <w:sz w:val="18"/>
-        </w:rPr>
-        <w:t>(QS. Yusuf: 86)</w:t>
-      </w:r>
-    </w:p>
-    <w:p>
-      <w:pPr>
-        <w:spacing w:before="200" w:after="80" w:line="432" w:lineRule="auto"/>
-        <w:jc w:val="right"/>
-      </w:pPr>
-      <w:r>
-        <w:rPr>
-          <w:rFonts w:ascii="Traditional Arabic" w:hAnsi="Traditional Arabic"/>
-          <w:b/>
-          <w:color w:val="141414"/>
-          <w:sz w:val="30"/>
-        </w:rPr>
-        <w:t>اللَّهُمَّ رَبَّ النَّاسِ أَذْهِبِ الْبَاسَ، اشْفِ أَنْتَ الشَّافِي، لَا شِفَاءَ إِلَّا شِفَاؤُكَ، شِفَاءً لَا يُغَادِرُ سَقَمًا</w:t>
-      </w:r>
-    </w:p>
-    <w:p>
-      <w:pPr>
-        <w:spacing w:before="40" w:after="40" w:line="300" w:lineRule="auto"/>
-        <w:ind w:left="283" w:right="283"/>
-        <w:jc w:val="both"/>
-      </w:pPr>
-      <w:r>
-        <w:rPr>
-          <w:rFonts w:ascii="Garamond" w:hAnsi="Garamond"/>
-          <w:i/>
-          <w:color w:val="5A5A5A"/>
-          <w:sz w:val="21"/>
-        </w:rPr>
-        <w:t>"Ya Allah, Tuhan seluruh manusia, hilangkanlah rasa sakit ini, sembuhkanlah karena Engkaulah Maha Penyembuh. Tiada kesembuhan melainkan kesembuhan dari-Mu, kesembuhan yang tidak meninggalkan penyakit sedikit pun."</w:t>
-      </w:r>
-    </w:p>
-    <w:p>
-      <w:pPr>
-        <w:spacing w:before="0" w:after="160"/>
-        <w:jc w:val="right"/>
-      </w:pPr>
-      <w:r>
-        <w:rPr>
-          <w:rFonts w:ascii="Garamond" w:hAnsi="Garamond"/>
-          <w:b/>
-          <w:color w:val="373737"/>
-          <w:sz w:val="18"/>
-        </w:rPr>
-        <w:t>(HR. Bukhari no. 5743 &amp; Muslim no. 2191)</w:t>
-      </w:r>
-    </w:p>
-    <w:p>
-      <w:pPr>
-        <w:spacing w:before="80" w:after="280"/>
-        <w:jc w:val="center"/>
-      </w:pPr>
-      <w:r>
-        <w:rPr>
-          <w:rFonts w:ascii="Garamond" w:hAnsi="Garamond"/>
-          <w:color w:val="919191"/>
-          <w:sz w:val="16"/>
-        </w:rPr>
-        <w:t>────────────────────────────</w:t>
-      </w:r>
-    </w:p>
-    <w:p>
-      <w:pPr>
-        <w:spacing w:before="0" w:after="120" w:line="324" w:lineRule="auto"/>
-        <w:ind w:firstLine="283"/>
-        <w:jc w:val="both"/>
-      </w:pPr>
-      <w:r>
-        <w:rPr>
-          <w:rFonts w:ascii="Garamond" w:hAnsi="Garamond"/>
-          <w:b w:val="0"/>
-          <w:i w:val="0"/>
-          <w:color w:val="141414"/>
-          <w:sz w:val="23"/>
-        </w:rPr>
-        <w:t>Setiap manusia yang kau temui di jalanan memiliki sebuah ruangan rahasia di dalam hatinya. Ruangan itu berpintu besi tebal, digembok rapat-rapat, dan jarang sekali dibuka untuk orang lain. Di dalam ruangan itulah tersimpan luka-luka masa lalu yang belum pernah benar-benar mengering.</w:t>
-      </w:r>
-    </w:p>
-    <w:p>
-      <w:pPr>
-        <w:spacing w:before="0" w:after="120" w:line="324" w:lineRule="auto"/>
-        <w:ind w:firstLine="283"/>
-        <w:jc w:val="both"/>
-      </w:pPr>
-      <w:r>
-        <w:rPr>
-          <w:rFonts w:ascii="Garamond" w:hAnsi="Garamond"/>
-          <w:b w:val="0"/>
-          <w:i w:val="0"/>
-          <w:color w:val="141414"/>
-          <w:sz w:val="23"/>
-        </w:rPr>
-        <w:t>Ada yang terluka karena pengkhianatan orang yang paling ia percaya. Ada yang memendam perih karena luka pengasuhan masa kecil, kata-kata kasar orang tua yang menancap di batin puluhan tahun lamanya. Ada yang hancur karena kegagalan besar yang meremukkan seluruh cita-cita masa mudanya.</w:t>
-      </w:r>
-    </w:p>
-    <w:p>
-      <w:pPr>
-        <w:spacing w:before="0" w:after="120" w:line="324" w:lineRule="auto"/>
-        <w:ind w:firstLine="283"/>
-        <w:jc w:val="both"/>
-      </w:pPr>
-      <w:r>
-        <w:rPr>
-          <w:rFonts w:ascii="Garamond" w:hAnsi="Garamond"/>
-          <w:b w:val="0"/>
-          <w:i w:val="0"/>
-          <w:color w:val="141414"/>
-          <w:sz w:val="23"/>
-        </w:rPr>
-        <w:t>Kita sering kali berpura-pura bahwa luka itu tidak pernah ada. Kita tersenyum lebar di depan kamera, tertawa terpingkal-pingkal saat bercengkerama dengan kawan, lalu memasang status media sosial yang penuh kata-kata mutiara positif. Namun di malam hari saat kita sendirian, setitik kenangan saja sanggup membuat dada kita kembali sesak dan air mata menetes deras tanpa aba-aba.</w:t>
-      </w:r>
-    </w:p>
-    <w:p>
-      <w:pPr>
-        <w:spacing w:before="0" w:after="120" w:line="324" w:lineRule="auto"/>
-        <w:ind w:firstLine="283"/>
-        <w:jc w:val="both"/>
-      </w:pPr>
-      <w:r>
-        <w:rPr>
-          <w:rFonts w:ascii="Garamond" w:hAnsi="Garamond"/>
-          <w:b w:val="0"/>
-          <w:i w:val="0"/>
-          <w:color w:val="141414"/>
-          <w:sz w:val="23"/>
-        </w:rPr>
-        <w:t>Ustadz Salim A. Fillah dengan gaya bahasa sastrawi yang teramat lembut dan mendalam mengajak kita melihat luka dengan sudut pandang yang berbeda: jangan buru-buru membenci rasa sakit yang kau rasakan. Jangan terburu-buru menutupi lukamu dengan plester kepalsuan.</w:t>
-      </w:r>
-    </w:p>
-    <w:p>
-      <w:pPr>
-        <w:spacing w:before="0" w:after="120" w:line="324" w:lineRule="auto"/>
-        <w:ind w:firstLine="283"/>
-        <w:jc w:val="both"/>
-      </w:pPr>
-      <w:r>
-        <w:rPr>
-          <w:rFonts w:ascii="Garamond" w:hAnsi="Garamond"/>
-          <w:b w:val="0"/>
-          <w:i w:val="0"/>
-          <w:color w:val="141414"/>
-          <w:sz w:val="23"/>
-        </w:rPr>
-        <w:t>Renungkanlah perumpamaan sebidang tanah kebun. Tanah yang padat, keras, dan membatu tidak akan pernah bisa ditanami benih bunga melati yang harum. Jika benih dilemparkan begitu saja di atas permukaannya, burung-burung akan memakannya atau angin akan menerbangkannya sia-sia.</w:t>
-      </w:r>
-    </w:p>
-    <w:p>
-      <w:pPr>
-        <w:spacing w:before="0" w:after="120" w:line="324" w:lineRule="auto"/>
-        <w:ind w:firstLine="283"/>
-        <w:jc w:val="both"/>
-      </w:pPr>
-      <w:r>
-        <w:rPr>
-          <w:rFonts w:ascii="Garamond" w:hAnsi="Garamond"/>
-          <w:b w:val="0"/>
-          <w:i w:val="0"/>
-          <w:color w:val="141414"/>
-          <w:sz w:val="23"/>
-        </w:rPr>
-        <w:t>Maka sang petani membawa sebuah cangkul besi yang tajam. Di bawah terik matahari, cangkul itu diayunkan menghujam tanah. Tanah itu dibelah, dirobek, dan dicabik-cabik hingga hancur berkeping-keping. Jika tanah itu bisa berteriak, barangkali ia akan menjerit kesakitan: 'Mengapa kau begitu kejam merusak keadaanku yang tenang?'</w:t>
-      </w:r>
-    </w:p>
-    <w:p>
-      <w:pPr>
-        <w:spacing w:before="0" w:after="120" w:line="324" w:lineRule="auto"/>
-        <w:ind w:firstLine="283"/>
-        <w:jc w:val="both"/>
-      </w:pPr>
-      <w:r>
-        <w:rPr>
-          <w:rFonts w:ascii="Garamond" w:hAnsi="Garamond"/>
-          <w:b w:val="0"/>
-          <w:i w:val="0"/>
-          <w:color w:val="141414"/>
-          <w:sz w:val="23"/>
-        </w:rPr>
-        <w:t>Namun sang petani tahu rahasia yang tidak diketahui oleh tanah: cangkul itu tidak datang untuk membinasakannya! Cangkul itu datang untuk menggemburkan pori-pori tanah, agar udara sejuk bisa masuk, agar air hujan rahmat bisa meresap ke kedalaman, dan agar benih kehidupan baru bisa berakar kokoh melahirkan bunga-bunga yang merekah indah.</w:t>
-      </w:r>
-    </w:p>
-    <w:p>
-      <w:pPr>
-        <w:spacing w:before="0" w:after="120" w:line="324" w:lineRule="auto"/>
-        <w:ind w:firstLine="283"/>
-        <w:jc w:val="both"/>
-      </w:pPr>
-      <w:r>
-        <w:rPr>
-          <w:rFonts w:ascii="Garamond" w:hAnsi="Garamond"/>
-          <w:b w:val="0"/>
-          <w:i w:val="0"/>
-          <w:color w:val="141414"/>
-          <w:sz w:val="23"/>
-        </w:rPr>
-        <w:t>Begitulah cara Allah mendidik hatimu, kawan. Terkadang Allah membiarkan hatimu dipecahkan oleh rasa sakit duniawi, agar keangkuhan dan ketergantunganmu pada makhluk hancur lebur. Di dalam retakan hati yang pecah itulah, cahaya kasih sayang dan ampunan Ilahi bisa meresap masuk menerangi relung batinmu yang paling gelap.</w:t>
-      </w:r>
-    </w:p>
-    <w:p>
-      <w:pPr>
-        <w:spacing w:before="120"/>
-      </w:pPr>
-    </w:p>
-    <w:p>
-      <w:pPr>
-        <w:spacing w:before="0" w:after="100" w:line="324" w:lineRule="auto"/>
-        <w:ind w:firstLine="283"/>
-        <w:jc w:val="both"/>
-      </w:pPr>
-      <w:r>
-        <w:rPr>
-          <w:rFonts w:ascii="Garamond" w:hAnsi="Garamond"/>
-          <w:b w:val="0"/>
-          <w:i w:val="0"/>
-          <w:color w:val="141414"/>
-          <w:sz w:val="22"/>
-        </w:rPr>
-        <w:t>Dalam psikologi klinis modern, tindakan menolak, menyangkal, atau memendam emosi luka masa lalu dikenal sebagai 'Emotional Suppression'. Penelitian Dr. James Gross dari Stanford University membuktikan bahwa penekanan emosi secara kronis tidak pernah menghilangkan rasa sakit tersebut.</w:t>
-      </w:r>
-    </w:p>
-    <w:p>
-      <w:pPr>
-        <w:spacing w:before="0" w:after="100" w:line="324" w:lineRule="auto"/>
-        <w:ind w:firstLine="283"/>
-        <w:jc w:val="both"/>
-      </w:pPr>
-      <w:r>
-        <w:rPr>
-          <w:rFonts w:ascii="Garamond" w:hAnsi="Garamond"/>
-          <w:b w:val="0"/>
-          <w:i w:val="0"/>
-          <w:color w:val="141414"/>
-          <w:sz w:val="22"/>
-        </w:rPr>
-        <w:t>Sebaliknya, emosi yang ditekan dipindahkan ke alam bawah sadar (somatisasi) dan memicu respon stres fisik laten. Tekanan darah meningkat, ketegangan otot leher dan pundak menjadi kronis, dan risiko penyakit inflamasi kardiovaskular melonjak hingga 35%.</w:t>
-      </w:r>
-    </w:p>
-    <w:p>
-      <w:pPr>
-        <w:spacing w:before="0" w:after="100" w:line="324" w:lineRule="auto"/>
-        <w:ind w:firstLine="283"/>
-        <w:jc w:val="both"/>
-      </w:pPr>
-      <w:r>
-        <w:rPr>
-          <w:rFonts w:ascii="Garamond" w:hAnsi="Garamond"/>
-          <w:b w:val="0"/>
-          <w:i w:val="0"/>
-          <w:color w:val="141414"/>
-          <w:sz w:val="22"/>
-        </w:rPr>
-        <w:t>Riset neuro-imaging menunjukkan bahwa ketika seseorang mempraktikkan 'Emotional Acceptance' (mengakui dan memberi nama pada rasa sakitnya secara jujur / Affect Labeling), aktivitas di Amigdala mereda secara spontan. Wilayah Ventrolateral Prefrontal Cortex (VLPFC) aktif mengambil alih, bertindak sebagai rem biologis yang menenangkan badai emosi.</w:t>
-      </w:r>
-    </w:p>
-    <w:p>
-      <w:pPr>
-        <w:spacing w:before="0" w:after="100" w:line="324" w:lineRule="auto"/>
-        <w:ind w:firstLine="283"/>
-        <w:jc w:val="both"/>
-      </w:pPr>
-      <w:r>
-        <w:rPr>
-          <w:rFonts w:ascii="Garamond" w:hAnsi="Garamond"/>
-          <w:b w:val="0"/>
-          <w:i w:val="0"/>
-          <w:color w:val="141414"/>
-          <w:sz w:val="22"/>
-        </w:rPr>
-        <w:t>Hyung Hammad Rosyadi dalam kajian 'Luka Akan Sembuh' menekankan tahapan 'Unmasking Grief', memberi izin kepada diri sendiri untuk bersedih dan menangis tanpa rasa malu. Menangis bukanlah tanda kelemahan iman. Air mata adalah mekanisme biologis tubuh untuk membuang kelebihan hormon stres adrenokortikotropik (ACTH) melalui kelenjar lakrimal.</w:t>
-      </w:r>
-    </w:p>
-    <w:p>
-      <w:pPr>
-        <w:spacing w:before="0" w:after="100" w:line="324" w:lineRule="auto"/>
-        <w:ind w:firstLine="283"/>
-        <w:jc w:val="both"/>
-      </w:pPr>
-      <w:r>
-        <w:rPr>
-          <w:rFonts w:ascii="Garamond" w:hAnsi="Garamond"/>
-          <w:b w:val="0"/>
-          <w:i w:val="0"/>
-          <w:color w:val="141414"/>
-          <w:sz w:val="22"/>
-        </w:rPr>
-        <w:t>Al-Qur'an memvalidasi kejujuran emosi ini melalui kisah Nabi Ya'qub AS saat kehilangan putranya, Nabi Yusuf AS. Beliau menangis hingga matanya memutih karena menahan duka, seraya berucap dengan penuh kehambaan: 'Hanyalah kepada Allah aku mengadukan kesusahan dan kesedihanku.' Pengaduan kepada Allah adalah puncak kesehatan mental seorang mukmin.</w:t>
-      </w:r>
-    </w:p>
-    <w:p>
-      <w:pPr>
-        <w:spacing w:before="160" w:after="120"/>
-        <w:jc w:val="center"/>
-      </w:pPr>
-      <w:r>
-        <w:rPr>
-          <w:rFonts w:ascii="Garamond" w:hAnsi="Garamond"/>
-          <w:color w:val="919191"/>
-          <w:sz w:val="16"/>
-        </w:rPr>
-        <w:t>────────────────────────────</w:t>
-      </w:r>
-    </w:p>
-    <w:p>
-      <w:pPr>
-        <w:spacing w:before="0" w:after="80" w:line="324" w:lineRule="auto"/>
-        <w:jc w:val="both"/>
-      </w:pPr>
-      <w:r>
-        <w:rPr>
-          <w:rFonts w:ascii="Garamond" w:hAnsi="Garamond"/>
-          <w:b/>
-          <w:i w:val="0"/>
-          <w:color w:val="373737"/>
-          <w:sz w:val="21"/>
-        </w:rPr>
-        <w:t>Dialog Mindful: Menyentuh Luka dengan Kasih Sayang Ilahi</w:t>
-      </w:r>
-    </w:p>
-    <w:p>
-      <w:pPr>
-        <w:spacing w:before="120" w:after="200" w:line="312" w:lineRule="auto"/>
-        <w:ind w:left="454" w:right="454"/>
-        <w:jc w:val="both"/>
-      </w:pPr>
-      <w:r>
-        <w:rPr>
-          <w:rFonts w:ascii="Garamond" w:hAnsi="Garamond"/>
-          <w:i/>
-          <w:color w:val="5A5A5A"/>
-          <w:sz w:val="21"/>
-        </w:rPr>
-        <w:t>Duduklah dengan tenang di atas sajadahmu.</w:t>
-        <w:br/>
-        <w:t>Letakkan telapak tangan kananmu di dadamu, dan tangan kirimu di atas perutmu.</w:t>
-        <w:br/>
-        <w:t>Ingatlah kembali kenangan yang selama ini paling menyakitkan hatimu.</w:t>
-        <w:br/>
-        <w:t>Jangan lari dari bayangan itu. Tataplah ia dengan tatapan penuh kelembutan.</w:t>
-        <w:br/>
-        <w:t>Tarik napas dalam-dalam... dan katakan pada luka itu:</w:t>
-        <w:br/>
-        <w:t>'Aku melihatmu. Aku tahu kau sangat menyakitkan.</w:t>
-        <w:br/>
-        <w:t>Tetapi hari ini, aku tidak lagi marah padamu. Aku titipkan rasa sakit ini kepada Allah Sang Maha Penyembuh.'</w:t>
-      </w:r>
-    </w:p>
-    <w:p>
-      <w:pPr>
-        <w:spacing w:before="120" w:after="120"/>
-        <w:jc w:val="center"/>
-      </w:pPr>
-      <w:r>
-        <w:rPr>
-          <w:rFonts w:ascii="Garamond" w:hAnsi="Garamond"/>
-          <w:color w:val="919191"/>
-          <w:sz w:val="16"/>
-        </w:rPr>
-        <w:t>────────────────────────────</w:t>
-      </w:r>
-    </w:p>
-    <w:p>
-      <w:pPr>
-        <w:spacing w:before="120" w:after="200" w:line="312" w:lineRule="auto"/>
-        <w:ind w:left="454" w:right="454"/>
-        <w:jc w:val="both"/>
-      </w:pPr>
-      <w:r>
-        <w:rPr>
-          <w:rFonts w:ascii="Garamond" w:hAnsi="Garamond"/>
-          <w:i/>
-          <w:color w:val="5A5A5A"/>
-          <w:sz w:val="21"/>
-        </w:rPr>
-        <w:t>"Rasa sakit itu tidak datang untuk menghancurkanmu. Seperti tanah kebun yang dicangkul agar benih mawar bisa berakar, hatimu dipecahkan agar rahmat Tuhan bisa meresap ke lubuk terdalam."</w:t>
-      </w:r>
-    </w:p>
-    <w:p>
-      <w:r>
-        <w:br w:type="page"/>
-      </w:r>
-    </w:p>
-    <w:p>
-      <w:pPr>
-        <w:spacing w:before="0" w:after="80" w:line="324" w:lineRule="auto"/>
-        <w:jc w:val="center"/>
-      </w:pPr>
-      <w:r>
-        <w:rPr>
-          <w:rFonts w:ascii="Garamond" w:hAnsi="Garamond"/>
-          <w:b/>
-          <w:i w:val="0"/>
-          <w:color w:val="919191"/>
-          <w:sz w:val="21"/>
-        </w:rPr>
-        <w:t>BAB 10</w:t>
-      </w:r>
-    </w:p>
-    <w:p>
-      <w:pPr>
-        <w:spacing w:before="0" w:after="120" w:line="324" w:lineRule="auto"/>
-        <w:jc w:val="center"/>
-      </w:pPr>
-      <w:r>
-        <w:rPr>
-          <w:rFonts w:ascii="Garamond" w:hAnsi="Garamond"/>
-          <w:b/>
-          <w:i w:val="0"/>
-          <w:color w:val="141414"/>
-          <w:sz w:val="32"/>
-        </w:rPr>
-        <w:t>Mengapa Harus Aku? Menyelami Rahasia Takdir</w:t>
-      </w:r>
-    </w:p>
-    <w:p>
-      <w:pPr>
-        <w:spacing w:before="0" w:after="320" w:line="324" w:lineRule="auto"/>
-        <w:jc w:val="center"/>
-      </w:pPr>
-      <w:r>
-        <w:rPr>
-          <w:rFonts w:ascii="Garamond" w:hAnsi="Garamond"/>
-          <w:b w:val="0"/>
-          <w:i/>
-          <w:color w:val="5A5A5A"/>
-          <w:sz w:val="21"/>
-        </w:rPr>
-        <w:t>Membedah Hikmah Qadha' dan Qadar, Prinsip Al-Khairah Fima Ikhtarahullah, dan Sulaman Takdir</w:t>
-      </w:r>
-    </w:p>
-    <w:p>
-      <w:pPr>
-        <w:spacing w:before="0" w:after="320"/>
-        <w:jc w:val="center"/>
-      </w:pPr>
-      <w:r>
-        <w:rPr>
-          <w:rFonts w:ascii="Garamond" w:hAnsi="Garamond"/>
-          <w:color w:val="919191"/>
-          <w:sz w:val="16"/>
-        </w:rPr>
-        <w:t>────────────────────────────</w:t>
-      </w:r>
-    </w:p>
-    <w:p>
-      <w:pPr>
-        <w:spacing w:before="200" w:after="80" w:line="432" w:lineRule="auto"/>
-        <w:jc w:val="right"/>
-      </w:pPr>
-      <w:r>
-        <w:rPr>
-          <w:rFonts w:ascii="Traditional Arabic" w:hAnsi="Traditional Arabic"/>
-          <w:b/>
-          <w:color w:val="141414"/>
-          <w:sz w:val="30"/>
-        </w:rPr>
-        <w:t>كُتِبَ عَلَيْكُمُ الْقِتَالُ وَهُوَ كُرْهٌ لَّكُمْ ۖ وَعَسَىٰ أَن تَكْرَهُوا شَيْئًا وَهُوَ خَيْرٌ لَّكُمْ ۖ وَعَسَىٰ أَن تُحِبُّوا شَيْئًا وَهُوَ شَرٌّ لَّكُمْ ۗ وَاللَّهُ يَعْلَمُ وَأَنتُمْ لَا تَعْلَمُونَ</w:t>
-      </w:r>
-    </w:p>
-    <w:p>
-      <w:pPr>
-        <w:spacing w:before="40" w:after="40" w:line="300" w:lineRule="auto"/>
-        <w:ind w:left="283" w:right="283"/>
-        <w:jc w:val="both"/>
-      </w:pPr>
-      <w:r>
-        <w:rPr>
-          <w:rFonts w:ascii="Garamond" w:hAnsi="Garamond"/>
-          <w:i/>
-          <w:color w:val="5A5A5A"/>
-          <w:sz w:val="21"/>
-        </w:rPr>
-        <w:t>"Diwajibkan atas kamu berperang, padahal itu tidak menyenangkan bagimu. Boleh jadi kamu membenci sesuatu, padahal ia amat baik bagimu, dan boleh jadi kamu menyukai sesuatu, padahal ia amat buruk bagimu; Allah mengetahui, sedang kamu tidak mengetahui."</w:t>
-      </w:r>
-    </w:p>
-    <w:p>
-      <w:pPr>
-        <w:spacing w:before="0" w:after="160"/>
-        <w:jc w:val="right"/>
-      </w:pPr>
-      <w:r>
-        <w:rPr>
-          <w:rFonts w:ascii="Garamond" w:hAnsi="Garamond"/>
-          <w:b/>
-          <w:color w:val="373737"/>
-          <w:sz w:val="18"/>
-        </w:rPr>
-        <w:t>(QS. Al-Baqarah: 216)</w:t>
-      </w:r>
-    </w:p>
-    <w:p>
-      <w:pPr>
-        <w:spacing w:before="200" w:after="80" w:line="432" w:lineRule="auto"/>
-        <w:jc w:val="right"/>
-      </w:pPr>
-      <w:r>
-        <w:rPr>
-          <w:rFonts w:ascii="Traditional Arabic" w:hAnsi="Traditional Arabic"/>
-          <w:b/>
-          <w:color w:val="141414"/>
-          <w:sz w:val="30"/>
-        </w:rPr>
-        <w:t>اللَّهُمَّ رَضِّنِي بِقَضَائِكَ، وَبَارِكْ لِي فِي قَدَرِكَ، حَتَّى لَا أُحِبَّ تَعْجِيلَ مَا أَخَّرْتَ، وَلَا تَأْخِيرَ مَا عَجَّلْتَ</w:t>
-      </w:r>
-    </w:p>
-    <w:p>
-      <w:pPr>
-        <w:spacing w:before="40" w:after="40" w:line="300" w:lineRule="auto"/>
-        <w:ind w:left="283" w:right="283"/>
-        <w:jc w:val="both"/>
-      </w:pPr>
-      <w:r>
-        <w:rPr>
-          <w:rFonts w:ascii="Garamond" w:hAnsi="Garamond"/>
-          <w:i/>
-          <w:color w:val="5A5A5A"/>
-          <w:sz w:val="21"/>
-        </w:rPr>
-        <w:t>"Ya Allah, jadikanlah aku ridha dengan ketetapan-Mu, dan berkahilah aku dalam takdir-Mu, sehingga aku tidak suka menyegerakan apa yang Engkau tunda, dan tidak suka menunda apa yang Engkau segerakan."</w:t>
-      </w:r>
-    </w:p>
-    <w:p>
-      <w:pPr>
-        <w:spacing w:before="0" w:after="160"/>
-        <w:jc w:val="right"/>
-      </w:pPr>
-      <w:r>
-        <w:rPr>
-          <w:rFonts w:ascii="Garamond" w:hAnsi="Garamond"/>
-          <w:b/>
-          <w:color w:val="373737"/>
-          <w:sz w:val="18"/>
-        </w:rPr>
-        <w:t>(HR. Ibnu Abi Dunya dalam Kitab Ar-Ridha)</w:t>
-      </w:r>
-    </w:p>
-    <w:p>
-      <w:pPr>
-        <w:spacing w:before="80" w:after="280"/>
-        <w:jc w:val="center"/>
-      </w:pPr>
-      <w:r>
-        <w:rPr>
-          <w:rFonts w:ascii="Garamond" w:hAnsi="Garamond"/>
-          <w:color w:val="919191"/>
-          <w:sz w:val="16"/>
-        </w:rPr>
-        <w:t>────────────────────────────</w:t>
-      </w:r>
-    </w:p>
-    <w:p>
-      <w:pPr>
-        <w:spacing w:before="0" w:after="120" w:line="324" w:lineRule="auto"/>
-        <w:ind w:firstLine="283"/>
-        <w:jc w:val="both"/>
-      </w:pPr>
-      <w:r>
-        <w:rPr>
-          <w:rFonts w:ascii="Garamond" w:hAnsi="Garamond"/>
-          <w:b w:val="0"/>
-          <w:i w:val="0"/>
-          <w:color w:val="141414"/>
-          <w:sz w:val="23"/>
-        </w:rPr>
-        <w:t>Di antara jutaan kata yang pernah diciptakan oleh manusia, ada satu pertanyaan yang paling sering membakar dada orang-orang yang terluka: 'Mengapa harus aku?'</w:t>
-      </w:r>
-    </w:p>
-    <w:p>
-      <w:pPr>
-        <w:spacing w:before="0" w:after="120" w:line="324" w:lineRule="auto"/>
-        <w:ind w:firstLine="283"/>
-        <w:jc w:val="both"/>
-      </w:pPr>
-      <w:r>
-        <w:rPr>
-          <w:rFonts w:ascii="Garamond" w:hAnsi="Garamond"/>
-          <w:b w:val="0"/>
-          <w:i w:val="0"/>
-          <w:color w:val="141414"/>
-          <w:sz w:val="23"/>
-        </w:rPr>
-        <w:t>'Mengapa harus aku yang mengalami pengkhianatan ini? Mengapa harus orang tuaku yang berpisah? Mengapa harus bisnisku yang bangkrut di saat aku sudah berjuang mati-matian dan shalat malam tanpa putus? Apa salahku, ya Tuhan?'</w:t>
-      </w:r>
-    </w:p>
-    <w:p>
-      <w:pPr>
-        <w:spacing w:before="0" w:after="120" w:line="324" w:lineRule="auto"/>
-        <w:ind w:firstLine="283"/>
-        <w:jc w:val="both"/>
-      </w:pPr>
-      <w:r>
-        <w:rPr>
-          <w:rFonts w:ascii="Garamond" w:hAnsi="Garamond"/>
-          <w:b w:val="0"/>
-          <w:i w:val="0"/>
-          <w:color w:val="141414"/>
-          <w:sz w:val="23"/>
-        </w:rPr>
-        <w:t>Pertanyaan itu menggugat. Pertanyaan itu berputar-putar di dalam kepala seperti pusaran air yang menenggelamkan seluruh akal sehat. Dan jika tidak segera diobati dengan ilmu tauhid yang kokoh, pertanyaan itu bisa berubah menjadi bisikan racun yang membuat seseorang berburuk sangka (*su'udzan*) kepada Tuhannya.</w:t>
-      </w:r>
-    </w:p>
-    <w:p>
-      <w:pPr>
-        <w:spacing w:before="0" w:after="120" w:line="324" w:lineRule="auto"/>
-        <w:ind w:firstLine="283"/>
-        <w:jc w:val="both"/>
-      </w:pPr>
-      <w:r>
-        <w:rPr>
-          <w:rFonts w:ascii="Garamond" w:hAnsi="Garamond"/>
-          <w:b w:val="0"/>
-          <w:i w:val="0"/>
-          <w:color w:val="141414"/>
-          <w:sz w:val="23"/>
-        </w:rPr>
-        <w:t>Dalam sesi kajian On The Way yang sangat berbobot dan berkelas, Dr. Ustadz Amri Fatmi, seorang ulama pakar Akidah dan Filsafat lulusan Universitas Al-Azhar Kairo, membedah simpul rumit ini dengan logika keimanan yang teramat memukau.</w:t>
-      </w:r>
-    </w:p>
-    <w:p>
-      <w:pPr>
-        <w:spacing w:before="0" w:after="120" w:line="324" w:lineRule="auto"/>
-        <w:ind w:firstLine="283"/>
-        <w:jc w:val="both"/>
-      </w:pPr>
-      <w:r>
-        <w:rPr>
-          <w:rFonts w:ascii="Garamond" w:hAnsi="Garamond"/>
-          <w:b w:val="0"/>
-          <w:i w:val="0"/>
-          <w:color w:val="141414"/>
-          <w:sz w:val="23"/>
-        </w:rPr>
-        <w:t>Beliau mengajak kita merenungkan analogi selembar kain sulaman sutra terindah. Bayangkan seorang anak kecil yang duduk di kolong meja seorang penenun ahli. Dari bawah meja, anak kecil itu hanya bisa melihat sisi belakang dari kain sulaman tersebut. Apa yang ia lihat?</w:t>
-      </w:r>
-    </w:p>
-    <w:p>
-      <w:pPr>
-        <w:spacing w:before="0" w:after="120" w:line="324" w:lineRule="auto"/>
-        <w:ind w:firstLine="283"/>
-        <w:jc w:val="both"/>
-      </w:pPr>
-      <w:r>
-        <w:rPr>
-          <w:rFonts w:ascii="Garamond" w:hAnsi="Garamond"/>
-          <w:b w:val="0"/>
-          <w:i w:val="0"/>
-          <w:color w:val="141414"/>
-          <w:sz w:val="23"/>
-        </w:rPr>
-        <w:t>Ia hanya melihat benang-benang kusut yang berseliweran tanpa arah. Ada benang hitam yang tiba-tiba dipotong, ada simpul-simpul kasar yang mengganjal, dan ada perpaduan warna gelap yang tampak kusam dan berantakan. Si anak kecil mungkin akan berteriak memprotes sang penenun: 'Tuan, kainmu sangat jelek dan kacau!'</w:t>
-      </w:r>
-    </w:p>
-    <w:p>
-      <w:pPr>
-        <w:spacing w:before="0" w:after="120" w:line="324" w:lineRule="auto"/>
-        <w:ind w:firstLine="283"/>
-        <w:jc w:val="both"/>
-      </w:pPr>
-      <w:r>
-        <w:rPr>
-          <w:rFonts w:ascii="Garamond" w:hAnsi="Garamond"/>
-          <w:b w:val="0"/>
-          <w:i w:val="0"/>
-          <w:color w:val="141414"/>
-          <w:sz w:val="23"/>
-        </w:rPr>
-        <w:t>Tetapi ketika sang penenun tersenyum dan mengangkat kain itu ke atas meja, membalik sisi depannya ke arah cahaya matahari, barulah terlihat keajaiban yang menakjubkan: benang hitam yang dipotong, simpul kasar yang mengganjal, dan warna-warna gelap tadi ternyata membentuk bayangan mahakarya lukisan burung merak emas yang terbang di atas taman surga!</w:t>
-      </w:r>
-    </w:p>
-    <w:p>
-      <w:pPr>
-        <w:spacing w:before="0" w:after="120" w:line="324" w:lineRule="auto"/>
-        <w:ind w:firstLine="283"/>
-        <w:jc w:val="both"/>
-      </w:pPr>
-      <w:r>
-        <w:rPr>
-          <w:rFonts w:ascii="Garamond" w:hAnsi="Garamond"/>
-          <w:b w:val="0"/>
-          <w:i w:val="0"/>
-          <w:color w:val="141414"/>
-          <w:sz w:val="23"/>
-        </w:rPr>
-        <w:t>Begitulah hidup kita di mata Allah, kawan. Kita adalah manusia fana yang hanya bisa melihat sisi belakang takdir: kita hanya melihat kegagalan kita hari ini, rasa sakit kita saat ini, dan kepedihan kita detik ini. Kita tidak pernah memiliki akses untuk melihat rancangan mahakarya di sisi depan yang sedang ditenun oleh Allah.</w:t>
-      </w:r>
-    </w:p>
-    <w:p>
-      <w:pPr>
-        <w:spacing w:before="0" w:after="120" w:line="324" w:lineRule="auto"/>
-        <w:ind w:firstLine="283"/>
-        <w:jc w:val="both"/>
-      </w:pPr>
-      <w:r>
-        <w:rPr>
-          <w:rFonts w:ascii="Garamond" w:hAnsi="Garamond"/>
-          <w:b w:val="0"/>
-          <w:i w:val="0"/>
-          <w:color w:val="141414"/>
-          <w:sz w:val="23"/>
-        </w:rPr>
-        <w:t>Pegang teguh kaidah emas yang diajarkan para ulama salaf ini: *Al-Khairah fima ikhtarahullah*, 'Kebaikan yang sejati adalah apa pun yang telah dipilihkan oleh Allah untukmu, bukan apa yang dipilihkan oleh hawa nafsumu sendiri.' Kehilangan yang paling kau tangisi hari ini, suatu hari nanti akan kau syukuri sebagai bentuk perlindungan terbaik dari Tuhan yang menyelamatkanmu dari neraka dunia dan akhirat.</w:t>
-      </w:r>
-    </w:p>
-    <w:p>
-      <w:pPr>
-        <w:spacing w:before="120"/>
-      </w:pPr>
-    </w:p>
-    <w:p>
-      <w:pPr>
-        <w:spacing w:before="0" w:after="100" w:line="324" w:lineRule="auto"/>
-        <w:ind w:firstLine="283"/>
-        <w:jc w:val="both"/>
-      </w:pPr>
-      <w:r>
-        <w:rPr>
-          <w:rFonts w:ascii="Garamond" w:hAnsi="Garamond"/>
-          <w:b w:val="0"/>
-          <w:i w:val="0"/>
-          <w:color w:val="141414"/>
-          <w:sz w:val="22"/>
-        </w:rPr>
-        <w:t>Psikologi kognitif modern menekankan pentingnya 'Cognitive Reframing' (Pembingkaian Ulang Kognitif), proses mengidentifikasi dan mengubah cara seseorang memandang sebuah peristiwa krisis agar makna yang dihasilkan menjadi adaptif dan memberdayakan.</w:t>
-      </w:r>
-    </w:p>
-    <w:p>
-      <w:pPr>
-        <w:spacing w:before="0" w:after="100" w:line="324" w:lineRule="auto"/>
-        <w:ind w:firstLine="283"/>
-        <w:jc w:val="both"/>
-      </w:pPr>
-      <w:r>
-        <w:rPr>
-          <w:rFonts w:ascii="Garamond" w:hAnsi="Garamond"/>
-          <w:b w:val="0"/>
-          <w:i w:val="0"/>
-          <w:color w:val="141414"/>
-          <w:sz w:val="22"/>
-        </w:rPr>
-        <w:t>Riset yang dipublikasikan dalam American Psychologist menunjukkan bahwa korban trauma yang terjebak dalam pertanyaan 'Mengapa ini terjadi padaku?' (External Victim Locus) mengalami penurunan aktivitas di Dorsolateral Prefrontal Cortex (DLPFC). Mereka merasa tidak berdaya dan kehilangan kendali atas hidup mereka.</w:t>
-      </w:r>
-    </w:p>
-    <w:p>
-      <w:pPr>
-        <w:spacing w:before="0" w:after="100" w:line="324" w:lineRule="auto"/>
-        <w:ind w:firstLine="283"/>
-        <w:jc w:val="both"/>
-      </w:pPr>
-      <w:r>
-        <w:rPr>
-          <w:rFonts w:ascii="Garamond" w:hAnsi="Garamond"/>
-          <w:b w:val="0"/>
-          <w:i w:val="0"/>
-          <w:color w:val="141414"/>
-          <w:sz w:val="22"/>
-        </w:rPr>
-        <w:t>Sebaliknya, ketika cara pandang diubah menjadi pertanyaan bermakna: 'Apa hikmah yang bisa kupetik dari ujian ini? Kualitas batin apa yang sedang ditempa dalam diriku?' (Meaning-Focused Coping), koneksi antara lobus frontal dan amigdala kembali harmonis. Otak beralih dari mode bertahan hidup (*survival mode*) menuju mode pertumbuhan (*growth mode*).</w:t>
-      </w:r>
-    </w:p>
-    <w:p>
-      <w:pPr>
-        <w:spacing w:before="0" w:after="100" w:line="324" w:lineRule="auto"/>
-        <w:ind w:firstLine="283"/>
-        <w:jc w:val="both"/>
-      </w:pPr>
-      <w:r>
-        <w:rPr>
-          <w:rFonts w:ascii="Garamond" w:hAnsi="Garamond"/>
-          <w:b w:val="0"/>
-          <w:i w:val="0"/>
-          <w:color w:val="141414"/>
-          <w:sz w:val="22"/>
-        </w:rPr>
-        <w:t>Dalam ranah psikologi Islam, konsep ini sejalan dengan maqam 'Ar-Ridha bi Qadha'illah' (ridha terhadap ketetapan takdir). Ridha bukanlah kepasrahan pasif yang fatalistik, melainkan ketenangan aktif seorang hamba yang mempercayai sepenuhnya keadilan dan kasih sayang sang Pencipta.</w:t>
-      </w:r>
-    </w:p>
-    <w:p>
-      <w:pPr>
-        <w:spacing w:before="0" w:after="100" w:line="324" w:lineRule="auto"/>
-        <w:ind w:firstLine="283"/>
-        <w:jc w:val="both"/>
-      </w:pPr>
-      <w:r>
-        <w:rPr>
-          <w:rFonts w:ascii="Garamond" w:hAnsi="Garamond"/>
-          <w:b w:val="0"/>
-          <w:i w:val="0"/>
-          <w:color w:val="141414"/>
-          <w:sz w:val="22"/>
-        </w:rPr>
-        <w:t>Orang yang memiliki kepasrahan tauhid tingkat tinggi terbukti memiliki tingkat ketahanan mental (resilience score) 70% lebih tinggi dan risiko kekambuhan gangguan kecemasan yang jauh lebih rendah dibandingkan kelompok kontrol sekuler.</w:t>
-      </w:r>
-    </w:p>
-    <w:p>
-      <w:pPr>
-        <w:spacing w:before="160" w:after="120"/>
-        <w:jc w:val="center"/>
-      </w:pPr>
-      <w:r>
-        <w:rPr>
-          <w:rFonts w:ascii="Garamond" w:hAnsi="Garamond"/>
-          <w:color w:val="919191"/>
-          <w:sz w:val="16"/>
-        </w:rPr>
-        <w:t>────────────────────────────</w:t>
-      </w:r>
-    </w:p>
-    <w:p>
-      <w:pPr>
-        <w:spacing w:before="0" w:after="80" w:line="324" w:lineRule="auto"/>
-        <w:jc w:val="both"/>
-      </w:pPr>
-      <w:r>
-        <w:rPr>
-          <w:rFonts w:ascii="Garamond" w:hAnsi="Garamond"/>
-          <w:b/>
-          <w:i w:val="0"/>
-          <w:color w:val="373737"/>
-          <w:sz w:val="21"/>
-        </w:rPr>
-        <w:t>Dialog Mindful: Menyerahkan Hak Menghakimi kepada Allah</w:t>
-      </w:r>
-    </w:p>
-    <w:p>
-      <w:pPr>
-        <w:spacing w:before="120" w:after="200" w:line="312" w:lineRule="auto"/>
-        <w:ind w:left="454" w:right="454"/>
-        <w:jc w:val="both"/>
-      </w:pPr>
-      <w:r>
-        <w:rPr>
-          <w:rFonts w:ascii="Garamond" w:hAnsi="Garamond"/>
-          <w:i/>
-          <w:color w:val="5A5A5A"/>
-          <w:sz w:val="21"/>
-        </w:rPr>
-        <w:t>Buka kedua telapak tanganmu di atas pangkuanmu, menghadap ke atas.</w:t>
-        <w:br/>
-        <w:t>Tatap telapak tanganmu yang kosong itu.</w:t>
-        <w:br/>
-        <w:t>Bayangkan seluruh rencana hidupmu yang gagal dan harapanmu yang pupus ada di sana.</w:t>
-        <w:br/>
-        <w:t>Tarik napas dalam-dalam... dan angkat kedua tanganmu sedikit ke atas seraya berbisik:</w:t>
-        <w:br/>
-        <w:t>'Ya Allah, hamba tidak tahu apa yang ada di balik esok hari, tetapi hamba percaya kepada-Mu.</w:t>
-        <w:br/>
-        <w:t>Hamba ridha atas apa pun yang telah Engkau tetapkan di masa lalu.</w:t>
-        <w:br/>
-        <w:t>Bimbinglah setiap langkah hamba menuju kebaikan yang Engkau ridhai.'</w:t>
-      </w:r>
-    </w:p>
-    <w:p>
-      <w:pPr>
-        <w:spacing w:before="120" w:after="120"/>
-        <w:jc w:val="center"/>
-      </w:pPr>
-      <w:r>
-        <w:rPr>
-          <w:rFonts w:ascii="Garamond" w:hAnsi="Garamond"/>
-          <w:color w:val="919191"/>
-          <w:sz w:val="16"/>
-        </w:rPr>
-        <w:t>────────────────────────────</w:t>
-      </w:r>
-    </w:p>
-    <w:p>
-      <w:pPr>
-        <w:spacing w:before="120" w:after="200" w:line="312" w:lineRule="auto"/>
-        <w:ind w:left="454" w:right="454"/>
-        <w:jc w:val="both"/>
-      </w:pPr>
-      <w:r>
-        <w:rPr>
-          <w:rFonts w:ascii="Garamond" w:hAnsi="Garamond"/>
-          <w:i/>
-          <w:color w:val="5A5A5A"/>
-          <w:sz w:val="21"/>
-        </w:rPr>
-        <w:t>"Takdir Tuhan itu seperti kain sulaman sutra. Dari belakang kau hanya melihat benang kusut dan simpul kasar, namun dari depan, Tuhan sedang merajut mahakarya terindah yang belum mampu kau pahami."</w:t>
-      </w:r>
-    </w:p>
-    <w:p>
-      <w:r>
-        <w:br w:type="page"/>
-      </w:r>
-    </w:p>
-    <w:p>
-      <w:pPr>
-        <w:spacing w:before="0" w:after="80" w:line="324" w:lineRule="auto"/>
-        <w:jc w:val="center"/>
-      </w:pPr>
-      <w:r>
-        <w:rPr>
-          <w:rFonts w:ascii="Garamond" w:hAnsi="Garamond"/>
-          <w:b/>
-          <w:i w:val="0"/>
-          <w:color w:val="919191"/>
-          <w:sz w:val="21"/>
-        </w:rPr>
-        <w:t>BAB 11</w:t>
-      </w:r>
-    </w:p>
-    <w:p>
-      <w:pPr>
-        <w:spacing w:before="0" w:after="120" w:line="324" w:lineRule="auto"/>
-        <w:jc w:val="center"/>
-      </w:pPr>
-      <w:r>
-        <w:rPr>
-          <w:rFonts w:ascii="Garamond" w:hAnsi="Garamond"/>
-          <w:b/>
-          <w:i w:val="0"/>
-          <w:color w:val="141414"/>
-          <w:sz w:val="32"/>
-        </w:rPr>
-        <w:t>Memaafkan Tanpa Melupakan Hikmah</w:t>
-      </w:r>
-    </w:p>
-    <w:p>
-      <w:pPr>
-        <w:spacing w:before="0" w:after="320" w:line="324" w:lineRule="auto"/>
-        <w:jc w:val="center"/>
-      </w:pPr>
-      <w:r>
-        <w:rPr>
-          <w:rFonts w:ascii="Garamond" w:hAnsi="Garamond"/>
-          <w:b w:val="0"/>
-          <w:i/>
-          <w:color w:val="5A5A5A"/>
-          <w:sz w:val="21"/>
-        </w:rPr>
-        <w:t>Tentang Membebaskan Diri dari Belenggu Dendam, Mencabut Belati Beracun di Dada, dan Kemaafan Sejati</w:t>
-      </w:r>
-    </w:p>
-    <w:p>
-      <w:pPr>
-        <w:spacing w:before="0" w:after="320"/>
-        <w:jc w:val="center"/>
-      </w:pPr>
-      <w:r>
-        <w:rPr>
-          <w:rFonts w:ascii="Garamond" w:hAnsi="Garamond"/>
-          <w:color w:val="919191"/>
-          <w:sz w:val="16"/>
-        </w:rPr>
-        <w:t>────────────────────────────</w:t>
-      </w:r>
-    </w:p>
-    <w:p>
-      <w:pPr>
-        <w:spacing w:before="200" w:after="80" w:line="432" w:lineRule="auto"/>
-        <w:jc w:val="right"/>
-      </w:pPr>
-      <w:r>
-        <w:rPr>
-          <w:rFonts w:ascii="Traditional Arabic" w:hAnsi="Traditional Arabic"/>
-          <w:b/>
-          <w:color w:val="141414"/>
-          <w:sz w:val="30"/>
-        </w:rPr>
-        <w:t>وَلْيَعْفُوا وَلْيَصْفَحُوا ۗ أَلَا تُحِبُّونَ أَن يَغْفِرَ اللَّهُ لَكُمْ ۗ وَاللَّهُ غَفُورٌ رَّحِيمٌ</w:t>
-      </w:r>
-    </w:p>
-    <w:p>
-      <w:pPr>
-        <w:spacing w:before="40" w:after="40" w:line="300" w:lineRule="auto"/>
-        <w:ind w:left="283" w:right="283"/>
-        <w:jc w:val="both"/>
-      </w:pPr>
-      <w:r>
-        <w:rPr>
-          <w:rFonts w:ascii="Garamond" w:hAnsi="Garamond"/>
-          <w:i/>
-          <w:color w:val="5A5A5A"/>
-          <w:sz w:val="21"/>
-        </w:rPr>
-        <w:t>"Dan hendaklah mereka memaafkan dan berlapang dada. Apakah kamu tidak ingin bahwa Allah mengampunimu? Dan Allah adalah Maha Pengampun lagi Maha Penyayang."</w:t>
-      </w:r>
-    </w:p>
-    <w:p>
-      <w:pPr>
-        <w:spacing w:before="0" w:after="160"/>
-        <w:jc w:val="right"/>
-      </w:pPr>
-      <w:r>
-        <w:rPr>
-          <w:rFonts w:ascii="Garamond" w:hAnsi="Garamond"/>
-          <w:b/>
-          <w:color w:val="373737"/>
-          <w:sz w:val="18"/>
-        </w:rPr>
-        <w:t>(QS. An-Nur: 22)</w:t>
-      </w:r>
-    </w:p>
-    <w:p>
-      <w:pPr>
-        <w:spacing w:before="200" w:after="80" w:line="432" w:lineRule="auto"/>
-        <w:jc w:val="right"/>
-      </w:pPr>
-      <w:r>
-        <w:rPr>
-          <w:rFonts w:ascii="Traditional Arabic" w:hAnsi="Traditional Arabic"/>
-          <w:b/>
-          <w:color w:val="141414"/>
-          <w:sz w:val="30"/>
-        </w:rPr>
-        <w:t>رَبَّنَا اغْفِرْ لَنَا وَلِإِخْوَانِنَا الَّذِينَ سَبَقُونَا بِالْإِيمَانِ وَلَا تَجْعَلْ فِي قُلُوبِنَا غِلًّا لِّلَّذِينَ آمَنُوا رَبَّنَا إِنَّكَ رَءُوفٌ رَّحِيمٌ</w:t>
-      </w:r>
-    </w:p>
-    <w:p>
-      <w:pPr>
-        <w:spacing w:before="40" w:after="40" w:line="300" w:lineRule="auto"/>
-        <w:ind w:left="283" w:right="283"/>
-        <w:jc w:val="both"/>
-      </w:pPr>
-      <w:r>
-        <w:rPr>
-          <w:rFonts w:ascii="Garamond" w:hAnsi="Garamond"/>
-          <w:i/>
-          <w:color w:val="5A5A5A"/>
-          <w:sz w:val="21"/>
-        </w:rPr>
-        <w:t>"Wahai Tuhan kami, ampunilah kami dan saudara-saudara kami yang telah beriman lebih dahulu dari kami, dan janganlah Engkau tanamkan kedengkian di dalam hati kami terhadap orang-orang yang beriman. Wahai Tuhan kami, sesungguhnya Engkau Maha Lembut lagi Maha Penyayang."</w:t>
-      </w:r>
-    </w:p>
-    <w:p>
-      <w:pPr>
-        <w:spacing w:before="0" w:after="160"/>
-        <w:jc w:val="right"/>
-      </w:pPr>
-      <w:r>
-        <w:rPr>
-          <w:rFonts w:ascii="Garamond" w:hAnsi="Garamond"/>
-          <w:b/>
-          <w:color w:val="373737"/>
-          <w:sz w:val="18"/>
-        </w:rPr>
-        <w:t>(QS. Al-Hasyr: 10)</w:t>
-      </w:r>
-    </w:p>
-    <w:p>
-      <w:pPr>
-        <w:spacing w:before="80" w:after="280"/>
-        <w:jc w:val="center"/>
-      </w:pPr>
-      <w:r>
-        <w:rPr>
-          <w:rFonts w:ascii="Garamond" w:hAnsi="Garamond"/>
-          <w:color w:val="919191"/>
-          <w:sz w:val="16"/>
-        </w:rPr>
-        <w:t>────────────────────────────</w:t>
-      </w:r>
-    </w:p>
-    <w:p>
-      <w:pPr>
-        <w:spacing w:before="0" w:after="120" w:line="324" w:lineRule="auto"/>
-        <w:ind w:firstLine="283"/>
-        <w:jc w:val="both"/>
-      </w:pPr>
-      <w:r>
-        <w:rPr>
-          <w:rFonts w:ascii="Garamond" w:hAnsi="Garamond"/>
-          <w:b w:val="0"/>
-          <w:i w:val="0"/>
-          <w:color w:val="141414"/>
-          <w:sz w:val="23"/>
-        </w:rPr>
-        <w:t>Salah satu ujian terberat yang pernah ditimpakan kepada seorang manusia di muka bumi adalah ketika ia diminta untuk memaafkan orang yang telah menghancurkan hidupnya.</w:t>
-      </w:r>
-    </w:p>
-    <w:p>
-      <w:pPr>
-        <w:spacing w:before="0" w:after="120" w:line="324" w:lineRule="auto"/>
-        <w:ind w:firstLine="283"/>
-        <w:jc w:val="both"/>
-      </w:pPr>
-      <w:r>
-        <w:rPr>
-          <w:rFonts w:ascii="Garamond" w:hAnsi="Garamond"/>
-          <w:b w:val="0"/>
-          <w:i w:val="0"/>
-          <w:color w:val="141414"/>
-          <w:sz w:val="23"/>
-        </w:rPr>
-        <w:t>Bagaimana mungkin kita bisa memaafkan seseorang yang telah mengkhianati cinta suci kita bertahun-tahun? Bagaimana mungkin kita tersenyum pada rekan kerja yang menikam kita dari belakang dan merebut hasil keringat kita? Lebih menyakitkan lagi: orang yang menyakitimu itu bahkan tidak pernah merasa bersalah, tidak pernah meminta maaf, dan kini hidup bahagia seolah-olah tidak pernah berbuat dosa kepadamu!</w:t>
-      </w:r>
-    </w:p>
-    <w:p>
-      <w:pPr>
-        <w:spacing w:before="0" w:after="120" w:line="324" w:lineRule="auto"/>
-        <w:ind w:firstLine="283"/>
-        <w:jc w:val="both"/>
-      </w:pPr>
-      <w:r>
-        <w:rPr>
-          <w:rFonts w:ascii="Garamond" w:hAnsi="Garamond"/>
-          <w:b w:val="0"/>
-          <w:i w:val="0"/>
-          <w:color w:val="141414"/>
-          <w:sz w:val="23"/>
-        </w:rPr>
-        <w:t>Mengingat namanya saja sudah cukup untuk membuat rahangmu mengeras dan darahmu mendidih. Kau ingin melihatnya celaka, kau ingin melihatnya menangis darah sebagaimana kau pernah menangis darah di malam-malam yang dingin.</w:t>
-      </w:r>
-    </w:p>
-    <w:p>
-      <w:pPr>
-        <w:spacing w:before="0" w:after="120" w:line="324" w:lineRule="auto"/>
-        <w:ind w:firstLine="283"/>
-        <w:jc w:val="both"/>
-      </w:pPr>
-      <w:r>
-        <w:rPr>
-          <w:rFonts w:ascii="Garamond" w:hAnsi="Garamond"/>
-          <w:b w:val="0"/>
-          <w:i w:val="0"/>
-          <w:color w:val="141414"/>
-          <w:sz w:val="23"/>
-        </w:rPr>
-        <w:t>Tetapi dengarkanlah baik-baik nasihat penuh hikmah dari Ustadz Salim A. Fillah dan Hyung Hammad Rosyadi ini, kawan: kau salah memahami makna kemaafan jika kau mengira memaafkan adalah hadiah yang kau berikan kepada orang yang bersalah.</w:t>
-      </w:r>
-    </w:p>
-    <w:p>
-      <w:pPr>
-        <w:spacing w:before="0" w:after="120" w:line="324" w:lineRule="auto"/>
-        <w:ind w:firstLine="283"/>
-        <w:jc w:val="both"/>
-      </w:pPr>
-      <w:r>
-        <w:rPr>
-          <w:rFonts w:ascii="Garamond" w:hAnsi="Garamond"/>
-          <w:b w:val="0"/>
-          <w:i w:val="0"/>
-          <w:color w:val="141414"/>
-          <w:sz w:val="23"/>
-        </w:rPr>
-        <w:t>Bukan! Memaafkan sama sekali bukan tentang orang itu. Memaafkan adalah hadiah kemerdekaan paling mahal yang kau berikan kepada jiwamu sendiri!</w:t>
-      </w:r>
-    </w:p>
-    <w:p>
-      <w:pPr>
-        <w:spacing w:before="0" w:after="120" w:line="324" w:lineRule="auto"/>
-        <w:ind w:firstLine="283"/>
-        <w:jc w:val="both"/>
-      </w:pPr>
-      <w:r>
-        <w:rPr>
-          <w:rFonts w:ascii="Garamond" w:hAnsi="Garamond"/>
-          <w:b w:val="0"/>
-          <w:i w:val="0"/>
-          <w:color w:val="141414"/>
-          <w:sz w:val="23"/>
-        </w:rPr>
-        <w:t>Menyimpan dendam di dalam hati itu ibarat kau meminum racun arsenik setiap pagi, namun kau berharap orang yang kau benci itulah yang mati keracunan. Kau yang insomnia, kau yang tersiksa sakit maag dan migrain, kau yang kehilangan nafsu makan, sementara orang yang kau benci sedang tertidur lelap tanpa memikirkanmu sedikit pun!</w:t>
-      </w:r>
-    </w:p>
-    <w:p>
-      <w:pPr>
-        <w:spacing w:before="0" w:after="120" w:line="324" w:lineRule="auto"/>
-        <w:ind w:firstLine="283"/>
-        <w:jc w:val="both"/>
-      </w:pPr>
-      <w:r>
-        <w:rPr>
-          <w:rFonts w:ascii="Garamond" w:hAnsi="Garamond"/>
-          <w:b w:val="0"/>
-          <w:i w:val="0"/>
-          <w:color w:val="141414"/>
-          <w:sz w:val="23"/>
-        </w:rPr>
-        <w:t>Ketika seseorang menyakitimu di masa lalu, ia sebenarnya hanya menusukkan sebilah belati di dadamu satu kali. Namun ketika kau menyimpan dendam dan memutar kembali ingatan pahit itu setiap hari, kaulah yang sedang mencabut dan menancapkan kembali belati beracun itu beribu-ribu kali ke jantungmu sendiri!</w:t>
-      </w:r>
-    </w:p>
-    <w:p>
-      <w:pPr>
-        <w:spacing w:before="0" w:after="120" w:line="324" w:lineRule="auto"/>
-        <w:ind w:firstLine="283"/>
-        <w:jc w:val="both"/>
-      </w:pPr>
-      <w:r>
-        <w:rPr>
-          <w:rFonts w:ascii="Garamond" w:hAnsi="Garamond"/>
-          <w:b w:val="0"/>
-          <w:i w:val="0"/>
-          <w:color w:val="141414"/>
-          <w:sz w:val="23"/>
-        </w:rPr>
-        <w:t>Memaafkan adalah keberanian untuk mencabut belati itu dan melemparnya jauh-jauh ke dalam jurang. Memaafkan bukan berarti kau membenarkan kejahatannya. Memaafkan bukan berarti kau harus kembali berteman akrab dengannya seolah tidak terjadi apa-apa. Kau boleh menjaga jarak darinya, kau boleh menolak untuk bertemu dengannya lagi, tetapi lepaskan cengkeraman amarah itu dari dadamu.</w:t>
-      </w:r>
-    </w:p>
-    <w:p>
-      <w:pPr>
-        <w:spacing w:before="0" w:after="120" w:line="324" w:lineRule="auto"/>
-        <w:ind w:firstLine="283"/>
-        <w:jc w:val="both"/>
-      </w:pPr>
-      <w:r>
-        <w:rPr>
-          <w:rFonts w:ascii="Garamond" w:hAnsi="Garamond"/>
-          <w:b w:val="0"/>
-          <w:i w:val="0"/>
-          <w:color w:val="141414"/>
-          <w:sz w:val="23"/>
-        </w:rPr>
-        <w:t>Biarkan Allah yang menjadi Hakim Yang Maha Adil di padang mahsyar kelak. Jangan kotori hatimu dengan urusan hisab makhluk. Bersihkan hatimu, agar ia layak menjadi tempat bersemayamnya ridha dan rahmat Allah.</w:t>
-      </w:r>
-    </w:p>
-    <w:p>
-      <w:pPr>
-        <w:spacing w:before="120"/>
-      </w:pPr>
-    </w:p>
-    <w:p>
-      <w:pPr>
-        <w:spacing w:before="0" w:after="100" w:line="324" w:lineRule="auto"/>
-        <w:ind w:firstLine="283"/>
-        <w:jc w:val="both"/>
-      </w:pPr>
-      <w:r>
-        <w:rPr>
-          <w:rFonts w:ascii="Garamond" w:hAnsi="Garamond"/>
-          <w:b w:val="0"/>
-          <w:i w:val="0"/>
-          <w:color w:val="141414"/>
-          <w:sz w:val="22"/>
-        </w:rPr>
-        <w:t>Studi komprehensif yang dipimpin oleh Dr. Fred Luskin melalui 'Stanford Forgiveness Project' membuktikan secara empiris bahwa memaafkan menghasilkan efek terapeutik yang luar biasa pada sistem kardiovaskular dan saraf manusia.</w:t>
-      </w:r>
-    </w:p>
-    <w:p>
-      <w:pPr>
-        <w:spacing w:before="0" w:after="100" w:line="324" w:lineRule="auto"/>
-        <w:ind w:firstLine="283"/>
-        <w:jc w:val="both"/>
-      </w:pPr>
-      <w:r>
-        <w:rPr>
-          <w:rFonts w:ascii="Garamond" w:hAnsi="Garamond"/>
-          <w:b w:val="0"/>
-          <w:i w:val="0"/>
-          <w:color w:val="141414"/>
-          <w:sz w:val="22"/>
-        </w:rPr>
-        <w:t>Ketika subjek penelitian mengingat peristiwa sakit hati dengan rasa dendam yang aktif (*unforgiving state*), rekaman elektrokardiogram (EKG) menunjukkan penurunan drastis pada variabilitas detak jantung (Heart Rate Variability / HRV). Sistem saraf simpatik terpicu, memompa hormon stres epinefrin dan meningkatkan tekanan darah rata-rata sebesar 8 hingga 12 mmHg.</w:t>
-      </w:r>
-    </w:p>
-    <w:p>
-      <w:pPr>
-        <w:spacing w:before="0" w:after="100" w:line="324" w:lineRule="auto"/>
-        <w:ind w:firstLine="283"/>
-        <w:jc w:val="both"/>
-      </w:pPr>
-      <w:r>
-        <w:rPr>
-          <w:rFonts w:ascii="Garamond" w:hAnsi="Garamond"/>
-          <w:b w:val="0"/>
-          <w:i w:val="0"/>
-          <w:color w:val="141414"/>
-          <w:sz w:val="22"/>
-        </w:rPr>
-        <w:t>Namun ketika subjek dibimbing untuk melepaskan dendam melalui proses pemaafan sadar (*forgiveness intervention*), terjadi perubahan drastis pada koherensi ritme jantung (cardiac coherence). Aktivitas gelombang otak di lobus frontal meningkat, yang mencerminkan pemulihan kontrol emosional tingkat tinggi.</w:t>
-      </w:r>
-    </w:p>
-    <w:p>
-      <w:pPr>
-        <w:spacing w:before="0" w:after="100" w:line="324" w:lineRule="auto"/>
-        <w:ind w:firstLine="283"/>
-        <w:jc w:val="both"/>
-      </w:pPr>
-      <w:r>
-        <w:rPr>
-          <w:rFonts w:ascii="Garamond" w:hAnsi="Garamond"/>
-          <w:b w:val="0"/>
-          <w:i w:val="0"/>
-          <w:color w:val="141414"/>
-          <w:sz w:val="22"/>
-        </w:rPr>
-        <w:t>Pemaafan juga terbukti menurunkan produksi sitokin pro-inflamasi (interleukin-6), mempercepat proses penyembuhan luka fisik, dan meningkatkan kualitas tidur secara dramatis pada pasien penderita gangguan stres pascatrauma (PTSD).</w:t>
-      </w:r>
-    </w:p>
-    <w:p>
-      <w:pPr>
-        <w:spacing w:before="0" w:after="100" w:line="324" w:lineRule="auto"/>
-        <w:ind w:firstLine="283"/>
-        <w:jc w:val="both"/>
-      </w:pPr>
-      <w:r>
-        <w:rPr>
-          <w:rFonts w:ascii="Garamond" w:hAnsi="Garamond"/>
-          <w:b w:val="0"/>
-          <w:i w:val="0"/>
-          <w:color w:val="141414"/>
-          <w:sz w:val="22"/>
-        </w:rPr>
-        <w:t>Dalam tradisi Al-Qur'an, anjuran memaafkan selalu dikaitkan dengan janji pengampunan dari Allah: 'Apakah kamu tidak ingin bahwa Allah mengampunimu?' (QS. An-Nur: 22). Menghapus kesalahan hamba Allah di dunia menjadi wasilah terbukanya pintu ampunan Ilahi yang menyelamatkan kita di akhirat.</w:t>
-      </w:r>
-    </w:p>
-    <w:p>
-      <w:pPr>
-        <w:spacing w:before="160" w:after="120"/>
-        <w:jc w:val="center"/>
-      </w:pPr>
-      <w:r>
-        <w:rPr>
-          <w:rFonts w:ascii="Garamond" w:hAnsi="Garamond"/>
-          <w:color w:val="919191"/>
-          <w:sz w:val="16"/>
-        </w:rPr>
-        <w:t>────────────────────────────</w:t>
-      </w:r>
-    </w:p>
-    <w:p>
-      <w:pPr>
-        <w:spacing w:before="0" w:after="80" w:line="324" w:lineRule="auto"/>
-        <w:jc w:val="both"/>
-      </w:pPr>
-      <w:r>
-        <w:rPr>
-          <w:rFonts w:ascii="Garamond" w:hAnsi="Garamond"/>
-          <w:b/>
-          <w:i w:val="0"/>
-          <w:color w:val="373737"/>
-          <w:sz w:val="21"/>
-        </w:rPr>
-        <w:t>Dialog Mindful: Melepaskan Tali Kekang Dendam</w:t>
-      </w:r>
-    </w:p>
-    <w:p>
-      <w:pPr>
-        <w:spacing w:before="120" w:after="200" w:line="312" w:lineRule="auto"/>
-        <w:ind w:left="454" w:right="454"/>
-        <w:jc w:val="both"/>
-      </w:pPr>
-      <w:r>
-        <w:rPr>
-          <w:rFonts w:ascii="Garamond" w:hAnsi="Garamond"/>
-          <w:i/>
-          <w:color w:val="5A5A5A"/>
-          <w:sz w:val="21"/>
-        </w:rPr>
-        <w:t>Duduklah dengan tegak. Pejamkan matamu rapat-rapat.</w:t>
-        <w:br/>
-        <w:t>Kepalkan kedua tanganmu sekuat tenaga... genggam erat-erat hingga buku jemarimu memutih.</w:t>
-        <w:br/>
-        <w:t>Rasakan betapa melelahkannya menahan genggaman yang kencang itu.</w:t>
-        <w:br/>
-        <w:t>Lalu secara perlahan, buka kepalan jemarimu satu per satu... biarkan telapak tanganmu rileks di atas lutut.</w:t>
-        <w:br/>
-        <w:t>Rasakan kelegaan yang mengalir di lengan dan dadamu.</w:t>
-        <w:br/>
-        <w:t>Ucapkan dalam hening:</w:t>
-        <w:br/>
-        <w:t>'Demi Allah, aku lepaskan hak penuntutanku atas kesalahanmu di dunia ini.</w:t>
-        <w:br/>
-        <w:t>Aku maafkan dirimu demi kedamaian hatiku sendiri dan demi mengharap ampunan Tuhanku.'</w:t>
-      </w:r>
-    </w:p>
-    <w:p>
-      <w:pPr>
-        <w:spacing w:before="120" w:after="120"/>
         <w:jc w:val="center"/>
       </w:pPr>
       <w:r>
@@ -6852,22 +6174,6 @@
     </w:p>
     <w:p>
       <w:pPr>
-        <w:spacing w:before="0" w:after="80" w:line="324" w:lineRule="auto"/>
-        <w:jc w:val="both"/>
-      </w:pPr>
-      <w:r>
-        <w:rPr>
-          <w:rFonts w:ascii="Garamond" w:hAnsi="Garamond"/>
-          <w:b/>
-          <w:i w:val="0"/>
-          <w:color w:val="373737"/>
-          <w:sz w:val="21"/>
-        </w:rPr>
-        <w:t>Dialog Mindful: Merayakan Jiwa yang Telah Utuh Kembali</w:t>
-      </w:r>
-    </w:p>
-    <w:p>
-      <w:pPr>
         <w:spacing w:before="120" w:after="200" w:line="312" w:lineRule="auto"/>
         <w:ind w:left="454" w:right="454"/>
         <w:jc w:val="both"/>
@@ -6879,68 +6185,12 @@
           <w:color w:val="5A5A5A"/>
           <w:sz w:val="21"/>
         </w:rPr>
-        <w:t>Berdirilah di depan jendela yang terbuka. Rasakan hembusan angin pagi menerpa wajahmu.</w:t>
-        <w:br/>
-        <w:t>Tarik napas dalam-dalam... penuhi paru-parumu dengan udara segar ciptaan Allah.</w:t>
-        <w:br/>
-        <w:t>Letakkan tanganmu di atas dada, rasakan detak jantungmu yang tenang dan berwibawa.</w:t>
-        <w:br/>
-        <w:t>Tersenyumlah dengan tulus kepada dirimu sendiri dan katakan:</w:t>
-        <w:br/>
-        <w:t>'Alhamdulillah 'ala kulli haal. Segala puji bagi Allah atas segala keadaan.</w:t>
-        <w:br/>
-        <w:t>Badai telah berlalu. Aku telah selamat. Dan hari ini, aku siap melangkah kembali menebar manfaat.'</w:t>
-      </w:r>
-    </w:p>
-    <w:p>
-      <w:pPr>
-        <w:spacing w:before="120" w:after="120"/>
-        <w:jc w:val="center"/>
-      </w:pPr>
-      <w:r>
-        <w:rPr>
-          <w:rFonts w:ascii="Garamond" w:hAnsi="Garamond"/>
-          <w:color w:val="919191"/>
-          <w:sz w:val="16"/>
-        </w:rPr>
-        <w:t>────────────────────────────</w:t>
-      </w:r>
-    </w:p>
-    <w:p>
-      <w:pPr>
-        <w:spacing w:before="120" w:after="200" w:line="312" w:lineRule="auto"/>
-        <w:ind w:left="454" w:right="454"/>
-        <w:jc w:val="both"/>
-      </w:pPr>
-      <w:r>
-        <w:rPr>
-          <w:rFonts w:ascii="Garamond" w:hAnsi="Garamond"/>
-          <w:i/>
-          <w:color w:val="5A5A5A"/>
-          <w:sz w:val="21"/>
-        </w:rPr>
         <w:t>"Serpihan hatimu yang pernah patah, ketika kau rekatkan kembali dengan emas kesabaran dan keridhaan kepada Tuhan, akan bernilai ratusan kali lipat lebih indah daripada saat ia masih utuh."</w:t>
       </w:r>
     </w:p>
     <w:p>
       <w:r>
         <w:br w:type="page"/>
-      </w:r>
-    </w:p>
-    <w:p>
-      <w:pPr>
-        <w:spacing w:before="0" w:after="80" w:line="324" w:lineRule="auto"/>
-        <w:jc w:val="center"/>
-      </w:pPr>
-      <w:r>
-        <w:rPr>
-          <w:rFonts w:ascii="Garamond" w:hAnsi="Garamond"/>
-          <w:b/>
-          <w:i w:val="0"/>
-          <w:color w:val="919191"/>
-          <w:sz w:val="21"/>
-        </w:rPr>
-        <w:t>EPILOG</w:t>
       </w:r>
     </w:p>
     <w:p>
@@ -6961,20 +6211,6 @@
     </w:p>
     <w:p>
       <w:pPr>
-        <w:spacing w:before="0" w:after="320"/>
-        <w:jc w:val="center"/>
-      </w:pPr>
-      <w:r>
-        <w:rPr>
-          <w:rFonts w:ascii="Garamond" w:hAnsi="Garamond"/>
-          <w:color w:val="919191"/>
-          <w:sz w:val="16"/>
-        </w:rPr>
-        <w:t>────────────────────────────</w:t>
-      </w:r>
-    </w:p>
-    <w:p>
-      <w:pPr>
         <w:spacing w:before="0" w:after="120" w:line="324" w:lineRule="auto"/>
         <w:ind w:firstLine="283"/>
         <w:jc w:val="both"/>
@@ -7141,299 +6377,6 @@
           <w:sz w:val="23"/>
         </w:rPr>
         <w:t>Selamat pulang ke rumah heningmu, wahai jiwa-jiwa yang tangguh. Jagalah hatimu baik-baik, karena dari sanalah seluruh nilai kemanusiaanmu bermula.</w:t>
-      </w:r>
-    </w:p>
-    <w:p>
-      <w:r>
-        <w:br w:type="page"/>
-      </w:r>
-    </w:p>
-    <w:p>
-      <w:pPr>
-        <w:spacing w:before="0" w:after="80" w:line="324" w:lineRule="auto"/>
-        <w:jc w:val="center"/>
-      </w:pPr>
-      <w:r>
-        <w:rPr>
-          <w:rFonts w:ascii="Garamond" w:hAnsi="Garamond"/>
-          <w:b/>
-          <w:i w:val="0"/>
-          <w:color w:val="373737"/>
-          <w:sz w:val="23"/>
-        </w:rPr>
-        <w:t>JURNAL REFLEKSI , CATATAN HATI &amp; EVALUASI BATIN PEKANAN</w:t>
-      </w:r>
-    </w:p>
-    <w:p>
-      <w:pPr>
-        <w:spacing w:before="0" w:after="120" w:line="324" w:lineRule="auto"/>
-        <w:jc w:val="center"/>
-      </w:pPr>
-      <w:r>
-        <w:rPr>
-          <w:rFonts w:ascii="Garamond" w:hAnsi="Garamond"/>
-          <w:b w:val="0"/>
-          <w:i/>
-          <w:color w:val="5A5A5A"/>
-          <w:sz w:val="18"/>
-        </w:rPr>
-        <w:t>My Sacred Soul Reflection Journal</w:t>
-      </w:r>
-    </w:p>
-    <w:p>
-      <w:pPr>
-        <w:spacing w:before="40" w:after="160"/>
-        <w:jc w:val="center"/>
-      </w:pPr>
-      <w:r>
-        <w:rPr>
-          <w:rFonts w:ascii="Garamond" w:hAnsi="Garamond"/>
-          <w:color w:val="919191"/>
-          <w:sz w:val="16"/>
-        </w:rPr>
-        <w:t>────────────────────────────</w:t>
-      </w:r>
-    </w:p>
-    <w:p>
-      <w:pPr>
-        <w:spacing w:before="120" w:after="200" w:line="312" w:lineRule="auto"/>
-        <w:ind w:left="454" w:right="454"/>
-        <w:jc w:val="both"/>
-      </w:pPr>
-      <w:r>
-        <w:rPr>
-          <w:rFonts w:ascii="Garamond" w:hAnsi="Garamond"/>
-          <w:i/>
-          <w:color w:val="5A5A5A"/>
-          <w:sz w:val="20"/>
-        </w:rPr>
-        <w:t>Tuliskan apa yang membuat jiwamu bergetar dalam hening. Di lembar ini, tidak ada yang perlu kau sembunyikan dari tatapan Allah.</w:t>
-      </w:r>
-    </w:p>
-    <w:p>
-      <w:pPr>
-        <w:spacing w:after="80"/>
-      </w:pPr>
-    </w:p>
-    <w:p>
-      <w:pPr>
-        <w:tabs>
-          <w:tab w:pos="5783" w:val="right" w:leader="dot"/>
-        </w:tabs>
-        <w:spacing w:before="0" w:after="80" w:line="360" w:lineRule="auto"/>
-      </w:pPr>
-      <w:r>
-        <w:rPr>
-          <w:rFonts w:ascii="Garamond" w:hAnsi="Garamond"/>
-          <w:color w:val="5A5A5A"/>
-          <w:sz w:val="19"/>
-        </w:rPr>
-        <w:t xml:space="preserve">Tanggal / Pekan ke  : </w:t>
-      </w:r>
-      <w:r>
-        <w:tab/>
-      </w:r>
-    </w:p>
-    <w:p>
-      <w:pPr>
-        <w:tabs>
-          <w:tab w:pos="5783" w:val="right" w:leader="dot"/>
-        </w:tabs>
-        <w:spacing w:before="0" w:after="80" w:line="360" w:lineRule="auto"/>
-      </w:pPr>
-      <w:r>
-        <w:rPr>
-          <w:rFonts w:ascii="Garamond" w:hAnsi="Garamond"/>
-          <w:color w:val="5A5A5A"/>
-          <w:sz w:val="19"/>
-        </w:rPr>
-        <w:t xml:space="preserve">Kondisi Batin       : </w:t>
-      </w:r>
-      <w:r>
-        <w:tab/>
-      </w:r>
-    </w:p>
-    <w:p>
-      <w:pPr>
-        <w:spacing w:after="120"/>
-      </w:pPr>
-    </w:p>
-    <w:p>
-      <w:pPr>
-        <w:keepNext/>
-        <w:spacing w:before="160" w:after="60" w:line="312" w:lineRule="auto"/>
-      </w:pPr>
-      <w:r>
-        <w:rPr>
-          <w:rFonts w:ascii="Garamond" w:hAnsi="Garamond"/>
-          <w:b/>
-          <w:color w:val="141414"/>
-          <w:sz w:val="21"/>
-        </w:rPr>
-        <w:t>1. Hal yang paling membuat batinku merasa sepi, terasing, atau cemas pekan ini:</w:t>
-      </w:r>
-    </w:p>
-    <w:p>
-      <w:pPr>
-        <w:tabs>
-          <w:tab w:pos="5783" w:val="right" w:leader="dot"/>
-        </w:tabs>
-        <w:spacing w:before="0" w:after="100" w:line="384" w:lineRule="auto"/>
-      </w:pPr>
-      <w:r>
-        <w:tab/>
-      </w:r>
-    </w:p>
-    <w:p>
-      <w:pPr>
-        <w:tabs>
-          <w:tab w:pos="5783" w:val="right" w:leader="dot"/>
-        </w:tabs>
-        <w:spacing w:before="0" w:after="100" w:line="384" w:lineRule="auto"/>
-      </w:pPr>
-      <w:r>
-        <w:tab/>
-      </w:r>
-    </w:p>
-    <w:p>
-      <w:pPr>
-        <w:keepNext/>
-        <w:spacing w:before="160" w:after="60" w:line="312" w:lineRule="auto"/>
-      </w:pPr>
-      <w:r>
-        <w:rPr>
-          <w:rFonts w:ascii="Garamond" w:hAnsi="Garamond"/>
-          <w:b/>
-          <w:color w:val="141414"/>
-          <w:sz w:val="21"/>
-        </w:rPr>
-        <w:t>2. Situasi, tugas, atau tuntutan yang paling menguras energi batinku hingga lelah:</w:t>
-      </w:r>
-    </w:p>
-    <w:p>
-      <w:pPr>
-        <w:tabs>
-          <w:tab w:pos="5783" w:val="right" w:leader="dot"/>
-        </w:tabs>
-        <w:spacing w:before="0" w:after="100" w:line="384" w:lineRule="auto"/>
-      </w:pPr>
-      <w:r>
-        <w:tab/>
-      </w:r>
-    </w:p>
-    <w:p>
-      <w:pPr>
-        <w:tabs>
-          <w:tab w:pos="5783" w:val="right" w:leader="dot"/>
-        </w:tabs>
-        <w:spacing w:before="0" w:after="100" w:line="384" w:lineRule="auto"/>
-      </w:pPr>
-      <w:r>
-        <w:tab/>
-      </w:r>
-    </w:p>
-    <w:p>
-      <w:pPr>
-        <w:keepNext/>
-        <w:spacing w:before="160" w:after="60" w:line="312" w:lineRule="auto"/>
-      </w:pPr>
-      <w:r>
-        <w:rPr>
-          <w:rFonts w:ascii="Garamond" w:hAnsi="Garamond"/>
-          <w:b/>
-          <w:color w:val="141414"/>
-          <w:sz w:val="21"/>
-        </w:rPr>
-        <w:t>3. Batasan diri yang berhasil kutegakkan demi menjaga kesehatan batin dan fisik:</w:t>
-      </w:r>
-    </w:p>
-    <w:p>
-      <w:pPr>
-        <w:tabs>
-          <w:tab w:pos="5783" w:val="right" w:leader="dot"/>
-        </w:tabs>
-        <w:spacing w:before="0" w:after="100" w:line="384" w:lineRule="auto"/>
-      </w:pPr>
-      <w:r>
-        <w:tab/>
-      </w:r>
-    </w:p>
-    <w:p>
-      <w:pPr>
-        <w:tabs>
-          <w:tab w:pos="5783" w:val="right" w:leader="dot"/>
-        </w:tabs>
-        <w:spacing w:before="0" w:after="100" w:line="384" w:lineRule="auto"/>
-      </w:pPr>
-      <w:r>
-        <w:tab/>
-      </w:r>
-    </w:p>
-    <w:p>
-      <w:pPr>
-        <w:keepNext/>
-        <w:spacing w:before="160" w:after="60" w:line="312" w:lineRule="auto"/>
-      </w:pPr>
-      <w:r>
-        <w:rPr>
-          <w:rFonts w:ascii="Garamond" w:hAnsi="Garamond"/>
-          <w:b/>
-          <w:color w:val="141414"/>
-          <w:sz w:val="21"/>
-        </w:rPr>
-        <w:t>4. Satu nikmat sederhana yang paling kusyukuri dari pemeliharaan Allah pekan ini:</w:t>
-      </w:r>
-    </w:p>
-    <w:p>
-      <w:pPr>
-        <w:tabs>
-          <w:tab w:pos="5783" w:val="right" w:leader="dot"/>
-        </w:tabs>
-        <w:spacing w:before="0" w:after="100" w:line="384" w:lineRule="auto"/>
-      </w:pPr>
-      <w:r>
-        <w:tab/>
-      </w:r>
-    </w:p>
-    <w:p>
-      <w:pPr>
-        <w:tabs>
-          <w:tab w:pos="5783" w:val="right" w:leader="dot"/>
-        </w:tabs>
-        <w:spacing w:before="0" w:after="100" w:line="384" w:lineRule="auto"/>
-      </w:pPr>
-      <w:r>
-        <w:tab/>
-      </w:r>
-    </w:p>
-    <w:p>
-      <w:pPr>
-        <w:spacing w:before="160" w:after="120"/>
-        <w:jc w:val="center"/>
-      </w:pPr>
-      <w:r>
-        <w:rPr>
-          <w:rFonts w:ascii="Garamond" w:hAnsi="Garamond"/>
-          <w:color w:val="919191"/>
-          <w:sz w:val="16"/>
-        </w:rPr>
-        <w:t>────────────────────────────</w:t>
-      </w:r>
-    </w:p>
-    <w:p>
-      <w:pPr>
-        <w:spacing w:before="0" w:after="80" w:line="324" w:lineRule="auto"/>
-        <w:jc w:val="center"/>
-      </w:pPr>
-      <w:r>
-        <w:rPr>
-          <w:rFonts w:ascii="Garamond" w:hAnsi="Garamond"/>
-          <w:b w:val="0"/>
-          <w:i/>
-          <w:color w:val="5A5A5A"/>
-          <w:sz w:val="19"/>
-        </w:rPr>
-        <w:t>Aku berhak untuk tenang. Aku melepaskan hal-hal di luar kendaliku ke dalam pemeliharaan Allah.</w:t>
       </w:r>
     </w:p>
     <w:p>

--- a/result/Ketika_Jiwa_Pulang_ke_Sunyi.docx
+++ b/result/Ketika_Jiwa_Pulang_ke_Sunyi.docx
@@ -41,20 +41,6 @@
     </w:p>
     <w:p>
       <w:pPr>
-        <w:spacing w:before="0" w:after="360"/>
-        <w:jc w:val="center"/>
-      </w:pPr>
-      <w:r>
-        <w:rPr>
-          <w:rFonts w:ascii="Garamond" w:hAnsi="Garamond"/>
-          <w:color w:val="919191"/>
-          <w:sz w:val="16"/>
-        </w:rPr>
-        <w:t>────────────────────────────</w:t>
-      </w:r>
-    </w:p>
-    <w:p>
-      <w:pPr>
         <w:spacing w:before="0" w:after="80" w:line="324" w:lineRule="auto"/>
         <w:jc w:val="center"/>
       </w:pPr>
@@ -879,20 +865,6 @@
     </w:p>
     <w:p>
       <w:pPr>
-        <w:spacing w:before="0" w:after="200"/>
-        <w:jc w:val="center"/>
-      </w:pPr>
-      <w:r>
-        <w:rPr>
-          <w:rFonts w:ascii="Garamond" w:hAnsi="Garamond"/>
-          <w:color w:val="919191"/>
-          <w:sz w:val="16"/>
-        </w:rPr>
-        <w:t>────────────────────────────</w:t>
-      </w:r>
-    </w:p>
-    <w:p>
-      <w:pPr>
         <w:spacing w:before="0" w:after="120" w:line="324" w:lineRule="auto"/>
         <w:jc w:val="center"/>
       </w:pPr>
@@ -962,20 +934,6 @@
     </w:p>
     <w:p>
       <w:pPr>
-        <w:spacing w:before="0" w:after="320"/>
-        <w:jc w:val="center"/>
-      </w:pPr>
-      <w:r>
-        <w:rPr>
-          <w:rFonts w:ascii="Garamond" w:hAnsi="Garamond"/>
-          <w:color w:val="919191"/>
-          <w:sz w:val="16"/>
-        </w:rPr>
-        <w:t>────────────────────────────</w:t>
-      </w:r>
-    </w:p>
-    <w:p>
-      <w:pPr>
         <w:spacing w:before="200" w:after="80" w:line="432" w:lineRule="auto"/>
         <w:jc w:val="right"/>
       </w:pPr>
@@ -1068,20 +1026,6 @@
     </w:p>
     <w:p>
       <w:pPr>
-        <w:spacing w:before="80" w:after="280"/>
-        <w:jc w:val="center"/>
-      </w:pPr>
-      <w:r>
-        <w:rPr>
-          <w:rFonts w:ascii="Garamond" w:hAnsi="Garamond"/>
-          <w:color w:val="919191"/>
-          <w:sz w:val="16"/>
-        </w:rPr>
-        <w:t>────────────────────────────</w:t>
-      </w:r>
-    </w:p>
-    <w:p>
-      <w:pPr>
         <w:spacing w:before="0" w:after="120" w:line="324" w:lineRule="auto"/>
         <w:ind w:firstLine="283"/>
         <w:jc w:val="both"/>
@@ -1274,20 +1218,6 @@
     </w:p>
     <w:p>
       <w:pPr>
-        <w:spacing w:before="160" w:after="120"/>
-        <w:jc w:val="center"/>
-      </w:pPr>
-      <w:r>
-        <w:rPr>
-          <w:rFonts w:ascii="Garamond" w:hAnsi="Garamond"/>
-          <w:color w:val="919191"/>
-          <w:sz w:val="16"/>
-        </w:rPr>
-        <w:t>────────────────────────────</w:t>
-      </w:r>
-    </w:p>
-    <w:p>
-      <w:pPr>
         <w:spacing w:before="120" w:after="200" w:line="312" w:lineRule="auto"/>
         <w:ind w:left="454" w:right="454"/>
         <w:jc w:val="both"/>
@@ -1357,20 +1287,6 @@
     </w:p>
     <w:p>
       <w:pPr>
-        <w:spacing w:before="0" w:after="320"/>
-        <w:jc w:val="center"/>
-      </w:pPr>
-      <w:r>
-        <w:rPr>
-          <w:rFonts w:ascii="Garamond" w:hAnsi="Garamond"/>
-          <w:color w:val="919191"/>
-          <w:sz w:val="16"/>
-        </w:rPr>
-        <w:t>────────────────────────────</w:t>
-      </w:r>
-    </w:p>
-    <w:p>
-      <w:pPr>
         <w:spacing w:before="200" w:after="80" w:line="432" w:lineRule="auto"/>
         <w:jc w:val="right"/>
       </w:pPr>
@@ -1463,20 +1379,6 @@
     </w:p>
     <w:p>
       <w:pPr>
-        <w:spacing w:before="80" w:after="280"/>
-        <w:jc w:val="center"/>
-      </w:pPr>
-      <w:r>
-        <w:rPr>
-          <w:rFonts w:ascii="Garamond" w:hAnsi="Garamond"/>
-          <w:color w:val="919191"/>
-          <w:sz w:val="16"/>
-        </w:rPr>
-        <w:t>────────────────────────────</w:t>
-      </w:r>
-    </w:p>
-    <w:p>
-      <w:pPr>
         <w:spacing w:before="0" w:after="120" w:line="324" w:lineRule="auto"/>
         <w:ind w:firstLine="283"/>
         <w:jc w:val="both"/>
@@ -1686,20 +1588,6 @@
     </w:p>
     <w:p>
       <w:pPr>
-        <w:spacing w:before="160" w:after="120"/>
-        <w:jc w:val="center"/>
-      </w:pPr>
-      <w:r>
-        <w:rPr>
-          <w:rFonts w:ascii="Garamond" w:hAnsi="Garamond"/>
-          <w:color w:val="919191"/>
-          <w:sz w:val="16"/>
-        </w:rPr>
-        <w:t>────────────────────────────</w:t>
-      </w:r>
-    </w:p>
-    <w:p>
-      <w:pPr>
         <w:spacing w:before="120" w:after="200" w:line="312" w:lineRule="auto"/>
         <w:ind w:left="454" w:right="454"/>
         <w:jc w:val="both"/>
@@ -1769,20 +1657,6 @@
     </w:p>
     <w:p>
       <w:pPr>
-        <w:spacing w:before="0" w:after="320"/>
-        <w:jc w:val="center"/>
-      </w:pPr>
-      <w:r>
-        <w:rPr>
-          <w:rFonts w:ascii="Garamond" w:hAnsi="Garamond"/>
-          <w:color w:val="919191"/>
-          <w:sz w:val="16"/>
-        </w:rPr>
-        <w:t>────────────────────────────</w:t>
-      </w:r>
-    </w:p>
-    <w:p>
-      <w:pPr>
         <w:spacing w:before="200" w:after="80" w:line="432" w:lineRule="auto"/>
         <w:jc w:val="right"/>
       </w:pPr>
@@ -1875,20 +1749,6 @@
     </w:p>
     <w:p>
       <w:pPr>
-        <w:spacing w:before="80" w:after="280"/>
-        <w:jc w:val="center"/>
-      </w:pPr>
-      <w:r>
-        <w:rPr>
-          <w:rFonts w:ascii="Garamond" w:hAnsi="Garamond"/>
-          <w:color w:val="919191"/>
-          <w:sz w:val="16"/>
-        </w:rPr>
-        <w:t>────────────────────────────</w:t>
-      </w:r>
-    </w:p>
-    <w:p>
-      <w:pPr>
         <w:spacing w:before="0" w:after="120" w:line="324" w:lineRule="auto"/>
         <w:ind w:firstLine="283"/>
         <w:jc w:val="both"/>
@@ -2115,20 +1975,6 @@
     </w:p>
     <w:p>
       <w:pPr>
-        <w:spacing w:before="160" w:after="120"/>
-        <w:jc w:val="center"/>
-      </w:pPr>
-      <w:r>
-        <w:rPr>
-          <w:rFonts w:ascii="Garamond" w:hAnsi="Garamond"/>
-          <w:color w:val="919191"/>
-          <w:sz w:val="16"/>
-        </w:rPr>
-        <w:t>────────────────────────────</w:t>
-      </w:r>
-    </w:p>
-    <w:p>
-      <w:pPr>
         <w:spacing w:before="120" w:after="200" w:line="312" w:lineRule="auto"/>
         <w:ind w:left="454" w:right="454"/>
         <w:jc w:val="both"/>
@@ -2198,20 +2044,6 @@
     </w:p>
     <w:p>
       <w:pPr>
-        <w:spacing w:before="0" w:after="320"/>
-        <w:jc w:val="center"/>
-      </w:pPr>
-      <w:r>
-        <w:rPr>
-          <w:rFonts w:ascii="Garamond" w:hAnsi="Garamond"/>
-          <w:color w:val="919191"/>
-          <w:sz w:val="16"/>
-        </w:rPr>
-        <w:t>────────────────────────────</w:t>
-      </w:r>
-    </w:p>
-    <w:p>
-      <w:pPr>
         <w:spacing w:before="200" w:after="80" w:line="432" w:lineRule="auto"/>
         <w:jc w:val="right"/>
       </w:pPr>
@@ -2304,20 +2136,6 @@
     </w:p>
     <w:p>
       <w:pPr>
-        <w:spacing w:before="80" w:after="280"/>
-        <w:jc w:val="center"/>
-      </w:pPr>
-      <w:r>
-        <w:rPr>
-          <w:rFonts w:ascii="Garamond" w:hAnsi="Garamond"/>
-          <w:color w:val="919191"/>
-          <w:sz w:val="16"/>
-        </w:rPr>
-        <w:t>────────────────────────────</w:t>
-      </w:r>
-    </w:p>
-    <w:p>
-      <w:pPr>
         <w:spacing w:before="0" w:after="120" w:line="324" w:lineRule="auto"/>
         <w:ind w:firstLine="283"/>
         <w:jc w:val="both"/>
@@ -2544,20 +2362,6 @@
     </w:p>
     <w:p>
       <w:pPr>
-        <w:spacing w:before="160" w:after="120"/>
-        <w:jc w:val="center"/>
-      </w:pPr>
-      <w:r>
-        <w:rPr>
-          <w:rFonts w:ascii="Garamond" w:hAnsi="Garamond"/>
-          <w:color w:val="919191"/>
-          <w:sz w:val="16"/>
-        </w:rPr>
-        <w:t>────────────────────────────</w:t>
-      </w:r>
-    </w:p>
-    <w:p>
-      <w:pPr>
         <w:spacing w:before="120" w:after="200" w:line="312" w:lineRule="auto"/>
         <w:ind w:left="454" w:right="454"/>
         <w:jc w:val="both"/>
@@ -2632,20 +2436,6 @@
     </w:p>
     <w:p>
       <w:pPr>
-        <w:spacing w:before="0" w:after="200"/>
-        <w:jc w:val="center"/>
-      </w:pPr>
-      <w:r>
-        <w:rPr>
-          <w:rFonts w:ascii="Garamond" w:hAnsi="Garamond"/>
-          <w:color w:val="919191"/>
-          <w:sz w:val="16"/>
-        </w:rPr>
-        <w:t>────────────────────────────</w:t>
-      </w:r>
-    </w:p>
-    <w:p>
-      <w:pPr>
         <w:spacing w:before="0" w:after="120" w:line="324" w:lineRule="auto"/>
         <w:jc w:val="center"/>
       </w:pPr>
@@ -2715,20 +2505,6 @@
     </w:p>
     <w:p>
       <w:pPr>
-        <w:spacing w:before="0" w:after="320"/>
-        <w:jc w:val="center"/>
-      </w:pPr>
-      <w:r>
-        <w:rPr>
-          <w:rFonts w:ascii="Garamond" w:hAnsi="Garamond"/>
-          <w:color w:val="919191"/>
-          <w:sz w:val="16"/>
-        </w:rPr>
-        <w:t>────────────────────────────</w:t>
-      </w:r>
-    </w:p>
-    <w:p>
-      <w:pPr>
         <w:spacing w:before="200" w:after="80" w:line="432" w:lineRule="auto"/>
         <w:jc w:val="right"/>
       </w:pPr>
@@ -2821,20 +2597,6 @@
     </w:p>
     <w:p>
       <w:pPr>
-        <w:spacing w:before="80" w:after="280"/>
-        <w:jc w:val="center"/>
-      </w:pPr>
-      <w:r>
-        <w:rPr>
-          <w:rFonts w:ascii="Garamond" w:hAnsi="Garamond"/>
-          <w:color w:val="919191"/>
-          <w:sz w:val="16"/>
-        </w:rPr>
-        <w:t>────────────────────────────</w:t>
-      </w:r>
-    </w:p>
-    <w:p>
-      <w:pPr>
         <w:spacing w:before="0" w:after="120" w:line="324" w:lineRule="auto"/>
         <w:ind w:firstLine="283"/>
         <w:jc w:val="both"/>
@@ -3044,20 +2806,6 @@
     </w:p>
     <w:p>
       <w:pPr>
-        <w:spacing w:before="160" w:after="120"/>
-        <w:jc w:val="center"/>
-      </w:pPr>
-      <w:r>
-        <w:rPr>
-          <w:rFonts w:ascii="Garamond" w:hAnsi="Garamond"/>
-          <w:color w:val="919191"/>
-          <w:sz w:val="16"/>
-        </w:rPr>
-        <w:t>────────────────────────────</w:t>
-      </w:r>
-    </w:p>
-    <w:p>
-      <w:pPr>
         <w:spacing w:before="120" w:after="200" w:line="312" w:lineRule="auto"/>
         <w:ind w:left="454" w:right="454"/>
         <w:jc w:val="both"/>
@@ -3127,20 +2875,6 @@
     </w:p>
     <w:p>
       <w:pPr>
-        <w:spacing w:before="0" w:after="320"/>
-        <w:jc w:val="center"/>
-      </w:pPr>
-      <w:r>
-        <w:rPr>
-          <w:rFonts w:ascii="Garamond" w:hAnsi="Garamond"/>
-          <w:color w:val="919191"/>
-          <w:sz w:val="16"/>
-        </w:rPr>
-        <w:t>────────────────────────────</w:t>
-      </w:r>
-    </w:p>
-    <w:p>
-      <w:pPr>
         <w:spacing w:before="200" w:after="80" w:line="432" w:lineRule="auto"/>
         <w:jc w:val="right"/>
       </w:pPr>
@@ -3233,20 +2967,6 @@
     </w:p>
     <w:p>
       <w:pPr>
-        <w:spacing w:before="80" w:after="280"/>
-        <w:jc w:val="center"/>
-      </w:pPr>
-      <w:r>
-        <w:rPr>
-          <w:rFonts w:ascii="Garamond" w:hAnsi="Garamond"/>
-          <w:color w:val="919191"/>
-          <w:sz w:val="16"/>
-        </w:rPr>
-        <w:t>────────────────────────────</w:t>
-      </w:r>
-    </w:p>
-    <w:p>
-      <w:pPr>
         <w:spacing w:before="0" w:after="120" w:line="324" w:lineRule="auto"/>
         <w:ind w:firstLine="283"/>
         <w:jc w:val="both"/>
@@ -3473,20 +3193,6 @@
     </w:p>
     <w:p>
       <w:pPr>
-        <w:spacing w:before="160" w:after="120"/>
-        <w:jc w:val="center"/>
-      </w:pPr>
-      <w:r>
-        <w:rPr>
-          <w:rFonts w:ascii="Garamond" w:hAnsi="Garamond"/>
-          <w:color w:val="919191"/>
-          <w:sz w:val="16"/>
-        </w:rPr>
-        <w:t>────────────────────────────</w:t>
-      </w:r>
-    </w:p>
-    <w:p>
-      <w:pPr>
         <w:spacing w:before="120" w:after="200" w:line="312" w:lineRule="auto"/>
         <w:ind w:left="454" w:right="454"/>
         <w:jc w:val="both"/>
@@ -3556,20 +3262,6 @@
     </w:p>
     <w:p>
       <w:pPr>
-        <w:spacing w:before="0" w:after="320"/>
-        <w:jc w:val="center"/>
-      </w:pPr>
-      <w:r>
-        <w:rPr>
-          <w:rFonts w:ascii="Garamond" w:hAnsi="Garamond"/>
-          <w:color w:val="919191"/>
-          <w:sz w:val="16"/>
-        </w:rPr>
-        <w:t>────────────────────────────</w:t>
-      </w:r>
-    </w:p>
-    <w:p>
-      <w:pPr>
         <w:spacing w:before="200" w:after="80" w:line="432" w:lineRule="auto"/>
         <w:jc w:val="right"/>
       </w:pPr>
@@ -3662,20 +3354,6 @@
     </w:p>
     <w:p>
       <w:pPr>
-        <w:spacing w:before="80" w:after="280"/>
-        <w:jc w:val="center"/>
-      </w:pPr>
-      <w:r>
-        <w:rPr>
-          <w:rFonts w:ascii="Garamond" w:hAnsi="Garamond"/>
-          <w:color w:val="919191"/>
-          <w:sz w:val="16"/>
-        </w:rPr>
-        <w:t>────────────────────────────</w:t>
-      </w:r>
-    </w:p>
-    <w:p>
-      <w:pPr>
         <w:spacing w:before="0" w:after="120" w:line="324" w:lineRule="auto"/>
         <w:ind w:firstLine="283"/>
         <w:jc w:val="both"/>
@@ -3885,20 +3563,6 @@
     </w:p>
     <w:p>
       <w:pPr>
-        <w:spacing w:before="160" w:after="120"/>
-        <w:jc w:val="center"/>
-      </w:pPr>
-      <w:r>
-        <w:rPr>
-          <w:rFonts w:ascii="Garamond" w:hAnsi="Garamond"/>
-          <w:color w:val="919191"/>
-          <w:sz w:val="16"/>
-        </w:rPr>
-        <w:t>────────────────────────────</w:t>
-      </w:r>
-    </w:p>
-    <w:p>
-      <w:pPr>
         <w:spacing w:before="120" w:after="200" w:line="312" w:lineRule="auto"/>
         <w:ind w:left="454" w:right="454"/>
         <w:jc w:val="both"/>
@@ -3968,20 +3632,6 @@
     </w:p>
     <w:p>
       <w:pPr>
-        <w:spacing w:before="0" w:after="320"/>
-        <w:jc w:val="center"/>
-      </w:pPr>
-      <w:r>
-        <w:rPr>
-          <w:rFonts w:ascii="Garamond" w:hAnsi="Garamond"/>
-          <w:color w:val="919191"/>
-          <w:sz w:val="16"/>
-        </w:rPr>
-        <w:t>────────────────────────────</w:t>
-      </w:r>
-    </w:p>
-    <w:p>
-      <w:pPr>
         <w:spacing w:before="200" w:after="80" w:line="432" w:lineRule="auto"/>
         <w:jc w:val="right"/>
       </w:pPr>
@@ -4074,20 +3724,6 @@
     </w:p>
     <w:p>
       <w:pPr>
-        <w:spacing w:before="80" w:after="280"/>
-        <w:jc w:val="center"/>
-      </w:pPr>
-      <w:r>
-        <w:rPr>
-          <w:rFonts w:ascii="Garamond" w:hAnsi="Garamond"/>
-          <w:color w:val="919191"/>
-          <w:sz w:val="16"/>
-        </w:rPr>
-        <w:t>────────────────────────────</w:t>
-      </w:r>
-    </w:p>
-    <w:p>
-      <w:pPr>
         <w:spacing w:before="0" w:after="120" w:line="324" w:lineRule="auto"/>
         <w:ind w:firstLine="283"/>
         <w:jc w:val="both"/>
@@ -4314,20 +3950,6 @@
     </w:p>
     <w:p>
       <w:pPr>
-        <w:spacing w:before="160" w:after="120"/>
-        <w:jc w:val="center"/>
-      </w:pPr>
-      <w:r>
-        <w:rPr>
-          <w:rFonts w:ascii="Garamond" w:hAnsi="Garamond"/>
-          <w:color w:val="919191"/>
-          <w:sz w:val="16"/>
-        </w:rPr>
-        <w:t>────────────────────────────</w:t>
-      </w:r>
-    </w:p>
-    <w:p>
-      <w:pPr>
         <w:spacing w:before="120" w:after="200" w:line="312" w:lineRule="auto"/>
         <w:ind w:left="454" w:right="454"/>
         <w:jc w:val="both"/>
@@ -4402,20 +4024,6 @@
     </w:p>
     <w:p>
       <w:pPr>
-        <w:spacing w:before="0" w:after="200"/>
-        <w:jc w:val="center"/>
-      </w:pPr>
-      <w:r>
-        <w:rPr>
-          <w:rFonts w:ascii="Garamond" w:hAnsi="Garamond"/>
-          <w:color w:val="919191"/>
-          <w:sz w:val="16"/>
-        </w:rPr>
-        <w:t>────────────────────────────</w:t>
-      </w:r>
-    </w:p>
-    <w:p>
-      <w:pPr>
         <w:spacing w:before="0" w:after="120" w:line="324" w:lineRule="auto"/>
         <w:jc w:val="center"/>
       </w:pPr>
@@ -4485,20 +4093,6 @@
     </w:p>
     <w:p>
       <w:pPr>
-        <w:spacing w:before="0" w:after="320"/>
-        <w:jc w:val="center"/>
-      </w:pPr>
-      <w:r>
-        <w:rPr>
-          <w:rFonts w:ascii="Garamond" w:hAnsi="Garamond"/>
-          <w:color w:val="919191"/>
-          <w:sz w:val="16"/>
-        </w:rPr>
-        <w:t>────────────────────────────</w:t>
-      </w:r>
-    </w:p>
-    <w:p>
-      <w:pPr>
         <w:spacing w:before="200" w:after="80" w:line="432" w:lineRule="auto"/>
         <w:jc w:val="right"/>
       </w:pPr>
@@ -4591,20 +4185,6 @@
     </w:p>
     <w:p>
       <w:pPr>
-        <w:spacing w:before="80" w:after="280"/>
-        <w:jc w:val="center"/>
-      </w:pPr>
-      <w:r>
-        <w:rPr>
-          <w:rFonts w:ascii="Garamond" w:hAnsi="Garamond"/>
-          <w:color w:val="919191"/>
-          <w:sz w:val="16"/>
-        </w:rPr>
-        <w:t>────────────────────────────</w:t>
-      </w:r>
-    </w:p>
-    <w:p>
-      <w:pPr>
         <w:spacing w:before="0" w:after="120" w:line="324" w:lineRule="auto"/>
         <w:ind w:firstLine="283"/>
         <w:jc w:val="both"/>
@@ -4831,20 +4411,6 @@
     </w:p>
     <w:p>
       <w:pPr>
-        <w:spacing w:before="160" w:after="120"/>
-        <w:jc w:val="center"/>
-      </w:pPr>
-      <w:r>
-        <w:rPr>
-          <w:rFonts w:ascii="Garamond" w:hAnsi="Garamond"/>
-          <w:color w:val="919191"/>
-          <w:sz w:val="16"/>
-        </w:rPr>
-        <w:t>────────────────────────────</w:t>
-      </w:r>
-    </w:p>
-    <w:p>
-      <w:pPr>
         <w:spacing w:before="120" w:after="200" w:line="312" w:lineRule="auto"/>
         <w:ind w:left="454" w:right="454"/>
         <w:jc w:val="both"/>
@@ -4914,20 +4480,6 @@
     </w:p>
     <w:p>
       <w:pPr>
-        <w:spacing w:before="0" w:after="320"/>
-        <w:jc w:val="center"/>
-      </w:pPr>
-      <w:r>
-        <w:rPr>
-          <w:rFonts w:ascii="Garamond" w:hAnsi="Garamond"/>
-          <w:color w:val="919191"/>
-          <w:sz w:val="16"/>
-        </w:rPr>
-        <w:t>────────────────────────────</w:t>
-      </w:r>
-    </w:p>
-    <w:p>
-      <w:pPr>
         <w:spacing w:before="200" w:after="80" w:line="432" w:lineRule="auto"/>
         <w:jc w:val="right"/>
       </w:pPr>
@@ -5020,20 +4572,6 @@
     </w:p>
     <w:p>
       <w:pPr>
-        <w:spacing w:before="80" w:after="280"/>
-        <w:jc w:val="center"/>
-      </w:pPr>
-      <w:r>
-        <w:rPr>
-          <w:rFonts w:ascii="Garamond" w:hAnsi="Garamond"/>
-          <w:color w:val="919191"/>
-          <w:sz w:val="16"/>
-        </w:rPr>
-        <w:t>────────────────────────────</w:t>
-      </w:r>
-    </w:p>
-    <w:p>
-      <w:pPr>
         <w:spacing w:before="0" w:after="120" w:line="324" w:lineRule="auto"/>
         <w:ind w:firstLine="283"/>
         <w:jc w:val="both"/>
@@ -5277,20 +4815,6 @@
     </w:p>
     <w:p>
       <w:pPr>
-        <w:spacing w:before="160" w:after="120"/>
-        <w:jc w:val="center"/>
-      </w:pPr>
-      <w:r>
-        <w:rPr>
-          <w:rFonts w:ascii="Garamond" w:hAnsi="Garamond"/>
-          <w:color w:val="919191"/>
-          <w:sz w:val="16"/>
-        </w:rPr>
-        <w:t>────────────────────────────</w:t>
-      </w:r>
-    </w:p>
-    <w:p>
-      <w:pPr>
         <w:spacing w:before="120" w:after="200" w:line="312" w:lineRule="auto"/>
         <w:ind w:left="454" w:right="454"/>
         <w:jc w:val="both"/>
@@ -5360,20 +4884,6 @@
     </w:p>
     <w:p>
       <w:pPr>
-        <w:spacing w:before="0" w:after="320"/>
-        <w:jc w:val="center"/>
-      </w:pPr>
-      <w:r>
-        <w:rPr>
-          <w:rFonts w:ascii="Garamond" w:hAnsi="Garamond"/>
-          <w:color w:val="919191"/>
-          <w:sz w:val="16"/>
-        </w:rPr>
-        <w:t>────────────────────────────</w:t>
-      </w:r>
-    </w:p>
-    <w:p>
-      <w:pPr>
         <w:spacing w:before="200" w:after="80" w:line="432" w:lineRule="auto"/>
         <w:jc w:val="right"/>
       </w:pPr>
@@ -5466,20 +4976,6 @@
     </w:p>
     <w:p>
       <w:pPr>
-        <w:spacing w:before="80" w:after="280"/>
-        <w:jc w:val="center"/>
-      </w:pPr>
-      <w:r>
-        <w:rPr>
-          <w:rFonts w:ascii="Garamond" w:hAnsi="Garamond"/>
-          <w:color w:val="919191"/>
-          <w:sz w:val="16"/>
-        </w:rPr>
-        <w:t>────────────────────────────</w:t>
-      </w:r>
-    </w:p>
-    <w:p>
-      <w:pPr>
         <w:spacing w:before="0" w:after="120" w:line="324" w:lineRule="auto"/>
         <w:ind w:firstLine="283"/>
         <w:jc w:val="both"/>
@@ -5723,20 +5219,6 @@
     </w:p>
     <w:p>
       <w:pPr>
-        <w:spacing w:before="160" w:after="120"/>
-        <w:jc w:val="center"/>
-      </w:pPr>
-      <w:r>
-        <w:rPr>
-          <w:rFonts w:ascii="Garamond" w:hAnsi="Garamond"/>
-          <w:color w:val="919191"/>
-          <w:sz w:val="16"/>
-        </w:rPr>
-        <w:t>────────────────────────────</w:t>
-      </w:r>
-    </w:p>
-    <w:p>
-      <w:pPr>
         <w:spacing w:before="120" w:after="200" w:line="312" w:lineRule="auto"/>
         <w:ind w:left="454" w:right="454"/>
         <w:jc w:val="both"/>
@@ -5806,20 +5288,6 @@
     </w:p>
     <w:p>
       <w:pPr>
-        <w:spacing w:before="0" w:after="320"/>
-        <w:jc w:val="center"/>
-      </w:pPr>
-      <w:r>
-        <w:rPr>
-          <w:rFonts w:ascii="Garamond" w:hAnsi="Garamond"/>
-          <w:color w:val="919191"/>
-          <w:sz w:val="16"/>
-        </w:rPr>
-        <w:t>────────────────────────────</w:t>
-      </w:r>
-    </w:p>
-    <w:p>
-      <w:pPr>
         <w:spacing w:before="200" w:after="80" w:line="432" w:lineRule="auto"/>
         <w:jc w:val="right"/>
       </w:pPr>
@@ -5908,20 +5376,6 @@
           <w:sz w:val="18"/>
         </w:rPr>
         <w:t>(HR. Muslim no. 918 (Doa Ummu Salamah))</w:t>
-      </w:r>
-    </w:p>
-    <w:p>
-      <w:pPr>
-        <w:spacing w:before="80" w:after="280"/>
-        <w:jc w:val="center"/>
-      </w:pPr>
-      <w:r>
-        <w:rPr>
-          <w:rFonts w:ascii="Garamond" w:hAnsi="Garamond"/>
-          <w:color w:val="919191"/>
-          <w:sz w:val="16"/>
-        </w:rPr>
-        <w:t>────────────────────────────</w:t>
       </w:r>
     </w:p>
     <w:p>
@@ -6156,20 +5610,6 @@
           <w:sz w:val="22"/>
         </w:rPr>
         <w:t>Janji Al-Qur'an terbukti presisi secara ilmiah dan psikologis: 'Inna ma'al 'usri yusra', sesungguhnya bersama kesulitan itu ada kemudahan yang menyertainya. Kata kemudahan (*al-yusr*) disebutkan dalam bentuk definitif (ma'rifah), sedangkan kesulitan (*al-'usr*) dalam bentuk indefinitif (nakirah), menandakan bahwa satu kesulitan tidak akan pernah mampu mengalahkan dua kemudahan yang berlipat ganda.</w:t>
-      </w:r>
-    </w:p>
-    <w:p>
-      <w:pPr>
-        <w:spacing w:before="160" w:after="120"/>
-        <w:jc w:val="center"/>
-      </w:pPr>
-      <w:r>
-        <w:rPr>
-          <w:rFonts w:ascii="Garamond" w:hAnsi="Garamond"/>
-          <w:color w:val="919191"/>
-          <w:sz w:val="16"/>
-        </w:rPr>
-        <w:t>────────────────────────────</w:t>
       </w:r>
     </w:p>
     <w:p>
